--- a/forms/04-oral-interview-form.docx
+++ b/forms/04-oral-interview-form.docx
@@ -9,12 +9,13 @@
       </w:pPr>
       <w:r>
         <w:rPr>
+          <w:rFonts w:ascii="Noto Naskh Arabic" w:hAnsi="Noto Naskh Arabic" w:cs="adwa-assalaf"/>
           <w:b/>
           <w:color w:val="B8860B"/>
           <w:sz w:val="22"/>
           <w:rtl/>
-          <w:szCs w:val="22"/>
           <w:bCs/>
+          <w:szCs w:val="26"/>
         </w:rPr>
         <w:t>إدارة الدراسات والبحوث التراثية الإماراتية</w:t>
       </w:r>
@@ -29,12 +30,13 @@
       </w:pPr>
       <w:r>
         <w:rPr>
+          <w:rFonts w:ascii="Noto Naskh Arabic" w:hAnsi="Noto Naskh Arabic" w:cs="adwa-assalaf"/>
           <w:b/>
           <w:color w:val="1F4E79"/>
           <w:sz w:val="40"/>
           <w:rtl/>
-          <w:szCs w:val="40"/>
           <w:bCs/>
+          <w:szCs w:val="44"/>
         </w:rPr>
         <w:t>استمارة المقابلة الشفوية شبه المنظمة ونموذج الموافقة</w:t>
       </w:r>
@@ -46,45 +48,143 @@
       </w:pPr>
       <w:r>
         <w:rPr>
+          <w:rFonts w:ascii="Noto Naskh Arabic" w:hAnsi="Noto Naskh Arabic" w:cs="adwa-assalaf"/>
           <w:b/>
           <w:color w:val="5B6B7A"/>
           <w:sz w:val="22"/>
           <w:rtl/>
-          <w:szCs w:val="22"/>
           <w:bCs/>
+          <w:szCs w:val="26"/>
         </w:rPr>
         <w:t>الوثيقة:</w:t>
       </w:r>
       <w:r>
         <w:rPr>
+          <w:rFonts w:ascii="Noto Naskh Arabic" w:hAnsi="Noto Naskh Arabic" w:cs="adwa-assalaf"/>
           <w:b w:val="0"/>
           <w:color w:val="5B6B7A"/>
           <w:sz w:val="22"/>
           <w:rtl/>
-          <w:szCs w:val="22"/>
+          <w:szCs w:val="26"/>
         </w:rPr>
-        <w:t xml:space="preserve"> 04 · </w:t>
+        <w:t xml:space="preserve"> </w:t>
       </w:r>
       <w:r>
         <w:rPr>
+          <w:rFonts w:ascii="Noto Naskh Arabic" w:hAnsi="Noto Naskh Arabic" w:cs="Noto Naskh Arabic"/>
+          <w:b w:val="0"/>
+          <w:color w:val="5B6B7A"/>
+          <w:sz w:val="22"/>
+          <w:szCs w:val="22"/>
+        </w:rPr>
+        <w:t>04</w:t>
+      </w:r>
+      <w:r>
+        <w:rPr>
+          <w:rFonts w:ascii="Noto Naskh Arabic" w:hAnsi="Noto Naskh Arabic" w:cs="adwa-assalaf"/>
+          <w:b w:val="0"/>
+          <w:color w:val="5B6B7A"/>
+          <w:sz w:val="22"/>
+          <w:rtl/>
+          <w:szCs w:val="26"/>
+        </w:rPr>
+        <w:t xml:space="preserve"> · </w:t>
+      </w:r>
+      <w:r>
+        <w:rPr>
+          <w:rFonts w:ascii="Noto Naskh Arabic" w:hAnsi="Noto Naskh Arabic" w:cs="adwa-assalaf"/>
           <w:b/>
           <w:color w:val="5B6B7A"/>
           <w:sz w:val="22"/>
           <w:rtl/>
-          <w:szCs w:val="22"/>
           <w:bCs/>
+          <w:szCs w:val="26"/>
         </w:rPr>
         <w:t>المستعمل:</w:t>
       </w:r>
       <w:r>
         <w:rPr>
+          <w:rFonts w:ascii="Noto Naskh Arabic" w:hAnsi="Noto Naskh Arabic" w:cs="adwa-assalaf"/>
           <w:b w:val="0"/>
           <w:color w:val="5B6B7A"/>
           <w:sz w:val="22"/>
           <w:rtl/>
+          <w:szCs w:val="26"/>
+        </w:rPr>
+        <w:t xml:space="preserve"> </w:t>
+      </w:r>
+      <w:r>
+        <w:rPr>
+          <w:rFonts w:ascii="Noto Naskh Arabic" w:hAnsi="Noto Naskh Arabic" w:cs="Noto Naskh Arabic"/>
+          <w:b w:val="0"/>
+          <w:color w:val="5B6B7A"/>
+          <w:sz w:val="22"/>
           <w:szCs w:val="22"/>
         </w:rPr>
-        <w:t xml:space="preserve"> HUM-FIELD بتنسيق AG-FLD، ويُراجعها AG-ORL وAG-ETH.</w:t>
+        <w:t>HUM-FIELD</w:t>
+      </w:r>
+      <w:r>
+        <w:rPr>
+          <w:rFonts w:ascii="Noto Naskh Arabic" w:hAnsi="Noto Naskh Arabic" w:cs="adwa-assalaf"/>
+          <w:b w:val="0"/>
+          <w:color w:val="5B6B7A"/>
+          <w:sz w:val="22"/>
+          <w:rtl/>
+          <w:szCs w:val="26"/>
+        </w:rPr>
+        <w:t xml:space="preserve"> بتنسيق </w:t>
+      </w:r>
+      <w:r>
+        <w:rPr>
+          <w:rFonts w:ascii="Noto Naskh Arabic" w:hAnsi="Noto Naskh Arabic" w:cs="Noto Naskh Arabic"/>
+          <w:b w:val="0"/>
+          <w:color w:val="5B6B7A"/>
+          <w:sz w:val="22"/>
+          <w:szCs w:val="22"/>
+        </w:rPr>
+        <w:t>AG-FLD</w:t>
+      </w:r>
+      <w:r>
+        <w:rPr>
+          <w:rFonts w:ascii="Noto Naskh Arabic" w:hAnsi="Noto Naskh Arabic" w:cs="adwa-assalaf"/>
+          <w:b w:val="0"/>
+          <w:color w:val="5B6B7A"/>
+          <w:sz w:val="22"/>
+          <w:rtl/>
+          <w:szCs w:val="26"/>
+        </w:rPr>
+        <w:t xml:space="preserve">، ويُراجعها </w:t>
+      </w:r>
+      <w:r>
+        <w:rPr>
+          <w:rFonts w:ascii="Noto Naskh Arabic" w:hAnsi="Noto Naskh Arabic" w:cs="Noto Naskh Arabic"/>
+          <w:b w:val="0"/>
+          <w:color w:val="5B6B7A"/>
+          <w:sz w:val="22"/>
+          <w:szCs w:val="22"/>
+        </w:rPr>
+        <w:t>AG-ORL</w:t>
+      </w:r>
+      <w:r>
+        <w:rPr>
+          <w:rFonts w:ascii="Noto Naskh Arabic" w:hAnsi="Noto Naskh Arabic" w:cs="adwa-assalaf"/>
+          <w:b w:val="0"/>
+          <w:color w:val="5B6B7A"/>
+          <w:sz w:val="22"/>
+          <w:rtl/>
+          <w:szCs w:val="26"/>
+        </w:rPr>
+        <w:t xml:space="preserve"> و</w:t>
+      </w:r>
+      <w:r>
+        <w:rPr>
+          <w:rFonts w:ascii="Noto Naskh Arabic" w:hAnsi="Noto Naskh Arabic" w:cs="Noto Naskh Arabic"/>
+          <w:b w:val="0"/>
+          <w:color w:val="5B6B7A"/>
+          <w:sz w:val="22"/>
+          <w:szCs w:val="22"/>
+        </w:rPr>
+        <w:t>AG-ETH.</w:t>
       </w:r>
     </w:p>
     <w:p>
@@ -94,24 +194,120 @@
       </w:pPr>
       <w:r>
         <w:rPr>
+          <w:rFonts w:ascii="Noto Naskh Arabic" w:hAnsi="Noto Naskh Arabic" w:cs="adwa-assalaf"/>
           <w:b/>
           <w:color w:val="5B6B7A"/>
           <w:sz w:val="22"/>
           <w:rtl/>
-          <w:szCs w:val="22"/>
           <w:bCs/>
+          <w:szCs w:val="26"/>
         </w:rPr>
         <w:t>السجلات المرتبطة:</w:t>
       </w:r>
       <w:r>
         <w:rPr>
+          <w:rFonts w:ascii="Noto Naskh Arabic" w:hAnsi="Noto Naskh Arabic" w:cs="adwa-assalaf"/>
           <w:b w:val="0"/>
           <w:color w:val="5B6B7A"/>
           <w:sz w:val="22"/>
           <w:rtl/>
+          <w:szCs w:val="26"/>
+        </w:rPr>
+        <w:t xml:space="preserve"> </w:t>
+      </w:r>
+      <w:r>
+        <w:rPr>
+          <w:rFonts w:ascii="Noto Naskh Arabic" w:hAnsi="Noto Naskh Arabic" w:cs="Noto Naskh Arabic"/>
+          <w:b w:val="0"/>
+          <w:color w:val="5B6B7A"/>
+          <w:sz w:val="22"/>
           <w:szCs w:val="22"/>
         </w:rPr>
-        <w:t xml:space="preserve"> narrators، interviews، permissions، audio_assets، video_assets.</w:t>
+        <w:t>narrators</w:t>
+      </w:r>
+      <w:r>
+        <w:rPr>
+          <w:rFonts w:ascii="Noto Naskh Arabic" w:hAnsi="Noto Naskh Arabic" w:cs="adwa-assalaf"/>
+          <w:b w:val="0"/>
+          <w:color w:val="5B6B7A"/>
+          <w:sz w:val="22"/>
+          <w:rtl/>
+          <w:szCs w:val="26"/>
+        </w:rPr>
+        <w:t xml:space="preserve">، </w:t>
+      </w:r>
+      <w:r>
+        <w:rPr>
+          <w:rFonts w:ascii="Noto Naskh Arabic" w:hAnsi="Noto Naskh Arabic" w:cs="Noto Naskh Arabic"/>
+          <w:b w:val="0"/>
+          <w:color w:val="5B6B7A"/>
+          <w:sz w:val="22"/>
+          <w:szCs w:val="22"/>
+        </w:rPr>
+        <w:t>interviews</w:t>
+      </w:r>
+      <w:r>
+        <w:rPr>
+          <w:rFonts w:ascii="Noto Naskh Arabic" w:hAnsi="Noto Naskh Arabic" w:cs="adwa-assalaf"/>
+          <w:b w:val="0"/>
+          <w:color w:val="5B6B7A"/>
+          <w:sz w:val="22"/>
+          <w:rtl/>
+          <w:szCs w:val="26"/>
+        </w:rPr>
+        <w:t xml:space="preserve">، </w:t>
+      </w:r>
+      <w:r>
+        <w:rPr>
+          <w:rFonts w:ascii="Noto Naskh Arabic" w:hAnsi="Noto Naskh Arabic" w:cs="Noto Naskh Arabic"/>
+          <w:b w:val="0"/>
+          <w:color w:val="5B6B7A"/>
+          <w:sz w:val="22"/>
+          <w:szCs w:val="22"/>
+        </w:rPr>
+        <w:t>permissions</w:t>
+      </w:r>
+      <w:r>
+        <w:rPr>
+          <w:rFonts w:ascii="Noto Naskh Arabic" w:hAnsi="Noto Naskh Arabic" w:cs="adwa-assalaf"/>
+          <w:b w:val="0"/>
+          <w:color w:val="5B6B7A"/>
+          <w:sz w:val="22"/>
+          <w:rtl/>
+          <w:szCs w:val="26"/>
+        </w:rPr>
+        <w:t xml:space="preserve">، </w:t>
+      </w:r>
+      <w:r>
+        <w:rPr>
+          <w:rFonts w:ascii="Noto Naskh Arabic" w:hAnsi="Noto Naskh Arabic" w:cs="Noto Naskh Arabic"/>
+          <w:b w:val="0"/>
+          <w:color w:val="5B6B7A"/>
+          <w:sz w:val="22"/>
+          <w:szCs w:val="22"/>
+        </w:rPr>
+        <w:t>audio_assets</w:t>
+      </w:r>
+      <w:r>
+        <w:rPr>
+          <w:rFonts w:ascii="Noto Naskh Arabic" w:hAnsi="Noto Naskh Arabic" w:cs="adwa-assalaf"/>
+          <w:b w:val="0"/>
+          <w:color w:val="5B6B7A"/>
+          <w:sz w:val="22"/>
+          <w:rtl/>
+          <w:szCs w:val="26"/>
+        </w:rPr>
+        <w:t xml:space="preserve">، </w:t>
+      </w:r>
+      <w:r>
+        <w:rPr>
+          <w:rFonts w:ascii="Noto Naskh Arabic" w:hAnsi="Noto Naskh Arabic" w:cs="Noto Naskh Arabic"/>
+          <w:b w:val="0"/>
+          <w:color w:val="5B6B7A"/>
+          <w:sz w:val="22"/>
+          <w:szCs w:val="22"/>
+        </w:rPr>
+        <w:t>video_assets.</w:t>
       </w:r>
     </w:p>
     <w:p>
@@ -121,64 +317,238 @@
       </w:pPr>
       <w:r>
         <w:rPr>
+          <w:rFonts w:ascii="Noto Naskh Arabic" w:hAnsi="Noto Naskh Arabic" w:cs="adwa-assalaf"/>
           <w:b/>
           <w:color w:val="5B6B7A"/>
           <w:sz w:val="22"/>
           <w:rtl/>
-          <w:szCs w:val="22"/>
           <w:bCs/>
+          <w:szCs w:val="26"/>
         </w:rPr>
         <w:t>قاعدة حاجبة:</w:t>
       </w:r>
       <w:r>
         <w:rPr>
+          <w:rFonts w:ascii="Noto Naskh Arabic" w:hAnsi="Noto Naskh Arabic" w:cs="adwa-assalaf"/>
           <w:b w:val="0"/>
           <w:color w:val="5B6B7A"/>
           <w:sz w:val="22"/>
           <w:rtl/>
-          <w:szCs w:val="22"/>
+          <w:szCs w:val="26"/>
         </w:rPr>
         <w:t xml:space="preserve"> لا تبدأ أي مقابلة قبل استيفاء الجزء الثاني </w:t>
       </w:r>
       <w:r>
         <w:rPr>
+          <w:rFonts w:ascii="Noto Naskh Arabic" w:hAnsi="Noto Naskh Arabic" w:cs="adwa-assalaf"/>
           <w:b w:val="0"/>
           <w:color w:val="FF0000"/>
           <w:sz w:val="22"/>
           <w:rtl/>
-          <w:szCs w:val="22"/>
+          <w:szCs w:val="26"/>
         </w:rPr>
         <w:t>(نموذج الموافقة)</w:t>
       </w:r>
       <w:r>
         <w:rPr>
+          <w:rFonts w:ascii="Noto Naskh Arabic" w:hAnsi="Noto Naskh Arabic" w:cs="adwa-assalaf"/>
           <w:b w:val="0"/>
           <w:color w:val="5B6B7A"/>
           <w:sz w:val="22"/>
           <w:rtl/>
-          <w:szCs w:val="22"/>
+          <w:szCs w:val="26"/>
         </w:rPr>
-        <w:t xml:space="preserve"> وتسجيله في permissions </w:t>
+        <w:t xml:space="preserve"> وتسجيله في </w:t>
       </w:r>
       <w:r>
         <w:rPr>
+          <w:rFonts w:ascii="Noto Naskh Arabic" w:hAnsi="Noto Naskh Arabic" w:cs="Noto Naskh Arabic"/>
+          <w:b w:val="0"/>
+          <w:color w:val="5B6B7A"/>
+          <w:sz w:val="22"/>
+          <w:szCs w:val="22"/>
+        </w:rPr>
+        <w:t>permissions</w:t>
+      </w:r>
+      <w:r>
+        <w:rPr>
+          <w:rFonts w:ascii="Noto Naskh Arabic" w:hAnsi="Noto Naskh Arabic" w:cs="adwa-assalaf"/>
+          <w:b w:val="0"/>
+          <w:color w:val="5B6B7A"/>
+          <w:sz w:val="22"/>
+          <w:rtl/>
+          <w:szCs w:val="26"/>
+        </w:rPr>
+        <w:t xml:space="preserve"> </w:t>
+      </w:r>
+      <w:r>
+        <w:rPr>
+          <w:rFonts w:ascii="Noto Naskh Arabic" w:hAnsi="Noto Naskh Arabic" w:cs="adwa-assalaf"/>
           <w:b w:val="0"/>
           <w:color w:val="FF0000"/>
           <w:sz w:val="22"/>
           <w:rtl/>
-          <w:szCs w:val="22"/>
+          <w:szCs w:val="26"/>
         </w:rPr>
-        <w:t>(بمسؤولية AG-ETH)</w:t>
+        <w:t xml:space="preserve">(بمسؤولية </w:t>
       </w:r>
       <w:r>
         <w:rPr>
+          <w:rFonts w:ascii="Noto Naskh Arabic" w:hAnsi="Noto Naskh Arabic" w:cs="Noto Naskh Arabic"/>
+          <w:b w:val="0"/>
+          <w:color w:val="FF0000"/>
+          <w:sz w:val="22"/>
+          <w:szCs w:val="22"/>
+        </w:rPr>
+        <w:t>AG-ETH</w:t>
+      </w:r>
+      <w:r>
+        <w:rPr>
+          <w:rFonts w:ascii="Noto Naskh Arabic" w:hAnsi="Noto Naskh Arabic" w:cs="adwa-assalaf"/>
+          <w:b w:val="0"/>
+          <w:color w:val="FF0000"/>
+          <w:sz w:val="22"/>
+          <w:rtl/>
+          <w:szCs w:val="26"/>
+        </w:rPr>
+        <w:t>)</w:t>
+      </w:r>
+      <w:r>
+        <w:rPr>
+          <w:rFonts w:ascii="Noto Naskh Arabic" w:hAnsi="Noto Naskh Arabic" w:cs="adwa-assalaf"/>
           <w:b w:val="0"/>
           <w:color w:val="5B6B7A"/>
           <w:sz w:val="22"/>
           <w:rtl/>
+          <w:szCs w:val="26"/>
+        </w:rPr>
+        <w:t xml:space="preserve"> مربوطاً بالمقابلة عبر </w:t>
+      </w:r>
+      <w:r>
+        <w:rPr>
+          <w:rFonts w:ascii="Noto Naskh Arabic" w:hAnsi="Noto Naskh Arabic" w:cs="Noto Naskh Arabic"/>
+          <w:b w:val="0"/>
+          <w:color w:val="5B6B7A"/>
+          <w:sz w:val="22"/>
           <w:szCs w:val="22"/>
         </w:rPr>
-        <w:t xml:space="preserve"> مربوطاً بالمقابلة عبر subject_table = interviews وsubject_id. وتفحص بوابة S06 آلياً وجود موافقة تسجيل غير مسحوبة لكل مقابلة في المشروع، وتفحص S08 موافقة التفريغ، وS13 موافقة النشر.</w:t>
+        <w:t>subject_table</w:t>
+      </w:r>
+      <w:r>
+        <w:rPr>
+          <w:rFonts w:ascii="Noto Naskh Arabic" w:hAnsi="Noto Naskh Arabic" w:cs="adwa-assalaf"/>
+          <w:b w:val="0"/>
+          <w:color w:val="5B6B7A"/>
+          <w:sz w:val="22"/>
+          <w:rtl/>
+          <w:szCs w:val="26"/>
+        </w:rPr>
+        <w:t xml:space="preserve"> = </w:t>
+      </w:r>
+      <w:r>
+        <w:rPr>
+          <w:rFonts w:ascii="Noto Naskh Arabic" w:hAnsi="Noto Naskh Arabic" w:cs="Noto Naskh Arabic"/>
+          <w:b w:val="0"/>
+          <w:color w:val="5B6B7A"/>
+          <w:sz w:val="22"/>
+          <w:szCs w:val="22"/>
+        </w:rPr>
+        <w:t>interviews</w:t>
+      </w:r>
+      <w:r>
+        <w:rPr>
+          <w:rFonts w:ascii="Noto Naskh Arabic" w:hAnsi="Noto Naskh Arabic" w:cs="adwa-assalaf"/>
+          <w:b w:val="0"/>
+          <w:color w:val="5B6B7A"/>
+          <w:sz w:val="22"/>
+          <w:rtl/>
+          <w:szCs w:val="26"/>
+        </w:rPr>
+        <w:t xml:space="preserve"> و</w:t>
+      </w:r>
+      <w:r>
+        <w:rPr>
+          <w:rFonts w:ascii="Noto Naskh Arabic" w:hAnsi="Noto Naskh Arabic" w:cs="Noto Naskh Arabic"/>
+          <w:b w:val="0"/>
+          <w:color w:val="5B6B7A"/>
+          <w:sz w:val="22"/>
+          <w:szCs w:val="22"/>
+        </w:rPr>
+        <w:t>subject_id.</w:t>
+      </w:r>
+      <w:r>
+        <w:rPr>
+          <w:rFonts w:ascii="Noto Naskh Arabic" w:hAnsi="Noto Naskh Arabic" w:cs="adwa-assalaf"/>
+          <w:b w:val="0"/>
+          <w:color w:val="5B6B7A"/>
+          <w:sz w:val="22"/>
+          <w:rtl/>
+          <w:szCs w:val="26"/>
+        </w:rPr>
+        <w:t xml:space="preserve"> وتفحص بوابة </w:t>
+      </w:r>
+      <w:r>
+        <w:rPr>
+          <w:rFonts w:ascii="Noto Naskh Arabic" w:hAnsi="Noto Naskh Arabic" w:cs="Noto Naskh Arabic"/>
+          <w:b w:val="0"/>
+          <w:color w:val="5B6B7A"/>
+          <w:sz w:val="22"/>
+          <w:szCs w:val="22"/>
+        </w:rPr>
+        <w:t>S06</w:t>
+      </w:r>
+      <w:r>
+        <w:rPr>
+          <w:rFonts w:ascii="Noto Naskh Arabic" w:hAnsi="Noto Naskh Arabic" w:cs="adwa-assalaf"/>
+          <w:b w:val="0"/>
+          <w:color w:val="5B6B7A"/>
+          <w:sz w:val="22"/>
+          <w:rtl/>
+          <w:szCs w:val="26"/>
+        </w:rPr>
+        <w:t xml:space="preserve"> آلياً وجود موافقة تسجيل غير مسحوبة لكل مقابلة في المشروع، وتفحص </w:t>
+      </w:r>
+      <w:r>
+        <w:rPr>
+          <w:rFonts w:ascii="Noto Naskh Arabic" w:hAnsi="Noto Naskh Arabic" w:cs="Noto Naskh Arabic"/>
+          <w:b w:val="0"/>
+          <w:color w:val="5B6B7A"/>
+          <w:sz w:val="22"/>
+          <w:szCs w:val="22"/>
+        </w:rPr>
+        <w:t>S08</w:t>
+      </w:r>
+      <w:r>
+        <w:rPr>
+          <w:rFonts w:ascii="Noto Naskh Arabic" w:hAnsi="Noto Naskh Arabic" w:cs="adwa-assalaf"/>
+          <w:b w:val="0"/>
+          <w:color w:val="5B6B7A"/>
+          <w:sz w:val="22"/>
+          <w:rtl/>
+          <w:szCs w:val="26"/>
+        </w:rPr>
+        <w:t xml:space="preserve"> موافقة التفريغ، و</w:t>
+      </w:r>
+      <w:r>
+        <w:rPr>
+          <w:rFonts w:ascii="Noto Naskh Arabic" w:hAnsi="Noto Naskh Arabic" w:cs="Noto Naskh Arabic"/>
+          <w:b w:val="0"/>
+          <w:color w:val="5B6B7A"/>
+          <w:sz w:val="22"/>
+          <w:szCs w:val="22"/>
+        </w:rPr>
+        <w:t>S13</w:t>
+      </w:r>
+      <w:r>
+        <w:rPr>
+          <w:rFonts w:ascii="Noto Naskh Arabic" w:hAnsi="Noto Naskh Arabic" w:cs="adwa-assalaf"/>
+          <w:b w:val="0"/>
+          <w:color w:val="5B6B7A"/>
+          <w:sz w:val="22"/>
+          <w:rtl/>
+          <w:szCs w:val="26"/>
+        </w:rPr>
+        <w:t xml:space="preserve"> موافقة النشر.</w:t>
       </w:r>
     </w:p>
     <w:p>
@@ -188,22 +558,24 @@
       </w:pPr>
       <w:r>
         <w:rPr>
+          <w:rFonts w:ascii="Noto Naskh Arabic" w:hAnsi="Noto Naskh Arabic" w:cs="adwa-assalaf"/>
           <w:b/>
           <w:color w:val="5B6B7A"/>
           <w:sz w:val="22"/>
           <w:rtl/>
-          <w:szCs w:val="22"/>
           <w:bCs/>
+          <w:szCs w:val="26"/>
         </w:rPr>
         <w:t>الحقول بين القوسين</w:t>
       </w:r>
       <w:r>
         <w:rPr>
+          <w:rFonts w:ascii="Noto Naskh Arabic" w:hAnsi="Noto Naskh Arabic" w:cs="adwa-assalaf"/>
           <w:b w:val="0"/>
           <w:color w:val="5B6B7A"/>
           <w:sz w:val="22"/>
           <w:rtl/>
-          <w:szCs w:val="22"/>
+          <w:szCs w:val="26"/>
         </w:rPr>
         <w:t xml:space="preserve"> … هي أسماء الحقول المقابلة في التطبيق؛ وما لا اسم له يُدوَّن نصاً في الحقل الطويل المشار إليه.</w:t>
       </w:r>
@@ -215,12 +587,13 @@
       </w:pPr>
       <w:r>
         <w:rPr>
+          <w:rFonts w:ascii="Noto Naskh Arabic" w:hAnsi="Noto Naskh Arabic" w:cs="adwa-assalaf"/>
           <w:b/>
           <w:color w:val="1F4E79"/>
           <w:sz w:val="32"/>
           <w:rtl/>
-          <w:szCs w:val="32"/>
           <w:bCs/>
+          <w:szCs w:val="36"/>
         </w:rPr>
         <w:t>الجزء الأول: استمارة المقابلة</w:t>
       </w:r>
@@ -232,12 +605,13 @@
       </w:pPr>
       <w:r>
         <w:rPr>
+          <w:rFonts w:ascii="Noto Naskh Arabic" w:hAnsi="Noto Naskh Arabic" w:cs="adwa-assalaf"/>
           <w:b/>
           <w:color w:val="A0522D"/>
           <w:sz w:val="28"/>
           <w:rtl/>
-          <w:szCs w:val="28"/>
           <w:bCs/>
+          <w:szCs w:val="32"/>
         </w:rPr>
         <w:t>أولاً: كتلة البيانات الوصفية</w:t>
       </w:r>
@@ -267,12 +641,13 @@
             <w:r/>
             <w:r>
               <w:rPr>
+                <w:rFonts w:ascii="Noto Naskh Arabic" w:hAnsi="Noto Naskh Arabic" w:cs="adwa-assalaf"/>
                 <w:b/>
                 <w:color w:val="1F4E79"/>
                 <w:sz w:val="22"/>
                 <w:rtl/>
-                <w:szCs w:val="22"/>
                 <w:bCs/>
+                <w:szCs w:val="26"/>
               </w:rPr>
               <w:t>الحقل</w:t>
             </w:r>
@@ -291,12 +666,13 @@
             <w:r/>
             <w:r>
               <w:rPr>
+                <w:rFonts w:ascii="Noto Naskh Arabic" w:hAnsi="Noto Naskh Arabic" w:cs="adwa-assalaf"/>
                 <w:b/>
                 <w:color w:val="1F4E79"/>
                 <w:sz w:val="22"/>
                 <w:rtl/>
-                <w:szCs w:val="22"/>
                 <w:bCs/>
+                <w:szCs w:val="26"/>
               </w:rPr>
               <w:t>القيمة</w:t>
             </w:r>
@@ -316,22 +692,45 @@
             <w:r/>
             <w:r>
               <w:rPr>
-                <w:b w:val="0"/>
-                <w:sz w:val="22"/>
-                <w:rtl/>
+                <w:rFonts w:ascii="Noto Naskh Arabic" w:hAnsi="Noto Naskh Arabic" w:cs="adwa-assalaf"/>
+                <w:b w:val="0"/>
+                <w:sz w:val="22"/>
+                <w:rtl/>
+                <w:szCs w:val="26"/>
+              </w:rPr>
+              <w:t xml:space="preserve">معرّف المقابلة </w:t>
+            </w:r>
+            <w:r>
+              <w:rPr>
+                <w:rFonts w:ascii="Noto Naskh Arabic" w:hAnsi="Noto Naskh Arabic" w:cs="adwa-assalaf"/>
+                <w:b w:val="0"/>
+                <w:color w:val="FF0000"/>
+                <w:sz w:val="22"/>
+                <w:rtl/>
+                <w:szCs w:val="26"/>
+              </w:rPr>
+              <w:t>(</w:t>
+            </w:r>
+            <w:r>
+              <w:rPr>
+                <w:rFonts w:ascii="Noto Naskh Arabic" w:hAnsi="Noto Naskh Arabic" w:cs="Noto Naskh Arabic"/>
+                <w:b w:val="0"/>
+                <w:color w:val="FF0000"/>
+                <w:sz w:val="22"/>
                 <w:szCs w:val="22"/>
               </w:rPr>
-              <w:t xml:space="preserve">معرّف المقابلة </w:t>
-            </w:r>
-            <w:r>
-              <w:rPr>
+              <w:t>id</w:t>
+            </w:r>
+            <w:r>
+              <w:rPr>
+                <w:rFonts w:ascii="Noto Naskh Arabic" w:hAnsi="Noto Naskh Arabic" w:cs="adwa-assalaf"/>
                 <w:b w:val="0"/>
                 <w:color w:val="FF0000"/>
                 <w:sz w:val="22"/>
                 <w:rtl/>
-                <w:szCs w:val="22"/>
-              </w:rPr>
-              <w:t>(id)</w:t>
+                <w:szCs w:val="26"/>
+              </w:rPr>
+              <w:t>)</w:t>
             </w:r>
           </w:p>
         </w:tc>
@@ -347,12 +746,22 @@
             <w:r/>
             <w:r>
               <w:rPr>
-                <w:b w:val="0"/>
-                <w:sz w:val="22"/>
-                <w:rtl/>
+                <w:rFonts w:ascii="Noto Naskh Arabic" w:hAnsi="Noto Naskh Arabic" w:cs="Noto Naskh Arabic"/>
+                <w:b w:val="0"/>
+                <w:sz w:val="22"/>
                 <w:szCs w:val="22"/>
               </w:rPr>
-              <w:t>INT-…… - ……</w:t>
+              <w:t>INT-</w:t>
+            </w:r>
+            <w:r>
+              <w:rPr>
+                <w:rFonts w:ascii="Noto Naskh Arabic" w:hAnsi="Noto Naskh Arabic" w:cs="adwa-assalaf"/>
+                <w:b w:val="0"/>
+                <w:sz w:val="22"/>
+                <w:rtl/>
+                <w:szCs w:val="26"/>
+              </w:rPr>
+              <w:t>…… - ……</w:t>
             </w:r>
           </w:p>
         </w:tc>
@@ -370,22 +779,45 @@
             <w:r/>
             <w:r>
               <w:rPr>
-                <w:b w:val="0"/>
-                <w:sz w:val="22"/>
-                <w:rtl/>
+                <w:rFonts w:ascii="Noto Naskh Arabic" w:hAnsi="Noto Naskh Arabic" w:cs="adwa-assalaf"/>
+                <w:b w:val="0"/>
+                <w:sz w:val="22"/>
+                <w:rtl/>
+                <w:szCs w:val="26"/>
+              </w:rPr>
+              <w:t xml:space="preserve">المعرّف الأرشيفي الثابت </w:t>
+            </w:r>
+            <w:r>
+              <w:rPr>
+                <w:rFonts w:ascii="Noto Naskh Arabic" w:hAnsi="Noto Naskh Arabic" w:cs="adwa-assalaf"/>
+                <w:b w:val="0"/>
+                <w:color w:val="FF0000"/>
+                <w:sz w:val="22"/>
+                <w:rtl/>
+                <w:szCs w:val="26"/>
+              </w:rPr>
+              <w:t>(</w:t>
+            </w:r>
+            <w:r>
+              <w:rPr>
+                <w:rFonts w:ascii="Noto Naskh Arabic" w:hAnsi="Noto Naskh Arabic" w:cs="Noto Naskh Arabic"/>
+                <w:b w:val="0"/>
+                <w:color w:val="FF0000"/>
+                <w:sz w:val="22"/>
                 <w:szCs w:val="22"/>
               </w:rPr>
-              <w:t xml:space="preserve">المعرّف الأرشيفي الثابت </w:t>
-            </w:r>
-            <w:r>
-              <w:rPr>
+              <w:t>archive_code</w:t>
+            </w:r>
+            <w:r>
+              <w:rPr>
+                <w:rFonts w:ascii="Noto Naskh Arabic" w:hAnsi="Noto Naskh Arabic" w:cs="adwa-assalaf"/>
                 <w:b w:val="0"/>
                 <w:color w:val="FF0000"/>
                 <w:sz w:val="22"/>
                 <w:rtl/>
-                <w:szCs w:val="22"/>
-              </w:rPr>
-              <w:t>(archive_code)</w:t>
+                <w:szCs w:val="26"/>
+              </w:rPr>
+              <w:t>)</w:t>
             </w:r>
           </w:p>
         </w:tc>
@@ -401,10 +833,11 @@
             <w:r/>
             <w:r>
               <w:rPr>
-                <w:b w:val="0"/>
-                <w:sz w:val="22"/>
-                <w:rtl/>
-                <w:szCs w:val="22"/>
+                <w:rFonts w:ascii="Noto Naskh Arabic" w:hAnsi="Noto Naskh Arabic" w:cs="adwa-assalaf"/>
+                <w:b w:val="0"/>
+                <w:sz w:val="22"/>
+                <w:rtl/>
+                <w:szCs w:val="26"/>
               </w:rPr>
               <w:t>……</w:t>
             </w:r>
@@ -424,22 +857,45 @@
             <w:r/>
             <w:r>
               <w:rPr>
-                <w:b w:val="0"/>
-                <w:sz w:val="22"/>
-                <w:rtl/>
+                <w:rFonts w:ascii="Noto Naskh Arabic" w:hAnsi="Noto Naskh Arabic" w:cs="adwa-assalaf"/>
+                <w:b w:val="0"/>
+                <w:sz w:val="22"/>
+                <w:rtl/>
+                <w:szCs w:val="26"/>
+              </w:rPr>
+              <w:t xml:space="preserve">معرّف المشروع </w:t>
+            </w:r>
+            <w:r>
+              <w:rPr>
+                <w:rFonts w:ascii="Noto Naskh Arabic" w:hAnsi="Noto Naskh Arabic" w:cs="adwa-assalaf"/>
+                <w:b w:val="0"/>
+                <w:color w:val="FF0000"/>
+                <w:sz w:val="22"/>
+                <w:rtl/>
+                <w:szCs w:val="26"/>
+              </w:rPr>
+              <w:t>(</w:t>
+            </w:r>
+            <w:r>
+              <w:rPr>
+                <w:rFonts w:ascii="Noto Naskh Arabic" w:hAnsi="Noto Naskh Arabic" w:cs="Noto Naskh Arabic"/>
+                <w:b w:val="0"/>
+                <w:color w:val="FF0000"/>
+                <w:sz w:val="22"/>
                 <w:szCs w:val="22"/>
               </w:rPr>
-              <w:t xml:space="preserve">معرّف المشروع </w:t>
-            </w:r>
-            <w:r>
-              <w:rPr>
+              <w:t>project_id</w:t>
+            </w:r>
+            <w:r>
+              <w:rPr>
+                <w:rFonts w:ascii="Noto Naskh Arabic" w:hAnsi="Noto Naskh Arabic" w:cs="adwa-assalaf"/>
                 <w:b w:val="0"/>
                 <w:color w:val="FF0000"/>
                 <w:sz w:val="22"/>
                 <w:rtl/>
-                <w:szCs w:val="22"/>
-              </w:rPr>
-              <w:t>(project_id)</w:t>
+                <w:szCs w:val="26"/>
+              </w:rPr>
+              <w:t>)</w:t>
             </w:r>
           </w:p>
         </w:tc>
@@ -455,12 +911,22 @@
             <w:r/>
             <w:r>
               <w:rPr>
-                <w:b w:val="0"/>
-                <w:sz w:val="22"/>
-                <w:rtl/>
+                <w:rFonts w:ascii="Noto Naskh Arabic" w:hAnsi="Noto Naskh Arabic" w:cs="Noto Naskh Arabic"/>
+                <w:b w:val="0"/>
+                <w:sz w:val="22"/>
                 <w:szCs w:val="22"/>
               </w:rPr>
-              <w:t>PRJ-…… - ……</w:t>
+              <w:t>PRJ-</w:t>
+            </w:r>
+            <w:r>
+              <w:rPr>
+                <w:rFonts w:ascii="Noto Naskh Arabic" w:hAnsi="Noto Naskh Arabic" w:cs="adwa-assalaf"/>
+                <w:b w:val="0"/>
+                <w:sz w:val="22"/>
+                <w:rtl/>
+                <w:szCs w:val="26"/>
+              </w:rPr>
+              <w:t>…… - ……</w:t>
             </w:r>
           </w:p>
         </w:tc>
@@ -478,22 +944,45 @@
             <w:r/>
             <w:r>
               <w:rPr>
-                <w:b w:val="0"/>
-                <w:sz w:val="22"/>
-                <w:rtl/>
+                <w:rFonts w:ascii="Noto Naskh Arabic" w:hAnsi="Noto Naskh Arabic" w:cs="adwa-assalaf"/>
+                <w:b w:val="0"/>
+                <w:sz w:val="22"/>
+                <w:rtl/>
+                <w:szCs w:val="26"/>
+              </w:rPr>
+              <w:t xml:space="preserve">معرّف الإذن المرتبط </w:t>
+            </w:r>
+            <w:r>
+              <w:rPr>
+                <w:rFonts w:ascii="Noto Naskh Arabic" w:hAnsi="Noto Naskh Arabic" w:cs="adwa-assalaf"/>
+                <w:b w:val="0"/>
+                <w:color w:val="FF0000"/>
+                <w:sz w:val="22"/>
+                <w:rtl/>
+                <w:szCs w:val="26"/>
+              </w:rPr>
+              <w:t xml:space="preserve">(سجل في </w:t>
+            </w:r>
+            <w:r>
+              <w:rPr>
+                <w:rFonts w:ascii="Noto Naskh Arabic" w:hAnsi="Noto Naskh Arabic" w:cs="Noto Naskh Arabic"/>
+                <w:b w:val="0"/>
+                <w:color w:val="FF0000"/>
+                <w:sz w:val="22"/>
                 <w:szCs w:val="22"/>
               </w:rPr>
-              <w:t xml:space="preserve">معرّف الإذن المرتبط </w:t>
-            </w:r>
-            <w:r>
-              <w:rPr>
+              <w:t>permissions</w:t>
+            </w:r>
+            <w:r>
+              <w:rPr>
+                <w:rFonts w:ascii="Noto Naskh Arabic" w:hAnsi="Noto Naskh Arabic" w:cs="adwa-assalaf"/>
                 <w:b w:val="0"/>
                 <w:color w:val="FF0000"/>
                 <w:sz w:val="22"/>
                 <w:rtl/>
-                <w:szCs w:val="22"/>
-              </w:rPr>
-              <w:t>(سجل في permissions)</w:t>
+                <w:szCs w:val="26"/>
+              </w:rPr>
+              <w:t>)</w:t>
             </w:r>
           </w:p>
         </w:tc>
@@ -509,12 +998,22 @@
             <w:r/>
             <w:r>
               <w:rPr>
-                <w:b w:val="0"/>
-                <w:sz w:val="22"/>
-                <w:rtl/>
+                <w:rFonts w:ascii="Noto Naskh Arabic" w:hAnsi="Noto Naskh Arabic" w:cs="Noto Naskh Arabic"/>
+                <w:b w:val="0"/>
+                <w:sz w:val="22"/>
                 <w:szCs w:val="22"/>
               </w:rPr>
-              <w:t>PRM-…… - ……</w:t>
+              <w:t>PRM-</w:t>
+            </w:r>
+            <w:r>
+              <w:rPr>
+                <w:rFonts w:ascii="Noto Naskh Arabic" w:hAnsi="Noto Naskh Arabic" w:cs="adwa-assalaf"/>
+                <w:b w:val="0"/>
+                <w:sz w:val="22"/>
+                <w:rtl/>
+                <w:szCs w:val="26"/>
+              </w:rPr>
+              <w:t>…… - ……</w:t>
             </w:r>
           </w:p>
         </w:tc>
@@ -532,22 +1031,45 @@
             <w:r/>
             <w:r>
               <w:rPr>
-                <w:b w:val="0"/>
-                <w:sz w:val="22"/>
-                <w:rtl/>
+                <w:rFonts w:ascii="Noto Naskh Arabic" w:hAnsi="Noto Naskh Arabic" w:cs="adwa-assalaf"/>
+                <w:b w:val="0"/>
+                <w:sz w:val="22"/>
+                <w:rtl/>
+                <w:szCs w:val="26"/>
+              </w:rPr>
+              <w:t xml:space="preserve">تاريخ المقابلة </w:t>
+            </w:r>
+            <w:r>
+              <w:rPr>
+                <w:rFonts w:ascii="Noto Naskh Arabic" w:hAnsi="Noto Naskh Arabic" w:cs="adwa-assalaf"/>
+                <w:b w:val="0"/>
+                <w:color w:val="FF0000"/>
+                <w:sz w:val="22"/>
+                <w:rtl/>
+                <w:szCs w:val="26"/>
+              </w:rPr>
+              <w:t>(</w:t>
+            </w:r>
+            <w:r>
+              <w:rPr>
+                <w:rFonts w:ascii="Noto Naskh Arabic" w:hAnsi="Noto Naskh Arabic" w:cs="Noto Naskh Arabic"/>
+                <w:b w:val="0"/>
+                <w:color w:val="FF0000"/>
+                <w:sz w:val="22"/>
                 <w:szCs w:val="22"/>
               </w:rPr>
-              <w:t xml:space="preserve">تاريخ المقابلة </w:t>
-            </w:r>
-            <w:r>
-              <w:rPr>
+              <w:t>date</w:t>
+            </w:r>
+            <w:r>
+              <w:rPr>
+                <w:rFonts w:ascii="Noto Naskh Arabic" w:hAnsi="Noto Naskh Arabic" w:cs="adwa-assalaf"/>
                 <w:b w:val="0"/>
                 <w:color w:val="FF0000"/>
                 <w:sz w:val="22"/>
                 <w:rtl/>
-                <w:szCs w:val="22"/>
-              </w:rPr>
-              <w:t>(date)</w:t>
+                <w:szCs w:val="26"/>
+              </w:rPr>
+              <w:t>)</w:t>
             </w:r>
           </w:p>
         </w:tc>
@@ -563,10 +1085,11 @@
             <w:r/>
             <w:r>
               <w:rPr>
-                <w:b w:val="0"/>
-                <w:sz w:val="22"/>
-                <w:rtl/>
-                <w:szCs w:val="22"/>
+                <w:rFonts w:ascii="Noto Naskh Arabic" w:hAnsi="Noto Naskh Arabic" w:cs="adwa-assalaf"/>
+                <w:b w:val="0"/>
+                <w:sz w:val="22"/>
+                <w:rtl/>
+                <w:szCs w:val="26"/>
               </w:rPr>
               <w:t>…… / …… / ……</w:t>
             </w:r>
@@ -586,22 +1109,45 @@
             <w:r/>
             <w:r>
               <w:rPr>
-                <w:b w:val="0"/>
-                <w:sz w:val="22"/>
-                <w:rtl/>
+                <w:rFonts w:ascii="Noto Naskh Arabic" w:hAnsi="Noto Naskh Arabic" w:cs="adwa-assalaf"/>
+                <w:b w:val="0"/>
+                <w:sz w:val="22"/>
+                <w:rtl/>
+                <w:szCs w:val="26"/>
+              </w:rPr>
+              <w:t xml:space="preserve">وقت البدء / الانتهاء — المدة </w:t>
+            </w:r>
+            <w:r>
+              <w:rPr>
+                <w:rFonts w:ascii="Noto Naskh Arabic" w:hAnsi="Noto Naskh Arabic" w:cs="adwa-assalaf"/>
+                <w:b w:val="0"/>
+                <w:color w:val="FF0000"/>
+                <w:sz w:val="22"/>
+                <w:rtl/>
+                <w:szCs w:val="26"/>
+              </w:rPr>
+              <w:t>(</w:t>
+            </w:r>
+            <w:r>
+              <w:rPr>
+                <w:rFonts w:ascii="Noto Naskh Arabic" w:hAnsi="Noto Naskh Arabic" w:cs="Noto Naskh Arabic"/>
+                <w:b w:val="0"/>
+                <w:color w:val="FF0000"/>
+                <w:sz w:val="22"/>
                 <w:szCs w:val="22"/>
               </w:rPr>
-              <w:t xml:space="preserve">وقت البدء / الانتهاء — المدة </w:t>
-            </w:r>
-            <w:r>
-              <w:rPr>
+              <w:t>duration</w:t>
+            </w:r>
+            <w:r>
+              <w:rPr>
+                <w:rFonts w:ascii="Noto Naskh Arabic" w:hAnsi="Noto Naskh Arabic" w:cs="adwa-assalaf"/>
                 <w:b w:val="0"/>
                 <w:color w:val="FF0000"/>
                 <w:sz w:val="22"/>
                 <w:rtl/>
-                <w:szCs w:val="22"/>
-              </w:rPr>
-              <w:t>(duration)</w:t>
+                <w:szCs w:val="26"/>
+              </w:rPr>
+              <w:t>)</w:t>
             </w:r>
           </w:p>
         </w:tc>
@@ -617,10 +1163,11 @@
             <w:r/>
             <w:r>
               <w:rPr>
-                <w:b w:val="0"/>
-                <w:sz w:val="22"/>
-                <w:rtl/>
-                <w:szCs w:val="22"/>
+                <w:rFonts w:ascii="Noto Naskh Arabic" w:hAnsi="Noto Naskh Arabic" w:cs="adwa-assalaf"/>
+                <w:b w:val="0"/>
+                <w:sz w:val="22"/>
+                <w:rtl/>
+                <w:szCs w:val="26"/>
               </w:rPr>
               <w:t>……:…… / ……:…… — ……</w:t>
             </w:r>
@@ -640,29 +1187,53 @@
             <w:r/>
             <w:r>
               <w:rPr>
-                <w:b w:val="0"/>
-                <w:sz w:val="22"/>
-                <w:rtl/>
+                <w:rFonts w:ascii="Noto Naskh Arabic" w:hAnsi="Noto Naskh Arabic" w:cs="adwa-assalaf"/>
+                <w:b w:val="0"/>
+                <w:sz w:val="22"/>
+                <w:rtl/>
+                <w:szCs w:val="26"/>
+              </w:rPr>
+              <w:t xml:space="preserve">مكان المقابلة </w:t>
+            </w:r>
+            <w:r>
+              <w:rPr>
+                <w:rFonts w:ascii="Noto Naskh Arabic" w:hAnsi="Noto Naskh Arabic" w:cs="adwa-assalaf"/>
+                <w:b w:val="0"/>
+                <w:color w:val="FF0000"/>
+                <w:sz w:val="22"/>
+                <w:rtl/>
+                <w:szCs w:val="26"/>
+              </w:rPr>
+              <w:t>(</w:t>
+            </w:r>
+            <w:r>
+              <w:rPr>
+                <w:rFonts w:ascii="Noto Naskh Arabic" w:hAnsi="Noto Naskh Arabic" w:cs="Noto Naskh Arabic"/>
+                <w:b w:val="0"/>
+                <w:color w:val="FF0000"/>
+                <w:sz w:val="22"/>
                 <w:szCs w:val="22"/>
               </w:rPr>
-              <w:t xml:space="preserve">مكان المقابلة </w:t>
-            </w:r>
-            <w:r>
-              <w:rPr>
+              <w:t>place</w:t>
+            </w:r>
+            <w:r>
+              <w:rPr>
+                <w:rFonts w:ascii="Noto Naskh Arabic" w:hAnsi="Noto Naskh Arabic" w:cs="adwa-assalaf"/>
                 <w:b w:val="0"/>
                 <w:color w:val="FF0000"/>
                 <w:sz w:val="22"/>
                 <w:rtl/>
-                <w:szCs w:val="22"/>
-              </w:rPr>
-              <w:t>(place)</w:t>
-            </w:r>
-            <w:r>
-              <w:rPr>
-                <w:b w:val="0"/>
-                <w:sz w:val="22"/>
-                <w:rtl/>
-                <w:szCs w:val="22"/>
+                <w:szCs w:val="26"/>
+              </w:rPr>
+              <w:t>)</w:t>
+            </w:r>
+            <w:r>
+              <w:rPr>
+                <w:rFonts w:ascii="Noto Naskh Arabic" w:hAnsi="Noto Naskh Arabic" w:cs="adwa-assalaf"/>
+                <w:b w:val="0"/>
+                <w:sz w:val="22"/>
+                <w:rtl/>
+                <w:szCs w:val="26"/>
               </w:rPr>
               <w:t>: الإمارة، المنطقة، نوع المكان</w:t>
             </w:r>
@@ -680,10 +1251,11 @@
             <w:r/>
             <w:r>
               <w:rPr>
-                <w:b w:val="0"/>
-                <w:sz w:val="22"/>
-                <w:rtl/>
-                <w:szCs w:val="22"/>
+                <w:rFonts w:ascii="Noto Naskh Arabic" w:hAnsi="Noto Naskh Arabic" w:cs="adwa-assalaf"/>
+                <w:b w:val="0"/>
+                <w:sz w:val="22"/>
+                <w:rtl/>
+                <w:szCs w:val="26"/>
               </w:rPr>
               <w:t>……</w:t>
             </w:r>
@@ -703,10 +1275,11 @@
             <w:r/>
             <w:r>
               <w:rPr>
-                <w:b w:val="0"/>
-                <w:sz w:val="22"/>
-                <w:rtl/>
-                <w:szCs w:val="22"/>
+                <w:rFonts w:ascii="Noto Naskh Arabic" w:hAnsi="Noto Naskh Arabic" w:cs="adwa-assalaf"/>
+                <w:b w:val="0"/>
+                <w:sz w:val="22"/>
+                <w:rtl/>
+                <w:szCs w:val="26"/>
               </w:rPr>
               <w:t>الجلسة رقم</w:t>
             </w:r>
@@ -724,10 +1297,11 @@
             <w:r/>
             <w:r>
               <w:rPr>
-                <w:b w:val="0"/>
-                <w:sz w:val="22"/>
-                <w:rtl/>
-                <w:szCs w:val="22"/>
+                <w:rFonts w:ascii="Noto Naskh Arabic" w:hAnsi="Noto Naskh Arabic" w:cs="adwa-assalaf"/>
+                <w:b w:val="0"/>
+                <w:sz w:val="22"/>
+                <w:rtl/>
+                <w:szCs w:val="26"/>
               </w:rPr>
               <w:t>…… من ……</w:t>
             </w:r>
@@ -747,22 +1321,45 @@
             <w:r/>
             <w:r>
               <w:rPr>
-                <w:b w:val="0"/>
-                <w:sz w:val="22"/>
-                <w:rtl/>
+                <w:rFonts w:ascii="Noto Naskh Arabic" w:hAnsi="Noto Naskh Arabic" w:cs="adwa-assalaf"/>
+                <w:b w:val="0"/>
+                <w:sz w:val="22"/>
+                <w:rtl/>
+                <w:szCs w:val="26"/>
+              </w:rPr>
+              <w:t xml:space="preserve">الباحث المحاوِر </w:t>
+            </w:r>
+            <w:r>
+              <w:rPr>
+                <w:rFonts w:ascii="Noto Naskh Arabic" w:hAnsi="Noto Naskh Arabic" w:cs="adwa-assalaf"/>
+                <w:b w:val="0"/>
+                <w:color w:val="FF0000"/>
+                <w:sz w:val="22"/>
+                <w:rtl/>
+                <w:szCs w:val="26"/>
+              </w:rPr>
+              <w:t>(</w:t>
+            </w:r>
+            <w:r>
+              <w:rPr>
+                <w:rFonts w:ascii="Noto Naskh Arabic" w:hAnsi="Noto Naskh Arabic" w:cs="Noto Naskh Arabic"/>
+                <w:b w:val="0"/>
+                <w:color w:val="FF0000"/>
+                <w:sz w:val="22"/>
                 <w:szCs w:val="22"/>
               </w:rPr>
-              <w:t xml:space="preserve">الباحث المحاوِر </w:t>
-            </w:r>
-            <w:r>
-              <w:rPr>
+              <w:t>researcher</w:t>
+            </w:r>
+            <w:r>
+              <w:rPr>
+                <w:rFonts w:ascii="Noto Naskh Arabic" w:hAnsi="Noto Naskh Arabic" w:cs="adwa-assalaf"/>
                 <w:b w:val="0"/>
                 <w:color w:val="FF0000"/>
                 <w:sz w:val="22"/>
                 <w:rtl/>
-                <w:szCs w:val="22"/>
-              </w:rPr>
-              <w:t>(researcher)</w:t>
+                <w:szCs w:val="26"/>
+              </w:rPr>
+              <w:t>)</w:t>
             </w:r>
           </w:p>
         </w:tc>
@@ -778,10 +1375,11 @@
             <w:r/>
             <w:r>
               <w:rPr>
-                <w:b w:val="0"/>
-                <w:sz w:val="22"/>
-                <w:rtl/>
-                <w:szCs w:val="22"/>
+                <w:rFonts w:ascii="Noto Naskh Arabic" w:hAnsi="Noto Naskh Arabic" w:cs="adwa-assalaf"/>
+                <w:b w:val="0"/>
+                <w:sz w:val="22"/>
+                <w:rtl/>
+                <w:szCs w:val="26"/>
               </w:rPr>
               <w:t>……</w:t>
             </w:r>
@@ -801,22 +1399,45 @@
             <w:r/>
             <w:r>
               <w:rPr>
-                <w:b w:val="0"/>
-                <w:sz w:val="22"/>
-                <w:rtl/>
+                <w:rFonts w:ascii="Noto Naskh Arabic" w:hAnsi="Noto Naskh Arabic" w:cs="adwa-assalaf"/>
+                <w:b w:val="0"/>
+                <w:sz w:val="22"/>
+                <w:rtl/>
+                <w:szCs w:val="26"/>
+              </w:rPr>
+              <w:t xml:space="preserve">الحاضرون الآخرون بالصفة لا بالاسم </w:t>
+            </w:r>
+            <w:r>
+              <w:rPr>
+                <w:rFonts w:ascii="Noto Naskh Arabic" w:hAnsi="Noto Naskh Arabic" w:cs="adwa-assalaf"/>
+                <w:b w:val="0"/>
+                <w:color w:val="FF0000"/>
+                <w:sz w:val="22"/>
+                <w:rtl/>
+                <w:szCs w:val="26"/>
+              </w:rPr>
+              <w:t xml:space="preserve">(يُدوَّن في </w:t>
+            </w:r>
+            <w:r>
+              <w:rPr>
+                <w:rFonts w:ascii="Noto Naskh Arabic" w:hAnsi="Noto Naskh Arabic" w:cs="Noto Naskh Arabic"/>
+                <w:b w:val="0"/>
+                <w:color w:val="FF0000"/>
+                <w:sz w:val="22"/>
                 <w:szCs w:val="22"/>
               </w:rPr>
-              <w:t xml:space="preserve">الحاضرون الآخرون بالصفة لا بالاسم </w:t>
-            </w:r>
-            <w:r>
-              <w:rPr>
+              <w:t>conditions</w:t>
+            </w:r>
+            <w:r>
+              <w:rPr>
+                <w:rFonts w:ascii="Noto Naskh Arabic" w:hAnsi="Noto Naskh Arabic" w:cs="adwa-assalaf"/>
                 <w:b w:val="0"/>
                 <w:color w:val="FF0000"/>
                 <w:sz w:val="22"/>
                 <w:rtl/>
-                <w:szCs w:val="22"/>
-              </w:rPr>
-              <w:t>(يُدوَّن في conditions)</w:t>
+                <w:szCs w:val="26"/>
+              </w:rPr>
+              <w:t>)</w:t>
             </w:r>
           </w:p>
         </w:tc>
@@ -832,10 +1453,11 @@
             <w:r/>
             <w:r>
               <w:rPr>
-                <w:b w:val="0"/>
-                <w:sz w:val="22"/>
-                <w:rtl/>
-                <w:szCs w:val="22"/>
+                <w:rFonts w:ascii="Noto Naskh Arabic" w:hAnsi="Noto Naskh Arabic" w:cs="adwa-assalaf"/>
+                <w:b w:val="0"/>
+                <w:sz w:val="22"/>
+                <w:rtl/>
+                <w:szCs w:val="26"/>
               </w:rPr>
               <w:t>……</w:t>
             </w:r>
@@ -855,22 +1477,45 @@
             <w:r/>
             <w:r>
               <w:rPr>
-                <w:b w:val="0"/>
-                <w:sz w:val="22"/>
-                <w:rtl/>
+                <w:rFonts w:ascii="Noto Naskh Arabic" w:hAnsi="Noto Naskh Arabic" w:cs="adwa-assalaf"/>
+                <w:b w:val="0"/>
+                <w:sz w:val="22"/>
+                <w:rtl/>
+                <w:szCs w:val="26"/>
+              </w:rPr>
+              <w:t xml:space="preserve">الموضوعات المطروقة </w:t>
+            </w:r>
+            <w:r>
+              <w:rPr>
+                <w:rFonts w:ascii="Noto Naskh Arabic" w:hAnsi="Noto Naskh Arabic" w:cs="adwa-assalaf"/>
+                <w:b w:val="0"/>
+                <w:color w:val="FF0000"/>
+                <w:sz w:val="22"/>
+                <w:rtl/>
+                <w:szCs w:val="26"/>
+              </w:rPr>
+              <w:t>(</w:t>
+            </w:r>
+            <w:r>
+              <w:rPr>
+                <w:rFonts w:ascii="Noto Naskh Arabic" w:hAnsi="Noto Naskh Arabic" w:cs="Noto Naskh Arabic"/>
+                <w:b w:val="0"/>
+                <w:color w:val="FF0000"/>
+                <w:sz w:val="22"/>
                 <w:szCs w:val="22"/>
               </w:rPr>
-              <w:t xml:space="preserve">الموضوعات المطروقة </w:t>
-            </w:r>
-            <w:r>
-              <w:rPr>
+              <w:t>topics</w:t>
+            </w:r>
+            <w:r>
+              <w:rPr>
+                <w:rFonts w:ascii="Noto Naskh Arabic" w:hAnsi="Noto Naskh Arabic" w:cs="adwa-assalaf"/>
                 <w:b w:val="0"/>
                 <w:color w:val="FF0000"/>
                 <w:sz w:val="22"/>
                 <w:rtl/>
-                <w:szCs w:val="22"/>
-              </w:rPr>
-              <w:t>(topics)</w:t>
+                <w:szCs w:val="26"/>
+              </w:rPr>
+              <w:t>)</w:t>
             </w:r>
           </w:p>
         </w:tc>
@@ -886,10 +1531,11 @@
             <w:r/>
             <w:r>
               <w:rPr>
-                <w:b w:val="0"/>
-                <w:sz w:val="22"/>
-                <w:rtl/>
-                <w:szCs w:val="22"/>
+                <w:rFonts w:ascii="Noto Naskh Arabic" w:hAnsi="Noto Naskh Arabic" w:cs="adwa-assalaf"/>
+                <w:b w:val="0"/>
+                <w:sz w:val="22"/>
+                <w:rtl/>
+                <w:szCs w:val="26"/>
               </w:rPr>
               <w:t>……</w:t>
             </w:r>
@@ -909,10 +1555,11 @@
             <w:r/>
             <w:r>
               <w:rPr>
-                <w:b w:val="0"/>
-                <w:sz w:val="22"/>
-                <w:rtl/>
-                <w:szCs w:val="22"/>
+                <w:rFonts w:ascii="Noto Naskh Arabic" w:hAnsi="Noto Naskh Arabic" w:cs="adwa-assalaf"/>
+                <w:b w:val="0"/>
+                <w:sz w:val="22"/>
+                <w:rtl/>
+                <w:szCs w:val="26"/>
               </w:rPr>
               <w:t>لغة المقابلة / التنوع اللهجي</w:t>
             </w:r>
@@ -930,10 +1577,11 @@
             <w:r/>
             <w:r>
               <w:rPr>
-                <w:b w:val="0"/>
-                <w:sz w:val="22"/>
-                <w:rtl/>
-                <w:szCs w:val="22"/>
+                <w:rFonts w:ascii="Noto Naskh Arabic" w:hAnsi="Noto Naskh Arabic" w:cs="adwa-assalaf"/>
+                <w:b w:val="0"/>
+                <w:sz w:val="22"/>
+                <w:rtl/>
+                <w:szCs w:val="26"/>
               </w:rPr>
               <w:t>……</w:t>
             </w:r>
@@ -953,10 +1601,11 @@
             <w:r/>
             <w:r>
               <w:rPr>
-                <w:b w:val="0"/>
-                <w:sz w:val="22"/>
-                <w:rtl/>
-                <w:szCs w:val="22"/>
+                <w:rFonts w:ascii="Noto Naskh Arabic" w:hAnsi="Noto Naskh Arabic" w:cs="adwa-assalaf"/>
+                <w:b w:val="0"/>
+                <w:sz w:val="22"/>
+                <w:rtl/>
+                <w:szCs w:val="26"/>
               </w:rPr>
               <w:t>جهاز التسجيل الصوتي وطرازه</w:t>
             </w:r>
@@ -974,10 +1623,11 @@
             <w:r/>
             <w:r>
               <w:rPr>
-                <w:b w:val="0"/>
-                <w:sz w:val="22"/>
-                <w:rtl/>
-                <w:szCs w:val="22"/>
+                <w:rFonts w:ascii="Noto Naskh Arabic" w:hAnsi="Noto Naskh Arabic" w:cs="adwa-assalaf"/>
+                <w:b w:val="0"/>
+                <w:sz w:val="22"/>
+                <w:rtl/>
+                <w:szCs w:val="26"/>
               </w:rPr>
               <w:t>……</w:t>
             </w:r>
@@ -997,10 +1647,11 @@
             <w:r/>
             <w:r>
               <w:rPr>
-                <w:b w:val="0"/>
-                <w:sz w:val="22"/>
-                <w:rtl/>
-                <w:szCs w:val="22"/>
+                <w:rFonts w:ascii="Noto Naskh Arabic" w:hAnsi="Noto Naskh Arabic" w:cs="adwa-assalaf"/>
+                <w:b w:val="0"/>
+                <w:sz w:val="22"/>
+                <w:rtl/>
+                <w:szCs w:val="26"/>
               </w:rPr>
               <w:t>صيغة التسجيل وتردد العينة</w:t>
             </w:r>
@@ -1018,12 +1669,50 @@
             <w:r/>
             <w:r>
               <w:rPr>
-                <w:b w:val="0"/>
-                <w:sz w:val="22"/>
-                <w:rtl/>
+                <w:rFonts w:ascii="Noto Naskh Arabic" w:hAnsi="Noto Naskh Arabic" w:cs="Noto Naskh Arabic"/>
+                <w:b w:val="0"/>
+                <w:sz w:val="22"/>
                 <w:szCs w:val="22"/>
               </w:rPr>
-              <w:t>WAV / …… kHz / …… bit</w:t>
+              <w:t>WAV</w:t>
+            </w:r>
+            <w:r>
+              <w:rPr>
+                <w:rFonts w:ascii="Noto Naskh Arabic" w:hAnsi="Noto Naskh Arabic" w:cs="adwa-assalaf"/>
+                <w:b w:val="0"/>
+                <w:sz w:val="22"/>
+                <w:rtl/>
+                <w:szCs w:val="26"/>
+              </w:rPr>
+              <w:t xml:space="preserve"> / …… </w:t>
+            </w:r>
+            <w:r>
+              <w:rPr>
+                <w:rFonts w:ascii="Noto Naskh Arabic" w:hAnsi="Noto Naskh Arabic" w:cs="Noto Naskh Arabic"/>
+                <w:b w:val="0"/>
+                <w:sz w:val="22"/>
+                <w:szCs w:val="22"/>
+              </w:rPr>
+              <w:t>kHz</w:t>
+            </w:r>
+            <w:r>
+              <w:rPr>
+                <w:rFonts w:ascii="Noto Naskh Arabic" w:hAnsi="Noto Naskh Arabic" w:cs="adwa-assalaf"/>
+                <w:b w:val="0"/>
+                <w:sz w:val="22"/>
+                <w:rtl/>
+                <w:szCs w:val="26"/>
+              </w:rPr>
+              <w:t xml:space="preserve"> / …… </w:t>
+            </w:r>
+            <w:r>
+              <w:rPr>
+                <w:rFonts w:ascii="Noto Naskh Arabic" w:hAnsi="Noto Naskh Arabic" w:cs="Noto Naskh Arabic"/>
+                <w:b w:val="0"/>
+                <w:sz w:val="22"/>
+                <w:szCs w:val="22"/>
+              </w:rPr>
+              <w:t>bit</w:t>
             </w:r>
           </w:p>
         </w:tc>
@@ -1041,10 +1730,11 @@
             <w:r/>
             <w:r>
               <w:rPr>
-                <w:b w:val="0"/>
-                <w:sz w:val="22"/>
-                <w:rtl/>
-                <w:szCs w:val="22"/>
+                <w:rFonts w:ascii="Noto Naskh Arabic" w:hAnsi="Noto Naskh Arabic" w:cs="adwa-assalaf"/>
+                <w:b w:val="0"/>
+                <w:sz w:val="22"/>
+                <w:rtl/>
+                <w:szCs w:val="26"/>
               </w:rPr>
               <w:t>تسجيل مرئي</w:t>
             </w:r>
@@ -1062,10 +1752,11 @@
             <w:r/>
             <w:r>
               <w:rPr>
-                <w:b w:val="0"/>
-                <w:sz w:val="22"/>
-                <w:rtl/>
-                <w:szCs w:val="22"/>
+                <w:rFonts w:ascii="Noto Naskh Arabic" w:hAnsi="Noto Naskh Arabic" w:cs="adwa-assalaf"/>
+                <w:b w:val="0"/>
+                <w:sz w:val="22"/>
+                <w:rtl/>
+                <w:szCs w:val="26"/>
               </w:rPr>
               <w:t>☐ نعم ☐ لا — الجهاز: ……</w:t>
             </w:r>
@@ -1085,22 +1776,45 @@
             <w:r/>
             <w:r>
               <w:rPr>
-                <w:b w:val="0"/>
-                <w:sz w:val="22"/>
-                <w:rtl/>
+                <w:rFonts w:ascii="Noto Naskh Arabic" w:hAnsi="Noto Naskh Arabic" w:cs="adwa-assalaf"/>
+                <w:b w:val="0"/>
+                <w:sz w:val="22"/>
+                <w:rtl/>
+                <w:szCs w:val="26"/>
+              </w:rPr>
+              <w:t xml:space="preserve">أسماء الملفات الأصلية </w:t>
+            </w:r>
+            <w:r>
+              <w:rPr>
+                <w:rFonts w:ascii="Noto Naskh Arabic" w:hAnsi="Noto Naskh Arabic" w:cs="adwa-assalaf"/>
+                <w:b w:val="0"/>
+                <w:color w:val="FF0000"/>
+                <w:sz w:val="22"/>
+                <w:rtl/>
+                <w:szCs w:val="26"/>
+              </w:rPr>
+              <w:t xml:space="preserve">(تُودَع في الخزنة ويُربط الأصل بالحقل </w:t>
+            </w:r>
+            <w:r>
+              <w:rPr>
+                <w:rFonts w:ascii="Noto Naskh Arabic" w:hAnsi="Noto Naskh Arabic" w:cs="Noto Naskh Arabic"/>
+                <w:b w:val="0"/>
+                <w:color w:val="FF0000"/>
+                <w:sz w:val="22"/>
                 <w:szCs w:val="22"/>
               </w:rPr>
-              <w:t xml:space="preserve">أسماء الملفات الأصلية </w:t>
-            </w:r>
-            <w:r>
-              <w:rPr>
+              <w:t>asset_id</w:t>
+            </w:r>
+            <w:r>
+              <w:rPr>
+                <w:rFonts w:ascii="Noto Naskh Arabic" w:hAnsi="Noto Naskh Arabic" w:cs="adwa-assalaf"/>
                 <w:b w:val="0"/>
                 <w:color w:val="FF0000"/>
                 <w:sz w:val="22"/>
                 <w:rtl/>
-                <w:szCs w:val="22"/>
-              </w:rPr>
-              <w:t>(تُودَع في الخزنة ويُربط الأصل بالحقل asset_id)</w:t>
+                <w:szCs w:val="26"/>
+              </w:rPr>
+              <w:t>)</w:t>
             </w:r>
           </w:p>
         </w:tc>
@@ -1116,10 +1830,11 @@
             <w:r/>
             <w:r>
               <w:rPr>
-                <w:b w:val="0"/>
-                <w:sz w:val="22"/>
-                <w:rtl/>
-                <w:szCs w:val="22"/>
+                <w:rFonts w:ascii="Noto Naskh Arabic" w:hAnsi="Noto Naskh Arabic" w:cs="adwa-assalaf"/>
+                <w:b w:val="0"/>
+                <w:sz w:val="22"/>
+                <w:rtl/>
+                <w:szCs w:val="26"/>
               </w:rPr>
               <w:t>……</w:t>
             </w:r>
@@ -1135,12 +1850,13 @@
       </w:pPr>
       <w:r>
         <w:rPr>
+          <w:rFonts w:ascii="Noto Naskh Arabic" w:hAnsi="Noto Naskh Arabic" w:cs="adwa-assalaf"/>
           <w:b/>
           <w:color w:val="A0522D"/>
           <w:sz w:val="28"/>
           <w:rtl/>
-          <w:szCs w:val="28"/>
           <w:bCs/>
+          <w:szCs w:val="32"/>
         </w:rPr>
         <w:t>ثانياً: ترميز الراوي</w:t>
       </w:r>
@@ -1152,77 +1868,146 @@
       </w:pPr>
       <w:r>
         <w:rPr>
+          <w:rFonts w:ascii="Noto Naskh Arabic" w:hAnsi="Noto Naskh Arabic" w:cs="adwa-assalaf"/>
           <w:b w:val="0"/>
           <w:sz w:val="24"/>
           <w:rtl/>
-          <w:szCs w:val="24"/>
+          <w:szCs w:val="28"/>
         </w:rPr>
         <w:t xml:space="preserve">يُستعمل </w:t>
       </w:r>
       <w:r>
         <w:rPr>
+          <w:rFonts w:ascii="Noto Naskh Arabic" w:hAnsi="Noto Naskh Arabic" w:cs="adwa-assalaf"/>
           <w:b/>
           <w:sz w:val="24"/>
           <w:rtl/>
-          <w:szCs w:val="24"/>
           <w:bCs/>
+          <w:szCs w:val="28"/>
         </w:rPr>
         <w:t>رمز مصرّح به</w:t>
       </w:r>
       <w:r>
         <w:rPr>
+          <w:rFonts w:ascii="Noto Naskh Arabic" w:hAnsi="Noto Naskh Arabic" w:cs="adwa-assalaf"/>
           <w:b w:val="0"/>
           <w:sz w:val="24"/>
           <w:rtl/>
-          <w:szCs w:val="24"/>
+          <w:szCs w:val="28"/>
         </w:rPr>
         <w:t xml:space="preserve"> </w:t>
       </w:r>
       <w:r>
         <w:rPr>
+          <w:rFonts w:ascii="Noto Naskh Arabic" w:hAnsi="Noto Naskh Arabic" w:cs="adwa-assalaf"/>
           <w:b w:val="0"/>
           <w:color w:val="FF0000"/>
           <w:sz w:val="24"/>
           <w:rtl/>
-          <w:szCs w:val="24"/>
+          <w:szCs w:val="28"/>
         </w:rPr>
-        <w:t>(code)</w:t>
+        <w:t>(</w:t>
       </w:r>
       <w:r>
         <w:rPr>
+          <w:rFonts w:ascii="Noto Naskh Arabic" w:hAnsi="Noto Naskh Arabic" w:cs="Noto Naskh Arabic"/>
           <w:b w:val="0"/>
+          <w:color w:val="FF0000"/>
           <w:sz w:val="24"/>
-          <w:rtl/>
           <w:szCs w:val="24"/>
         </w:rPr>
-        <w:t xml:space="preserve"> في جميع الوثائق البحثية. ولا يُسجَّل الاسم في display_name إلا إذا أذن الراوي بإظهاره </w:t>
+        <w:t>code</w:t>
       </w:r>
       <w:r>
         <w:rPr>
+          <w:rFonts w:ascii="Noto Naskh Arabic" w:hAnsi="Noto Naskh Arabic" w:cs="adwa-assalaf"/>
           <w:b w:val="0"/>
           <w:color w:val="FF0000"/>
           <w:sz w:val="24"/>
           <w:rtl/>
-          <w:szCs w:val="24"/>
+          <w:szCs w:val="28"/>
         </w:rPr>
-        <w:t>(name_permitted)</w:t>
+        <w:t>)</w:t>
       </w:r>
       <w:r>
         <w:rPr>
+          <w:rFonts w:ascii="Noto Naskh Arabic" w:hAnsi="Noto Naskh Arabic" w:cs="adwa-assalaf"/>
           <w:b w:val="0"/>
           <w:sz w:val="24"/>
           <w:rtl/>
+          <w:szCs w:val="28"/>
+        </w:rPr>
+        <w:t xml:space="preserve"> في جميع الوثائق البحثية. ولا يُسجَّل الاسم في </w:t>
+      </w:r>
+      <w:r>
+        <w:rPr>
+          <w:rFonts w:ascii="Noto Naskh Arabic" w:hAnsi="Noto Naskh Arabic" w:cs="Noto Naskh Arabic"/>
+          <w:b w:val="0"/>
+          <w:sz w:val="24"/>
           <w:szCs w:val="24"/>
+        </w:rPr>
+        <w:t>display_name</w:t>
+      </w:r>
+      <w:r>
+        <w:rPr>
+          <w:rFonts w:ascii="Noto Naskh Arabic" w:hAnsi="Noto Naskh Arabic" w:cs="adwa-assalaf"/>
+          <w:b w:val="0"/>
+          <w:sz w:val="24"/>
+          <w:rtl/>
+          <w:szCs w:val="28"/>
+        </w:rPr>
+        <w:t xml:space="preserve"> إلا إذا أذن الراوي بإظهاره </w:t>
+      </w:r>
+      <w:r>
+        <w:rPr>
+          <w:rFonts w:ascii="Noto Naskh Arabic" w:hAnsi="Noto Naskh Arabic" w:cs="adwa-assalaf"/>
+          <w:b w:val="0"/>
+          <w:color w:val="FF0000"/>
+          <w:sz w:val="24"/>
+          <w:rtl/>
+          <w:szCs w:val="28"/>
+        </w:rPr>
+        <w:t>(</w:t>
+      </w:r>
+      <w:r>
+        <w:rPr>
+          <w:rFonts w:ascii="Noto Naskh Arabic" w:hAnsi="Noto Naskh Arabic" w:cs="Noto Naskh Arabic"/>
+          <w:b w:val="0"/>
+          <w:color w:val="FF0000"/>
+          <w:sz w:val="24"/>
+          <w:szCs w:val="24"/>
+        </w:rPr>
+        <w:t>name_permitted</w:t>
+      </w:r>
+      <w:r>
+        <w:rPr>
+          <w:rFonts w:ascii="Noto Naskh Arabic" w:hAnsi="Noto Naskh Arabic" w:cs="adwa-assalaf"/>
+          <w:b w:val="0"/>
+          <w:color w:val="FF0000"/>
+          <w:sz w:val="24"/>
+          <w:rtl/>
+          <w:szCs w:val="28"/>
+        </w:rPr>
+        <w:t>)</w:t>
+      </w:r>
+      <w:r>
+        <w:rPr>
+          <w:rFonts w:ascii="Noto Naskh Arabic" w:hAnsi="Noto Naskh Arabic" w:cs="adwa-assalaf"/>
+          <w:b w:val="0"/>
+          <w:sz w:val="24"/>
+          <w:rtl/>
+          <w:szCs w:val="28"/>
         </w:rPr>
         <w:t xml:space="preserve">؛ ويُستعمل الاسم عندئذ في الاستشهاد آلياً، وإلا فالرمز وحده. أما الاسم الكامل لغير الآذنين فيبقى في نموذج الموافقة الورقي المودع في الخزنة، ولا يُدخل في القاعدة. </w:t>
       </w:r>
       <w:r>
         <w:rPr>
+          <w:rFonts w:ascii="Noto Naskh Arabic" w:hAnsi="Noto Naskh Arabic" w:cs="adwa-assalaf"/>
           <w:b w:val="0"/>
           <w:color w:val="FF0000"/>
           <w:sz w:val="24"/>
           <w:rtl/>
-          <w:szCs w:val="24"/>
+          <w:szCs w:val="28"/>
         </w:rPr>
         <w:t>(تشفير حقل للاسم على مستوى التخزين **مقترح** للإصدار التالي وغير منفّذ.)</w:t>
       </w:r>
@@ -1253,12 +2038,13 @@
             <w:r/>
             <w:r>
               <w:rPr>
+                <w:rFonts w:ascii="Noto Naskh Arabic" w:hAnsi="Noto Naskh Arabic" w:cs="adwa-assalaf"/>
                 <w:b/>
                 <w:color w:val="1F4E79"/>
                 <w:sz w:val="22"/>
                 <w:rtl/>
-                <w:szCs w:val="22"/>
                 <w:bCs/>
+                <w:szCs w:val="26"/>
               </w:rPr>
               <w:t>الحقل</w:t>
             </w:r>
@@ -1277,12 +2063,13 @@
             <w:r/>
             <w:r>
               <w:rPr>
+                <w:rFonts w:ascii="Noto Naskh Arabic" w:hAnsi="Noto Naskh Arabic" w:cs="adwa-assalaf"/>
                 <w:b/>
                 <w:color w:val="1F4E79"/>
                 <w:sz w:val="22"/>
                 <w:rtl/>
-                <w:szCs w:val="22"/>
                 <w:bCs/>
+                <w:szCs w:val="26"/>
               </w:rPr>
               <w:t>القيمة</w:t>
             </w:r>
@@ -1301,12 +2088,13 @@
             <w:r/>
             <w:r>
               <w:rPr>
+                <w:rFonts w:ascii="Noto Naskh Arabic" w:hAnsi="Noto Naskh Arabic" w:cs="adwa-assalaf"/>
                 <w:b/>
                 <w:color w:val="1F4E79"/>
                 <w:sz w:val="22"/>
                 <w:rtl/>
-                <w:szCs w:val="22"/>
                 <w:bCs/>
+                <w:szCs w:val="26"/>
               </w:rPr>
               <w:t>ملاحظة</w:t>
             </w:r>
@@ -1326,22 +2114,45 @@
             <w:r/>
             <w:r>
               <w:rPr>
-                <w:b w:val="0"/>
-                <w:sz w:val="22"/>
-                <w:rtl/>
+                <w:rFonts w:ascii="Noto Naskh Arabic" w:hAnsi="Noto Naskh Arabic" w:cs="adwa-assalaf"/>
+                <w:b w:val="0"/>
+                <w:sz w:val="22"/>
+                <w:rtl/>
+                <w:szCs w:val="26"/>
+              </w:rPr>
+              <w:t xml:space="preserve">معرّف الراوي </w:t>
+            </w:r>
+            <w:r>
+              <w:rPr>
+                <w:rFonts w:ascii="Noto Naskh Arabic" w:hAnsi="Noto Naskh Arabic" w:cs="adwa-assalaf"/>
+                <w:b w:val="0"/>
+                <w:color w:val="FF0000"/>
+                <w:sz w:val="22"/>
+                <w:rtl/>
+                <w:szCs w:val="26"/>
+              </w:rPr>
+              <w:t>(</w:t>
+            </w:r>
+            <w:r>
+              <w:rPr>
+                <w:rFonts w:ascii="Noto Naskh Arabic" w:hAnsi="Noto Naskh Arabic" w:cs="Noto Naskh Arabic"/>
+                <w:b w:val="0"/>
+                <w:color w:val="FF0000"/>
+                <w:sz w:val="22"/>
                 <w:szCs w:val="22"/>
               </w:rPr>
-              <w:t xml:space="preserve">معرّف الراوي </w:t>
-            </w:r>
-            <w:r>
-              <w:rPr>
+              <w:t>id</w:t>
+            </w:r>
+            <w:r>
+              <w:rPr>
+                <w:rFonts w:ascii="Noto Naskh Arabic" w:hAnsi="Noto Naskh Arabic" w:cs="adwa-assalaf"/>
                 <w:b w:val="0"/>
                 <w:color w:val="FF0000"/>
                 <w:sz w:val="22"/>
                 <w:rtl/>
-                <w:szCs w:val="22"/>
-              </w:rPr>
-              <w:t>(id)</w:t>
+                <w:szCs w:val="26"/>
+              </w:rPr>
+              <w:t>)</w:t>
             </w:r>
           </w:p>
         </w:tc>
@@ -1357,12 +2168,22 @@
             <w:r/>
             <w:r>
               <w:rPr>
-                <w:b w:val="0"/>
-                <w:sz w:val="22"/>
-                <w:rtl/>
+                <w:rFonts w:ascii="Noto Naskh Arabic" w:hAnsi="Noto Naskh Arabic" w:cs="Noto Naskh Arabic"/>
+                <w:b w:val="0"/>
+                <w:sz w:val="22"/>
                 <w:szCs w:val="22"/>
               </w:rPr>
-              <w:t>NAR-…… - ……</w:t>
+              <w:t>NAR-</w:t>
+            </w:r>
+            <w:r>
+              <w:rPr>
+                <w:rFonts w:ascii="Noto Naskh Arabic" w:hAnsi="Noto Naskh Arabic" w:cs="adwa-assalaf"/>
+                <w:b w:val="0"/>
+                <w:sz w:val="22"/>
+                <w:rtl/>
+                <w:szCs w:val="26"/>
+              </w:rPr>
+              <w:t>…… - ……</w:t>
             </w:r>
           </w:p>
         </w:tc>
@@ -1378,10 +2199,11 @@
             <w:r/>
             <w:r>
               <w:rPr>
-                <w:b w:val="0"/>
-                <w:sz w:val="22"/>
-                <w:rtl/>
-                <w:szCs w:val="22"/>
+                <w:rFonts w:ascii="Noto Naskh Arabic" w:hAnsi="Noto Naskh Arabic" w:cs="adwa-assalaf"/>
+                <w:b w:val="0"/>
+                <w:sz w:val="22"/>
+                <w:rtl/>
+                <w:szCs w:val="26"/>
               </w:rPr>
               <w:t>يُولَّد آلياً</w:t>
             </w:r>
@@ -1401,22 +2223,45 @@
             <w:r/>
             <w:r>
               <w:rPr>
-                <w:b w:val="0"/>
-                <w:sz w:val="22"/>
-                <w:rtl/>
+                <w:rFonts w:ascii="Noto Naskh Arabic" w:hAnsi="Noto Naskh Arabic" w:cs="adwa-assalaf"/>
+                <w:b w:val="0"/>
+                <w:sz w:val="22"/>
+                <w:rtl/>
+                <w:szCs w:val="26"/>
+              </w:rPr>
+              <w:t xml:space="preserve">الرمز المصرّح به </w:t>
+            </w:r>
+            <w:r>
+              <w:rPr>
+                <w:rFonts w:ascii="Noto Naskh Arabic" w:hAnsi="Noto Naskh Arabic" w:cs="adwa-assalaf"/>
+                <w:b w:val="0"/>
+                <w:color w:val="FF0000"/>
+                <w:sz w:val="22"/>
+                <w:rtl/>
+                <w:szCs w:val="26"/>
+              </w:rPr>
+              <w:t>(</w:t>
+            </w:r>
+            <w:r>
+              <w:rPr>
+                <w:rFonts w:ascii="Noto Naskh Arabic" w:hAnsi="Noto Naskh Arabic" w:cs="Noto Naskh Arabic"/>
+                <w:b w:val="0"/>
+                <w:color w:val="FF0000"/>
+                <w:sz w:val="22"/>
                 <w:szCs w:val="22"/>
               </w:rPr>
-              <w:t xml:space="preserve">الرمز المصرّح به </w:t>
-            </w:r>
-            <w:r>
-              <w:rPr>
+              <w:t>code</w:t>
+            </w:r>
+            <w:r>
+              <w:rPr>
+                <w:rFonts w:ascii="Noto Naskh Arabic" w:hAnsi="Noto Naskh Arabic" w:cs="adwa-assalaf"/>
                 <w:b w:val="0"/>
                 <w:color w:val="FF0000"/>
                 <w:sz w:val="22"/>
                 <w:rtl/>
-                <w:szCs w:val="22"/>
-              </w:rPr>
-              <w:t>(code)</w:t>
+                <w:szCs w:val="26"/>
+              </w:rPr>
+              <w:t>)</w:t>
             </w:r>
           </w:p>
         </w:tc>
@@ -1432,10 +2277,11 @@
             <w:r/>
             <w:r>
               <w:rPr>
-                <w:b w:val="0"/>
-                <w:sz w:val="22"/>
-                <w:rtl/>
-                <w:szCs w:val="22"/>
+                <w:rFonts w:ascii="Noto Naskh Arabic" w:hAnsi="Noto Naskh Arabic" w:cs="adwa-assalaf"/>
+                <w:b w:val="0"/>
+                <w:sz w:val="22"/>
+                <w:rtl/>
+                <w:szCs w:val="26"/>
               </w:rPr>
               <w:t>……</w:t>
             </w:r>
@@ -1453,10 +2299,11 @@
             <w:r/>
             <w:r>
               <w:rPr>
-                <w:b w:val="0"/>
-                <w:sz w:val="22"/>
-                <w:rtl/>
-                <w:szCs w:val="22"/>
+                <w:rFonts w:ascii="Noto Naskh Arabic" w:hAnsi="Noto Naskh Arabic" w:cs="adwa-assalaf"/>
+                <w:b w:val="0"/>
+                <w:sz w:val="22"/>
+                <w:rtl/>
+                <w:szCs w:val="26"/>
               </w:rPr>
               <w:t>يُستعمل في كل الوثائق</w:t>
             </w:r>
@@ -1476,22 +2323,45 @@
             <w:r/>
             <w:r>
               <w:rPr>
-                <w:b w:val="0"/>
-                <w:sz w:val="22"/>
-                <w:rtl/>
+                <w:rFonts w:ascii="Noto Naskh Arabic" w:hAnsi="Noto Naskh Arabic" w:cs="adwa-assalaf"/>
+                <w:b w:val="0"/>
+                <w:sz w:val="22"/>
+                <w:rtl/>
+                <w:szCs w:val="26"/>
+              </w:rPr>
+              <w:t xml:space="preserve">أذن بإظهار اسمه </w:t>
+            </w:r>
+            <w:r>
+              <w:rPr>
+                <w:rFonts w:ascii="Noto Naskh Arabic" w:hAnsi="Noto Naskh Arabic" w:cs="adwa-assalaf"/>
+                <w:b w:val="0"/>
+                <w:color w:val="FF0000"/>
+                <w:sz w:val="22"/>
+                <w:rtl/>
+                <w:szCs w:val="26"/>
+              </w:rPr>
+              <w:t>(</w:t>
+            </w:r>
+            <w:r>
+              <w:rPr>
+                <w:rFonts w:ascii="Noto Naskh Arabic" w:hAnsi="Noto Naskh Arabic" w:cs="Noto Naskh Arabic"/>
+                <w:b w:val="0"/>
+                <w:color w:val="FF0000"/>
+                <w:sz w:val="22"/>
                 <w:szCs w:val="22"/>
               </w:rPr>
-              <w:t xml:space="preserve">أذن بإظهار اسمه </w:t>
-            </w:r>
-            <w:r>
-              <w:rPr>
+              <w:t>name_permitted</w:t>
+            </w:r>
+            <w:r>
+              <w:rPr>
+                <w:rFonts w:ascii="Noto Naskh Arabic" w:hAnsi="Noto Naskh Arabic" w:cs="adwa-assalaf"/>
                 <w:b w:val="0"/>
                 <w:color w:val="FF0000"/>
                 <w:sz w:val="22"/>
                 <w:rtl/>
-                <w:szCs w:val="22"/>
-              </w:rPr>
-              <w:t>(name_permitted)</w:t>
+                <w:szCs w:val="26"/>
+              </w:rPr>
+              <w:t>)</w:t>
             </w:r>
           </w:p>
         </w:tc>
@@ -1507,10 +2377,11 @@
             <w:r/>
             <w:r>
               <w:rPr>
-                <w:b w:val="0"/>
-                <w:sz w:val="22"/>
-                <w:rtl/>
-                <w:szCs w:val="22"/>
+                <w:rFonts w:ascii="Noto Naskh Arabic" w:hAnsi="Noto Naskh Arabic" w:cs="adwa-assalaf"/>
+                <w:b w:val="0"/>
+                <w:sz w:val="22"/>
+                <w:rtl/>
+                <w:szCs w:val="26"/>
               </w:rPr>
               <w:t>☐ نعم ☐ لا</w:t>
             </w:r>
@@ -1528,12 +2399,32 @@
             <w:r/>
             <w:r>
               <w:rPr>
-                <w:b w:val="0"/>
-                <w:sz w:val="22"/>
-                <w:rtl/>
+                <w:rFonts w:ascii="Noto Naskh Arabic" w:hAnsi="Noto Naskh Arabic" w:cs="adwa-assalaf"/>
+                <w:b w:val="0"/>
+                <w:sz w:val="22"/>
+                <w:rtl/>
+                <w:szCs w:val="26"/>
+              </w:rPr>
+              <w:t xml:space="preserve">يُطابق البند </w:t>
+            </w:r>
+            <w:r>
+              <w:rPr>
+                <w:rFonts w:ascii="Noto Naskh Arabic" w:hAnsi="Noto Naskh Arabic" w:cs="Noto Naskh Arabic"/>
+                <w:b w:val="0"/>
+                <w:sz w:val="22"/>
                 <w:szCs w:val="22"/>
               </w:rPr>
-              <w:t>يُطابق البند 4 في نموذج الموافقة</w:t>
+              <w:t>4</w:t>
+            </w:r>
+            <w:r>
+              <w:rPr>
+                <w:rFonts w:ascii="Noto Naskh Arabic" w:hAnsi="Noto Naskh Arabic" w:cs="adwa-assalaf"/>
+                <w:b w:val="0"/>
+                <w:sz w:val="22"/>
+                <w:rtl/>
+                <w:szCs w:val="26"/>
+              </w:rPr>
+              <w:t xml:space="preserve"> في نموذج الموافقة</w:t>
             </w:r>
           </w:p>
         </w:tc>
@@ -1551,22 +2442,45 @@
             <w:r/>
             <w:r>
               <w:rPr>
-                <w:b w:val="0"/>
-                <w:sz w:val="22"/>
-                <w:rtl/>
+                <w:rFonts w:ascii="Noto Naskh Arabic" w:hAnsi="Noto Naskh Arabic" w:cs="adwa-assalaf"/>
+                <w:b w:val="0"/>
+                <w:sz w:val="22"/>
+                <w:rtl/>
+                <w:szCs w:val="26"/>
+              </w:rPr>
+              <w:t xml:space="preserve">الاسم عند الإذن فقط </w:t>
+            </w:r>
+            <w:r>
+              <w:rPr>
+                <w:rFonts w:ascii="Noto Naskh Arabic" w:hAnsi="Noto Naskh Arabic" w:cs="adwa-assalaf"/>
+                <w:b w:val="0"/>
+                <w:color w:val="FF0000"/>
+                <w:sz w:val="22"/>
+                <w:rtl/>
+                <w:szCs w:val="26"/>
+              </w:rPr>
+              <w:t>(</w:t>
+            </w:r>
+            <w:r>
+              <w:rPr>
+                <w:rFonts w:ascii="Noto Naskh Arabic" w:hAnsi="Noto Naskh Arabic" w:cs="Noto Naskh Arabic"/>
+                <w:b w:val="0"/>
+                <w:color w:val="FF0000"/>
+                <w:sz w:val="22"/>
                 <w:szCs w:val="22"/>
               </w:rPr>
-              <w:t xml:space="preserve">الاسم عند الإذن فقط </w:t>
-            </w:r>
-            <w:r>
-              <w:rPr>
+              <w:t>display_name</w:t>
+            </w:r>
+            <w:r>
+              <w:rPr>
+                <w:rFonts w:ascii="Noto Naskh Arabic" w:hAnsi="Noto Naskh Arabic" w:cs="adwa-assalaf"/>
                 <w:b w:val="0"/>
                 <w:color w:val="FF0000"/>
                 <w:sz w:val="22"/>
                 <w:rtl/>
-                <w:szCs w:val="22"/>
-              </w:rPr>
-              <w:t>(display_name)</w:t>
+                <w:szCs w:val="26"/>
+              </w:rPr>
+              <w:t>)</w:t>
             </w:r>
           </w:p>
         </w:tc>
@@ -1582,10 +2496,11 @@
             <w:r/>
             <w:r>
               <w:rPr>
-                <w:b w:val="0"/>
-                <w:sz w:val="22"/>
-                <w:rtl/>
-                <w:szCs w:val="22"/>
+                <w:rFonts w:ascii="Noto Naskh Arabic" w:hAnsi="Noto Naskh Arabic" w:cs="adwa-assalaf"/>
+                <w:b w:val="0"/>
+                <w:sz w:val="22"/>
+                <w:rtl/>
+                <w:szCs w:val="26"/>
               </w:rPr>
               <w:t>……</w:t>
             </w:r>
@@ -1603,10 +2518,11 @@
             <w:r/>
             <w:r>
               <w:rPr>
-                <w:b w:val="0"/>
-                <w:sz w:val="22"/>
-                <w:rtl/>
-                <w:szCs w:val="22"/>
+                <w:rFonts w:ascii="Noto Naskh Arabic" w:hAnsi="Noto Naskh Arabic" w:cs="adwa-assalaf"/>
+                <w:b w:val="0"/>
+                <w:sz w:val="22"/>
+                <w:rtl/>
+                <w:szCs w:val="26"/>
               </w:rPr>
               <w:t>يُترك فارغاً عند عدم الإذن</w:t>
             </w:r>
@@ -1626,22 +2542,45 @@
             <w:r/>
             <w:r>
               <w:rPr>
-                <w:b w:val="0"/>
-                <w:sz w:val="22"/>
-                <w:rtl/>
+                <w:rFonts w:ascii="Noto Naskh Arabic" w:hAnsi="Noto Naskh Arabic" w:cs="adwa-assalaf"/>
+                <w:b w:val="0"/>
+                <w:sz w:val="22"/>
+                <w:rtl/>
+                <w:szCs w:val="26"/>
+              </w:rPr>
+              <w:t xml:space="preserve">الجنس </w:t>
+            </w:r>
+            <w:r>
+              <w:rPr>
+                <w:rFonts w:ascii="Noto Naskh Arabic" w:hAnsi="Noto Naskh Arabic" w:cs="adwa-assalaf"/>
+                <w:b w:val="0"/>
+                <w:color w:val="FF0000"/>
+                <w:sz w:val="22"/>
+                <w:rtl/>
+                <w:szCs w:val="26"/>
+              </w:rPr>
+              <w:t>(</w:t>
+            </w:r>
+            <w:r>
+              <w:rPr>
+                <w:rFonts w:ascii="Noto Naskh Arabic" w:hAnsi="Noto Naskh Arabic" w:cs="Noto Naskh Arabic"/>
+                <w:b w:val="0"/>
+                <w:color w:val="FF0000"/>
+                <w:sz w:val="22"/>
                 <w:szCs w:val="22"/>
               </w:rPr>
-              <w:t xml:space="preserve">الجنس </w:t>
-            </w:r>
-            <w:r>
-              <w:rPr>
+              <w:t>gender</w:t>
+            </w:r>
+            <w:r>
+              <w:rPr>
+                <w:rFonts w:ascii="Noto Naskh Arabic" w:hAnsi="Noto Naskh Arabic" w:cs="adwa-assalaf"/>
                 <w:b w:val="0"/>
                 <w:color w:val="FF0000"/>
                 <w:sz w:val="22"/>
                 <w:rtl/>
-                <w:szCs w:val="22"/>
-              </w:rPr>
-              <w:t>(gender)</w:t>
+                <w:szCs w:val="26"/>
+              </w:rPr>
+              <w:t>)</w:t>
             </w:r>
           </w:p>
         </w:tc>
@@ -1657,10 +2596,11 @@
             <w:r/>
             <w:r>
               <w:rPr>
-                <w:b w:val="0"/>
-                <w:sz w:val="22"/>
-                <w:rtl/>
-                <w:szCs w:val="22"/>
+                <w:rFonts w:ascii="Noto Naskh Arabic" w:hAnsi="Noto Naskh Arabic" w:cs="adwa-assalaf"/>
+                <w:b w:val="0"/>
+                <w:sz w:val="22"/>
+                <w:rtl/>
+                <w:szCs w:val="26"/>
               </w:rPr>
               <w:t>☐ ذكر ☐ أنثى</w:t>
             </w:r>
@@ -1678,10 +2618,11 @@
             <w:r/>
             <w:r>
               <w:rPr>
-                <w:b w:val="0"/>
-                <w:sz w:val="22"/>
-                <w:rtl/>
-                <w:szCs w:val="22"/>
+                <w:rFonts w:ascii="Noto Naskh Arabic" w:hAnsi="Noto Naskh Arabic" w:cs="adwa-assalaf"/>
+                <w:b w:val="0"/>
+                <w:sz w:val="22"/>
+                <w:rtl/>
+                <w:szCs w:val="26"/>
               </w:rPr>
               <w:t>—</w:t>
             </w:r>
@@ -1701,22 +2642,45 @@
             <w:r/>
             <w:r>
               <w:rPr>
-                <w:b w:val="0"/>
-                <w:sz w:val="22"/>
-                <w:rtl/>
+                <w:rFonts w:ascii="Noto Naskh Arabic" w:hAnsi="Noto Naskh Arabic" w:cs="adwa-assalaf"/>
+                <w:b w:val="0"/>
+                <w:sz w:val="22"/>
+                <w:rtl/>
+                <w:szCs w:val="26"/>
+              </w:rPr>
+              <w:t xml:space="preserve">سنة الميلاد التقريبية </w:t>
+            </w:r>
+            <w:r>
+              <w:rPr>
+                <w:rFonts w:ascii="Noto Naskh Arabic" w:hAnsi="Noto Naskh Arabic" w:cs="adwa-assalaf"/>
+                <w:b w:val="0"/>
+                <w:color w:val="FF0000"/>
+                <w:sz w:val="22"/>
+                <w:rtl/>
+                <w:szCs w:val="26"/>
+              </w:rPr>
+              <w:t>(</w:t>
+            </w:r>
+            <w:r>
+              <w:rPr>
+                <w:rFonts w:ascii="Noto Naskh Arabic" w:hAnsi="Noto Naskh Arabic" w:cs="Noto Naskh Arabic"/>
+                <w:b w:val="0"/>
+                <w:color w:val="FF0000"/>
+                <w:sz w:val="22"/>
                 <w:szCs w:val="22"/>
               </w:rPr>
-              <w:t xml:space="preserve">سنة الميلاد التقريبية </w:t>
-            </w:r>
-            <w:r>
-              <w:rPr>
+              <w:t>birth_year</w:t>
+            </w:r>
+            <w:r>
+              <w:rPr>
+                <w:rFonts w:ascii="Noto Naskh Arabic" w:hAnsi="Noto Naskh Arabic" w:cs="adwa-assalaf"/>
                 <w:b w:val="0"/>
                 <w:color w:val="FF0000"/>
                 <w:sz w:val="22"/>
                 <w:rtl/>
-                <w:szCs w:val="22"/>
-              </w:rPr>
-              <w:t>(birth_year)</w:t>
+                <w:szCs w:val="26"/>
+              </w:rPr>
+              <w:t>)</w:t>
             </w:r>
           </w:p>
         </w:tc>
@@ -1732,20 +2696,22 @@
             <w:r/>
             <w:r>
               <w:rPr>
-                <w:b w:val="0"/>
-                <w:sz w:val="22"/>
-                <w:rtl/>
-                <w:szCs w:val="22"/>
+                <w:rFonts w:ascii="Noto Naskh Arabic" w:hAnsi="Noto Naskh Arabic" w:cs="adwa-assalaf"/>
+                <w:b w:val="0"/>
+                <w:sz w:val="22"/>
+                <w:rtl/>
+                <w:szCs w:val="26"/>
               </w:rPr>
               <w:t xml:space="preserve">…… </w:t>
             </w:r>
             <w:r>
               <w:rPr>
+                <w:rFonts w:ascii="Noto Naskh Arabic" w:hAnsi="Noto Naskh Arabic" w:cs="adwa-assalaf"/>
                 <w:b w:val="0"/>
                 <w:color w:val="FF0000"/>
                 <w:sz w:val="22"/>
                 <w:rtl/>
-                <w:szCs w:val="22"/>
+                <w:szCs w:val="26"/>
               </w:rPr>
               <w:t>(يكفي التقريب: «حوالي ……»)</w:t>
             </w:r>
@@ -1763,10 +2729,11 @@
             <w:r/>
             <w:r>
               <w:rPr>
-                <w:b w:val="0"/>
-                <w:sz w:val="22"/>
-                <w:rtl/>
-                <w:szCs w:val="22"/>
+                <w:rFonts w:ascii="Noto Naskh Arabic" w:hAnsi="Noto Naskh Arabic" w:cs="adwa-assalaf"/>
+                <w:b w:val="0"/>
+                <w:sz w:val="22"/>
+                <w:rtl/>
+                <w:szCs w:val="26"/>
               </w:rPr>
               <w:t>لأغراض النقد الزمني</w:t>
             </w:r>
@@ -1786,41 +2753,87 @@
             <w:r/>
             <w:r>
               <w:rPr>
-                <w:b w:val="0"/>
-                <w:sz w:val="22"/>
-                <w:rtl/>
+                <w:rFonts w:ascii="Noto Naskh Arabic" w:hAnsi="Noto Naskh Arabic" w:cs="adwa-assalaf"/>
+                <w:b w:val="0"/>
+                <w:sz w:val="22"/>
+                <w:rtl/>
+                <w:szCs w:val="26"/>
+              </w:rPr>
+              <w:t xml:space="preserve">البلدة أو المنطقة </w:t>
+            </w:r>
+            <w:r>
+              <w:rPr>
+                <w:rFonts w:ascii="Noto Naskh Arabic" w:hAnsi="Noto Naskh Arabic" w:cs="adwa-assalaf"/>
+                <w:b w:val="0"/>
+                <w:color w:val="FF0000"/>
+                <w:sz w:val="22"/>
+                <w:rtl/>
+                <w:szCs w:val="26"/>
+              </w:rPr>
+              <w:t>(</w:t>
+            </w:r>
+            <w:r>
+              <w:rPr>
+                <w:rFonts w:ascii="Noto Naskh Arabic" w:hAnsi="Noto Naskh Arabic" w:cs="Noto Naskh Arabic"/>
+                <w:b w:val="0"/>
+                <w:color w:val="FF0000"/>
+                <w:sz w:val="22"/>
                 <w:szCs w:val="22"/>
               </w:rPr>
-              <w:t xml:space="preserve">البلدة أو المنطقة </w:t>
-            </w:r>
-            <w:r>
-              <w:rPr>
+              <w:t>locality</w:t>
+            </w:r>
+            <w:r>
+              <w:rPr>
+                <w:rFonts w:ascii="Noto Naskh Arabic" w:hAnsi="Noto Naskh Arabic" w:cs="adwa-assalaf"/>
                 <w:b w:val="0"/>
                 <w:color w:val="FF0000"/>
                 <w:sz w:val="22"/>
                 <w:rtl/>
+                <w:szCs w:val="26"/>
+              </w:rPr>
+              <w:t>)</w:t>
+            </w:r>
+            <w:r>
+              <w:rPr>
+                <w:rFonts w:ascii="Noto Naskh Arabic" w:hAnsi="Noto Naskh Arabic" w:cs="adwa-assalaf"/>
+                <w:b w:val="0"/>
+                <w:sz w:val="22"/>
+                <w:rtl/>
+                <w:szCs w:val="26"/>
+              </w:rPr>
+              <w:t xml:space="preserve"> والإمارة </w:t>
+            </w:r>
+            <w:r>
+              <w:rPr>
+                <w:rFonts w:ascii="Noto Naskh Arabic" w:hAnsi="Noto Naskh Arabic" w:cs="adwa-assalaf"/>
+                <w:b w:val="0"/>
+                <w:color w:val="FF0000"/>
+                <w:sz w:val="22"/>
+                <w:rtl/>
+                <w:szCs w:val="26"/>
+              </w:rPr>
+              <w:t>(</w:t>
+            </w:r>
+            <w:r>
+              <w:rPr>
+                <w:rFonts w:ascii="Noto Naskh Arabic" w:hAnsi="Noto Naskh Arabic" w:cs="Noto Naskh Arabic"/>
+                <w:b w:val="0"/>
+                <w:color w:val="FF0000"/>
+                <w:sz w:val="22"/>
                 <w:szCs w:val="22"/>
               </w:rPr>
-              <w:t>(locality)</w:t>
-            </w:r>
-            <w:r>
-              <w:rPr>
-                <w:b w:val="0"/>
-                <w:sz w:val="22"/>
-                <w:rtl/>
-                <w:szCs w:val="22"/>
-              </w:rPr>
-              <w:t xml:space="preserve"> والإمارة </w:t>
-            </w:r>
-            <w:r>
-              <w:rPr>
+              <w:t>emirate</w:t>
+            </w:r>
+            <w:r>
+              <w:rPr>
+                <w:rFonts w:ascii="Noto Naskh Arabic" w:hAnsi="Noto Naskh Arabic" w:cs="adwa-assalaf"/>
                 <w:b w:val="0"/>
                 <w:color w:val="FF0000"/>
                 <w:sz w:val="22"/>
                 <w:rtl/>
-                <w:szCs w:val="22"/>
-              </w:rPr>
-              <w:t>(emirate)</w:t>
+                <w:szCs w:val="26"/>
+              </w:rPr>
+              <w:t>)</w:t>
             </w:r>
           </w:p>
         </w:tc>
@@ -1836,10 +2849,11 @@
             <w:r/>
             <w:r>
               <w:rPr>
-                <w:b w:val="0"/>
-                <w:sz w:val="22"/>
-                <w:rtl/>
-                <w:szCs w:val="22"/>
+                <w:rFonts w:ascii="Noto Naskh Arabic" w:hAnsi="Noto Naskh Arabic" w:cs="adwa-assalaf"/>
+                <w:b w:val="0"/>
+                <w:sz w:val="22"/>
+                <w:rtl/>
+                <w:szCs w:val="26"/>
               </w:rPr>
               <w:t>……</w:t>
             </w:r>
@@ -1857,10 +2871,11 @@
             <w:r/>
             <w:r>
               <w:rPr>
-                <w:b w:val="0"/>
-                <w:sz w:val="22"/>
-                <w:rtl/>
-                <w:szCs w:val="22"/>
+                <w:rFonts w:ascii="Noto Naskh Arabic" w:hAnsi="Noto Naskh Arabic" w:cs="adwa-assalaf"/>
+                <w:b w:val="0"/>
+                <w:sz w:val="22"/>
+                <w:rtl/>
+                <w:szCs w:val="26"/>
               </w:rPr>
               <w:t>—</w:t>
             </w:r>
@@ -1880,22 +2895,45 @@
             <w:r/>
             <w:r>
               <w:rPr>
-                <w:b w:val="0"/>
-                <w:sz w:val="22"/>
-                <w:rtl/>
+                <w:rFonts w:ascii="Noto Naskh Arabic" w:hAnsi="Noto Naskh Arabic" w:cs="adwa-assalaf"/>
+                <w:b w:val="0"/>
+                <w:sz w:val="22"/>
+                <w:rtl/>
+                <w:szCs w:val="26"/>
+              </w:rPr>
+              <w:t xml:space="preserve">النطاق الجغرافي-الثقافي </w:t>
+            </w:r>
+            <w:r>
+              <w:rPr>
+                <w:rFonts w:ascii="Noto Naskh Arabic" w:hAnsi="Noto Naskh Arabic" w:cs="adwa-assalaf"/>
+                <w:b w:val="0"/>
+                <w:color w:val="FF0000"/>
+                <w:sz w:val="22"/>
+                <w:rtl/>
+                <w:szCs w:val="26"/>
+              </w:rPr>
+              <w:t>(</w:t>
+            </w:r>
+            <w:r>
+              <w:rPr>
+                <w:rFonts w:ascii="Noto Naskh Arabic" w:hAnsi="Noto Naskh Arabic" w:cs="Noto Naskh Arabic"/>
+                <w:b w:val="0"/>
+                <w:color w:val="FF0000"/>
+                <w:sz w:val="22"/>
                 <w:szCs w:val="22"/>
               </w:rPr>
-              <w:t xml:space="preserve">النطاق الجغرافي-الثقافي </w:t>
-            </w:r>
-            <w:r>
-              <w:rPr>
+              <w:t>region</w:t>
+            </w:r>
+            <w:r>
+              <w:rPr>
+                <w:rFonts w:ascii="Noto Naskh Arabic" w:hAnsi="Noto Naskh Arabic" w:cs="adwa-assalaf"/>
                 <w:b w:val="0"/>
                 <w:color w:val="FF0000"/>
                 <w:sz w:val="22"/>
                 <w:rtl/>
-                <w:szCs w:val="22"/>
-              </w:rPr>
-              <w:t>(region)</w:t>
+                <w:szCs w:val="26"/>
+              </w:rPr>
+              <w:t>)</w:t>
             </w:r>
           </w:p>
         </w:tc>
@@ -1911,10 +2949,11 @@
             <w:r/>
             <w:r>
               <w:rPr>
-                <w:b w:val="0"/>
-                <w:sz w:val="22"/>
-                <w:rtl/>
-                <w:szCs w:val="22"/>
+                <w:rFonts w:ascii="Noto Naskh Arabic" w:hAnsi="Noto Naskh Arabic" w:cs="adwa-assalaf"/>
+                <w:b w:val="0"/>
+                <w:sz w:val="22"/>
+                <w:rtl/>
+                <w:szCs w:val="26"/>
               </w:rPr>
               <w:t>☐ ساحلي-بحري ☐ صحراوي-بدوي ☐ واحي-زراعي ☐ جبلي ☐ حاضرة وسوق ☐ تماس تجاري وهجرات</w:t>
             </w:r>
@@ -1932,10 +2971,11 @@
             <w:r/>
             <w:r>
               <w:rPr>
-                <w:b w:val="0"/>
-                <w:sz w:val="22"/>
-                <w:rtl/>
-                <w:szCs w:val="22"/>
+                <w:rFonts w:ascii="Noto Naskh Arabic" w:hAnsi="Noto Naskh Arabic" w:cs="adwa-assalaf"/>
+                <w:b w:val="0"/>
+                <w:sz w:val="22"/>
+                <w:rtl/>
+                <w:szCs w:val="26"/>
               </w:rPr>
               <w:t>—</w:t>
             </w:r>
@@ -1955,22 +2995,45 @@
             <w:r/>
             <w:r>
               <w:rPr>
-                <w:b w:val="0"/>
-                <w:sz w:val="22"/>
-                <w:rtl/>
+                <w:rFonts w:ascii="Noto Naskh Arabic" w:hAnsi="Noto Naskh Arabic" w:cs="adwa-assalaf"/>
+                <w:b w:val="0"/>
+                <w:sz w:val="22"/>
+                <w:rtl/>
+                <w:szCs w:val="26"/>
+              </w:rPr>
+              <w:t xml:space="preserve">أماكن الإقامة اللاحقة وفتراتها </w:t>
+            </w:r>
+            <w:r>
+              <w:rPr>
+                <w:rFonts w:ascii="Noto Naskh Arabic" w:hAnsi="Noto Naskh Arabic" w:cs="adwa-assalaf"/>
+                <w:b w:val="0"/>
+                <w:color w:val="FF0000"/>
+                <w:sz w:val="22"/>
+                <w:rtl/>
+                <w:szCs w:val="26"/>
+              </w:rPr>
+              <w:t xml:space="preserve">(تُدوَّن في </w:t>
+            </w:r>
+            <w:r>
+              <w:rPr>
+                <w:rFonts w:ascii="Noto Naskh Arabic" w:hAnsi="Noto Naskh Arabic" w:cs="Noto Naskh Arabic"/>
+                <w:b w:val="0"/>
+                <w:color w:val="FF0000"/>
+                <w:sz w:val="22"/>
                 <w:szCs w:val="22"/>
               </w:rPr>
-              <w:t xml:space="preserve">أماكن الإقامة اللاحقة وفتراتها </w:t>
-            </w:r>
-            <w:r>
-              <w:rPr>
+              <w:t>bio</w:t>
+            </w:r>
+            <w:r>
+              <w:rPr>
+                <w:rFonts w:ascii="Noto Naskh Arabic" w:hAnsi="Noto Naskh Arabic" w:cs="adwa-assalaf"/>
                 <w:b w:val="0"/>
                 <w:color w:val="FF0000"/>
                 <w:sz w:val="22"/>
                 <w:rtl/>
-                <w:szCs w:val="22"/>
-              </w:rPr>
-              <w:t>(تُدوَّن في bio)</w:t>
+                <w:szCs w:val="26"/>
+              </w:rPr>
+              <w:t>)</w:t>
             </w:r>
           </w:p>
         </w:tc>
@@ -1986,10 +3049,11 @@
             <w:r/>
             <w:r>
               <w:rPr>
-                <w:b w:val="0"/>
-                <w:sz w:val="22"/>
-                <w:rtl/>
-                <w:szCs w:val="22"/>
+                <w:rFonts w:ascii="Noto Naskh Arabic" w:hAnsi="Noto Naskh Arabic" w:cs="adwa-assalaf"/>
+                <w:b w:val="0"/>
+                <w:sz w:val="22"/>
+                <w:rtl/>
+                <w:szCs w:val="26"/>
               </w:rPr>
               <w:t>……</w:t>
             </w:r>
@@ -2007,10 +3071,11 @@
             <w:r/>
             <w:r>
               <w:rPr>
-                <w:b w:val="0"/>
-                <w:sz w:val="22"/>
-                <w:rtl/>
-                <w:szCs w:val="22"/>
+                <w:rFonts w:ascii="Noto Naskh Arabic" w:hAnsi="Noto Naskh Arabic" w:cs="adwa-assalaf"/>
+                <w:b w:val="0"/>
+                <w:sz w:val="22"/>
+                <w:rtl/>
+                <w:szCs w:val="26"/>
               </w:rPr>
               <w:t>لتقدير الاحتكاك بمناطق أخرى</w:t>
             </w:r>
@@ -2030,22 +3095,45 @@
             <w:r/>
             <w:r>
               <w:rPr>
-                <w:b w:val="0"/>
-                <w:sz w:val="22"/>
-                <w:rtl/>
+                <w:rFonts w:ascii="Noto Naskh Arabic" w:hAnsi="Noto Naskh Arabic" w:cs="adwa-assalaf"/>
+                <w:b w:val="0"/>
+                <w:sz w:val="22"/>
+                <w:rtl/>
+                <w:szCs w:val="26"/>
+              </w:rPr>
+              <w:t xml:space="preserve">المهنة أو الأصل المهني </w:t>
+            </w:r>
+            <w:r>
+              <w:rPr>
+                <w:rFonts w:ascii="Noto Naskh Arabic" w:hAnsi="Noto Naskh Arabic" w:cs="adwa-assalaf"/>
+                <w:b w:val="0"/>
+                <w:color w:val="FF0000"/>
+                <w:sz w:val="22"/>
+                <w:rtl/>
+                <w:szCs w:val="26"/>
+              </w:rPr>
+              <w:t>(</w:t>
+            </w:r>
+            <w:r>
+              <w:rPr>
+                <w:rFonts w:ascii="Noto Naskh Arabic" w:hAnsi="Noto Naskh Arabic" w:cs="Noto Naskh Arabic"/>
+                <w:b w:val="0"/>
+                <w:color w:val="FF0000"/>
+                <w:sz w:val="22"/>
                 <w:szCs w:val="22"/>
               </w:rPr>
-              <w:t xml:space="preserve">المهنة أو الأصل المهني </w:t>
-            </w:r>
-            <w:r>
-              <w:rPr>
+              <w:t>occupation</w:t>
+            </w:r>
+            <w:r>
+              <w:rPr>
+                <w:rFonts w:ascii="Noto Naskh Arabic" w:hAnsi="Noto Naskh Arabic" w:cs="adwa-assalaf"/>
                 <w:b w:val="0"/>
                 <w:color w:val="FF0000"/>
                 <w:sz w:val="22"/>
                 <w:rtl/>
-                <w:szCs w:val="22"/>
-              </w:rPr>
-              <w:t>(occupation)</w:t>
+                <w:szCs w:val="26"/>
+              </w:rPr>
+              <w:t>)</w:t>
             </w:r>
           </w:p>
         </w:tc>
@@ -2061,10 +3149,11 @@
             <w:r/>
             <w:r>
               <w:rPr>
-                <w:b w:val="0"/>
-                <w:sz w:val="22"/>
-                <w:rtl/>
-                <w:szCs w:val="22"/>
+                <w:rFonts w:ascii="Noto Naskh Arabic" w:hAnsi="Noto Naskh Arabic" w:cs="adwa-assalaf"/>
+                <w:b w:val="0"/>
+                <w:sz w:val="22"/>
+                <w:rtl/>
+                <w:szCs w:val="26"/>
               </w:rPr>
               <w:t>……</w:t>
             </w:r>
@@ -2082,10 +3171,11 @@
             <w:r/>
             <w:r>
               <w:rPr>
-                <w:b w:val="0"/>
-                <w:sz w:val="22"/>
-                <w:rtl/>
-                <w:szCs w:val="22"/>
+                <w:rFonts w:ascii="Noto Naskh Arabic" w:hAnsi="Noto Naskh Arabic" w:cs="adwa-assalaf"/>
+                <w:b w:val="0"/>
+                <w:sz w:val="22"/>
+                <w:rtl/>
+                <w:szCs w:val="26"/>
               </w:rPr>
               <w:t>—</w:t>
             </w:r>
@@ -2105,22 +3195,45 @@
             <w:r/>
             <w:r>
               <w:rPr>
-                <w:b w:val="0"/>
-                <w:sz w:val="22"/>
-                <w:rtl/>
+                <w:rFonts w:ascii="Noto Naskh Arabic" w:hAnsi="Noto Naskh Arabic" w:cs="adwa-assalaf"/>
+                <w:b w:val="0"/>
+                <w:sz w:val="22"/>
+                <w:rtl/>
+                <w:szCs w:val="26"/>
+              </w:rPr>
+              <w:t xml:space="preserve">ملاحظات اللهجة </w:t>
+            </w:r>
+            <w:r>
+              <w:rPr>
+                <w:rFonts w:ascii="Noto Naskh Arabic" w:hAnsi="Noto Naskh Arabic" w:cs="adwa-assalaf"/>
+                <w:b w:val="0"/>
+                <w:color w:val="FF0000"/>
+                <w:sz w:val="22"/>
+                <w:rtl/>
+                <w:szCs w:val="26"/>
+              </w:rPr>
+              <w:t>(</w:t>
+            </w:r>
+            <w:r>
+              <w:rPr>
+                <w:rFonts w:ascii="Noto Naskh Arabic" w:hAnsi="Noto Naskh Arabic" w:cs="Noto Naskh Arabic"/>
+                <w:b w:val="0"/>
+                <w:color w:val="FF0000"/>
+                <w:sz w:val="22"/>
                 <w:szCs w:val="22"/>
               </w:rPr>
-              <w:t xml:space="preserve">ملاحظات اللهجة </w:t>
-            </w:r>
-            <w:r>
-              <w:rPr>
+              <w:t>dialect_notes</w:t>
+            </w:r>
+            <w:r>
+              <w:rPr>
+                <w:rFonts w:ascii="Noto Naskh Arabic" w:hAnsi="Noto Naskh Arabic" w:cs="adwa-assalaf"/>
                 <w:b w:val="0"/>
                 <w:color w:val="FF0000"/>
                 <w:sz w:val="22"/>
                 <w:rtl/>
-                <w:szCs w:val="22"/>
-              </w:rPr>
-              <w:t>(dialect_notes)</w:t>
+                <w:szCs w:val="26"/>
+              </w:rPr>
+              <w:t>)</w:t>
             </w:r>
           </w:p>
         </w:tc>
@@ -2136,10 +3249,11 @@
             <w:r/>
             <w:r>
               <w:rPr>
-                <w:b w:val="0"/>
-                <w:sz w:val="22"/>
-                <w:rtl/>
-                <w:szCs w:val="22"/>
+                <w:rFonts w:ascii="Noto Naskh Arabic" w:hAnsi="Noto Naskh Arabic" w:cs="adwa-assalaf"/>
+                <w:b w:val="0"/>
+                <w:sz w:val="22"/>
+                <w:rtl/>
+                <w:szCs w:val="26"/>
               </w:rPr>
               <w:t>……</w:t>
             </w:r>
@@ -2157,12 +3271,22 @@
             <w:r/>
             <w:r>
               <w:rPr>
-                <w:b w:val="0"/>
-                <w:sz w:val="22"/>
-                <w:rtl/>
+                <w:rFonts w:ascii="Noto Naskh Arabic" w:hAnsi="Noto Naskh Arabic" w:cs="adwa-assalaf"/>
+                <w:b w:val="0"/>
+                <w:sz w:val="22"/>
+                <w:rtl/>
+                <w:szCs w:val="26"/>
+              </w:rPr>
+              <w:t xml:space="preserve">تُحال إلى </w:t>
+            </w:r>
+            <w:r>
+              <w:rPr>
+                <w:rFonts w:ascii="Noto Naskh Arabic" w:hAnsi="Noto Naskh Arabic" w:cs="Noto Naskh Arabic"/>
+                <w:b w:val="0"/>
+                <w:sz w:val="22"/>
                 <w:szCs w:val="22"/>
               </w:rPr>
-              <w:t>تُحال إلى AG-DIA</w:t>
+              <w:t>AG-DIA</w:t>
             </w:r>
           </w:p>
         </w:tc>
@@ -2180,10 +3304,11 @@
             <w:r/>
             <w:r>
               <w:rPr>
-                <w:b w:val="0"/>
-                <w:sz w:val="22"/>
-                <w:rtl/>
-                <w:szCs w:val="22"/>
+                <w:rFonts w:ascii="Noto Naskh Arabic" w:hAnsi="Noto Naskh Arabic" w:cs="adwa-assalaf"/>
+                <w:b w:val="0"/>
+                <w:sz w:val="22"/>
+                <w:rtl/>
+                <w:szCs w:val="26"/>
               </w:rPr>
               <w:t>مصدر معرفته بالموضوع</w:t>
             </w:r>
@@ -2201,10 +3326,11 @@
             <w:r/>
             <w:r>
               <w:rPr>
-                <w:b w:val="0"/>
-                <w:sz w:val="22"/>
-                <w:rtl/>
-                <w:szCs w:val="22"/>
+                <w:rFonts w:ascii="Noto Naskh Arabic" w:hAnsi="Noto Naskh Arabic" w:cs="adwa-assalaf"/>
+                <w:b w:val="0"/>
+                <w:sz w:val="22"/>
+                <w:rtl/>
+                <w:szCs w:val="26"/>
               </w:rPr>
               <w:t>☐ معايشة مباشرة ☐ سماع من شاهد ☐ سماع متداول ☐ قراءة/إعلام ☐ مختلط</w:t>
             </w:r>
@@ -2222,10 +3348,11 @@
             <w:r/>
             <w:r>
               <w:rPr>
-                <w:b w:val="0"/>
-                <w:sz w:val="22"/>
-                <w:rtl/>
-                <w:szCs w:val="22"/>
+                <w:rFonts w:ascii="Noto Naskh Arabic" w:hAnsi="Noto Naskh Arabic" w:cs="adwa-assalaf"/>
+                <w:b w:val="0"/>
+                <w:sz w:val="22"/>
+                <w:rtl/>
+                <w:szCs w:val="26"/>
               </w:rPr>
               <w:t>أساس النقد الخارجي</w:t>
             </w:r>
@@ -2245,10 +3372,11 @@
             <w:r/>
             <w:r>
               <w:rPr>
-                <w:b w:val="0"/>
-                <w:sz w:val="22"/>
-                <w:rtl/>
-                <w:szCs w:val="22"/>
+                <w:rFonts w:ascii="Noto Naskh Arabic" w:hAnsi="Noto Naskh Arabic" w:cs="adwa-assalaf"/>
+                <w:b w:val="0"/>
+                <w:sz w:val="22"/>
+                <w:rtl/>
+                <w:szCs w:val="26"/>
               </w:rPr>
               <w:t>صلة القرابة أو الوظيفة بموضوع البحث</w:t>
             </w:r>
@@ -2266,10 +3394,11 @@
             <w:r/>
             <w:r>
               <w:rPr>
-                <w:b w:val="0"/>
-                <w:sz w:val="22"/>
-                <w:rtl/>
-                <w:szCs w:val="22"/>
+                <w:rFonts w:ascii="Noto Naskh Arabic" w:hAnsi="Noto Naskh Arabic" w:cs="adwa-assalaf"/>
+                <w:b w:val="0"/>
+                <w:sz w:val="22"/>
+                <w:rtl/>
+                <w:szCs w:val="26"/>
               </w:rPr>
               <w:t>……</w:t>
             </w:r>
@@ -2287,10 +3416,11 @@
             <w:r/>
             <w:r>
               <w:rPr>
-                <w:b w:val="0"/>
-                <w:sz w:val="22"/>
-                <w:rtl/>
-                <w:szCs w:val="22"/>
+                <w:rFonts w:ascii="Noto Naskh Arabic" w:hAnsi="Noto Naskh Arabic" w:cs="adwa-assalaf"/>
+                <w:b w:val="0"/>
+                <w:sz w:val="22"/>
+                <w:rtl/>
+                <w:szCs w:val="26"/>
               </w:rPr>
               <w:t>—</w:t>
             </w:r>
@@ -2310,10 +3440,11 @@
             <w:r/>
             <w:r>
               <w:rPr>
-                <w:b w:val="0"/>
-                <w:sz w:val="22"/>
-                <w:rtl/>
-                <w:szCs w:val="22"/>
+                <w:rFonts w:ascii="Noto Naskh Arabic" w:hAnsi="Noto Naskh Arabic" w:cs="adwa-assalaf"/>
+                <w:b w:val="0"/>
+                <w:sz w:val="22"/>
+                <w:rtl/>
+                <w:szCs w:val="26"/>
               </w:rPr>
               <w:t>مقابلات سابقة أجراها مع جهات أخرى</w:t>
             </w:r>
@@ -2331,10 +3462,11 @@
             <w:r/>
             <w:r>
               <w:rPr>
-                <w:b w:val="0"/>
-                <w:sz w:val="22"/>
-                <w:rtl/>
-                <w:szCs w:val="22"/>
+                <w:rFonts w:ascii="Noto Naskh Arabic" w:hAnsi="Noto Naskh Arabic" w:cs="adwa-assalaf"/>
+                <w:b w:val="0"/>
+                <w:sz w:val="22"/>
+                <w:rtl/>
+                <w:szCs w:val="26"/>
               </w:rPr>
               <w:t>☐ نعم ☐ لا ☐ لا يعرف — إن نعم: ……</w:t>
             </w:r>
@@ -2352,10 +3484,11 @@
             <w:r/>
             <w:r>
               <w:rPr>
-                <w:b w:val="0"/>
-                <w:sz w:val="22"/>
-                <w:rtl/>
-                <w:szCs w:val="22"/>
+                <w:rFonts w:ascii="Noto Naskh Arabic" w:hAnsi="Noto Naskh Arabic" w:cs="adwa-assalaf"/>
+                <w:b w:val="0"/>
+                <w:sz w:val="22"/>
+                <w:rtl/>
+                <w:szCs w:val="26"/>
               </w:rPr>
               <w:t>لتقدير أثر «الرواية المكررة»</w:t>
             </w:r>
@@ -2375,10 +3508,11 @@
             <w:r/>
             <w:r>
               <w:rPr>
-                <w:b w:val="0"/>
-                <w:sz w:val="22"/>
-                <w:rtl/>
-                <w:szCs w:val="22"/>
+                <w:rFonts w:ascii="Noto Naskh Arabic" w:hAnsi="Noto Naskh Arabic" w:cs="adwa-assalaf"/>
+                <w:b w:val="0"/>
+                <w:sz w:val="22"/>
+                <w:rtl/>
+                <w:szCs w:val="26"/>
               </w:rPr>
               <w:t>رغبته في الإفصاح عن اسمه عند النشر</w:t>
             </w:r>
@@ -2396,10 +3530,11 @@
             <w:r/>
             <w:r>
               <w:rPr>
-                <w:b w:val="0"/>
-                <w:sz w:val="22"/>
-                <w:rtl/>
-                <w:szCs w:val="22"/>
+                <w:rFonts w:ascii="Noto Naskh Arabic" w:hAnsi="Noto Naskh Arabic" w:cs="adwa-assalaf"/>
+                <w:b w:val="0"/>
+                <w:sz w:val="22"/>
+                <w:rtl/>
+                <w:szCs w:val="26"/>
               </w:rPr>
               <w:t>☐ الاسم ☐ الرمز فقط</w:t>
             </w:r>
@@ -2417,12 +3552,22 @@
             <w:r/>
             <w:r>
               <w:rPr>
-                <w:b w:val="0"/>
-                <w:sz w:val="22"/>
-                <w:rtl/>
+                <w:rFonts w:ascii="Noto Naskh Arabic" w:hAnsi="Noto Naskh Arabic" w:cs="adwa-assalaf"/>
+                <w:b w:val="0"/>
+                <w:sz w:val="22"/>
+                <w:rtl/>
+                <w:szCs w:val="26"/>
+              </w:rPr>
+              <w:t xml:space="preserve">يُسجَّل في </w:t>
+            </w:r>
+            <w:r>
+              <w:rPr>
+                <w:rFonts w:ascii="Noto Naskh Arabic" w:hAnsi="Noto Naskh Arabic" w:cs="Noto Naskh Arabic"/>
+                <w:b w:val="0"/>
+                <w:sz w:val="22"/>
                 <w:szCs w:val="22"/>
               </w:rPr>
-              <w:t>يُسجَّل في name_permitted</w:t>
+              <w:t>name_permitted</w:t>
             </w:r>
           </w:p>
         </w:tc>
@@ -2436,12 +3581,13 @@
       </w:pPr>
       <w:r>
         <w:rPr>
+          <w:rFonts w:ascii="Noto Naskh Arabic" w:hAnsi="Noto Naskh Arabic" w:cs="adwa-assalaf"/>
           <w:b/>
           <w:color w:val="A0522D"/>
           <w:sz w:val="28"/>
           <w:rtl/>
-          <w:szCs w:val="28"/>
           <w:bCs/>
+          <w:szCs w:val="32"/>
         </w:rPr>
         <w:t>ثالثاً: ظروف المقابلة</w:t>
       </w:r>
@@ -2453,12 +3599,41 @@
       </w:pPr>
       <w:r>
         <w:rPr>
+          <w:rFonts w:ascii="Noto Naskh Arabic" w:hAnsi="Noto Naskh Arabic" w:cs="adwa-assalaf"/>
           <w:b w:val="0"/>
           <w:sz w:val="24"/>
           <w:rtl/>
+          <w:szCs w:val="28"/>
+        </w:rPr>
+        <w:t xml:space="preserve">تُدوَّن البنود الآتية في الحقل </w:t>
+      </w:r>
+      <w:r>
+        <w:rPr>
+          <w:rFonts w:ascii="Noto Naskh Arabic" w:hAnsi="Noto Naskh Arabic" w:cs="Noto Naskh Arabic"/>
+          <w:b w:val="0"/>
+          <w:sz w:val="24"/>
           <w:szCs w:val="24"/>
         </w:rPr>
-        <w:t>تُدوَّن البنود الآتية في الحقل conditions، وتُنقل مراجعة التحيز وأثر الحضور إلى الحقل bias_notes.</w:t>
+        <w:t>conditions</w:t>
+      </w:r>
+      <w:r>
+        <w:rPr>
+          <w:rFonts w:ascii="Noto Naskh Arabic" w:hAnsi="Noto Naskh Arabic" w:cs="adwa-assalaf"/>
+          <w:b w:val="0"/>
+          <w:sz w:val="24"/>
+          <w:rtl/>
+          <w:szCs w:val="28"/>
+        </w:rPr>
+        <w:t xml:space="preserve">، وتُنقل مراجعة التحيز وأثر الحضور إلى الحقل </w:t>
+      </w:r>
+      <w:r>
+        <w:rPr>
+          <w:rFonts w:ascii="Noto Naskh Arabic" w:hAnsi="Noto Naskh Arabic" w:cs="Noto Naskh Arabic"/>
+          <w:b w:val="0"/>
+          <w:sz w:val="24"/>
+          <w:szCs w:val="24"/>
+        </w:rPr>
+        <w:t>bias_notes.</w:t>
       </w:r>
     </w:p>
     <w:tbl>
@@ -2486,12 +3661,13 @@
             <w:r/>
             <w:r>
               <w:rPr>
+                <w:rFonts w:ascii="Noto Naskh Arabic" w:hAnsi="Noto Naskh Arabic" w:cs="adwa-assalaf"/>
                 <w:b/>
                 <w:color w:val="1F4E79"/>
                 <w:sz w:val="22"/>
                 <w:rtl/>
-                <w:szCs w:val="22"/>
                 <w:bCs/>
+                <w:szCs w:val="26"/>
               </w:rPr>
               <w:t>البند</w:t>
             </w:r>
@@ -2510,12 +3686,13 @@
             <w:r/>
             <w:r>
               <w:rPr>
+                <w:rFonts w:ascii="Noto Naskh Arabic" w:hAnsi="Noto Naskh Arabic" w:cs="adwa-assalaf"/>
                 <w:b/>
                 <w:color w:val="1F4E79"/>
                 <w:sz w:val="22"/>
                 <w:rtl/>
-                <w:szCs w:val="22"/>
                 <w:bCs/>
+                <w:szCs w:val="26"/>
               </w:rPr>
               <w:t>الوصف</w:t>
             </w:r>
@@ -2535,20 +3712,22 @@
             <w:r/>
             <w:r>
               <w:rPr>
-                <w:b w:val="0"/>
-                <w:sz w:val="22"/>
-                <w:rtl/>
-                <w:szCs w:val="22"/>
+                <w:rFonts w:ascii="Noto Naskh Arabic" w:hAnsi="Noto Naskh Arabic" w:cs="adwa-assalaf"/>
+                <w:b w:val="0"/>
+                <w:sz w:val="22"/>
+                <w:rtl/>
+                <w:szCs w:val="26"/>
               </w:rPr>
               <w:t xml:space="preserve">البيئة الصوتية </w:t>
             </w:r>
             <w:r>
               <w:rPr>
+                <w:rFonts w:ascii="Noto Naskh Arabic" w:hAnsi="Noto Naskh Arabic" w:cs="adwa-assalaf"/>
                 <w:b w:val="0"/>
                 <w:color w:val="FF0000"/>
                 <w:sz w:val="22"/>
                 <w:rtl/>
-                <w:szCs w:val="22"/>
+                <w:szCs w:val="26"/>
               </w:rPr>
               <w:t>(ضجيج، مقاطعات)</w:t>
             </w:r>
@@ -2566,10 +3745,11 @@
             <w:r/>
             <w:r>
               <w:rPr>
-                <w:b w:val="0"/>
-                <w:sz w:val="22"/>
-                <w:rtl/>
-                <w:szCs w:val="22"/>
+                <w:rFonts w:ascii="Noto Naskh Arabic" w:hAnsi="Noto Naskh Arabic" w:cs="adwa-assalaf"/>
+                <w:b w:val="0"/>
+                <w:sz w:val="22"/>
+                <w:rtl/>
+                <w:szCs w:val="26"/>
               </w:rPr>
               <w:t>……</w:t>
             </w:r>
@@ -2589,20 +3769,22 @@
             <w:r/>
             <w:r>
               <w:rPr>
-                <w:b w:val="0"/>
-                <w:sz w:val="22"/>
-                <w:rtl/>
-                <w:szCs w:val="22"/>
+                <w:rFonts w:ascii="Noto Naskh Arabic" w:hAnsi="Noto Naskh Arabic" w:cs="adwa-assalaf"/>
+                <w:b w:val="0"/>
+                <w:sz w:val="22"/>
+                <w:rtl/>
+                <w:szCs w:val="26"/>
               </w:rPr>
               <w:t xml:space="preserve">حالة الراوي الصحية والإرهاق الظاهر </w:t>
             </w:r>
             <w:r>
               <w:rPr>
+                <w:rFonts w:ascii="Noto Naskh Arabic" w:hAnsi="Noto Naskh Arabic" w:cs="adwa-assalaf"/>
                 <w:b w:val="0"/>
                 <w:color w:val="FF0000"/>
                 <w:sz w:val="22"/>
                 <w:rtl/>
-                <w:szCs w:val="22"/>
+                <w:szCs w:val="26"/>
               </w:rPr>
               <w:t>(وصف محايد)</w:t>
             </w:r>
@@ -2620,10 +3802,11 @@
             <w:r/>
             <w:r>
               <w:rPr>
-                <w:b w:val="0"/>
-                <w:sz w:val="22"/>
-                <w:rtl/>
-                <w:szCs w:val="22"/>
+                <w:rFonts w:ascii="Noto Naskh Arabic" w:hAnsi="Noto Naskh Arabic" w:cs="adwa-assalaf"/>
+                <w:b w:val="0"/>
+                <w:sz w:val="22"/>
+                <w:rtl/>
+                <w:szCs w:val="26"/>
               </w:rPr>
               <w:t>……</w:t>
             </w:r>
@@ -2643,10 +3826,11 @@
             <w:r/>
             <w:r>
               <w:rPr>
-                <w:b w:val="0"/>
-                <w:sz w:val="22"/>
-                <w:rtl/>
-                <w:szCs w:val="22"/>
+                <w:rFonts w:ascii="Noto Naskh Arabic" w:hAnsi="Noto Naskh Arabic" w:cs="adwa-assalaf"/>
+                <w:b w:val="0"/>
+                <w:sz w:val="22"/>
+                <w:rtl/>
+                <w:szCs w:val="26"/>
               </w:rPr>
               <w:t>تأثير الحاضرين المحتمل في الإجابات</w:t>
             </w:r>
@@ -2664,10 +3848,11 @@
             <w:r/>
             <w:r>
               <w:rPr>
-                <w:b w:val="0"/>
-                <w:sz w:val="22"/>
-                <w:rtl/>
-                <w:szCs w:val="22"/>
+                <w:rFonts w:ascii="Noto Naskh Arabic" w:hAnsi="Noto Naskh Arabic" w:cs="adwa-assalaf"/>
+                <w:b w:val="0"/>
+                <w:sz w:val="22"/>
+                <w:rtl/>
+                <w:szCs w:val="26"/>
               </w:rPr>
               <w:t>……</w:t>
             </w:r>
@@ -2687,20 +3872,22 @@
             <w:r/>
             <w:r>
               <w:rPr>
-                <w:b w:val="0"/>
-                <w:sz w:val="22"/>
-                <w:rtl/>
-                <w:szCs w:val="22"/>
+                <w:rFonts w:ascii="Noto Naskh Arabic" w:hAnsi="Noto Naskh Arabic" w:cs="adwa-assalaf"/>
+                <w:b w:val="0"/>
+                <w:sz w:val="22"/>
+                <w:rtl/>
+                <w:szCs w:val="26"/>
               </w:rPr>
               <w:t xml:space="preserve">علاقة المحاوِر بالراوي </w:t>
             </w:r>
             <w:r>
               <w:rPr>
+                <w:rFonts w:ascii="Noto Naskh Arabic" w:hAnsi="Noto Naskh Arabic" w:cs="adwa-assalaf"/>
                 <w:b w:val="0"/>
                 <w:color w:val="FF0000"/>
                 <w:sz w:val="22"/>
                 <w:rtl/>
-                <w:szCs w:val="22"/>
+                <w:szCs w:val="26"/>
               </w:rPr>
               <w:t>(قرابة، معرفة سابقة، لا علاقة)</w:t>
             </w:r>
@@ -2718,10 +3905,11 @@
             <w:r/>
             <w:r>
               <w:rPr>
-                <w:b w:val="0"/>
-                <w:sz w:val="22"/>
-                <w:rtl/>
-                <w:szCs w:val="22"/>
+                <w:rFonts w:ascii="Noto Naskh Arabic" w:hAnsi="Noto Naskh Arabic" w:cs="adwa-assalaf"/>
+                <w:b w:val="0"/>
+                <w:sz w:val="22"/>
+                <w:rtl/>
+                <w:szCs w:val="26"/>
               </w:rPr>
               <w:t>……</w:t>
             </w:r>
@@ -2741,10 +3929,11 @@
             <w:r/>
             <w:r>
               <w:rPr>
-                <w:b w:val="0"/>
-                <w:sz w:val="22"/>
-                <w:rtl/>
-                <w:szCs w:val="22"/>
+                <w:rFonts w:ascii="Noto Naskh Arabic" w:hAnsi="Noto Naskh Arabic" w:cs="adwa-assalaf"/>
+                <w:b w:val="0"/>
+                <w:sz w:val="22"/>
+                <w:rtl/>
+                <w:szCs w:val="26"/>
               </w:rPr>
               <w:t>انقطاعات التسجيل وأسبابها</w:t>
             </w:r>
@@ -2762,10 +3951,11 @@
             <w:r/>
             <w:r>
               <w:rPr>
-                <w:b w:val="0"/>
-                <w:sz w:val="22"/>
-                <w:rtl/>
-                <w:szCs w:val="22"/>
+                <w:rFonts w:ascii="Noto Naskh Arabic" w:hAnsi="Noto Naskh Arabic" w:cs="adwa-assalaf"/>
+                <w:b w:val="0"/>
+                <w:sz w:val="22"/>
+                <w:rtl/>
+                <w:szCs w:val="26"/>
               </w:rPr>
               <w:t>……</w:t>
             </w:r>
@@ -2785,31 +3975,43 @@
             <w:r/>
             <w:r>
               <w:rPr>
-                <w:b w:val="0"/>
-                <w:sz w:val="22"/>
-                <w:rtl/>
+                <w:rFonts w:ascii="Noto Naskh Arabic" w:hAnsi="Noto Naskh Arabic" w:cs="adwa-assalaf"/>
+                <w:b w:val="0"/>
+                <w:sz w:val="22"/>
+                <w:rtl/>
+                <w:szCs w:val="26"/>
+              </w:rPr>
+              <w:t xml:space="preserve">مواد أبرزها الراوي </w:t>
+            </w:r>
+            <w:r>
+              <w:rPr>
+                <w:rFonts w:ascii="Noto Naskh Arabic" w:hAnsi="Noto Naskh Arabic" w:cs="adwa-assalaf"/>
+                <w:b w:val="0"/>
+                <w:color w:val="FF0000"/>
+                <w:sz w:val="22"/>
+                <w:rtl/>
+                <w:szCs w:val="26"/>
+              </w:rPr>
+              <w:t>(صور، وثائق، أدوات)</w:t>
+            </w:r>
+            <w:r>
+              <w:rPr>
+                <w:rFonts w:ascii="Noto Naskh Arabic" w:hAnsi="Noto Naskh Arabic" w:cs="adwa-assalaf"/>
+                <w:b w:val="0"/>
+                <w:sz w:val="22"/>
+                <w:rtl/>
+                <w:szCs w:val="26"/>
+              </w:rPr>
+              <w:t xml:space="preserve"> — تُسجَّل في استمارة الوثيقة </w:t>
+            </w:r>
+            <w:r>
+              <w:rPr>
+                <w:rFonts w:ascii="Noto Naskh Arabic" w:hAnsi="Noto Naskh Arabic" w:cs="Noto Naskh Arabic"/>
+                <w:b w:val="0"/>
+                <w:sz w:val="22"/>
                 <w:szCs w:val="22"/>
               </w:rPr>
-              <w:t xml:space="preserve">مواد أبرزها الراوي </w:t>
-            </w:r>
-            <w:r>
-              <w:rPr>
-                <w:b w:val="0"/>
-                <w:color w:val="FF0000"/>
-                <w:sz w:val="22"/>
-                <w:rtl/>
-                <w:szCs w:val="22"/>
-              </w:rPr>
-              <w:t>(صور، وثائق، أدوات)</w:t>
-            </w:r>
-            <w:r>
-              <w:rPr>
-                <w:b w:val="0"/>
-                <w:sz w:val="22"/>
-                <w:rtl/>
-                <w:szCs w:val="22"/>
-              </w:rPr>
-              <w:t xml:space="preserve"> — تُسجَّل في استمارة الوثيقة 07</w:t>
+              <w:t>07</w:t>
             </w:r>
           </w:p>
         </w:tc>
@@ -2825,10 +4027,11 @@
             <w:r/>
             <w:r>
               <w:rPr>
-                <w:b w:val="0"/>
-                <w:sz w:val="22"/>
-                <w:rtl/>
-                <w:szCs w:val="22"/>
+                <w:rFonts w:ascii="Noto Naskh Arabic" w:hAnsi="Noto Naskh Arabic" w:cs="adwa-assalaf"/>
+                <w:b w:val="0"/>
+                <w:sz w:val="22"/>
+                <w:rtl/>
+                <w:szCs w:val="26"/>
               </w:rPr>
               <w:t>……</w:t>
             </w:r>
@@ -2848,10 +4051,11 @@
             <w:r/>
             <w:r>
               <w:rPr>
-                <w:b w:val="0"/>
-                <w:sz w:val="22"/>
-                <w:rtl/>
-                <w:szCs w:val="22"/>
+                <w:rFonts w:ascii="Noto Naskh Arabic" w:hAnsi="Noto Naskh Arabic" w:cs="adwa-assalaf"/>
+                <w:b w:val="0"/>
+                <w:sz w:val="22"/>
+                <w:rtl/>
+                <w:szCs w:val="26"/>
               </w:rPr>
               <w:t>ملاحظات غير لفظية ذات دلالة</w:t>
             </w:r>
@@ -2869,10 +4073,11 @@
             <w:r/>
             <w:r>
               <w:rPr>
-                <w:b w:val="0"/>
-                <w:sz w:val="22"/>
-                <w:rtl/>
-                <w:szCs w:val="22"/>
+                <w:rFonts w:ascii="Noto Naskh Arabic" w:hAnsi="Noto Naskh Arabic" w:cs="adwa-assalaf"/>
+                <w:b w:val="0"/>
+                <w:sz w:val="22"/>
+                <w:rtl/>
+                <w:szCs w:val="26"/>
               </w:rPr>
               <w:t>……</w:t>
             </w:r>
@@ -2888,12 +4093,13 @@
       </w:pPr>
       <w:r>
         <w:rPr>
+          <w:rFonts w:ascii="Noto Naskh Arabic" w:hAnsi="Noto Naskh Arabic" w:cs="adwa-assalaf"/>
           <w:b/>
           <w:color w:val="A0522D"/>
           <w:sz w:val="28"/>
           <w:rtl/>
-          <w:szCs w:val="28"/>
           <w:bCs/>
+          <w:szCs w:val="32"/>
         </w:rPr>
         <w:t>رابعاً: دليل الأسئلة الموضوعي</w:t>
       </w:r>
@@ -2905,11 +4111,12 @@
       </w:pPr>
       <w:r>
         <w:rPr>
+          <w:rFonts w:ascii="Noto Naskh Arabic" w:hAnsi="Noto Naskh Arabic" w:cs="adwa-assalaf"/>
           <w:b/>
           <w:sz w:val="24"/>
           <w:rtl/>
-          <w:szCs w:val="24"/>
           <w:bCs/>
+          <w:szCs w:val="28"/>
         </w:rPr>
         <w:t>تعليمات عامة للمحاوِر:</w:t>
       </w:r>
@@ -2921,29 +4128,53 @@
       </w:pPr>
       <w:r>
         <w:rPr>
+          <w:rFonts w:ascii="Noto Naskh Arabic" w:hAnsi="Noto Naskh Arabic" w:cs="adwa-assalaf"/>
           <w:b w:val="0"/>
           <w:sz w:val="24"/>
           <w:rtl/>
-          <w:szCs w:val="24"/>
+          <w:szCs w:val="28"/>
         </w:rPr>
         <w:t xml:space="preserve">▪ ابدأ بالأسئلة المفتوحة، ثم انتقل إلى المجسّات </w:t>
       </w:r>
       <w:r>
         <w:rPr>
+          <w:rFonts w:ascii="Noto Naskh Arabic" w:hAnsi="Noto Naskh Arabic" w:cs="adwa-assalaf"/>
           <w:b w:val="0"/>
           <w:color w:val="FF0000"/>
           <w:sz w:val="24"/>
           <w:rtl/>
-          <w:szCs w:val="24"/>
+          <w:szCs w:val="28"/>
         </w:rPr>
-        <w:t>(Probes)</w:t>
+        <w:t>(</w:t>
       </w:r>
       <w:r>
         <w:rPr>
+          <w:rFonts w:ascii="Noto Naskh Arabic" w:hAnsi="Noto Naskh Arabic" w:cs="Noto Naskh Arabic"/>
+          <w:b w:val="0"/>
+          <w:color w:val="FF0000"/>
+          <w:sz w:val="24"/>
+          <w:szCs w:val="24"/>
+        </w:rPr>
+        <w:t>Probes</w:t>
+      </w:r>
+      <w:r>
+        <w:rPr>
+          <w:rFonts w:ascii="Noto Naskh Arabic" w:hAnsi="Noto Naskh Arabic" w:cs="adwa-assalaf"/>
+          <w:b w:val="0"/>
+          <w:color w:val="FF0000"/>
+          <w:sz w:val="24"/>
+          <w:rtl/>
+          <w:szCs w:val="28"/>
+        </w:rPr>
+        <w:t>)</w:t>
+      </w:r>
+      <w:r>
+        <w:rPr>
+          <w:rFonts w:ascii="Noto Naskh Arabic" w:hAnsi="Noto Naskh Arabic" w:cs="adwa-assalaf"/>
           <w:b w:val="0"/>
           <w:sz w:val="24"/>
           <w:rtl/>
-          <w:szCs w:val="24"/>
+          <w:szCs w:val="28"/>
         </w:rPr>
         <w:t xml:space="preserve"> عند الحاجة.</w:t>
       </w:r>
@@ -2955,29 +4186,32 @@
       </w:pPr>
       <w:r>
         <w:rPr>
+          <w:rFonts w:ascii="Noto Naskh Arabic" w:hAnsi="Noto Naskh Arabic" w:cs="adwa-assalaf"/>
           <w:b w:val="0"/>
           <w:sz w:val="24"/>
           <w:rtl/>
-          <w:szCs w:val="24"/>
+          <w:szCs w:val="28"/>
         </w:rPr>
         <w:t xml:space="preserve">▪ تجنّب الأسئلة الإيحائية </w:t>
       </w:r>
       <w:r>
         <w:rPr>
+          <w:rFonts w:ascii="Noto Naskh Arabic" w:hAnsi="Noto Naskh Arabic" w:cs="adwa-assalaf"/>
           <w:b w:val="0"/>
           <w:color w:val="FF0000"/>
           <w:sz w:val="24"/>
           <w:rtl/>
-          <w:szCs w:val="24"/>
+          <w:szCs w:val="28"/>
         </w:rPr>
         <w:t>(«أليس صحيحاً أن…؟»)</w:t>
       </w:r>
       <w:r>
         <w:rPr>
+          <w:rFonts w:ascii="Noto Naskh Arabic" w:hAnsi="Noto Naskh Arabic" w:cs="adwa-assalaf"/>
           <w:b w:val="0"/>
           <w:sz w:val="24"/>
           <w:rtl/>
-          <w:szCs w:val="24"/>
+          <w:szCs w:val="28"/>
         </w:rPr>
         <w:t>.</w:t>
       </w:r>
@@ -2989,29 +4223,32 @@
       </w:pPr>
       <w:r>
         <w:rPr>
+          <w:rFonts w:ascii="Noto Naskh Arabic" w:hAnsi="Noto Naskh Arabic" w:cs="adwa-assalaf"/>
           <w:b w:val="0"/>
           <w:sz w:val="24"/>
           <w:rtl/>
-          <w:szCs w:val="24"/>
+          <w:szCs w:val="28"/>
         </w:rPr>
         <w:t xml:space="preserve">▪ اسأل دائماً عن </w:t>
       </w:r>
       <w:r>
         <w:rPr>
+          <w:rFonts w:ascii="Noto Naskh Arabic" w:hAnsi="Noto Naskh Arabic" w:cs="adwa-assalaf"/>
           <w:b/>
           <w:sz w:val="24"/>
           <w:rtl/>
-          <w:szCs w:val="24"/>
           <w:bCs/>
+          <w:szCs w:val="28"/>
         </w:rPr>
         <w:t>مصدر المعرفة</w:t>
       </w:r>
       <w:r>
         <w:rPr>
+          <w:rFonts w:ascii="Noto Naskh Arabic" w:hAnsi="Noto Naskh Arabic" w:cs="adwa-assalaf"/>
           <w:b w:val="0"/>
           <w:sz w:val="24"/>
           <w:rtl/>
-          <w:szCs w:val="24"/>
+          <w:szCs w:val="28"/>
         </w:rPr>
         <w:t>: «هل رأيت ذلك بنفسك أم سمعته؟ ممن؟»</w:t>
       </w:r>
@@ -3023,29 +4260,32 @@
       </w:pPr>
       <w:r>
         <w:rPr>
+          <w:rFonts w:ascii="Noto Naskh Arabic" w:hAnsi="Noto Naskh Arabic" w:cs="adwa-assalaf"/>
           <w:b w:val="0"/>
           <w:sz w:val="24"/>
           <w:rtl/>
-          <w:szCs w:val="24"/>
+          <w:szCs w:val="28"/>
         </w:rPr>
         <w:t xml:space="preserve">▪ اسأل عن </w:t>
       </w:r>
       <w:r>
         <w:rPr>
+          <w:rFonts w:ascii="Noto Naskh Arabic" w:hAnsi="Noto Naskh Arabic" w:cs="adwa-assalaf"/>
           <w:b/>
           <w:sz w:val="24"/>
           <w:rtl/>
-          <w:szCs w:val="24"/>
           <w:bCs/>
+          <w:szCs w:val="28"/>
         </w:rPr>
         <w:t>الزمن</w:t>
       </w:r>
       <w:r>
         <w:rPr>
+          <w:rFonts w:ascii="Noto Naskh Arabic" w:hAnsi="Noto Naskh Arabic" w:cs="adwa-assalaf"/>
           <w:b w:val="0"/>
           <w:sz w:val="24"/>
           <w:rtl/>
-          <w:szCs w:val="24"/>
+          <w:szCs w:val="28"/>
         </w:rPr>
         <w:t xml:space="preserve"> بربطه بأحداث الحياة لا بالسنوات المجردة: «كم كان عمرك؟ هل كان ذلك قبل زواجك أم بعده؟»</w:t>
       </w:r>
@@ -3057,10 +4297,11 @@
       </w:pPr>
       <w:r>
         <w:rPr>
+          <w:rFonts w:ascii="Noto Naskh Arabic" w:hAnsi="Noto Naskh Arabic" w:cs="adwa-assalaf"/>
           <w:b w:val="0"/>
           <w:sz w:val="24"/>
           <w:rtl/>
-          <w:szCs w:val="24"/>
+          <w:szCs w:val="28"/>
         </w:rPr>
         <w:t>▪ اختر من المحاور ما يناسب موضوع المشروع، ولا يلزم استيفاؤها جميعاً.</w:t>
       </w:r>
@@ -3072,34 +4313,37 @@
       </w:pPr>
       <w:r>
         <w:rPr>
+          <w:rFonts w:ascii="Noto Naskh Arabic" w:hAnsi="Noto Naskh Arabic" w:cs="adwa-assalaf"/>
           <w:b/>
           <w:color w:val="A0522D"/>
           <w:sz w:val="26"/>
           <w:rtl/>
-          <w:szCs w:val="26"/>
           <w:bCs/>
+          <w:szCs w:val="30"/>
         </w:rPr>
         <w:t xml:space="preserve">المحور </w:t>
       </w:r>
       <w:r>
         <w:rPr>
+          <w:rFonts w:ascii="Noto Naskh Arabic" w:hAnsi="Noto Naskh Arabic" w:cs="adwa-assalaf"/>
           <w:b/>
           <w:color w:val="FF0000"/>
           <w:sz w:val="26"/>
           <w:rtl/>
-          <w:szCs w:val="26"/>
           <w:bCs/>
+          <w:szCs w:val="30"/>
         </w:rPr>
         <w:t>(أ)</w:t>
       </w:r>
       <w:r>
         <w:rPr>
+          <w:rFonts w:ascii="Noto Naskh Arabic" w:hAnsi="Noto Naskh Arabic" w:cs="adwa-assalaf"/>
           <w:b/>
           <w:color w:val="A0522D"/>
           <w:sz w:val="26"/>
           <w:rtl/>
-          <w:szCs w:val="26"/>
           <w:bCs/>
+          <w:szCs w:val="30"/>
         </w:rPr>
         <w:t>: السيرة والسياق</w:t>
       </w:r>
@@ -3129,12 +4373,13 @@
             <w:r/>
             <w:r>
               <w:rPr>
+                <w:rFonts w:ascii="Noto Naskh Arabic" w:hAnsi="Noto Naskh Arabic" w:cs="adwa-assalaf"/>
                 <w:b/>
                 <w:color w:val="1F4E79"/>
                 <w:sz w:val="22"/>
                 <w:rtl/>
-                <w:szCs w:val="22"/>
                 <w:bCs/>
+                <w:szCs w:val="26"/>
               </w:rPr>
               <w:t>السؤال الرئيس</w:t>
             </w:r>
@@ -3153,12 +4398,13 @@
             <w:r/>
             <w:r>
               <w:rPr>
+                <w:rFonts w:ascii="Noto Naskh Arabic" w:hAnsi="Noto Naskh Arabic" w:cs="adwa-assalaf"/>
                 <w:b/>
                 <w:color w:val="1F4E79"/>
                 <w:sz w:val="22"/>
                 <w:rtl/>
-                <w:szCs w:val="22"/>
                 <w:bCs/>
+                <w:szCs w:val="26"/>
               </w:rPr>
               <w:t>المجسّات</w:t>
             </w:r>
@@ -3178,10 +4424,11 @@
             <w:r/>
             <w:r>
               <w:rPr>
-                <w:b w:val="0"/>
-                <w:sz w:val="22"/>
-                <w:rtl/>
-                <w:szCs w:val="22"/>
+                <w:rFonts w:ascii="Noto Naskh Arabic" w:hAnsi="Noto Naskh Arabic" w:cs="adwa-assalaf"/>
+                <w:b w:val="0"/>
+                <w:sz w:val="22"/>
+                <w:rtl/>
+                <w:szCs w:val="26"/>
               </w:rPr>
               <w:t>حدّثنا عن المكان الذي نشأت فيه.</w:t>
             </w:r>
@@ -3199,10 +4446,11 @@
             <w:r/>
             <w:r>
               <w:rPr>
-                <w:b w:val="0"/>
-                <w:sz w:val="22"/>
-                <w:rtl/>
-                <w:szCs w:val="22"/>
+                <w:rFonts w:ascii="Noto Naskh Arabic" w:hAnsi="Noto Naskh Arabic" w:cs="adwa-assalaf"/>
+                <w:b w:val="0"/>
+                <w:sz w:val="22"/>
+                <w:rtl/>
+                <w:szCs w:val="26"/>
               </w:rPr>
               <w:t>كيف كانت البيوت؟ من كان يسكن بجواركم؟ ما الذي تغيّر؟</w:t>
             </w:r>
@@ -3222,10 +4470,11 @@
             <w:r/>
             <w:r>
               <w:rPr>
-                <w:b w:val="0"/>
-                <w:sz w:val="22"/>
-                <w:rtl/>
-                <w:szCs w:val="22"/>
+                <w:rFonts w:ascii="Noto Naskh Arabic" w:hAnsi="Noto Naskh Arabic" w:cs="adwa-assalaf"/>
+                <w:b w:val="0"/>
+                <w:sz w:val="22"/>
+                <w:rtl/>
+                <w:szCs w:val="26"/>
               </w:rPr>
               <w:t>ما الأعمال التي مارستها أو مارسها أهلك؟</w:t>
             </w:r>
@@ -3243,10 +4492,11 @@
             <w:r/>
             <w:r>
               <w:rPr>
-                <w:b w:val="0"/>
-                <w:sz w:val="22"/>
-                <w:rtl/>
-                <w:szCs w:val="22"/>
+                <w:rFonts w:ascii="Noto Naskh Arabic" w:hAnsi="Noto Naskh Arabic" w:cs="adwa-assalaf"/>
+                <w:b w:val="0"/>
+                <w:sz w:val="22"/>
+                <w:rtl/>
+                <w:szCs w:val="26"/>
               </w:rPr>
               <w:t>كيف تعلّمتها؟ في أي موسم؟ مع من؟</w:t>
             </w:r>
@@ -3266,10 +4516,11 @@
             <w:r/>
             <w:r>
               <w:rPr>
-                <w:b w:val="0"/>
-                <w:sz w:val="22"/>
-                <w:rtl/>
-                <w:szCs w:val="22"/>
+                <w:rFonts w:ascii="Noto Naskh Arabic" w:hAnsi="Noto Naskh Arabic" w:cs="adwa-assalaf"/>
+                <w:b w:val="0"/>
+                <w:sz w:val="22"/>
+                <w:rtl/>
+                <w:szCs w:val="26"/>
               </w:rPr>
               <w:t>ما أبرز ما تتذكره من طفولتك؟</w:t>
             </w:r>
@@ -3287,10 +4538,11 @@
             <w:r/>
             <w:r>
               <w:rPr>
-                <w:b w:val="0"/>
-                <w:sz w:val="22"/>
-                <w:rtl/>
-                <w:szCs w:val="22"/>
+                <w:rFonts w:ascii="Noto Naskh Arabic" w:hAnsi="Noto Naskh Arabic" w:cs="adwa-assalaf"/>
+                <w:b w:val="0"/>
+                <w:sz w:val="22"/>
+                <w:rtl/>
+                <w:szCs w:val="26"/>
               </w:rPr>
               <w:t>كم كان عمرك؟ من كان حاضراً؟</w:t>
             </w:r>
@@ -3306,45 +4558,49 @@
       </w:pPr>
       <w:r>
         <w:rPr>
+          <w:rFonts w:ascii="Noto Naskh Arabic" w:hAnsi="Noto Naskh Arabic" w:cs="adwa-assalaf"/>
           <w:b/>
           <w:color w:val="A0522D"/>
           <w:sz w:val="26"/>
           <w:rtl/>
-          <w:szCs w:val="26"/>
           <w:bCs/>
+          <w:szCs w:val="30"/>
         </w:rPr>
         <w:t xml:space="preserve">المحور </w:t>
       </w:r>
       <w:r>
         <w:rPr>
+          <w:rFonts w:ascii="Noto Naskh Arabic" w:hAnsi="Noto Naskh Arabic" w:cs="adwa-assalaf"/>
           <w:b/>
           <w:color w:val="FF0000"/>
           <w:sz w:val="26"/>
           <w:rtl/>
-          <w:szCs w:val="26"/>
           <w:bCs/>
+          <w:szCs w:val="30"/>
         </w:rPr>
         <w:t>(ب)</w:t>
       </w:r>
       <w:r>
         <w:rPr>
+          <w:rFonts w:ascii="Noto Naskh Arabic" w:hAnsi="Noto Naskh Arabic" w:cs="adwa-assalaf"/>
           <w:b/>
           <w:color w:val="A0522D"/>
           <w:sz w:val="26"/>
           <w:rtl/>
-          <w:szCs w:val="26"/>
           <w:bCs/>
+          <w:szCs w:val="30"/>
         </w:rPr>
         <w:t xml:space="preserve">: الاقتصاد والمعاش </w:t>
       </w:r>
       <w:r>
         <w:rPr>
+          <w:rFonts w:ascii="Noto Naskh Arabic" w:hAnsi="Noto Naskh Arabic" w:cs="adwa-assalaf"/>
           <w:b/>
           <w:color w:val="FF0000"/>
           <w:sz w:val="26"/>
           <w:rtl/>
-          <w:szCs w:val="26"/>
           <w:bCs/>
+          <w:szCs w:val="30"/>
         </w:rPr>
         <w:t>(بحري، بري، واحي، جبلي، سوقي)</w:t>
       </w:r>
@@ -3374,12 +4630,13 @@
             <w:r/>
             <w:r>
               <w:rPr>
+                <w:rFonts w:ascii="Noto Naskh Arabic" w:hAnsi="Noto Naskh Arabic" w:cs="adwa-assalaf"/>
                 <w:b/>
                 <w:color w:val="1F4E79"/>
                 <w:sz w:val="22"/>
                 <w:rtl/>
-                <w:szCs w:val="22"/>
                 <w:bCs/>
+                <w:szCs w:val="26"/>
               </w:rPr>
               <w:t>السؤال الرئيس</w:t>
             </w:r>
@@ -3398,12 +4655,13 @@
             <w:r/>
             <w:r>
               <w:rPr>
+                <w:rFonts w:ascii="Noto Naskh Arabic" w:hAnsi="Noto Naskh Arabic" w:cs="adwa-assalaf"/>
                 <w:b/>
                 <w:color w:val="1F4E79"/>
                 <w:sz w:val="22"/>
                 <w:rtl/>
-                <w:szCs w:val="22"/>
                 <w:bCs/>
+                <w:szCs w:val="26"/>
               </w:rPr>
               <w:t>المجسّات</w:t>
             </w:r>
@@ -3423,10 +4681,11 @@
             <w:r/>
             <w:r>
               <w:rPr>
-                <w:b w:val="0"/>
-                <w:sz w:val="22"/>
-                <w:rtl/>
-                <w:szCs w:val="22"/>
+                <w:rFonts w:ascii="Noto Naskh Arabic" w:hAnsi="Noto Naskh Arabic" w:cs="adwa-assalaf"/>
+                <w:b w:val="0"/>
+                <w:sz w:val="22"/>
+                <w:rtl/>
+                <w:szCs w:val="26"/>
               </w:rPr>
               <w:t>كيف كان الناس يكسبون رزقهم في منطقتكم؟</w:t>
             </w:r>
@@ -3444,10 +4703,11 @@
             <w:r/>
             <w:r>
               <w:rPr>
-                <w:b w:val="0"/>
-                <w:sz w:val="22"/>
-                <w:rtl/>
-                <w:szCs w:val="22"/>
+                <w:rFonts w:ascii="Noto Naskh Arabic" w:hAnsi="Noto Naskh Arabic" w:cs="adwa-assalaf"/>
+                <w:b w:val="0"/>
+                <w:sz w:val="22"/>
+                <w:rtl/>
+                <w:szCs w:val="26"/>
               </w:rPr>
               <w:t>ما المواسم؟ كيف يُقسَّم العائد؟ من يملك الأدوات؟</w:t>
             </w:r>
@@ -3467,29 +4727,32 @@
             <w:r/>
             <w:r>
               <w:rPr>
-                <w:b w:val="0"/>
-                <w:sz w:val="22"/>
-                <w:rtl/>
-                <w:szCs w:val="22"/>
+                <w:rFonts w:ascii="Noto Naskh Arabic" w:hAnsi="Noto Naskh Arabic" w:cs="adwa-assalaf"/>
+                <w:b w:val="0"/>
+                <w:sz w:val="22"/>
+                <w:rtl/>
+                <w:szCs w:val="26"/>
               </w:rPr>
               <w:t xml:space="preserve">صِف رحلة عمل كما عشتها أو سمعت عنها </w:t>
             </w:r>
             <w:r>
               <w:rPr>
+                <w:rFonts w:ascii="Noto Naskh Arabic" w:hAnsi="Noto Naskh Arabic" w:cs="adwa-assalaf"/>
                 <w:b w:val="0"/>
                 <w:color w:val="FF0000"/>
                 <w:sz w:val="22"/>
                 <w:rtl/>
-                <w:szCs w:val="22"/>
+                <w:szCs w:val="26"/>
               </w:rPr>
               <w:t>(صيد، غوص، رعي، زراعة، تجارة)</w:t>
             </w:r>
             <w:r>
               <w:rPr>
-                <w:b w:val="0"/>
-                <w:sz w:val="22"/>
-                <w:rtl/>
-                <w:szCs w:val="22"/>
+                <w:rFonts w:ascii="Noto Naskh Arabic" w:hAnsi="Noto Naskh Arabic" w:cs="adwa-assalaf"/>
+                <w:b w:val="0"/>
+                <w:sz w:val="22"/>
+                <w:rtl/>
+                <w:szCs w:val="26"/>
               </w:rPr>
               <w:t>.</w:t>
             </w:r>
@@ -3507,10 +4770,11 @@
             <w:r/>
             <w:r>
               <w:rPr>
-                <w:b w:val="0"/>
-                <w:sz w:val="22"/>
-                <w:rtl/>
-                <w:szCs w:val="22"/>
+                <w:rFonts w:ascii="Noto Naskh Arabic" w:hAnsi="Noto Naskh Arabic" w:cs="adwa-assalaf"/>
+                <w:b w:val="0"/>
+                <w:sz w:val="22"/>
+                <w:rtl/>
+                <w:szCs w:val="26"/>
               </w:rPr>
               <w:t>المراحل؟ الأدوات؟ المخاطر؟ الأسماء المحلية؟</w:t>
             </w:r>
@@ -3530,10 +4794,11 @@
             <w:r/>
             <w:r>
               <w:rPr>
-                <w:b w:val="0"/>
-                <w:sz w:val="22"/>
-                <w:rtl/>
-                <w:szCs w:val="22"/>
+                <w:rFonts w:ascii="Noto Naskh Arabic" w:hAnsi="Noto Naskh Arabic" w:cs="adwa-assalaf"/>
+                <w:b w:val="0"/>
+                <w:sz w:val="22"/>
+                <w:rtl/>
+                <w:szCs w:val="26"/>
               </w:rPr>
               <w:t>كيف كانت العلاقة بين المنتج والتاجر؟</w:t>
             </w:r>
@@ -3551,10 +4816,11 @@
             <w:r/>
             <w:r>
               <w:rPr>
-                <w:b w:val="0"/>
-                <w:sz w:val="22"/>
-                <w:rtl/>
-                <w:szCs w:val="22"/>
+                <w:rFonts w:ascii="Noto Naskh Arabic" w:hAnsi="Noto Naskh Arabic" w:cs="adwa-assalaf"/>
+                <w:b w:val="0"/>
+                <w:sz w:val="22"/>
+                <w:rtl/>
+                <w:szCs w:val="26"/>
               </w:rPr>
               <w:t>الدين؟ المقايضة؟ الأسواق؟</w:t>
             </w:r>
@@ -3570,34 +4836,37 @@
       </w:pPr>
       <w:r>
         <w:rPr>
+          <w:rFonts w:ascii="Noto Naskh Arabic" w:hAnsi="Noto Naskh Arabic" w:cs="adwa-assalaf"/>
           <w:b/>
           <w:color w:val="A0522D"/>
           <w:sz w:val="26"/>
           <w:rtl/>
-          <w:szCs w:val="26"/>
           <w:bCs/>
+          <w:szCs w:val="30"/>
         </w:rPr>
         <w:t xml:space="preserve">المحور </w:t>
       </w:r>
       <w:r>
         <w:rPr>
+          <w:rFonts w:ascii="Noto Naskh Arabic" w:hAnsi="Noto Naskh Arabic" w:cs="adwa-assalaf"/>
           <w:b/>
           <w:color w:val="FF0000"/>
           <w:sz w:val="26"/>
           <w:rtl/>
-          <w:szCs w:val="26"/>
           <w:bCs/>
+          <w:szCs w:val="30"/>
         </w:rPr>
         <w:t>(ج)</w:t>
       </w:r>
       <w:r>
         <w:rPr>
+          <w:rFonts w:ascii="Noto Naskh Arabic" w:hAnsi="Noto Naskh Arabic" w:cs="adwa-assalaf"/>
           <w:b/>
           <w:color w:val="A0522D"/>
           <w:sz w:val="26"/>
           <w:rtl/>
-          <w:szCs w:val="26"/>
           <w:bCs/>
+          <w:szCs w:val="30"/>
         </w:rPr>
         <w:t>: الحرف والمعارف التقنية</w:t>
       </w:r>
@@ -3627,12 +4896,13 @@
             <w:r/>
             <w:r>
               <w:rPr>
+                <w:rFonts w:ascii="Noto Naskh Arabic" w:hAnsi="Noto Naskh Arabic" w:cs="adwa-assalaf"/>
                 <w:b/>
                 <w:color w:val="1F4E79"/>
                 <w:sz w:val="22"/>
                 <w:rtl/>
-                <w:szCs w:val="22"/>
                 <w:bCs/>
+                <w:szCs w:val="26"/>
               </w:rPr>
               <w:t>السؤال الرئيس</w:t>
             </w:r>
@@ -3651,12 +4921,13 @@
             <w:r/>
             <w:r>
               <w:rPr>
+                <w:rFonts w:ascii="Noto Naskh Arabic" w:hAnsi="Noto Naskh Arabic" w:cs="adwa-assalaf"/>
                 <w:b/>
                 <w:color w:val="1F4E79"/>
                 <w:sz w:val="22"/>
                 <w:rtl/>
-                <w:szCs w:val="22"/>
                 <w:bCs/>
+                <w:szCs w:val="26"/>
               </w:rPr>
               <w:t>المجسّات</w:t>
             </w:r>
@@ -3676,10 +4947,11 @@
             <w:r/>
             <w:r>
               <w:rPr>
-                <w:b w:val="0"/>
-                <w:sz w:val="22"/>
-                <w:rtl/>
-                <w:szCs w:val="22"/>
+                <w:rFonts w:ascii="Noto Naskh Arabic" w:hAnsi="Noto Naskh Arabic" w:cs="adwa-assalaf"/>
+                <w:b w:val="0"/>
+                <w:sz w:val="22"/>
+                <w:rtl/>
+                <w:szCs w:val="26"/>
               </w:rPr>
               <w:t>ما الحرف التي عرفتها أو مارستها؟</w:t>
             </w:r>
@@ -3697,10 +4969,11 @@
             <w:r/>
             <w:r>
               <w:rPr>
-                <w:b w:val="0"/>
-                <w:sz w:val="22"/>
-                <w:rtl/>
-                <w:szCs w:val="22"/>
+                <w:rFonts w:ascii="Noto Naskh Arabic" w:hAnsi="Noto Naskh Arabic" w:cs="adwa-assalaf"/>
+                <w:b w:val="0"/>
+                <w:sz w:val="22"/>
+                <w:rtl/>
+                <w:szCs w:val="26"/>
               </w:rPr>
               <w:t>المواد؟ مصدرها؟ الأدوات؟ خطوات الصنع؟</w:t>
             </w:r>
@@ -3720,10 +4993,11 @@
             <w:r/>
             <w:r>
               <w:rPr>
-                <w:b w:val="0"/>
-                <w:sz w:val="22"/>
-                <w:rtl/>
-                <w:szCs w:val="22"/>
+                <w:rFonts w:ascii="Noto Naskh Arabic" w:hAnsi="Noto Naskh Arabic" w:cs="adwa-assalaf"/>
+                <w:b w:val="0"/>
+                <w:sz w:val="22"/>
+                <w:rtl/>
+                <w:szCs w:val="26"/>
               </w:rPr>
               <w:t>كيف كانت الحرفة تنتقل من جيل إلى جيل؟</w:t>
             </w:r>
@@ -3741,10 +5015,11 @@
             <w:r/>
             <w:r>
               <w:rPr>
-                <w:b w:val="0"/>
-                <w:sz w:val="22"/>
-                <w:rtl/>
-                <w:szCs w:val="22"/>
+                <w:rFonts w:ascii="Noto Naskh Arabic" w:hAnsi="Noto Naskh Arabic" w:cs="adwa-assalaf"/>
+                <w:b w:val="0"/>
+                <w:sz w:val="22"/>
+                <w:rtl/>
+                <w:szCs w:val="26"/>
               </w:rPr>
               <w:t>من علّمك؟ كم استغرق التعلم؟ هل للمرأة دور؟</w:t>
             </w:r>
@@ -3764,10 +5039,11 @@
             <w:r/>
             <w:r>
               <w:rPr>
-                <w:b w:val="0"/>
-                <w:sz w:val="22"/>
-                <w:rtl/>
-                <w:szCs w:val="22"/>
+                <w:rFonts w:ascii="Noto Naskh Arabic" w:hAnsi="Noto Naskh Arabic" w:cs="adwa-assalaf"/>
+                <w:b w:val="0"/>
+                <w:sz w:val="22"/>
+                <w:rtl/>
+                <w:szCs w:val="26"/>
               </w:rPr>
               <w:t>هل ما زالت الحرفة تُمارس؟</w:t>
             </w:r>
@@ -3785,10 +5061,11 @@
             <w:r/>
             <w:r>
               <w:rPr>
-                <w:b w:val="0"/>
-                <w:sz w:val="22"/>
-                <w:rtl/>
-                <w:szCs w:val="22"/>
+                <w:rFonts w:ascii="Noto Naskh Arabic" w:hAnsi="Noto Naskh Arabic" w:cs="adwa-assalaf"/>
+                <w:b w:val="0"/>
+                <w:sz w:val="22"/>
+                <w:rtl/>
+                <w:szCs w:val="26"/>
               </w:rPr>
               <w:t>من يمارسها؟ ما الذي تغيّر في موادها أو أدواتها؟</w:t>
             </w:r>
@@ -3804,34 +5081,37 @@
       </w:pPr>
       <w:r>
         <w:rPr>
+          <w:rFonts w:ascii="Noto Naskh Arabic" w:hAnsi="Noto Naskh Arabic" w:cs="adwa-assalaf"/>
           <w:b/>
           <w:color w:val="A0522D"/>
           <w:sz w:val="26"/>
           <w:rtl/>
-          <w:szCs w:val="26"/>
           <w:bCs/>
+          <w:szCs w:val="30"/>
         </w:rPr>
         <w:t xml:space="preserve">المحور </w:t>
       </w:r>
       <w:r>
         <w:rPr>
+          <w:rFonts w:ascii="Noto Naskh Arabic" w:hAnsi="Noto Naskh Arabic" w:cs="adwa-assalaf"/>
           <w:b/>
           <w:color w:val="FF0000"/>
           <w:sz w:val="26"/>
           <w:rtl/>
-          <w:szCs w:val="26"/>
           <w:bCs/>
+          <w:szCs w:val="30"/>
         </w:rPr>
         <w:t>(د)</w:t>
       </w:r>
       <w:r>
         <w:rPr>
+          <w:rFonts w:ascii="Noto Naskh Arabic" w:hAnsi="Noto Naskh Arabic" w:cs="adwa-assalaf"/>
           <w:b/>
           <w:color w:val="A0522D"/>
           <w:sz w:val="26"/>
           <w:rtl/>
-          <w:szCs w:val="26"/>
           <w:bCs/>
+          <w:szCs w:val="30"/>
         </w:rPr>
         <w:t>: الممارسات الاجتماعية والطقوس والمناسبات</w:t>
       </w:r>
@@ -3861,12 +5141,13 @@
             <w:r/>
             <w:r>
               <w:rPr>
+                <w:rFonts w:ascii="Noto Naskh Arabic" w:hAnsi="Noto Naskh Arabic" w:cs="adwa-assalaf"/>
                 <w:b/>
                 <w:color w:val="1F4E79"/>
                 <w:sz w:val="22"/>
                 <w:rtl/>
-                <w:szCs w:val="22"/>
                 <w:bCs/>
+                <w:szCs w:val="26"/>
               </w:rPr>
               <w:t>السؤال الرئيس</w:t>
             </w:r>
@@ -3885,12 +5166,13 @@
             <w:r/>
             <w:r>
               <w:rPr>
+                <w:rFonts w:ascii="Noto Naskh Arabic" w:hAnsi="Noto Naskh Arabic" w:cs="adwa-assalaf"/>
                 <w:b/>
                 <w:color w:val="1F4E79"/>
                 <w:sz w:val="22"/>
                 <w:rtl/>
-                <w:szCs w:val="22"/>
                 <w:bCs/>
+                <w:szCs w:val="26"/>
               </w:rPr>
               <w:t>المجسّات</w:t>
             </w:r>
@@ -3910,29 +5192,32 @@
             <w:r/>
             <w:r>
               <w:rPr>
-                <w:b w:val="0"/>
-                <w:sz w:val="22"/>
-                <w:rtl/>
-                <w:szCs w:val="22"/>
+                <w:rFonts w:ascii="Noto Naskh Arabic" w:hAnsi="Noto Naskh Arabic" w:cs="adwa-assalaf"/>
+                <w:b w:val="0"/>
+                <w:sz w:val="22"/>
+                <w:rtl/>
+                <w:szCs w:val="26"/>
               </w:rPr>
               <w:t xml:space="preserve">صِف مناسبة اجتماعية تتذكرها </w:t>
             </w:r>
             <w:r>
               <w:rPr>
+                <w:rFonts w:ascii="Noto Naskh Arabic" w:hAnsi="Noto Naskh Arabic" w:cs="adwa-assalaf"/>
                 <w:b w:val="0"/>
                 <w:color w:val="FF0000"/>
                 <w:sz w:val="22"/>
                 <w:rtl/>
-                <w:szCs w:val="22"/>
+                <w:szCs w:val="26"/>
               </w:rPr>
               <w:t>(زواج، عيد، استقبال)</w:t>
             </w:r>
             <w:r>
               <w:rPr>
-                <w:b w:val="0"/>
-                <w:sz w:val="22"/>
-                <w:rtl/>
-                <w:szCs w:val="22"/>
+                <w:rFonts w:ascii="Noto Naskh Arabic" w:hAnsi="Noto Naskh Arabic" w:cs="adwa-assalaf"/>
+                <w:b w:val="0"/>
+                <w:sz w:val="22"/>
+                <w:rtl/>
+                <w:szCs w:val="26"/>
               </w:rPr>
               <w:t>.</w:t>
             </w:r>
@@ -3950,10 +5235,11 @@
             <w:r/>
             <w:r>
               <w:rPr>
-                <w:b w:val="0"/>
-                <w:sz w:val="22"/>
-                <w:rtl/>
-                <w:szCs w:val="22"/>
+                <w:rFonts w:ascii="Noto Naskh Arabic" w:hAnsi="Noto Naskh Arabic" w:cs="adwa-assalaf"/>
+                <w:b w:val="0"/>
+                <w:sz w:val="22"/>
+                <w:rtl/>
+                <w:szCs w:val="26"/>
               </w:rPr>
               <w:t>التسلسل؟ الأدوار؟ الطعام؟ اللباس؟</w:t>
             </w:r>
@@ -3973,10 +5259,11 @@
             <w:r/>
             <w:r>
               <w:rPr>
-                <w:b w:val="0"/>
-                <w:sz w:val="22"/>
-                <w:rtl/>
-                <w:szCs w:val="22"/>
+                <w:rFonts w:ascii="Noto Naskh Arabic" w:hAnsi="Noto Naskh Arabic" w:cs="adwa-assalaf"/>
+                <w:b w:val="0"/>
+                <w:sz w:val="22"/>
+                <w:rtl/>
+                <w:szCs w:val="26"/>
               </w:rPr>
               <w:t>ما العادات التي اختفت أو تغيّرت؟</w:t>
             </w:r>
@@ -3994,10 +5281,11 @@
             <w:r/>
             <w:r>
               <w:rPr>
-                <w:b w:val="0"/>
-                <w:sz w:val="22"/>
-                <w:rtl/>
-                <w:szCs w:val="22"/>
+                <w:rFonts w:ascii="Noto Naskh Arabic" w:hAnsi="Noto Naskh Arabic" w:cs="adwa-assalaf"/>
+                <w:b w:val="0"/>
+                <w:sz w:val="22"/>
+                <w:rtl/>
+                <w:szCs w:val="26"/>
               </w:rPr>
               <w:t>متى؟ ولماذا في رأيك؟</w:t>
             </w:r>
@@ -4017,10 +5305,11 @@
             <w:r/>
             <w:r>
               <w:rPr>
-                <w:b w:val="0"/>
-                <w:sz w:val="22"/>
-                <w:rtl/>
-                <w:szCs w:val="22"/>
+                <w:rFonts w:ascii="Noto Naskh Arabic" w:hAnsi="Noto Naskh Arabic" w:cs="adwa-assalaf"/>
+                <w:b w:val="0"/>
+                <w:sz w:val="22"/>
+                <w:rtl/>
+                <w:szCs w:val="26"/>
               </w:rPr>
               <w:t>هل ثمة معارف لا يجوز الحديث عنها علناً؟</w:t>
             </w:r>
@@ -4038,11 +5327,12 @@
             <w:r/>
             <w:r>
               <w:rPr>
+                <w:rFonts w:ascii="Noto Naskh Arabic" w:hAnsi="Noto Naskh Arabic" w:cs="adwa-assalaf"/>
                 <w:b/>
                 <w:sz w:val="22"/>
                 <w:rtl/>
-                <w:szCs w:val="22"/>
                 <w:bCs/>
+                <w:szCs w:val="26"/>
               </w:rPr>
               <w:t>تُحترم الإجابة؛ ويُوسم أي مضمون مقيد فوراً</w:t>
             </w:r>
@@ -4058,34 +5348,37 @@
       </w:pPr>
       <w:r>
         <w:rPr>
+          <w:rFonts w:ascii="Noto Naskh Arabic" w:hAnsi="Noto Naskh Arabic" w:cs="adwa-assalaf"/>
           <w:b/>
           <w:color w:val="A0522D"/>
           <w:sz w:val="26"/>
           <w:rtl/>
-          <w:szCs w:val="26"/>
           <w:bCs/>
+          <w:szCs w:val="30"/>
         </w:rPr>
         <w:t xml:space="preserve">المحور </w:t>
       </w:r>
       <w:r>
         <w:rPr>
+          <w:rFonts w:ascii="Noto Naskh Arabic" w:hAnsi="Noto Naskh Arabic" w:cs="adwa-assalaf"/>
           <w:b/>
           <w:color w:val="FF0000"/>
           <w:sz w:val="26"/>
           <w:rtl/>
-          <w:szCs w:val="26"/>
           <w:bCs/>
+          <w:szCs w:val="30"/>
         </w:rPr>
         <w:t>(هـ)</w:t>
       </w:r>
       <w:r>
         <w:rPr>
+          <w:rFonts w:ascii="Noto Naskh Arabic" w:hAnsi="Noto Naskh Arabic" w:cs="adwa-assalaf"/>
           <w:b/>
           <w:color w:val="A0522D"/>
           <w:sz w:val="26"/>
           <w:rtl/>
-          <w:szCs w:val="26"/>
           <w:bCs/>
+          <w:szCs w:val="30"/>
         </w:rPr>
         <w:t>: اللغة والمفردات والأدب الشفهي</w:t>
       </w:r>
@@ -4115,12 +5408,13 @@
             <w:r/>
             <w:r>
               <w:rPr>
+                <w:rFonts w:ascii="Noto Naskh Arabic" w:hAnsi="Noto Naskh Arabic" w:cs="adwa-assalaf"/>
                 <w:b/>
                 <w:color w:val="1F4E79"/>
                 <w:sz w:val="22"/>
                 <w:rtl/>
-                <w:szCs w:val="22"/>
                 <w:bCs/>
+                <w:szCs w:val="26"/>
               </w:rPr>
               <w:t>السؤال الرئيس</w:t>
             </w:r>
@@ -4139,12 +5433,13 @@
             <w:r/>
             <w:r>
               <w:rPr>
+                <w:rFonts w:ascii="Noto Naskh Arabic" w:hAnsi="Noto Naskh Arabic" w:cs="adwa-assalaf"/>
                 <w:b/>
                 <w:color w:val="1F4E79"/>
                 <w:sz w:val="22"/>
                 <w:rtl/>
-                <w:szCs w:val="22"/>
                 <w:bCs/>
+                <w:szCs w:val="26"/>
               </w:rPr>
               <w:t>المجسّات</w:t>
             </w:r>
@@ -4164,10 +5459,11 @@
             <w:r/>
             <w:r>
               <w:rPr>
-                <w:b w:val="0"/>
-                <w:sz w:val="22"/>
-                <w:rtl/>
-                <w:szCs w:val="22"/>
+                <w:rFonts w:ascii="Noto Naskh Arabic" w:hAnsi="Noto Naskh Arabic" w:cs="adwa-assalaf"/>
+                <w:b w:val="0"/>
+                <w:sz w:val="22"/>
+                <w:rtl/>
+                <w:szCs w:val="26"/>
               </w:rPr>
               <w:t>ما الكلمات التي كنتم تستعملونها ولم يعد الناس يعرفونها؟</w:t>
             </w:r>
@@ -4185,10 +5481,11 @@
             <w:r/>
             <w:r>
               <w:rPr>
-                <w:b w:val="0"/>
-                <w:sz w:val="22"/>
-                <w:rtl/>
-                <w:szCs w:val="22"/>
+                <w:rFonts w:ascii="Noto Naskh Arabic" w:hAnsi="Noto Naskh Arabic" w:cs="adwa-assalaf"/>
+                <w:b w:val="0"/>
+                <w:sz w:val="22"/>
+                <w:rtl/>
+                <w:szCs w:val="26"/>
               </w:rPr>
               <w:t>ما معناها؟ في أي سياق تُقال؟ هل تُقال في مناطق أخرى؟</w:t>
             </w:r>
@@ -4208,10 +5505,11 @@
             <w:r/>
             <w:r>
               <w:rPr>
-                <w:b w:val="0"/>
-                <w:sz w:val="22"/>
-                <w:rtl/>
-                <w:szCs w:val="22"/>
+                <w:rFonts w:ascii="Noto Naskh Arabic" w:hAnsi="Noto Naskh Arabic" w:cs="adwa-assalaf"/>
+                <w:b w:val="0"/>
+                <w:sz w:val="22"/>
+                <w:rtl/>
+                <w:szCs w:val="26"/>
               </w:rPr>
               <w:t>هل تحفظ شعراً أو أهازيج أو أمثالاً؟</w:t>
             </w:r>
@@ -4229,10 +5527,11 @@
             <w:r/>
             <w:r>
               <w:rPr>
-                <w:b w:val="0"/>
-                <w:sz w:val="22"/>
-                <w:rtl/>
-                <w:szCs w:val="22"/>
+                <w:rFonts w:ascii="Noto Naskh Arabic" w:hAnsi="Noto Naskh Arabic" w:cs="adwa-assalaf"/>
+                <w:b w:val="0"/>
+                <w:sz w:val="22"/>
+                <w:rtl/>
+                <w:szCs w:val="26"/>
               </w:rPr>
               <w:t>ممن سمعتها؟ في أي مناسبة تُقال؟ هل تعرف رواية أخرى لها؟</w:t>
             </w:r>
@@ -4252,10 +5551,11 @@
             <w:r/>
             <w:r>
               <w:rPr>
-                <w:b w:val="0"/>
-                <w:sz w:val="22"/>
-                <w:rtl/>
-                <w:szCs w:val="22"/>
+                <w:rFonts w:ascii="Noto Naskh Arabic" w:hAnsi="Noto Naskh Arabic" w:cs="adwa-assalaf"/>
+                <w:b w:val="0"/>
+                <w:sz w:val="22"/>
+                <w:rtl/>
+                <w:szCs w:val="26"/>
               </w:rPr>
               <w:t>هل تعرف حكايات أو قصصاً كانت تُروى؟</w:t>
             </w:r>
@@ -4273,10 +5573,11 @@
             <w:r/>
             <w:r>
               <w:rPr>
-                <w:b w:val="0"/>
-                <w:sz w:val="22"/>
-                <w:rtl/>
-                <w:szCs w:val="22"/>
+                <w:rFonts w:ascii="Noto Naskh Arabic" w:hAnsi="Noto Naskh Arabic" w:cs="adwa-assalaf"/>
+                <w:b w:val="0"/>
+                <w:sz w:val="22"/>
+                <w:rtl/>
+                <w:szCs w:val="26"/>
               </w:rPr>
               <w:t>من كان يرويها؟ لمن؟ متى؟</w:t>
             </w:r>
@@ -4292,34 +5593,37 @@
       </w:pPr>
       <w:r>
         <w:rPr>
+          <w:rFonts w:ascii="Noto Naskh Arabic" w:hAnsi="Noto Naskh Arabic" w:cs="adwa-assalaf"/>
           <w:b/>
           <w:color w:val="A0522D"/>
           <w:sz w:val="26"/>
           <w:rtl/>
-          <w:szCs w:val="26"/>
           <w:bCs/>
+          <w:szCs w:val="30"/>
         </w:rPr>
         <w:t xml:space="preserve">المحور </w:t>
       </w:r>
       <w:r>
         <w:rPr>
+          <w:rFonts w:ascii="Noto Naskh Arabic" w:hAnsi="Noto Naskh Arabic" w:cs="adwa-assalaf"/>
           <w:b/>
           <w:color w:val="FF0000"/>
           <w:sz w:val="26"/>
           <w:rtl/>
-          <w:szCs w:val="26"/>
           <w:bCs/>
+          <w:szCs w:val="30"/>
         </w:rPr>
         <w:t>(و)</w:t>
       </w:r>
       <w:r>
         <w:rPr>
+          <w:rFonts w:ascii="Noto Naskh Arabic" w:hAnsi="Noto Naskh Arabic" w:cs="adwa-assalaf"/>
           <w:b/>
           <w:color w:val="A0522D"/>
           <w:sz w:val="26"/>
           <w:rtl/>
-          <w:szCs w:val="26"/>
           <w:bCs/>
+          <w:szCs w:val="30"/>
         </w:rPr>
         <w:t>: المكان والبيئة</w:t>
       </w:r>
@@ -4349,12 +5653,13 @@
             <w:r/>
             <w:r>
               <w:rPr>
+                <w:rFonts w:ascii="Noto Naskh Arabic" w:hAnsi="Noto Naskh Arabic" w:cs="adwa-assalaf"/>
                 <w:b/>
                 <w:color w:val="1F4E79"/>
                 <w:sz w:val="22"/>
                 <w:rtl/>
-                <w:szCs w:val="22"/>
                 <w:bCs/>
+                <w:szCs w:val="26"/>
               </w:rPr>
               <w:t>السؤال الرئيس</w:t>
             </w:r>
@@ -4373,12 +5678,13 @@
             <w:r/>
             <w:r>
               <w:rPr>
+                <w:rFonts w:ascii="Noto Naskh Arabic" w:hAnsi="Noto Naskh Arabic" w:cs="adwa-assalaf"/>
                 <w:b/>
                 <w:color w:val="1F4E79"/>
                 <w:sz w:val="22"/>
                 <w:rtl/>
-                <w:szCs w:val="22"/>
                 <w:bCs/>
+                <w:szCs w:val="26"/>
               </w:rPr>
               <w:t>المجسّات</w:t>
             </w:r>
@@ -4398,10 +5704,11 @@
             <w:r/>
             <w:r>
               <w:rPr>
-                <w:b w:val="0"/>
-                <w:sz w:val="22"/>
-                <w:rtl/>
-                <w:szCs w:val="22"/>
+                <w:rFonts w:ascii="Noto Naskh Arabic" w:hAnsi="Noto Naskh Arabic" w:cs="adwa-assalaf"/>
+                <w:b w:val="0"/>
+                <w:sz w:val="22"/>
+                <w:rtl/>
+                <w:szCs w:val="26"/>
               </w:rPr>
               <w:t>ما الأماكن المهمة في منطقتكم؟</w:t>
             </w:r>
@@ -4419,10 +5726,11 @@
             <w:r/>
             <w:r>
               <w:rPr>
-                <w:b w:val="0"/>
-                <w:sz w:val="22"/>
-                <w:rtl/>
-                <w:szCs w:val="22"/>
+                <w:rFonts w:ascii="Noto Naskh Arabic" w:hAnsi="Noto Naskh Arabic" w:cs="adwa-assalaf"/>
+                <w:b w:val="0"/>
+                <w:sz w:val="22"/>
+                <w:rtl/>
+                <w:szCs w:val="26"/>
               </w:rPr>
               <w:t>الأسماء القديمة؟ الآبار؟ الطرق؟ المراسي؟</w:t>
             </w:r>
@@ -4442,10 +5750,11 @@
             <w:r/>
             <w:r>
               <w:rPr>
-                <w:b w:val="0"/>
-                <w:sz w:val="22"/>
-                <w:rtl/>
-                <w:szCs w:val="22"/>
+                <w:rFonts w:ascii="Noto Naskh Arabic" w:hAnsi="Noto Naskh Arabic" w:cs="adwa-assalaf"/>
+                <w:b w:val="0"/>
+                <w:sz w:val="22"/>
+                <w:rtl/>
+                <w:szCs w:val="26"/>
               </w:rPr>
               <w:t>كيف كان الناس يتعاملون مع الماء والنبات والحيوان؟</w:t>
             </w:r>
@@ -4463,10 +5772,11 @@
             <w:r/>
             <w:r>
               <w:rPr>
-                <w:b w:val="0"/>
-                <w:sz w:val="22"/>
-                <w:rtl/>
-                <w:szCs w:val="22"/>
+                <w:rFonts w:ascii="Noto Naskh Arabic" w:hAnsi="Noto Naskh Arabic" w:cs="adwa-assalaf"/>
+                <w:b w:val="0"/>
+                <w:sz w:val="22"/>
+                <w:rtl/>
+                <w:szCs w:val="26"/>
               </w:rPr>
               <w:t>المواسم؟ النجوم؟ الأعراف في الاستعمال؟</w:t>
             </w:r>
@@ -4486,10 +5796,11 @@
             <w:r/>
             <w:r>
               <w:rPr>
-                <w:b w:val="0"/>
-                <w:sz w:val="22"/>
-                <w:rtl/>
-                <w:szCs w:val="22"/>
+                <w:rFonts w:ascii="Noto Naskh Arabic" w:hAnsi="Noto Naskh Arabic" w:cs="adwa-assalaf"/>
+                <w:b w:val="0"/>
+                <w:sz w:val="22"/>
+                <w:rtl/>
+                <w:szCs w:val="26"/>
               </w:rPr>
               <w:t>هل ثمة مواقع ينبغي ألا يُكشف عنها؟</w:t>
             </w:r>
@@ -4507,11 +5818,12 @@
             <w:r/>
             <w:r>
               <w:rPr>
+                <w:rFonts w:ascii="Noto Naskh Arabic" w:hAnsi="Noto Naskh Arabic" w:cs="adwa-assalaf"/>
                 <w:b/>
                 <w:sz w:val="22"/>
                 <w:rtl/>
-                <w:szCs w:val="22"/>
                 <w:bCs/>
+                <w:szCs w:val="26"/>
               </w:rPr>
               <w:t>أي موقع أثري أو حساس يُعامل وفق قاعدة الإخفاء</w:t>
             </w:r>
@@ -4527,34 +5839,37 @@
       </w:pPr>
       <w:r>
         <w:rPr>
+          <w:rFonts w:ascii="Noto Naskh Arabic" w:hAnsi="Noto Naskh Arabic" w:cs="adwa-assalaf"/>
           <w:b/>
           <w:color w:val="A0522D"/>
           <w:sz w:val="26"/>
           <w:rtl/>
-          <w:szCs w:val="26"/>
           <w:bCs/>
+          <w:szCs w:val="30"/>
         </w:rPr>
         <w:t xml:space="preserve">المحور </w:t>
       </w:r>
       <w:r>
         <w:rPr>
+          <w:rFonts w:ascii="Noto Naskh Arabic" w:hAnsi="Noto Naskh Arabic" w:cs="adwa-assalaf"/>
           <w:b/>
           <w:color w:val="FF0000"/>
           <w:sz w:val="26"/>
           <w:rtl/>
-          <w:szCs w:val="26"/>
           <w:bCs/>
+          <w:szCs w:val="30"/>
         </w:rPr>
         <w:t>(ز)</w:t>
       </w:r>
       <w:r>
         <w:rPr>
+          <w:rFonts w:ascii="Noto Naskh Arabic" w:hAnsi="Noto Naskh Arabic" w:cs="adwa-assalaf"/>
           <w:b/>
           <w:color w:val="A0522D"/>
           <w:sz w:val="26"/>
           <w:rtl/>
-          <w:szCs w:val="26"/>
           <w:bCs/>
+          <w:szCs w:val="30"/>
         </w:rPr>
         <w:t>: التحولات</w:t>
       </w:r>
@@ -4584,12 +5899,13 @@
             <w:r/>
             <w:r>
               <w:rPr>
+                <w:rFonts w:ascii="Noto Naskh Arabic" w:hAnsi="Noto Naskh Arabic" w:cs="adwa-assalaf"/>
                 <w:b/>
                 <w:color w:val="1F4E79"/>
                 <w:sz w:val="22"/>
                 <w:rtl/>
-                <w:szCs w:val="22"/>
                 <w:bCs/>
+                <w:szCs w:val="26"/>
               </w:rPr>
               <w:t>السؤال الرئيس</w:t>
             </w:r>
@@ -4608,12 +5924,13 @@
             <w:r/>
             <w:r>
               <w:rPr>
+                <w:rFonts w:ascii="Noto Naskh Arabic" w:hAnsi="Noto Naskh Arabic" w:cs="adwa-assalaf"/>
                 <w:b/>
                 <w:color w:val="1F4E79"/>
                 <w:sz w:val="22"/>
                 <w:rtl/>
-                <w:szCs w:val="22"/>
                 <w:bCs/>
+                <w:szCs w:val="26"/>
               </w:rPr>
               <w:t>المجسّات</w:t>
             </w:r>
@@ -4633,10 +5950,11 @@
             <w:r/>
             <w:r>
               <w:rPr>
-                <w:b w:val="0"/>
-                <w:sz w:val="22"/>
-                <w:rtl/>
-                <w:szCs w:val="22"/>
+                <w:rFonts w:ascii="Noto Naskh Arabic" w:hAnsi="Noto Naskh Arabic" w:cs="adwa-assalaf"/>
+                <w:b w:val="0"/>
+                <w:sz w:val="22"/>
+                <w:rtl/>
+                <w:szCs w:val="26"/>
               </w:rPr>
               <w:t>ما أكبر تحوّل شهدته في حياتك؟</w:t>
             </w:r>
@@ -4654,10 +5972,11 @@
             <w:r/>
             <w:r>
               <w:rPr>
-                <w:b w:val="0"/>
-                <w:sz w:val="22"/>
-                <w:rtl/>
-                <w:szCs w:val="22"/>
+                <w:rFonts w:ascii="Noto Naskh Arabic" w:hAnsi="Noto Naskh Arabic" w:cs="adwa-assalaf"/>
+                <w:b w:val="0"/>
+                <w:sz w:val="22"/>
+                <w:rtl/>
+                <w:szCs w:val="26"/>
               </w:rPr>
               <w:t>متى بدأ؟ كيف أثّر في عائلتك؟</w:t>
             </w:r>
@@ -4677,10 +5996,11 @@
             <w:r/>
             <w:r>
               <w:rPr>
-                <w:b w:val="0"/>
-                <w:sz w:val="22"/>
-                <w:rtl/>
-                <w:szCs w:val="22"/>
+                <w:rFonts w:ascii="Noto Naskh Arabic" w:hAnsi="Noto Naskh Arabic" w:cs="adwa-assalaf"/>
+                <w:b w:val="0"/>
+                <w:sz w:val="22"/>
+                <w:rtl/>
+                <w:szCs w:val="26"/>
               </w:rPr>
               <w:t>ما الذي تتمنى أن يُحفظ للأجيال؟</w:t>
             </w:r>
@@ -4698,10 +6018,11 @@
             <w:r/>
             <w:r>
               <w:rPr>
-                <w:b w:val="0"/>
-                <w:sz w:val="22"/>
-                <w:rtl/>
-                <w:szCs w:val="22"/>
+                <w:rFonts w:ascii="Noto Naskh Arabic" w:hAnsi="Noto Naskh Arabic" w:cs="adwa-assalaf"/>
+                <w:b w:val="0"/>
+                <w:sz w:val="22"/>
+                <w:rtl/>
+                <w:szCs w:val="26"/>
               </w:rPr>
               <w:t>لماذا؟ كيف؟</w:t>
             </w:r>
@@ -4717,12 +6038,13 @@
       </w:pPr>
       <w:r>
         <w:rPr>
+          <w:rFonts w:ascii="Noto Naskh Arabic" w:hAnsi="Noto Naskh Arabic" w:cs="adwa-assalaf"/>
           <w:b/>
           <w:color w:val="A0522D"/>
           <w:sz w:val="28"/>
           <w:rtl/>
-          <w:szCs w:val="28"/>
           <w:bCs/>
+          <w:szCs w:val="32"/>
         </w:rPr>
         <w:t>خامساً: الختام</w:t>
       </w:r>
@@ -4753,12 +6075,13 @@
             <w:r/>
             <w:r>
               <w:rPr>
+                <w:rFonts w:ascii="Noto Naskh Arabic" w:hAnsi="Noto Naskh Arabic" w:cs="adwa-assalaf"/>
                 <w:b/>
                 <w:color w:val="1F4E79"/>
                 <w:sz w:val="22"/>
                 <w:rtl/>
-                <w:szCs w:val="22"/>
                 <w:bCs/>
+                <w:szCs w:val="26"/>
               </w:rPr>
               <w:t>البند</w:t>
             </w:r>
@@ -4777,12 +6100,13 @@
             <w:r/>
             <w:r>
               <w:rPr>
+                <w:rFonts w:ascii="Noto Naskh Arabic" w:hAnsi="Noto Naskh Arabic" w:cs="adwa-assalaf"/>
                 <w:b/>
                 <w:color w:val="1F4E79"/>
                 <w:sz w:val="22"/>
                 <w:rtl/>
-                <w:szCs w:val="22"/>
                 <w:bCs/>
+                <w:szCs w:val="26"/>
               </w:rPr>
               <w:t>الإجراء</w:t>
             </w:r>
@@ -4801,12 +6125,13 @@
             <w:r/>
             <w:r>
               <w:rPr>
+                <w:rFonts w:ascii="Noto Naskh Arabic" w:hAnsi="Noto Naskh Arabic" w:cs="adwa-assalaf"/>
                 <w:b/>
                 <w:color w:val="1F4E79"/>
                 <w:sz w:val="22"/>
                 <w:rtl/>
-                <w:szCs w:val="22"/>
                 <w:bCs/>
+                <w:szCs w:val="26"/>
               </w:rPr>
               <w:t>تم</w:t>
             </w:r>
@@ -4826,10 +6151,11 @@
             <w:r/>
             <w:r>
               <w:rPr>
-                <w:b w:val="0"/>
-                <w:sz w:val="22"/>
-                <w:rtl/>
-                <w:szCs w:val="22"/>
+                <w:rFonts w:ascii="Noto Naskh Arabic" w:hAnsi="Noto Naskh Arabic" w:cs="adwa-assalaf"/>
+                <w:b w:val="0"/>
+                <w:sz w:val="22"/>
+                <w:rtl/>
+                <w:szCs w:val="26"/>
               </w:rPr>
               <w:t>سؤال الراوي عمّا يرغب في إضافته</w:t>
             </w:r>
@@ -4847,10 +6173,11 @@
             <w:r/>
             <w:r>
               <w:rPr>
-                <w:b w:val="0"/>
-                <w:sz w:val="22"/>
-                <w:rtl/>
-                <w:szCs w:val="22"/>
+                <w:rFonts w:ascii="Noto Naskh Arabic" w:hAnsi="Noto Naskh Arabic" w:cs="adwa-assalaf"/>
+                <w:b w:val="0"/>
+                <w:sz w:val="22"/>
+                <w:rtl/>
+                <w:szCs w:val="26"/>
               </w:rPr>
               <w:t>«هل ثمة شيء لم نسألك عنه وتحب أن تقوله؟»</w:t>
             </w:r>
@@ -4868,10 +6195,11 @@
             <w:r/>
             <w:r>
               <w:rPr>
-                <w:b w:val="0"/>
-                <w:sz w:val="22"/>
-                <w:rtl/>
-                <w:szCs w:val="22"/>
+                <w:rFonts w:ascii="Noto Naskh Arabic" w:hAnsi="Noto Naskh Arabic" w:cs="adwa-assalaf"/>
+                <w:b w:val="0"/>
+                <w:sz w:val="22"/>
+                <w:rtl/>
+                <w:szCs w:val="26"/>
               </w:rPr>
               <w:t>☐</w:t>
             </w:r>
@@ -4891,10 +6219,11 @@
             <w:r/>
             <w:r>
               <w:rPr>
-                <w:b w:val="0"/>
-                <w:sz w:val="22"/>
-                <w:rtl/>
-                <w:szCs w:val="22"/>
+                <w:rFonts w:ascii="Noto Naskh Arabic" w:hAnsi="Noto Naskh Arabic" w:cs="adwa-assalaf"/>
+                <w:b w:val="0"/>
+                <w:sz w:val="22"/>
+                <w:rtl/>
+                <w:szCs w:val="26"/>
               </w:rPr>
               <w:t>مراجعة القيود التي أبداها أثناء المقابلة</w:t>
             </w:r>
@@ -4912,12 +6241,22 @@
             <w:r/>
             <w:r>
               <w:rPr>
-                <w:b w:val="0"/>
-                <w:sz w:val="22"/>
-                <w:rtl/>
+                <w:rFonts w:ascii="Noto Naskh Arabic" w:hAnsi="Noto Naskh Arabic" w:cs="adwa-assalaf"/>
+                <w:b w:val="0"/>
+                <w:sz w:val="22"/>
+                <w:rtl/>
+                <w:szCs w:val="26"/>
+              </w:rPr>
+              <w:t xml:space="preserve">تُدوَّن بدقة وتُحال إلى </w:t>
+            </w:r>
+            <w:r>
+              <w:rPr>
+                <w:rFonts w:ascii="Noto Naskh Arabic" w:hAnsi="Noto Naskh Arabic" w:cs="Noto Naskh Arabic"/>
+                <w:b w:val="0"/>
+                <w:sz w:val="22"/>
                 <w:szCs w:val="22"/>
               </w:rPr>
-              <w:t>تُدوَّن بدقة وتُحال إلى AG-ETH</w:t>
+              <w:t>AG-ETH</w:t>
             </w:r>
           </w:p>
         </w:tc>
@@ -4933,10 +6272,11 @@
             <w:r/>
             <w:r>
               <w:rPr>
-                <w:b w:val="0"/>
-                <w:sz w:val="22"/>
-                <w:rtl/>
-                <w:szCs w:val="22"/>
+                <w:rFonts w:ascii="Noto Naskh Arabic" w:hAnsi="Noto Naskh Arabic" w:cs="adwa-assalaf"/>
+                <w:b w:val="0"/>
+                <w:sz w:val="22"/>
+                <w:rtl/>
+                <w:szCs w:val="26"/>
               </w:rPr>
               <w:t>☐</w:t>
             </w:r>
@@ -4956,10 +6296,11 @@
             <w:r/>
             <w:r>
               <w:rPr>
-                <w:b w:val="0"/>
-                <w:sz w:val="22"/>
-                <w:rtl/>
-                <w:szCs w:val="22"/>
+                <w:rFonts w:ascii="Noto Naskh Arabic" w:hAnsi="Noto Naskh Arabic" w:cs="adwa-assalaf"/>
+                <w:b w:val="0"/>
+                <w:sz w:val="22"/>
+                <w:rtl/>
+                <w:szCs w:val="26"/>
               </w:rPr>
               <w:t>تأكيد خيارات الموافقة بعد انتهاء المقابلة</w:t>
             </w:r>
@@ -4977,10 +6318,11 @@
             <w:r/>
             <w:r>
               <w:rPr>
-                <w:b w:val="0"/>
-                <w:sz w:val="22"/>
-                <w:rtl/>
-                <w:szCs w:val="22"/>
+                <w:rFonts w:ascii="Noto Naskh Arabic" w:hAnsi="Noto Naskh Arabic" w:cs="adwa-assalaf"/>
+                <w:b w:val="0"/>
+                <w:sz w:val="22"/>
+                <w:rtl/>
+                <w:szCs w:val="26"/>
               </w:rPr>
               <w:t>تأكيد شفهي مسجّل + توقيع</w:t>
             </w:r>
@@ -4998,10 +6340,11 @@
             <w:r/>
             <w:r>
               <w:rPr>
-                <w:b w:val="0"/>
-                <w:sz w:val="22"/>
-                <w:rtl/>
-                <w:szCs w:val="22"/>
+                <w:rFonts w:ascii="Noto Naskh Arabic" w:hAnsi="Noto Naskh Arabic" w:cs="adwa-assalaf"/>
+                <w:b w:val="0"/>
+                <w:sz w:val="22"/>
+                <w:rtl/>
+                <w:szCs w:val="26"/>
               </w:rPr>
               <w:t>☐</w:t>
             </w:r>
@@ -5021,10 +6364,11 @@
             <w:r/>
             <w:r>
               <w:rPr>
-                <w:b w:val="0"/>
-                <w:sz w:val="22"/>
-                <w:rtl/>
-                <w:szCs w:val="22"/>
+                <w:rFonts w:ascii="Noto Naskh Arabic" w:hAnsi="Noto Naskh Arabic" w:cs="adwa-assalaf"/>
+                <w:b w:val="0"/>
+                <w:sz w:val="22"/>
+                <w:rtl/>
+                <w:szCs w:val="26"/>
               </w:rPr>
               <w:t>شرح ما سيحدث للتسجيل وكيف يطلب نسخة أو سحباً</w:t>
             </w:r>
@@ -5042,10 +6386,11 @@
             <w:r/>
             <w:r>
               <w:rPr>
-                <w:b w:val="0"/>
-                <w:sz w:val="22"/>
-                <w:rtl/>
-                <w:szCs w:val="22"/>
+                <w:rFonts w:ascii="Noto Naskh Arabic" w:hAnsi="Noto Naskh Arabic" w:cs="adwa-assalaf"/>
+                <w:b w:val="0"/>
+                <w:sz w:val="22"/>
+                <w:rtl/>
+                <w:szCs w:val="26"/>
               </w:rPr>
               <w:t>—</w:t>
             </w:r>
@@ -5063,10 +6408,11 @@
             <w:r/>
             <w:r>
               <w:rPr>
-                <w:b w:val="0"/>
-                <w:sz w:val="22"/>
-                <w:rtl/>
-                <w:szCs w:val="22"/>
+                <w:rFonts w:ascii="Noto Naskh Arabic" w:hAnsi="Noto Naskh Arabic" w:cs="adwa-assalaf"/>
+                <w:b w:val="0"/>
+                <w:sz w:val="22"/>
+                <w:rtl/>
+                <w:szCs w:val="26"/>
               </w:rPr>
               <w:t>☐</w:t>
             </w:r>
@@ -5086,10 +6432,11 @@
             <w:r/>
             <w:r>
               <w:rPr>
-                <w:b w:val="0"/>
-                <w:sz w:val="22"/>
-                <w:rtl/>
-                <w:szCs w:val="22"/>
+                <w:rFonts w:ascii="Noto Naskh Arabic" w:hAnsi="Noto Naskh Arabic" w:cs="adwa-assalaf"/>
+                <w:b w:val="0"/>
+                <w:sz w:val="22"/>
+                <w:rtl/>
+                <w:szCs w:val="26"/>
               </w:rPr>
               <w:t>الاتفاق على موعد مراجعة التفريغ إن رغب</w:t>
             </w:r>
@@ -5107,10 +6454,11 @@
             <w:r/>
             <w:r>
               <w:rPr>
-                <w:b w:val="0"/>
-                <w:sz w:val="22"/>
-                <w:rtl/>
-                <w:szCs w:val="22"/>
+                <w:rFonts w:ascii="Noto Naskh Arabic" w:hAnsi="Noto Naskh Arabic" w:cs="adwa-assalaf"/>
+                <w:b w:val="0"/>
+                <w:sz w:val="22"/>
+                <w:rtl/>
+                <w:szCs w:val="26"/>
               </w:rPr>
               <w:t>التاريخ: ……</w:t>
             </w:r>
@@ -5128,10 +6476,11 @@
             <w:r/>
             <w:r>
               <w:rPr>
-                <w:b w:val="0"/>
-                <w:sz w:val="22"/>
-                <w:rtl/>
-                <w:szCs w:val="22"/>
+                <w:rFonts w:ascii="Noto Naskh Arabic" w:hAnsi="Noto Naskh Arabic" w:cs="adwa-assalaf"/>
+                <w:b w:val="0"/>
+                <w:sz w:val="22"/>
+                <w:rtl/>
+                <w:szCs w:val="26"/>
               </w:rPr>
               <w:t>☐</w:t>
             </w:r>
@@ -5151,10 +6500,11 @@
             <w:r/>
             <w:r>
               <w:rPr>
-                <w:b w:val="0"/>
-                <w:sz w:val="22"/>
-                <w:rtl/>
-                <w:szCs w:val="22"/>
+                <w:rFonts w:ascii="Noto Naskh Arabic" w:hAnsi="Noto Naskh Arabic" w:cs="adwa-assalaf"/>
+                <w:b w:val="0"/>
+                <w:sz w:val="22"/>
+                <w:rtl/>
+                <w:szCs w:val="26"/>
               </w:rPr>
               <w:t>تسليم الراوي نسخة من نموذج الموافقة وبيانات الاتصال</w:t>
             </w:r>
@@ -5172,10 +6522,11 @@
             <w:r/>
             <w:r>
               <w:rPr>
-                <w:b w:val="0"/>
-                <w:sz w:val="22"/>
-                <w:rtl/>
-                <w:szCs w:val="22"/>
+                <w:rFonts w:ascii="Noto Naskh Arabic" w:hAnsi="Noto Naskh Arabic" w:cs="adwa-assalaf"/>
+                <w:b w:val="0"/>
+                <w:sz w:val="22"/>
+                <w:rtl/>
+                <w:szCs w:val="26"/>
               </w:rPr>
               <w:t>—</w:t>
             </w:r>
@@ -5193,10 +6544,11 @@
             <w:r/>
             <w:r>
               <w:rPr>
-                <w:b w:val="0"/>
-                <w:sz w:val="22"/>
-                <w:rtl/>
-                <w:szCs w:val="22"/>
+                <w:rFonts w:ascii="Noto Naskh Arabic" w:hAnsi="Noto Naskh Arabic" w:cs="adwa-assalaf"/>
+                <w:b w:val="0"/>
+                <w:sz w:val="22"/>
+                <w:rtl/>
+                <w:szCs w:val="26"/>
               </w:rPr>
               <w:t>☐</w:t>
             </w:r>
@@ -5216,10 +6568,11 @@
             <w:r/>
             <w:r>
               <w:rPr>
-                <w:b w:val="0"/>
-                <w:sz w:val="22"/>
-                <w:rtl/>
-                <w:szCs w:val="22"/>
+                <w:rFonts w:ascii="Noto Naskh Arabic" w:hAnsi="Noto Naskh Arabic" w:cs="adwa-assalaf"/>
+                <w:b w:val="0"/>
+                <w:sz w:val="22"/>
+                <w:rtl/>
+                <w:szCs w:val="26"/>
               </w:rPr>
               <w:t>شكر الراوي</w:t>
             </w:r>
@@ -5237,10 +6590,11 @@
             <w:r/>
             <w:r>
               <w:rPr>
-                <w:b w:val="0"/>
-                <w:sz w:val="22"/>
-                <w:rtl/>
-                <w:szCs w:val="22"/>
+                <w:rFonts w:ascii="Noto Naskh Arabic" w:hAnsi="Noto Naskh Arabic" w:cs="adwa-assalaf"/>
+                <w:b w:val="0"/>
+                <w:sz w:val="22"/>
+                <w:rtl/>
+                <w:szCs w:val="26"/>
               </w:rPr>
               <w:t>—</w:t>
             </w:r>
@@ -5258,10 +6612,11 @@
             <w:r/>
             <w:r>
               <w:rPr>
-                <w:b w:val="0"/>
-                <w:sz w:val="22"/>
-                <w:rtl/>
-                <w:szCs w:val="22"/>
+                <w:rFonts w:ascii="Noto Naskh Arabic" w:hAnsi="Noto Naskh Arabic" w:cs="adwa-assalaf"/>
+                <w:b w:val="0"/>
+                <w:sz w:val="22"/>
+                <w:rtl/>
+                <w:szCs w:val="26"/>
               </w:rPr>
               <w:t>☐</w:t>
             </w:r>
@@ -5277,12 +6632,13 @@
       </w:pPr>
       <w:r>
         <w:rPr>
+          <w:rFonts w:ascii="Noto Naskh Arabic" w:hAnsi="Noto Naskh Arabic" w:cs="adwa-assalaf"/>
           <w:b/>
           <w:color w:val="A0522D"/>
           <w:sz w:val="28"/>
           <w:rtl/>
-          <w:szCs w:val="28"/>
           <w:bCs/>
+          <w:szCs w:val="32"/>
         </w:rPr>
         <w:t>سادساً: ملاحظات المحاوِر بعد المقابلة مباشرة</w:t>
       </w:r>
@@ -5312,12 +6668,13 @@
             <w:r/>
             <w:r>
               <w:rPr>
+                <w:rFonts w:ascii="Noto Naskh Arabic" w:hAnsi="Noto Naskh Arabic" w:cs="adwa-assalaf"/>
                 <w:b/>
                 <w:color w:val="1F4E79"/>
                 <w:sz w:val="22"/>
                 <w:rtl/>
-                <w:szCs w:val="22"/>
                 <w:bCs/>
+                <w:szCs w:val="26"/>
               </w:rPr>
               <w:t>البند</w:t>
             </w:r>
@@ -5336,12 +6693,13 @@
             <w:r/>
             <w:r>
               <w:rPr>
+                <w:rFonts w:ascii="Noto Naskh Arabic" w:hAnsi="Noto Naskh Arabic" w:cs="adwa-assalaf"/>
                 <w:b/>
                 <w:color w:val="1F4E79"/>
                 <w:sz w:val="22"/>
                 <w:rtl/>
-                <w:szCs w:val="22"/>
                 <w:bCs/>
+                <w:szCs w:val="26"/>
               </w:rPr>
               <w:t>الملاحظة</w:t>
             </w:r>
@@ -5361,20 +6719,22 @@
             <w:r/>
             <w:r>
               <w:rPr>
-                <w:b w:val="0"/>
-                <w:sz w:val="22"/>
-                <w:rtl/>
-                <w:szCs w:val="22"/>
+                <w:rFonts w:ascii="Noto Naskh Arabic" w:hAnsi="Noto Naskh Arabic" w:cs="adwa-assalaf"/>
+                <w:b w:val="0"/>
+                <w:sz w:val="22"/>
+                <w:rtl/>
+                <w:szCs w:val="26"/>
               </w:rPr>
               <w:t xml:space="preserve">انطباعات أولية عن موثوقية المعلومات </w:t>
             </w:r>
             <w:r>
               <w:rPr>
+                <w:rFonts w:ascii="Noto Naskh Arabic" w:hAnsi="Noto Naskh Arabic" w:cs="adwa-assalaf"/>
                 <w:b w:val="0"/>
                 <w:color w:val="FF0000"/>
                 <w:sz w:val="22"/>
                 <w:rtl/>
-                <w:szCs w:val="22"/>
+                <w:szCs w:val="26"/>
               </w:rPr>
               <w:t>(وصفية لا حكمية)</w:t>
             </w:r>
@@ -5392,10 +6752,11 @@
             <w:r/>
             <w:r>
               <w:rPr>
-                <w:b w:val="0"/>
-                <w:sz w:val="22"/>
-                <w:rtl/>
-                <w:szCs w:val="22"/>
+                <w:rFonts w:ascii="Noto Naskh Arabic" w:hAnsi="Noto Naskh Arabic" w:cs="adwa-assalaf"/>
+                <w:b w:val="0"/>
+                <w:sz w:val="22"/>
+                <w:rtl/>
+                <w:szCs w:val="26"/>
               </w:rPr>
               <w:t>……</w:t>
             </w:r>
@@ -5415,10 +6776,11 @@
             <w:r/>
             <w:r>
               <w:rPr>
-                <w:b w:val="0"/>
-                <w:sz w:val="22"/>
-                <w:rtl/>
-                <w:szCs w:val="22"/>
+                <w:rFonts w:ascii="Noto Naskh Arabic" w:hAnsi="Noto Naskh Arabic" w:cs="adwa-assalaf"/>
+                <w:b w:val="0"/>
+                <w:sz w:val="22"/>
+                <w:rtl/>
+                <w:szCs w:val="26"/>
               </w:rPr>
               <w:t>مواضع تحتاج تحققاً من مصادر أخرى</w:t>
             </w:r>
@@ -5436,10 +6798,11 @@
             <w:r/>
             <w:r>
               <w:rPr>
-                <w:b w:val="0"/>
-                <w:sz w:val="22"/>
-                <w:rtl/>
-                <w:szCs w:val="22"/>
+                <w:rFonts w:ascii="Noto Naskh Arabic" w:hAnsi="Noto Naskh Arabic" w:cs="adwa-assalaf"/>
+                <w:b w:val="0"/>
+                <w:sz w:val="22"/>
+                <w:rtl/>
+                <w:szCs w:val="26"/>
               </w:rPr>
               <w:t>……</w:t>
             </w:r>
@@ -5459,10 +6822,11 @@
             <w:r/>
             <w:r>
               <w:rPr>
-                <w:b w:val="0"/>
-                <w:sz w:val="22"/>
-                <w:rtl/>
-                <w:szCs w:val="22"/>
+                <w:rFonts w:ascii="Noto Naskh Arabic" w:hAnsi="Noto Naskh Arabic" w:cs="adwa-assalaf"/>
+                <w:b w:val="0"/>
+                <w:sz w:val="22"/>
+                <w:rtl/>
+                <w:szCs w:val="26"/>
               </w:rPr>
               <w:t>مفردات أو أسماء أماكن تحتاج تحقيقاً لغوياً</w:t>
             </w:r>
@@ -5480,10 +6844,11 @@
             <w:r/>
             <w:r>
               <w:rPr>
-                <w:b w:val="0"/>
-                <w:sz w:val="22"/>
-                <w:rtl/>
-                <w:szCs w:val="22"/>
+                <w:rFonts w:ascii="Noto Naskh Arabic" w:hAnsi="Noto Naskh Arabic" w:cs="adwa-assalaf"/>
+                <w:b w:val="0"/>
+                <w:sz w:val="22"/>
+                <w:rtl/>
+                <w:szCs w:val="26"/>
               </w:rPr>
               <w:t>……</w:t>
             </w:r>
@@ -5503,20 +6868,22 @@
             <w:r/>
             <w:r>
               <w:rPr>
-                <w:b w:val="0"/>
-                <w:sz w:val="22"/>
-                <w:rtl/>
-                <w:szCs w:val="22"/>
+                <w:rFonts w:ascii="Noto Naskh Arabic" w:hAnsi="Noto Naskh Arabic" w:cs="adwa-assalaf"/>
+                <w:b w:val="0"/>
+                <w:sz w:val="22"/>
+                <w:rtl/>
+                <w:szCs w:val="26"/>
               </w:rPr>
               <w:t xml:space="preserve">أشخاص اقترحهم الراوي لمقابلات لاحقة </w:t>
             </w:r>
             <w:r>
               <w:rPr>
+                <w:rFonts w:ascii="Noto Naskh Arabic" w:hAnsi="Noto Naskh Arabic" w:cs="adwa-assalaf"/>
                 <w:b w:val="0"/>
                 <w:color w:val="FF0000"/>
                 <w:sz w:val="22"/>
                 <w:rtl/>
-                <w:szCs w:val="22"/>
+                <w:szCs w:val="26"/>
               </w:rPr>
               <w:t>(بإذنه)</w:t>
             </w:r>
@@ -5534,10 +6901,11 @@
             <w:r/>
             <w:r>
               <w:rPr>
-                <w:b w:val="0"/>
-                <w:sz w:val="22"/>
-                <w:rtl/>
-                <w:szCs w:val="22"/>
+                <w:rFonts w:ascii="Noto Naskh Arabic" w:hAnsi="Noto Naskh Arabic" w:cs="adwa-assalaf"/>
+                <w:b w:val="0"/>
+                <w:sz w:val="22"/>
+                <w:rtl/>
+                <w:szCs w:val="26"/>
               </w:rPr>
               <w:t>……</w:t>
             </w:r>
@@ -5557,10 +6925,11 @@
             <w:r/>
             <w:r>
               <w:rPr>
-                <w:b w:val="0"/>
-                <w:sz w:val="22"/>
-                <w:rtl/>
-                <w:szCs w:val="22"/>
+                <w:rFonts w:ascii="Noto Naskh Arabic" w:hAnsi="Noto Naskh Arabic" w:cs="adwa-assalaf"/>
+                <w:b w:val="0"/>
+                <w:sz w:val="22"/>
+                <w:rtl/>
+                <w:szCs w:val="26"/>
               </w:rPr>
               <w:t>تأثير حضور المحاوِر المحتمل</w:t>
             </w:r>
@@ -5578,10 +6947,11 @@
             <w:r/>
             <w:r>
               <w:rPr>
-                <w:b w:val="0"/>
-                <w:sz w:val="22"/>
-                <w:rtl/>
-                <w:szCs w:val="22"/>
+                <w:rFonts w:ascii="Noto Naskh Arabic" w:hAnsi="Noto Naskh Arabic" w:cs="adwa-assalaf"/>
+                <w:b w:val="0"/>
+                <w:sz w:val="22"/>
+                <w:rtl/>
+                <w:szCs w:val="26"/>
               </w:rPr>
               <w:t>……</w:t>
             </w:r>
@@ -5597,39 +6967,43 @@
       </w:pPr>
       <w:r>
         <w:rPr>
+          <w:rFonts w:ascii="Noto Naskh Arabic" w:hAnsi="Noto Naskh Arabic" w:cs="adwa-assalaf"/>
           <w:b/>
           <w:sz w:val="24"/>
           <w:rtl/>
-          <w:szCs w:val="24"/>
           <w:bCs/>
+          <w:szCs w:val="28"/>
         </w:rPr>
         <w:t>توقيع المحاوِر:</w:t>
       </w:r>
       <w:r>
         <w:rPr>
+          <w:rFonts w:ascii="Noto Naskh Arabic" w:hAnsi="Noto Naskh Arabic" w:cs="adwa-assalaf"/>
           <w:b w:val="0"/>
           <w:sz w:val="24"/>
           <w:rtl/>
-          <w:szCs w:val="24"/>
+          <w:szCs w:val="28"/>
         </w:rPr>
         <w:t xml:space="preserve"> …… </w:t>
       </w:r>
       <w:r>
         <w:rPr>
+          <w:rFonts w:ascii="Noto Naskh Arabic" w:hAnsi="Noto Naskh Arabic" w:cs="adwa-assalaf"/>
           <w:b/>
           <w:sz w:val="24"/>
           <w:rtl/>
-          <w:szCs w:val="24"/>
           <w:bCs/>
+          <w:szCs w:val="28"/>
         </w:rPr>
         <w:t>التاريخ:</w:t>
       </w:r>
       <w:r>
         <w:rPr>
+          <w:rFonts w:ascii="Noto Naskh Arabic" w:hAnsi="Noto Naskh Arabic" w:cs="adwa-assalaf"/>
           <w:b w:val="0"/>
           <w:sz w:val="24"/>
           <w:rtl/>
-          <w:szCs w:val="24"/>
+          <w:szCs w:val="28"/>
         </w:rPr>
         <w:t xml:space="preserve"> ……</w:t>
       </w:r>
@@ -5641,12 +7015,13 @@
       </w:pPr>
       <w:r>
         <w:rPr>
+          <w:rFonts w:ascii="Noto Naskh Arabic" w:hAnsi="Noto Naskh Arabic" w:cs="adwa-assalaf"/>
           <w:b/>
           <w:color w:val="1F4E79"/>
           <w:sz w:val="32"/>
           <w:rtl/>
-          <w:szCs w:val="32"/>
           <w:bCs/>
+          <w:szCs w:val="36"/>
         </w:rPr>
         <w:t>الجزء الثاني: نموذج الموافقة الحرة المسبقة المستنيرة والمستمرة</w:t>
       </w:r>
@@ -5658,175 +7033,192 @@
       </w:pPr>
       <w:r>
         <w:rPr>
+          <w:rFonts w:ascii="Noto Naskh Arabic" w:hAnsi="Noto Naskh Arabic" w:cs="adwa-assalaf"/>
           <w:b w:val="0"/>
           <w:color w:val="5B6B7A"/>
           <w:sz w:val="22"/>
           <w:rtl/>
-          <w:szCs w:val="22"/>
+          <w:szCs w:val="26"/>
         </w:rPr>
         <w:t xml:space="preserve">تُقرأ هذه الوثيقة على الراوي بلغة يفهمها، ويُمنح وقتاً كافياً للسؤال والتفكير. الموافقة </w:t>
       </w:r>
       <w:r>
         <w:rPr>
+          <w:rFonts w:ascii="Noto Naskh Arabic" w:hAnsi="Noto Naskh Arabic" w:cs="adwa-assalaf"/>
           <w:b/>
           <w:color w:val="5B6B7A"/>
           <w:sz w:val="22"/>
           <w:rtl/>
-          <w:szCs w:val="22"/>
           <w:bCs/>
+          <w:szCs w:val="26"/>
         </w:rPr>
         <w:t>حرة</w:t>
       </w:r>
       <w:r>
         <w:rPr>
+          <w:rFonts w:ascii="Noto Naskh Arabic" w:hAnsi="Noto Naskh Arabic" w:cs="adwa-assalaf"/>
           <w:b w:val="0"/>
           <w:color w:val="5B6B7A"/>
           <w:sz w:val="22"/>
           <w:rtl/>
-          <w:szCs w:val="22"/>
+          <w:szCs w:val="26"/>
         </w:rPr>
         <w:t xml:space="preserve"> </w:t>
       </w:r>
       <w:r>
         <w:rPr>
+          <w:rFonts w:ascii="Noto Naskh Arabic" w:hAnsi="Noto Naskh Arabic" w:cs="adwa-assalaf"/>
           <w:b w:val="0"/>
           <w:color w:val="FF0000"/>
           <w:sz w:val="22"/>
           <w:rtl/>
-          <w:szCs w:val="22"/>
+          <w:szCs w:val="26"/>
         </w:rPr>
         <w:t>(بلا ضغط أو مقابل مشروط)</w:t>
       </w:r>
       <w:r>
         <w:rPr>
+          <w:rFonts w:ascii="Noto Naskh Arabic" w:hAnsi="Noto Naskh Arabic" w:cs="adwa-assalaf"/>
           <w:b w:val="0"/>
           <w:color w:val="5B6B7A"/>
           <w:sz w:val="22"/>
           <w:rtl/>
-          <w:szCs w:val="22"/>
+          <w:szCs w:val="26"/>
         </w:rPr>
         <w:t>، و</w:t>
       </w:r>
       <w:r>
         <w:rPr>
+          <w:rFonts w:ascii="Noto Naskh Arabic" w:hAnsi="Noto Naskh Arabic" w:cs="adwa-assalaf"/>
           <w:b/>
           <w:color w:val="5B6B7A"/>
           <w:sz w:val="22"/>
           <w:rtl/>
-          <w:szCs w:val="22"/>
           <w:bCs/>
+          <w:szCs w:val="26"/>
         </w:rPr>
         <w:t>مسبقة</w:t>
       </w:r>
       <w:r>
         <w:rPr>
+          <w:rFonts w:ascii="Noto Naskh Arabic" w:hAnsi="Noto Naskh Arabic" w:cs="adwa-assalaf"/>
           <w:b w:val="0"/>
           <w:color w:val="5B6B7A"/>
           <w:sz w:val="22"/>
           <w:rtl/>
-          <w:szCs w:val="22"/>
+          <w:szCs w:val="26"/>
         </w:rPr>
         <w:t xml:space="preserve"> </w:t>
       </w:r>
       <w:r>
         <w:rPr>
+          <w:rFonts w:ascii="Noto Naskh Arabic" w:hAnsi="Noto Naskh Arabic" w:cs="adwa-assalaf"/>
           <w:b w:val="0"/>
           <w:color w:val="FF0000"/>
           <w:sz w:val="22"/>
           <w:rtl/>
-          <w:szCs w:val="22"/>
+          <w:szCs w:val="26"/>
         </w:rPr>
         <w:t>(قبل أي تسجيل)</w:t>
       </w:r>
       <w:r>
         <w:rPr>
+          <w:rFonts w:ascii="Noto Naskh Arabic" w:hAnsi="Noto Naskh Arabic" w:cs="adwa-assalaf"/>
           <w:b w:val="0"/>
           <w:color w:val="5B6B7A"/>
           <w:sz w:val="22"/>
           <w:rtl/>
-          <w:szCs w:val="22"/>
+          <w:szCs w:val="26"/>
         </w:rPr>
         <w:t>، و</w:t>
       </w:r>
       <w:r>
         <w:rPr>
+          <w:rFonts w:ascii="Noto Naskh Arabic" w:hAnsi="Noto Naskh Arabic" w:cs="adwa-assalaf"/>
           <w:b/>
           <w:color w:val="5B6B7A"/>
           <w:sz w:val="22"/>
           <w:rtl/>
-          <w:szCs w:val="22"/>
           <w:bCs/>
+          <w:szCs w:val="26"/>
         </w:rPr>
         <w:t>مستنيرة</w:t>
       </w:r>
       <w:r>
         <w:rPr>
+          <w:rFonts w:ascii="Noto Naskh Arabic" w:hAnsi="Noto Naskh Arabic" w:cs="adwa-assalaf"/>
           <w:b w:val="0"/>
           <w:color w:val="5B6B7A"/>
           <w:sz w:val="22"/>
           <w:rtl/>
-          <w:szCs w:val="22"/>
+          <w:szCs w:val="26"/>
         </w:rPr>
         <w:t xml:space="preserve"> </w:t>
       </w:r>
       <w:r>
         <w:rPr>
+          <w:rFonts w:ascii="Noto Naskh Arabic" w:hAnsi="Noto Naskh Arabic" w:cs="adwa-assalaf"/>
           <w:b w:val="0"/>
           <w:color w:val="FF0000"/>
           <w:sz w:val="22"/>
           <w:rtl/>
-          <w:szCs w:val="22"/>
+          <w:szCs w:val="26"/>
         </w:rPr>
         <w:t>(بعد شرح الغرض والاستعمالات والمخاطر)</w:t>
       </w:r>
       <w:r>
         <w:rPr>
+          <w:rFonts w:ascii="Noto Naskh Arabic" w:hAnsi="Noto Naskh Arabic" w:cs="adwa-assalaf"/>
           <w:b w:val="0"/>
           <w:color w:val="5B6B7A"/>
           <w:sz w:val="22"/>
           <w:rtl/>
-          <w:szCs w:val="22"/>
+          <w:szCs w:val="26"/>
         </w:rPr>
         <w:t>، و</w:t>
       </w:r>
       <w:r>
         <w:rPr>
+          <w:rFonts w:ascii="Noto Naskh Arabic" w:hAnsi="Noto Naskh Arabic" w:cs="adwa-assalaf"/>
           <w:b/>
           <w:color w:val="5B6B7A"/>
           <w:sz w:val="22"/>
           <w:rtl/>
-          <w:szCs w:val="22"/>
           <w:bCs/>
+          <w:szCs w:val="26"/>
         </w:rPr>
         <w:t>مستمرة</w:t>
       </w:r>
       <w:r>
         <w:rPr>
+          <w:rFonts w:ascii="Noto Naskh Arabic" w:hAnsi="Noto Naskh Arabic" w:cs="adwa-assalaf"/>
           <w:b w:val="0"/>
           <w:color w:val="5B6B7A"/>
           <w:sz w:val="22"/>
           <w:rtl/>
-          <w:szCs w:val="22"/>
+          <w:szCs w:val="26"/>
         </w:rPr>
         <w:t xml:space="preserve"> </w:t>
       </w:r>
       <w:r>
         <w:rPr>
+          <w:rFonts w:ascii="Noto Naskh Arabic" w:hAnsi="Noto Naskh Arabic" w:cs="adwa-assalaf"/>
           <w:b w:val="0"/>
           <w:color w:val="FF0000"/>
           <w:sz w:val="22"/>
           <w:rtl/>
-          <w:szCs w:val="22"/>
+          <w:szCs w:val="26"/>
         </w:rPr>
         <w:t>(يمكن مراجعتها أو سحبها لاحقاً)</w:t>
       </w:r>
       <w:r>
         <w:rPr>
+          <w:rFonts w:ascii="Noto Naskh Arabic" w:hAnsi="Noto Naskh Arabic" w:cs="adwa-assalaf"/>
           <w:b w:val="0"/>
           <w:color w:val="5B6B7A"/>
           <w:sz w:val="22"/>
           <w:rtl/>
-          <w:szCs w:val="22"/>
+          <w:szCs w:val="26"/>
         </w:rPr>
         <w:t>.</w:t>
       </w:r>
@@ -5838,14 +7230,26 @@
       </w:pPr>
       <w:r>
         <w:rPr>
+          <w:rFonts w:ascii="Noto Naskh Arabic" w:hAnsi="Noto Naskh Arabic" w:cs="Noto Naskh Arabic"/>
+          <w:b/>
+          <w:color w:val="A0522D"/>
+          <w:sz w:val="28"/>
+          <w:bCs/>
+          <w:szCs w:val="28"/>
+        </w:rPr>
+        <w:t>1.</w:t>
+      </w:r>
+      <w:r>
+        <w:rPr>
+          <w:rFonts w:ascii="Noto Naskh Arabic" w:hAnsi="Noto Naskh Arabic" w:cs="adwa-assalaf"/>
           <w:b/>
           <w:color w:val="A0522D"/>
           <w:sz w:val="28"/>
           <w:rtl/>
-          <w:szCs w:val="28"/>
           <w:bCs/>
+          <w:szCs w:val="32"/>
         </w:rPr>
-        <w:t>1. بيانات أساسية</w:t>
+        <w:t xml:space="preserve"> بيانات أساسية</w:t>
       </w:r>
     </w:p>
     <w:tbl>
@@ -5873,12 +7277,13 @@
             <w:r/>
             <w:r>
               <w:rPr>
+                <w:rFonts w:ascii="Noto Naskh Arabic" w:hAnsi="Noto Naskh Arabic" w:cs="adwa-assalaf"/>
                 <w:b/>
                 <w:color w:val="1F4E79"/>
                 <w:sz w:val="22"/>
                 <w:rtl/>
-                <w:szCs w:val="22"/>
                 <w:bCs/>
+                <w:szCs w:val="26"/>
               </w:rPr>
               <w:t>الحقل</w:t>
             </w:r>
@@ -5897,12 +7302,13 @@
             <w:r/>
             <w:r>
               <w:rPr>
+                <w:rFonts w:ascii="Noto Naskh Arabic" w:hAnsi="Noto Naskh Arabic" w:cs="adwa-assalaf"/>
                 <w:b/>
                 <w:color w:val="1F4E79"/>
                 <w:sz w:val="22"/>
                 <w:rtl/>
-                <w:szCs w:val="22"/>
                 <w:bCs/>
+                <w:szCs w:val="26"/>
               </w:rPr>
               <w:t>القيمة</w:t>
             </w:r>
@@ -5922,10 +7328,11 @@
             <w:r/>
             <w:r>
               <w:rPr>
-                <w:b w:val="0"/>
-                <w:sz w:val="22"/>
-                <w:rtl/>
-                <w:szCs w:val="22"/>
+                <w:rFonts w:ascii="Noto Naskh Arabic" w:hAnsi="Noto Naskh Arabic" w:cs="adwa-assalaf"/>
+                <w:b w:val="0"/>
+                <w:sz w:val="22"/>
+                <w:rtl/>
+                <w:szCs w:val="26"/>
               </w:rPr>
               <w:t>معرّف الإذن</w:t>
             </w:r>
@@ -5943,12 +7350,22 @@
             <w:r/>
             <w:r>
               <w:rPr>
-                <w:b w:val="0"/>
-                <w:sz w:val="22"/>
-                <w:rtl/>
+                <w:rFonts w:ascii="Noto Naskh Arabic" w:hAnsi="Noto Naskh Arabic" w:cs="Noto Naskh Arabic"/>
+                <w:b w:val="0"/>
+                <w:sz w:val="22"/>
                 <w:szCs w:val="22"/>
               </w:rPr>
-              <w:t>PRM-…… - ……</w:t>
+              <w:t>PRM-</w:t>
+            </w:r>
+            <w:r>
+              <w:rPr>
+                <w:rFonts w:ascii="Noto Naskh Arabic" w:hAnsi="Noto Naskh Arabic" w:cs="adwa-assalaf"/>
+                <w:b w:val="0"/>
+                <w:sz w:val="22"/>
+                <w:rtl/>
+                <w:szCs w:val="26"/>
+              </w:rPr>
+              <w:t>…… - ……</w:t>
             </w:r>
           </w:p>
         </w:tc>
@@ -5966,10 +7383,11 @@
             <w:r/>
             <w:r>
               <w:rPr>
-                <w:b w:val="0"/>
-                <w:sz w:val="22"/>
-                <w:rtl/>
-                <w:szCs w:val="22"/>
+                <w:rFonts w:ascii="Noto Naskh Arabic" w:hAnsi="Noto Naskh Arabic" w:cs="adwa-assalaf"/>
+                <w:b w:val="0"/>
+                <w:sz w:val="22"/>
+                <w:rtl/>
+                <w:szCs w:val="26"/>
               </w:rPr>
               <w:t>اسم الراوي الكامل</w:t>
             </w:r>
@@ -5987,10 +7405,11 @@
             <w:r/>
             <w:r>
               <w:rPr>
-                <w:b w:val="0"/>
-                <w:sz w:val="22"/>
-                <w:rtl/>
-                <w:szCs w:val="22"/>
+                <w:rFonts w:ascii="Noto Naskh Arabic" w:hAnsi="Noto Naskh Arabic" w:cs="adwa-assalaf"/>
+                <w:b w:val="0"/>
+                <w:sz w:val="22"/>
+                <w:rtl/>
+                <w:szCs w:val="26"/>
               </w:rPr>
               <w:t>……</w:t>
             </w:r>
@@ -6010,10 +7429,11 @@
             <w:r/>
             <w:r>
               <w:rPr>
-                <w:b w:val="0"/>
-                <w:sz w:val="22"/>
-                <w:rtl/>
-                <w:szCs w:val="22"/>
+                <w:rFonts w:ascii="Noto Naskh Arabic" w:hAnsi="Noto Naskh Arabic" w:cs="adwa-assalaf"/>
+                <w:b w:val="0"/>
+                <w:sz w:val="22"/>
+                <w:rtl/>
+                <w:szCs w:val="26"/>
               </w:rPr>
               <w:t>رمز الراوي</w:t>
             </w:r>
@@ -6031,12 +7451,22 @@
             <w:r/>
             <w:r>
               <w:rPr>
-                <w:b w:val="0"/>
-                <w:sz w:val="22"/>
-                <w:rtl/>
+                <w:rFonts w:ascii="Noto Naskh Arabic" w:hAnsi="Noto Naskh Arabic" w:cs="Noto Naskh Arabic"/>
+                <w:b w:val="0"/>
+                <w:sz w:val="22"/>
                 <w:szCs w:val="22"/>
               </w:rPr>
-              <w:t>NAR-…… - ……</w:t>
+              <w:t>NAR-</w:t>
+            </w:r>
+            <w:r>
+              <w:rPr>
+                <w:rFonts w:ascii="Noto Naskh Arabic" w:hAnsi="Noto Naskh Arabic" w:cs="adwa-assalaf"/>
+                <w:b w:val="0"/>
+                <w:sz w:val="22"/>
+                <w:rtl/>
+                <w:szCs w:val="26"/>
+              </w:rPr>
+              <w:t>…… - ……</w:t>
             </w:r>
           </w:p>
         </w:tc>
@@ -6054,10 +7484,11 @@
             <w:r/>
             <w:r>
               <w:rPr>
-                <w:b w:val="0"/>
-                <w:sz w:val="22"/>
-                <w:rtl/>
-                <w:szCs w:val="22"/>
+                <w:rFonts w:ascii="Noto Naskh Arabic" w:hAnsi="Noto Naskh Arabic" w:cs="adwa-assalaf"/>
+                <w:b w:val="0"/>
+                <w:sz w:val="22"/>
+                <w:rtl/>
+                <w:szCs w:val="26"/>
               </w:rPr>
               <w:t>الجهة البحثية</w:t>
             </w:r>
@@ -6075,10 +7506,11 @@
             <w:r/>
             <w:r>
               <w:rPr>
-                <w:b w:val="0"/>
-                <w:sz w:val="22"/>
-                <w:rtl/>
-                <w:szCs w:val="22"/>
+                <w:rFonts w:ascii="Noto Naskh Arabic" w:hAnsi="Noto Naskh Arabic" w:cs="adwa-assalaf"/>
+                <w:b w:val="0"/>
+                <w:sz w:val="22"/>
+                <w:rtl/>
+                <w:szCs w:val="26"/>
               </w:rPr>
               <w:t>……</w:t>
             </w:r>
@@ -6098,10 +7530,11 @@
             <w:r/>
             <w:r>
               <w:rPr>
-                <w:b w:val="0"/>
-                <w:sz w:val="22"/>
-                <w:rtl/>
-                <w:szCs w:val="22"/>
+                <w:rFonts w:ascii="Noto Naskh Arabic" w:hAnsi="Noto Naskh Arabic" w:cs="adwa-assalaf"/>
+                <w:b w:val="0"/>
+                <w:sz w:val="22"/>
+                <w:rtl/>
+                <w:szCs w:val="26"/>
               </w:rPr>
               <w:t>عنوان المشروع وغايته باختصار</w:t>
             </w:r>
@@ -6119,10 +7552,11 @@
             <w:r/>
             <w:r>
               <w:rPr>
-                <w:b w:val="0"/>
-                <w:sz w:val="22"/>
-                <w:rtl/>
-                <w:szCs w:val="22"/>
+                <w:rFonts w:ascii="Noto Naskh Arabic" w:hAnsi="Noto Naskh Arabic" w:cs="adwa-assalaf"/>
+                <w:b w:val="0"/>
+                <w:sz w:val="22"/>
+                <w:rtl/>
+                <w:szCs w:val="26"/>
               </w:rPr>
               <w:t>……</w:t>
             </w:r>
@@ -6142,10 +7576,11 @@
             <w:r/>
             <w:r>
               <w:rPr>
-                <w:b w:val="0"/>
-                <w:sz w:val="22"/>
-                <w:rtl/>
-                <w:szCs w:val="22"/>
+                <w:rFonts w:ascii="Noto Naskh Arabic" w:hAnsi="Noto Naskh Arabic" w:cs="adwa-assalaf"/>
+                <w:b w:val="0"/>
+                <w:sz w:val="22"/>
+                <w:rtl/>
+                <w:szCs w:val="26"/>
               </w:rPr>
               <w:t>اسم الباحث الميداني</w:t>
             </w:r>
@@ -6163,10 +7598,11 @@
             <w:r/>
             <w:r>
               <w:rPr>
-                <w:b w:val="0"/>
-                <w:sz w:val="22"/>
-                <w:rtl/>
-                <w:szCs w:val="22"/>
+                <w:rFonts w:ascii="Noto Naskh Arabic" w:hAnsi="Noto Naskh Arabic" w:cs="adwa-assalaf"/>
+                <w:b w:val="0"/>
+                <w:sz w:val="22"/>
+                <w:rtl/>
+                <w:szCs w:val="26"/>
               </w:rPr>
               <w:t>……</w:t>
             </w:r>
@@ -6186,10 +7622,11 @@
             <w:r/>
             <w:r>
               <w:rPr>
-                <w:b w:val="0"/>
-                <w:sz w:val="22"/>
-                <w:rtl/>
-                <w:szCs w:val="22"/>
+                <w:rFonts w:ascii="Noto Naskh Arabic" w:hAnsi="Noto Naskh Arabic" w:cs="adwa-assalaf"/>
+                <w:b w:val="0"/>
+                <w:sz w:val="22"/>
+                <w:rtl/>
+                <w:szCs w:val="26"/>
               </w:rPr>
               <w:t>وسيلة التواصل مع الجهة</w:t>
             </w:r>
@@ -6207,10 +7644,11 @@
             <w:r/>
             <w:r>
               <w:rPr>
-                <w:b w:val="0"/>
-                <w:sz w:val="22"/>
-                <w:rtl/>
-                <w:szCs w:val="22"/>
+                <w:rFonts w:ascii="Noto Naskh Arabic" w:hAnsi="Noto Naskh Arabic" w:cs="adwa-assalaf"/>
+                <w:b w:val="0"/>
+                <w:sz w:val="22"/>
+                <w:rtl/>
+                <w:szCs w:val="26"/>
               </w:rPr>
               <w:t>……</w:t>
             </w:r>
@@ -6226,23 +7664,36 @@
       </w:pPr>
       <w:r>
         <w:rPr>
+          <w:rFonts w:ascii="Noto Naskh Arabic" w:hAnsi="Noto Naskh Arabic" w:cs="Noto Naskh Arabic"/>
+          <w:b/>
+          <w:color w:val="A0522D"/>
+          <w:sz w:val="28"/>
+          <w:bCs/>
+          <w:szCs w:val="28"/>
+        </w:rPr>
+        <w:t>2.</w:t>
+      </w:r>
+      <w:r>
+        <w:rPr>
+          <w:rFonts w:ascii="Noto Naskh Arabic" w:hAnsi="Noto Naskh Arabic" w:cs="adwa-assalaf"/>
           <w:b/>
           <w:color w:val="A0522D"/>
           <w:sz w:val="28"/>
           <w:rtl/>
-          <w:szCs w:val="28"/>
           <w:bCs/>
+          <w:szCs w:val="32"/>
         </w:rPr>
-        <w:t xml:space="preserve">2. ما شُرح للراوي </w:t>
+        <w:t xml:space="preserve"> ما شُرح للراوي </w:t>
       </w:r>
       <w:r>
         <w:rPr>
+          <w:rFonts w:ascii="Noto Naskh Arabic" w:hAnsi="Noto Naskh Arabic" w:cs="adwa-assalaf"/>
           <w:b/>
           <w:color w:val="FF0000"/>
           <w:sz w:val="28"/>
           <w:rtl/>
-          <w:szCs w:val="28"/>
           <w:bCs/>
+          <w:szCs w:val="32"/>
         </w:rPr>
         <w:t>(يؤشّر الباحث)</w:t>
       </w:r>
@@ -6254,10 +7705,11 @@
       </w:pPr>
       <w:r>
         <w:rPr>
+          <w:rFonts w:ascii="Noto Naskh Arabic" w:hAnsi="Noto Naskh Arabic" w:cs="adwa-assalaf"/>
           <w:b w:val="0"/>
           <w:sz w:val="24"/>
           <w:rtl/>
-          <w:szCs w:val="24"/>
+          <w:szCs w:val="28"/>
         </w:rPr>
         <w:t>▪ ☐ غاية البحث والجهة المسؤولة عنه.</w:t>
       </w:r>
@@ -6269,10 +7721,11 @@
       </w:pPr>
       <w:r>
         <w:rPr>
+          <w:rFonts w:ascii="Noto Naskh Arabic" w:hAnsi="Noto Naskh Arabic" w:cs="adwa-assalaf"/>
           <w:b w:val="0"/>
           <w:sz w:val="24"/>
           <w:rtl/>
-          <w:szCs w:val="24"/>
+          <w:szCs w:val="28"/>
         </w:rPr>
         <w:t>▪ ☐ طريقة التسجيل وحفظه في خزنة رقمية محمية.</w:t>
       </w:r>
@@ -6284,10 +7737,11 @@
       </w:pPr>
       <w:r>
         <w:rPr>
+          <w:rFonts w:ascii="Noto Naskh Arabic" w:hAnsi="Noto Naskh Arabic" w:cs="adwa-assalaf"/>
           <w:b w:val="0"/>
           <w:sz w:val="24"/>
           <w:rtl/>
-          <w:szCs w:val="24"/>
+          <w:szCs w:val="28"/>
         </w:rPr>
         <w:t>▪ ☐ أن المشاركة طوعية، وأن له رفض الإجابة عن أي سؤال أو إيقاف المقابلة في أي وقت.</w:t>
       </w:r>
@@ -6299,29 +7753,32 @@
       </w:pPr>
       <w:r>
         <w:rPr>
+          <w:rFonts w:ascii="Noto Naskh Arabic" w:hAnsi="Noto Naskh Arabic" w:cs="adwa-assalaf"/>
           <w:b w:val="0"/>
           <w:sz w:val="24"/>
           <w:rtl/>
-          <w:szCs w:val="24"/>
+          <w:szCs w:val="28"/>
         </w:rPr>
         <w:t xml:space="preserve">▪ ☐ الاستعمالات المحتملة </w:t>
       </w:r>
       <w:r>
         <w:rPr>
+          <w:rFonts w:ascii="Noto Naskh Arabic" w:hAnsi="Noto Naskh Arabic" w:cs="adwa-assalaf"/>
           <w:b w:val="0"/>
           <w:color w:val="FF0000"/>
           <w:sz w:val="24"/>
           <w:rtl/>
-          <w:szCs w:val="24"/>
+          <w:szCs w:val="28"/>
         </w:rPr>
         <w:t>(بحث، أرشيف، نشر، معرض، تعليم)</w:t>
       </w:r>
       <w:r>
         <w:rPr>
+          <w:rFonts w:ascii="Noto Naskh Arabic" w:hAnsi="Noto Naskh Arabic" w:cs="adwa-assalaf"/>
           <w:b w:val="0"/>
           <w:sz w:val="24"/>
           <w:rtl/>
-          <w:szCs w:val="24"/>
+          <w:szCs w:val="28"/>
         </w:rPr>
         <w:t>.</w:t>
       </w:r>
@@ -6333,29 +7790,32 @@
       </w:pPr>
       <w:r>
         <w:rPr>
+          <w:rFonts w:ascii="Noto Naskh Arabic" w:hAnsi="Noto Naskh Arabic" w:cs="adwa-assalaf"/>
           <w:b w:val="0"/>
           <w:sz w:val="24"/>
           <w:rtl/>
-          <w:szCs w:val="24"/>
+          <w:szCs w:val="28"/>
         </w:rPr>
         <w:t xml:space="preserve">▪ ☐ المخاطر المحتملة </w:t>
       </w:r>
       <w:r>
         <w:rPr>
+          <w:rFonts w:ascii="Noto Naskh Arabic" w:hAnsi="Noto Naskh Arabic" w:cs="adwa-assalaf"/>
           <w:b w:val="0"/>
           <w:color w:val="FF0000"/>
           <w:sz w:val="24"/>
           <w:rtl/>
-          <w:szCs w:val="24"/>
+          <w:szCs w:val="28"/>
         </w:rPr>
         <w:t>(مثل التعرّف على هويته من سياق الرواية)</w:t>
       </w:r>
       <w:r>
         <w:rPr>
+          <w:rFonts w:ascii="Noto Naskh Arabic" w:hAnsi="Noto Naskh Arabic" w:cs="adwa-assalaf"/>
           <w:b w:val="0"/>
           <w:sz w:val="24"/>
           <w:rtl/>
-          <w:szCs w:val="24"/>
+          <w:szCs w:val="28"/>
         </w:rPr>
         <w:t>.</w:t>
       </w:r>
@@ -6367,29 +7827,32 @@
       </w:pPr>
       <w:r>
         <w:rPr>
+          <w:rFonts w:ascii="Noto Naskh Arabic" w:hAnsi="Noto Naskh Arabic" w:cs="adwa-assalaf"/>
           <w:b w:val="0"/>
           <w:sz w:val="24"/>
           <w:rtl/>
-          <w:szCs w:val="24"/>
+          <w:szCs w:val="28"/>
         </w:rPr>
         <w:t xml:space="preserve">▪ ☐ حقه في السحب وحدوده العملية </w:t>
       </w:r>
       <w:r>
         <w:rPr>
+          <w:rFonts w:ascii="Noto Naskh Arabic" w:hAnsi="Noto Naskh Arabic" w:cs="adwa-assalaf"/>
           <w:b w:val="0"/>
           <w:color w:val="FF0000"/>
           <w:sz w:val="24"/>
           <w:rtl/>
-          <w:szCs w:val="24"/>
+          <w:szCs w:val="28"/>
         </w:rPr>
         <w:t>(ما نُشر قبل السحب قد يتعذر استرداده كلياً)</w:t>
       </w:r>
       <w:r>
         <w:rPr>
+          <w:rFonts w:ascii="Noto Naskh Arabic" w:hAnsi="Noto Naskh Arabic" w:cs="adwa-assalaf"/>
           <w:b w:val="0"/>
           <w:sz w:val="24"/>
           <w:rtl/>
-          <w:szCs w:val="24"/>
+          <w:szCs w:val="28"/>
         </w:rPr>
         <w:t>.</w:t>
       </w:r>
@@ -6401,14 +7864,26 @@
       </w:pPr>
       <w:r>
         <w:rPr>
+          <w:rFonts w:ascii="Noto Naskh Arabic" w:hAnsi="Noto Naskh Arabic" w:cs="Noto Naskh Arabic"/>
+          <w:b/>
+          <w:color w:val="A0522D"/>
+          <w:sz w:val="28"/>
+          <w:bCs/>
+          <w:szCs w:val="28"/>
+        </w:rPr>
+        <w:t>3.</w:t>
+      </w:r>
+      <w:r>
+        <w:rPr>
+          <w:rFonts w:ascii="Noto Naskh Arabic" w:hAnsi="Noto Naskh Arabic" w:cs="adwa-assalaf"/>
           <w:b/>
           <w:color w:val="A0522D"/>
           <w:sz w:val="28"/>
           <w:rtl/>
-          <w:szCs w:val="28"/>
           <w:bCs/>
+          <w:szCs w:val="32"/>
         </w:rPr>
-        <w:t>3. خيارات الموافقة المنفصلة</w:t>
+        <w:t xml:space="preserve"> خيارات الموافقة المنفصلة</w:t>
       </w:r>
     </w:p>
     <w:p>
@@ -6418,50 +7893,274 @@
       </w:pPr>
       <w:r>
         <w:rPr>
+          <w:rFonts w:ascii="Noto Naskh Arabic" w:hAnsi="Noto Naskh Arabic" w:cs="adwa-assalaf"/>
           <w:b w:val="0"/>
           <w:sz w:val="24"/>
           <w:rtl/>
-          <w:szCs w:val="24"/>
+          <w:szCs w:val="28"/>
         </w:rPr>
         <w:t xml:space="preserve">كل خيار مستقل عن غيره؛ والموافقة على أحدها لا تعني الموافقة على سواه. البنود الرئيسة الأربعة </w:t>
       </w:r>
       <w:r>
         <w:rPr>
+          <w:rFonts w:ascii="Noto Naskh Arabic" w:hAnsi="Noto Naskh Arabic" w:cs="adwa-assalaf"/>
           <w:b w:val="0"/>
           <w:color w:val="FF0000"/>
           <w:sz w:val="24"/>
           <w:rtl/>
-          <w:szCs w:val="24"/>
+          <w:szCs w:val="28"/>
         </w:rPr>
-        <w:t>(1، 2، 3، 4)</w:t>
+        <w:t>(</w:t>
       </w:r>
       <w:r>
         <w:rPr>
+          <w:rFonts w:ascii="Noto Naskh Arabic" w:hAnsi="Noto Naskh Arabic" w:cs="Noto Naskh Arabic"/>
+          <w:b w:val="0"/>
+          <w:color w:val="FF0000"/>
+          <w:sz w:val="24"/>
+          <w:szCs w:val="24"/>
+        </w:rPr>
+        <w:t>1</w:t>
+      </w:r>
+      <w:r>
+        <w:rPr>
+          <w:rFonts w:ascii="Noto Naskh Arabic" w:hAnsi="Noto Naskh Arabic" w:cs="adwa-assalaf"/>
+          <w:b w:val="0"/>
+          <w:color w:val="FF0000"/>
+          <w:sz w:val="24"/>
+          <w:rtl/>
+          <w:szCs w:val="28"/>
+        </w:rPr>
+        <w:t xml:space="preserve">، </w:t>
+      </w:r>
+      <w:r>
+        <w:rPr>
+          <w:rFonts w:ascii="Noto Naskh Arabic" w:hAnsi="Noto Naskh Arabic" w:cs="Noto Naskh Arabic"/>
+          <w:b w:val="0"/>
+          <w:color w:val="FF0000"/>
+          <w:sz w:val="24"/>
+          <w:szCs w:val="24"/>
+        </w:rPr>
+        <w:t>2</w:t>
+      </w:r>
+      <w:r>
+        <w:rPr>
+          <w:rFonts w:ascii="Noto Naskh Arabic" w:hAnsi="Noto Naskh Arabic" w:cs="adwa-assalaf"/>
+          <w:b w:val="0"/>
+          <w:color w:val="FF0000"/>
+          <w:sz w:val="24"/>
+          <w:rtl/>
+          <w:szCs w:val="28"/>
+        </w:rPr>
+        <w:t xml:space="preserve">، </w:t>
+      </w:r>
+      <w:r>
+        <w:rPr>
+          <w:rFonts w:ascii="Noto Naskh Arabic" w:hAnsi="Noto Naskh Arabic" w:cs="Noto Naskh Arabic"/>
+          <w:b w:val="0"/>
+          <w:color w:val="FF0000"/>
+          <w:sz w:val="24"/>
+          <w:szCs w:val="24"/>
+        </w:rPr>
+        <w:t>3</w:t>
+      </w:r>
+      <w:r>
+        <w:rPr>
+          <w:rFonts w:ascii="Noto Naskh Arabic" w:hAnsi="Noto Naskh Arabic" w:cs="adwa-assalaf"/>
+          <w:b w:val="0"/>
+          <w:color w:val="FF0000"/>
+          <w:sz w:val="24"/>
+          <w:rtl/>
+          <w:szCs w:val="28"/>
+        </w:rPr>
+        <w:t xml:space="preserve">، </w:t>
+      </w:r>
+      <w:r>
+        <w:rPr>
+          <w:rFonts w:ascii="Noto Naskh Arabic" w:hAnsi="Noto Naskh Arabic" w:cs="Noto Naskh Arabic"/>
+          <w:b w:val="0"/>
+          <w:color w:val="FF0000"/>
+          <w:sz w:val="24"/>
+          <w:szCs w:val="24"/>
+        </w:rPr>
+        <w:t>4</w:t>
+      </w:r>
+      <w:r>
+        <w:rPr>
+          <w:rFonts w:ascii="Noto Naskh Arabic" w:hAnsi="Noto Naskh Arabic" w:cs="adwa-assalaf"/>
+          <w:b w:val="0"/>
+          <w:color w:val="FF0000"/>
+          <w:sz w:val="24"/>
+          <w:rtl/>
+          <w:szCs w:val="28"/>
+        </w:rPr>
+        <w:t>)</w:t>
+      </w:r>
+      <w:r>
+        <w:rPr>
+          <w:rFonts w:ascii="Noto Naskh Arabic" w:hAnsi="Noto Naskh Arabic" w:cs="adwa-assalaf"/>
           <w:b w:val="0"/>
           <w:sz w:val="24"/>
           <w:rtl/>
-          <w:szCs w:val="24"/>
+          <w:szCs w:val="28"/>
         </w:rPr>
         <w:t xml:space="preserve"> تقابل حقول الموافقة الأربعة في التطبيق؛ أما البنود الفرعية </w:t>
       </w:r>
       <w:r>
         <w:rPr>
+          <w:rFonts w:ascii="Noto Naskh Arabic" w:hAnsi="Noto Naskh Arabic" w:cs="adwa-assalaf"/>
           <w:b w:val="0"/>
           <w:color w:val="FF0000"/>
           <w:sz w:val="24"/>
           <w:rtl/>
-          <w:szCs w:val="24"/>
+          <w:szCs w:val="28"/>
         </w:rPr>
-        <w:t>(1-ب، 1-ج، 2-ب، 3-ب، 3-ج، 3-د)</w:t>
+        <w:t>(</w:t>
       </w:r>
       <w:r>
         <w:rPr>
+          <w:rFonts w:ascii="Noto Naskh Arabic" w:hAnsi="Noto Naskh Arabic" w:cs="Noto Naskh Arabic"/>
+          <w:b w:val="0"/>
+          <w:color w:val="FF0000"/>
+          <w:sz w:val="24"/>
+          <w:szCs w:val="24"/>
+        </w:rPr>
+        <w:t>1-</w:t>
+      </w:r>
+      <w:r>
+        <w:rPr>
+          <w:rFonts w:ascii="Noto Naskh Arabic" w:hAnsi="Noto Naskh Arabic" w:cs="adwa-assalaf"/>
+          <w:b w:val="0"/>
+          <w:color w:val="FF0000"/>
+          <w:sz w:val="24"/>
+          <w:rtl/>
+          <w:szCs w:val="28"/>
+        </w:rPr>
+        <w:t xml:space="preserve">ب، </w:t>
+      </w:r>
+      <w:r>
+        <w:rPr>
+          <w:rFonts w:ascii="Noto Naskh Arabic" w:hAnsi="Noto Naskh Arabic" w:cs="Noto Naskh Arabic"/>
+          <w:b w:val="0"/>
+          <w:color w:val="FF0000"/>
+          <w:sz w:val="24"/>
+          <w:szCs w:val="24"/>
+        </w:rPr>
+        <w:t>1-</w:t>
+      </w:r>
+      <w:r>
+        <w:rPr>
+          <w:rFonts w:ascii="Noto Naskh Arabic" w:hAnsi="Noto Naskh Arabic" w:cs="adwa-assalaf"/>
+          <w:b w:val="0"/>
+          <w:color w:val="FF0000"/>
+          <w:sz w:val="24"/>
+          <w:rtl/>
+          <w:szCs w:val="28"/>
+        </w:rPr>
+        <w:t xml:space="preserve">ج، </w:t>
+      </w:r>
+      <w:r>
+        <w:rPr>
+          <w:rFonts w:ascii="Noto Naskh Arabic" w:hAnsi="Noto Naskh Arabic" w:cs="Noto Naskh Arabic"/>
+          <w:b w:val="0"/>
+          <w:color w:val="FF0000"/>
+          <w:sz w:val="24"/>
+          <w:szCs w:val="24"/>
+        </w:rPr>
+        <w:t>2-</w:t>
+      </w:r>
+      <w:r>
+        <w:rPr>
+          <w:rFonts w:ascii="Noto Naskh Arabic" w:hAnsi="Noto Naskh Arabic" w:cs="adwa-assalaf"/>
+          <w:b w:val="0"/>
+          <w:color w:val="FF0000"/>
+          <w:sz w:val="24"/>
+          <w:rtl/>
+          <w:szCs w:val="28"/>
+        </w:rPr>
+        <w:t xml:space="preserve">ب، </w:t>
+      </w:r>
+      <w:r>
+        <w:rPr>
+          <w:rFonts w:ascii="Noto Naskh Arabic" w:hAnsi="Noto Naskh Arabic" w:cs="Noto Naskh Arabic"/>
+          <w:b w:val="0"/>
+          <w:color w:val="FF0000"/>
+          <w:sz w:val="24"/>
+          <w:szCs w:val="24"/>
+        </w:rPr>
+        <w:t>3-</w:t>
+      </w:r>
+      <w:r>
+        <w:rPr>
+          <w:rFonts w:ascii="Noto Naskh Arabic" w:hAnsi="Noto Naskh Arabic" w:cs="adwa-assalaf"/>
+          <w:b w:val="0"/>
+          <w:color w:val="FF0000"/>
+          <w:sz w:val="24"/>
+          <w:rtl/>
+          <w:szCs w:val="28"/>
+        </w:rPr>
+        <w:t xml:space="preserve">ب، </w:t>
+      </w:r>
+      <w:r>
+        <w:rPr>
+          <w:rFonts w:ascii="Noto Naskh Arabic" w:hAnsi="Noto Naskh Arabic" w:cs="Noto Naskh Arabic"/>
+          <w:b w:val="0"/>
+          <w:color w:val="FF0000"/>
+          <w:sz w:val="24"/>
+          <w:szCs w:val="24"/>
+        </w:rPr>
+        <w:t>3-</w:t>
+      </w:r>
+      <w:r>
+        <w:rPr>
+          <w:rFonts w:ascii="Noto Naskh Arabic" w:hAnsi="Noto Naskh Arabic" w:cs="adwa-assalaf"/>
+          <w:b w:val="0"/>
+          <w:color w:val="FF0000"/>
+          <w:sz w:val="24"/>
+          <w:rtl/>
+          <w:szCs w:val="28"/>
+        </w:rPr>
+        <w:t xml:space="preserve">ج، </w:t>
+      </w:r>
+      <w:r>
+        <w:rPr>
+          <w:rFonts w:ascii="Noto Naskh Arabic" w:hAnsi="Noto Naskh Arabic" w:cs="Noto Naskh Arabic"/>
+          <w:b w:val="0"/>
+          <w:color w:val="FF0000"/>
+          <w:sz w:val="24"/>
+          <w:szCs w:val="24"/>
+        </w:rPr>
+        <w:t>3-</w:t>
+      </w:r>
+      <w:r>
+        <w:rPr>
+          <w:rFonts w:ascii="Noto Naskh Arabic" w:hAnsi="Noto Naskh Arabic" w:cs="adwa-assalaf"/>
+          <w:b w:val="0"/>
+          <w:color w:val="FF0000"/>
+          <w:sz w:val="24"/>
+          <w:rtl/>
+          <w:szCs w:val="28"/>
+        </w:rPr>
+        <w:t>د)</w:t>
+      </w:r>
+      <w:r>
+        <w:rPr>
+          <w:rFonts w:ascii="Noto Naskh Arabic" w:hAnsi="Noto Naskh Arabic" w:cs="adwa-assalaf"/>
           <w:b w:val="0"/>
           <w:sz w:val="24"/>
           <w:rtl/>
+          <w:szCs w:val="28"/>
+        </w:rPr>
+        <w:t xml:space="preserve"> فتُدوَّن في </w:t>
+      </w:r>
+      <w:r>
+        <w:rPr>
+          <w:rFonts w:ascii="Noto Naskh Arabic" w:hAnsi="Noto Naskh Arabic" w:cs="Noto Naskh Arabic"/>
+          <w:b w:val="0"/>
+          <w:sz w:val="24"/>
           <w:szCs w:val="24"/>
         </w:rPr>
-        <w:t xml:space="preserve"> فتُدوَّن في restrictions.</w:t>
+        <w:t>restrictions.</w:t>
       </w:r>
     </w:p>
     <w:tbl>
@@ -6492,12 +8191,13 @@
             <w:r/>
             <w:r>
               <w:rPr>
+                <w:rFonts w:ascii="Noto Naskh Arabic" w:hAnsi="Noto Naskh Arabic" w:cs="adwa-assalaf"/>
                 <w:b/>
                 <w:color w:val="1F4E79"/>
                 <w:sz w:val="22"/>
                 <w:rtl/>
-                <w:szCs w:val="22"/>
                 <w:bCs/>
+                <w:szCs w:val="26"/>
               </w:rPr>
               <w:t>#</w:t>
             </w:r>
@@ -6516,12 +8216,13 @@
             <w:r/>
             <w:r>
               <w:rPr>
+                <w:rFonts w:ascii="Noto Naskh Arabic" w:hAnsi="Noto Naskh Arabic" w:cs="adwa-assalaf"/>
                 <w:b/>
                 <w:color w:val="1F4E79"/>
                 <w:sz w:val="22"/>
                 <w:rtl/>
-                <w:szCs w:val="22"/>
                 <w:bCs/>
+                <w:szCs w:val="26"/>
               </w:rPr>
               <w:t>البند</w:t>
             </w:r>
@@ -6540,12 +8241,13 @@
             <w:r/>
             <w:r>
               <w:rPr>
+                <w:rFonts w:ascii="Noto Naskh Arabic" w:hAnsi="Noto Naskh Arabic" w:cs="adwa-assalaf"/>
                 <w:b/>
                 <w:color w:val="1F4E79"/>
                 <w:sz w:val="22"/>
                 <w:rtl/>
-                <w:szCs w:val="22"/>
                 <w:bCs/>
+                <w:szCs w:val="26"/>
               </w:rPr>
               <w:t>أوافق</w:t>
             </w:r>
@@ -6564,12 +8266,13 @@
             <w:r/>
             <w:r>
               <w:rPr>
+                <w:rFonts w:ascii="Noto Naskh Arabic" w:hAnsi="Noto Naskh Arabic" w:cs="adwa-assalaf"/>
                 <w:b/>
                 <w:color w:val="1F4E79"/>
                 <w:sz w:val="22"/>
                 <w:rtl/>
-                <w:szCs w:val="22"/>
                 <w:bCs/>
+                <w:szCs w:val="26"/>
               </w:rPr>
               <w:t>لا أوافق</w:t>
             </w:r>
@@ -6588,12 +8291,13 @@
             <w:r/>
             <w:r>
               <w:rPr>
+                <w:rFonts w:ascii="Noto Naskh Arabic" w:hAnsi="Noto Naskh Arabic" w:cs="adwa-assalaf"/>
                 <w:b/>
                 <w:color w:val="1F4E79"/>
                 <w:sz w:val="22"/>
                 <w:rtl/>
-                <w:szCs w:val="22"/>
                 <w:bCs/>
+                <w:szCs w:val="26"/>
               </w:rPr>
               <w:t>شروط إضافية</w:t>
             </w:r>
@@ -6613,9 +8317,9 @@
             <w:r/>
             <w:r>
               <w:rPr>
-                <w:b w:val="0"/>
-                <w:sz w:val="22"/>
-                <w:rtl/>
+                <w:rFonts w:ascii="Noto Naskh Arabic" w:hAnsi="Noto Naskh Arabic" w:cs="Noto Naskh Arabic"/>
+                <w:b w:val="0"/>
+                <w:sz w:val="22"/>
                 <w:szCs w:val="22"/>
               </w:rPr>
               <w:t>1</w:t>
@@ -6634,20 +8338,22 @@
             <w:r/>
             <w:r>
               <w:rPr>
+                <w:rFonts w:ascii="Noto Naskh Arabic" w:hAnsi="Noto Naskh Arabic" w:cs="adwa-assalaf"/>
                 <w:b/>
                 <w:sz w:val="22"/>
                 <w:rtl/>
-                <w:szCs w:val="22"/>
                 <w:bCs/>
+                <w:szCs w:val="26"/>
               </w:rPr>
               <w:t>التسجيل الصوتي</w:t>
             </w:r>
             <w:r>
               <w:rPr>
-                <w:b w:val="0"/>
-                <w:sz w:val="22"/>
-                <w:rtl/>
-                <w:szCs w:val="22"/>
+                <w:rFonts w:ascii="Noto Naskh Arabic" w:hAnsi="Noto Naskh Arabic" w:cs="adwa-assalaf"/>
+                <w:b w:val="0"/>
+                <w:sz w:val="22"/>
+                <w:rtl/>
+                <w:szCs w:val="26"/>
               </w:rPr>
               <w:t xml:space="preserve"> للمقابلة</w:t>
             </w:r>
@@ -6665,10 +8371,11 @@
             <w:r/>
             <w:r>
               <w:rPr>
-                <w:b w:val="0"/>
-                <w:sz w:val="22"/>
-                <w:rtl/>
-                <w:szCs w:val="22"/>
+                <w:rFonts w:ascii="Noto Naskh Arabic" w:hAnsi="Noto Naskh Arabic" w:cs="adwa-assalaf"/>
+                <w:b w:val="0"/>
+                <w:sz w:val="22"/>
+                <w:rtl/>
+                <w:szCs w:val="26"/>
               </w:rPr>
               <w:t>☐</w:t>
             </w:r>
@@ -6686,10 +8393,11 @@
             <w:r/>
             <w:r>
               <w:rPr>
-                <w:b w:val="0"/>
-                <w:sz w:val="22"/>
-                <w:rtl/>
-                <w:szCs w:val="22"/>
+                <w:rFonts w:ascii="Noto Naskh Arabic" w:hAnsi="Noto Naskh Arabic" w:cs="adwa-assalaf"/>
+                <w:b w:val="0"/>
+                <w:sz w:val="22"/>
+                <w:rtl/>
+                <w:szCs w:val="26"/>
               </w:rPr>
               <w:t>☐</w:t>
             </w:r>
@@ -6707,10 +8415,11 @@
             <w:r/>
             <w:r>
               <w:rPr>
-                <w:b w:val="0"/>
-                <w:sz w:val="22"/>
-                <w:rtl/>
-                <w:szCs w:val="22"/>
+                <w:rFonts w:ascii="Noto Naskh Arabic" w:hAnsi="Noto Naskh Arabic" w:cs="adwa-assalaf"/>
+                <w:b w:val="0"/>
+                <w:sz w:val="22"/>
+                <w:rtl/>
+                <w:szCs w:val="26"/>
               </w:rPr>
               <w:t>……</w:t>
             </w:r>
@@ -6730,12 +8439,22 @@
             <w:r/>
             <w:r>
               <w:rPr>
-                <w:b w:val="0"/>
-                <w:sz w:val="22"/>
-                <w:rtl/>
+                <w:rFonts w:ascii="Noto Naskh Arabic" w:hAnsi="Noto Naskh Arabic" w:cs="Noto Naskh Arabic"/>
+                <w:b w:val="0"/>
+                <w:sz w:val="22"/>
                 <w:szCs w:val="22"/>
               </w:rPr>
-              <w:t>1-ب</w:t>
+              <w:t>1-</w:t>
+            </w:r>
+            <w:r>
+              <w:rPr>
+                <w:rFonts w:ascii="Noto Naskh Arabic" w:hAnsi="Noto Naskh Arabic" w:cs="adwa-assalaf"/>
+                <w:b w:val="0"/>
+                <w:sz w:val="22"/>
+                <w:rtl/>
+                <w:szCs w:val="26"/>
+              </w:rPr>
+              <w:t>ب</w:t>
             </w:r>
           </w:p>
         </w:tc>
@@ -6751,20 +8470,22 @@
             <w:r/>
             <w:r>
               <w:rPr>
+                <w:rFonts w:ascii="Noto Naskh Arabic" w:hAnsi="Noto Naskh Arabic" w:cs="adwa-assalaf"/>
                 <w:b/>
                 <w:sz w:val="22"/>
                 <w:rtl/>
-                <w:szCs w:val="22"/>
                 <w:bCs/>
+                <w:szCs w:val="26"/>
               </w:rPr>
               <w:t>التسجيل المرئي</w:t>
             </w:r>
             <w:r>
               <w:rPr>
-                <w:b w:val="0"/>
-                <w:sz w:val="22"/>
-                <w:rtl/>
-                <w:szCs w:val="22"/>
+                <w:rFonts w:ascii="Noto Naskh Arabic" w:hAnsi="Noto Naskh Arabic" w:cs="adwa-assalaf"/>
+                <w:b w:val="0"/>
+                <w:sz w:val="22"/>
+                <w:rtl/>
+                <w:szCs w:val="26"/>
               </w:rPr>
               <w:t xml:space="preserve"> للمقابلة</w:t>
             </w:r>
@@ -6782,10 +8503,11 @@
             <w:r/>
             <w:r>
               <w:rPr>
-                <w:b w:val="0"/>
-                <w:sz w:val="22"/>
-                <w:rtl/>
-                <w:szCs w:val="22"/>
+                <w:rFonts w:ascii="Noto Naskh Arabic" w:hAnsi="Noto Naskh Arabic" w:cs="adwa-assalaf"/>
+                <w:b w:val="0"/>
+                <w:sz w:val="22"/>
+                <w:rtl/>
+                <w:szCs w:val="26"/>
               </w:rPr>
               <w:t>☐</w:t>
             </w:r>
@@ -6803,10 +8525,11 @@
             <w:r/>
             <w:r>
               <w:rPr>
-                <w:b w:val="0"/>
-                <w:sz w:val="22"/>
-                <w:rtl/>
-                <w:szCs w:val="22"/>
+                <w:rFonts w:ascii="Noto Naskh Arabic" w:hAnsi="Noto Naskh Arabic" w:cs="adwa-assalaf"/>
+                <w:b w:val="0"/>
+                <w:sz w:val="22"/>
+                <w:rtl/>
+                <w:szCs w:val="26"/>
               </w:rPr>
               <w:t>☐</w:t>
             </w:r>
@@ -6824,10 +8547,11 @@
             <w:r/>
             <w:r>
               <w:rPr>
-                <w:b w:val="0"/>
-                <w:sz w:val="22"/>
-                <w:rtl/>
-                <w:szCs w:val="22"/>
+                <w:rFonts w:ascii="Noto Naskh Arabic" w:hAnsi="Noto Naskh Arabic" w:cs="adwa-assalaf"/>
+                <w:b w:val="0"/>
+                <w:sz w:val="22"/>
+                <w:rtl/>
+                <w:szCs w:val="26"/>
               </w:rPr>
               <w:t>……</w:t>
             </w:r>
@@ -6847,12 +8571,22 @@
             <w:r/>
             <w:r>
               <w:rPr>
-                <w:b w:val="0"/>
-                <w:sz w:val="22"/>
-                <w:rtl/>
+                <w:rFonts w:ascii="Noto Naskh Arabic" w:hAnsi="Noto Naskh Arabic" w:cs="Noto Naskh Arabic"/>
+                <w:b w:val="0"/>
+                <w:sz w:val="22"/>
                 <w:szCs w:val="22"/>
               </w:rPr>
-              <w:t>1-ج</w:t>
+              <w:t>1-</w:t>
+            </w:r>
+            <w:r>
+              <w:rPr>
+                <w:rFonts w:ascii="Noto Naskh Arabic" w:hAnsi="Noto Naskh Arabic" w:cs="adwa-assalaf"/>
+                <w:b w:val="0"/>
+                <w:sz w:val="22"/>
+                <w:rtl/>
+                <w:szCs w:val="26"/>
+              </w:rPr>
+              <w:t>ج</w:t>
             </w:r>
           </w:p>
         </w:tc>
@@ -6868,20 +8602,22 @@
             <w:r/>
             <w:r>
               <w:rPr>
+                <w:rFonts w:ascii="Noto Naskh Arabic" w:hAnsi="Noto Naskh Arabic" w:cs="adwa-assalaf"/>
                 <w:b/>
                 <w:sz w:val="22"/>
                 <w:rtl/>
-                <w:szCs w:val="22"/>
                 <w:bCs/>
+                <w:szCs w:val="26"/>
               </w:rPr>
               <w:t>التصوير الفوتوغرافي</w:t>
             </w:r>
             <w:r>
               <w:rPr>
-                <w:b w:val="0"/>
-                <w:sz w:val="22"/>
-                <w:rtl/>
-                <w:szCs w:val="22"/>
+                <w:rFonts w:ascii="Noto Naskh Arabic" w:hAnsi="Noto Naskh Arabic" w:cs="adwa-assalaf"/>
+                <w:b w:val="0"/>
+                <w:sz w:val="22"/>
+                <w:rtl/>
+                <w:szCs w:val="26"/>
               </w:rPr>
               <w:t xml:space="preserve"> لي أو لمقتنياتي</w:t>
             </w:r>
@@ -6899,10 +8635,11 @@
             <w:r/>
             <w:r>
               <w:rPr>
-                <w:b w:val="0"/>
-                <w:sz w:val="22"/>
-                <w:rtl/>
-                <w:szCs w:val="22"/>
+                <w:rFonts w:ascii="Noto Naskh Arabic" w:hAnsi="Noto Naskh Arabic" w:cs="adwa-assalaf"/>
+                <w:b w:val="0"/>
+                <w:sz w:val="22"/>
+                <w:rtl/>
+                <w:szCs w:val="26"/>
               </w:rPr>
               <w:t>☐</w:t>
             </w:r>
@@ -6920,10 +8657,11 @@
             <w:r/>
             <w:r>
               <w:rPr>
-                <w:b w:val="0"/>
-                <w:sz w:val="22"/>
-                <w:rtl/>
-                <w:szCs w:val="22"/>
+                <w:rFonts w:ascii="Noto Naskh Arabic" w:hAnsi="Noto Naskh Arabic" w:cs="adwa-assalaf"/>
+                <w:b w:val="0"/>
+                <w:sz w:val="22"/>
+                <w:rtl/>
+                <w:szCs w:val="26"/>
               </w:rPr>
               <w:t>☐</w:t>
             </w:r>
@@ -6941,10 +8679,11 @@
             <w:r/>
             <w:r>
               <w:rPr>
-                <w:b w:val="0"/>
-                <w:sz w:val="22"/>
-                <w:rtl/>
-                <w:szCs w:val="22"/>
+                <w:rFonts w:ascii="Noto Naskh Arabic" w:hAnsi="Noto Naskh Arabic" w:cs="adwa-assalaf"/>
+                <w:b w:val="0"/>
+                <w:sz w:val="22"/>
+                <w:rtl/>
+                <w:szCs w:val="26"/>
               </w:rPr>
               <w:t>……</w:t>
             </w:r>
@@ -6964,9 +8703,9 @@
             <w:r/>
             <w:r>
               <w:rPr>
-                <w:b w:val="0"/>
-                <w:sz w:val="22"/>
-                <w:rtl/>
+                <w:rFonts w:ascii="Noto Naskh Arabic" w:hAnsi="Noto Naskh Arabic" w:cs="Noto Naskh Arabic"/>
+                <w:b w:val="0"/>
+                <w:sz w:val="22"/>
                 <w:szCs w:val="22"/>
               </w:rPr>
               <w:t>2</w:t>
@@ -6985,20 +8724,22 @@
             <w:r/>
             <w:r>
               <w:rPr>
+                <w:rFonts w:ascii="Noto Naskh Arabic" w:hAnsi="Noto Naskh Arabic" w:cs="adwa-assalaf"/>
                 <w:b/>
                 <w:sz w:val="22"/>
                 <w:rtl/>
-                <w:szCs w:val="22"/>
                 <w:bCs/>
+                <w:szCs w:val="26"/>
               </w:rPr>
               <w:t>تفريغ</w:t>
             </w:r>
             <w:r>
               <w:rPr>
-                <w:b w:val="0"/>
-                <w:sz w:val="22"/>
-                <w:rtl/>
-                <w:szCs w:val="22"/>
+                <w:rFonts w:ascii="Noto Naskh Arabic" w:hAnsi="Noto Naskh Arabic" w:cs="adwa-assalaf"/>
+                <w:b w:val="0"/>
+                <w:sz w:val="22"/>
+                <w:rtl/>
+                <w:szCs w:val="26"/>
               </w:rPr>
               <w:t xml:space="preserve"> التسجيل نصياً وحفظه في قاعدة البيانات البحثية</w:t>
             </w:r>
@@ -7016,10 +8757,11 @@
             <w:r/>
             <w:r>
               <w:rPr>
-                <w:b w:val="0"/>
-                <w:sz w:val="22"/>
-                <w:rtl/>
-                <w:szCs w:val="22"/>
+                <w:rFonts w:ascii="Noto Naskh Arabic" w:hAnsi="Noto Naskh Arabic" w:cs="adwa-assalaf"/>
+                <w:b w:val="0"/>
+                <w:sz w:val="22"/>
+                <w:rtl/>
+                <w:szCs w:val="26"/>
               </w:rPr>
               <w:t>☐</w:t>
             </w:r>
@@ -7037,10 +8779,11 @@
             <w:r/>
             <w:r>
               <w:rPr>
-                <w:b w:val="0"/>
-                <w:sz w:val="22"/>
-                <w:rtl/>
-                <w:szCs w:val="22"/>
+                <w:rFonts w:ascii="Noto Naskh Arabic" w:hAnsi="Noto Naskh Arabic" w:cs="adwa-assalaf"/>
+                <w:b w:val="0"/>
+                <w:sz w:val="22"/>
+                <w:rtl/>
+                <w:szCs w:val="26"/>
               </w:rPr>
               <w:t>☐</w:t>
             </w:r>
@@ -7058,10 +8801,11 @@
             <w:r/>
             <w:r>
               <w:rPr>
-                <w:b w:val="0"/>
-                <w:sz w:val="22"/>
-                <w:rtl/>
-                <w:szCs w:val="22"/>
+                <w:rFonts w:ascii="Noto Naskh Arabic" w:hAnsi="Noto Naskh Arabic" w:cs="adwa-assalaf"/>
+                <w:b w:val="0"/>
+                <w:sz w:val="22"/>
+                <w:rtl/>
+                <w:szCs w:val="26"/>
               </w:rPr>
               <w:t>……</w:t>
             </w:r>
@@ -7081,12 +8825,22 @@
             <w:r/>
             <w:r>
               <w:rPr>
-                <w:b w:val="0"/>
-                <w:sz w:val="22"/>
-                <w:rtl/>
+                <w:rFonts w:ascii="Noto Naskh Arabic" w:hAnsi="Noto Naskh Arabic" w:cs="Noto Naskh Arabic"/>
+                <w:b w:val="0"/>
+                <w:sz w:val="22"/>
                 <w:szCs w:val="22"/>
               </w:rPr>
-              <w:t>2-ب</w:t>
+              <w:t>2-</w:t>
+            </w:r>
+            <w:r>
+              <w:rPr>
+                <w:rFonts w:ascii="Noto Naskh Arabic" w:hAnsi="Noto Naskh Arabic" w:cs="adwa-assalaf"/>
+                <w:b w:val="0"/>
+                <w:sz w:val="22"/>
+                <w:rtl/>
+                <w:szCs w:val="26"/>
+              </w:rPr>
+              <w:t>ب</w:t>
             </w:r>
           </w:p>
         </w:tc>
@@ -7102,10 +8856,11 @@
             <w:r/>
             <w:r>
               <w:rPr>
-                <w:b w:val="0"/>
-                <w:sz w:val="22"/>
-                <w:rtl/>
-                <w:szCs w:val="22"/>
+                <w:rFonts w:ascii="Noto Naskh Arabic" w:hAnsi="Noto Naskh Arabic" w:cs="adwa-assalaf"/>
+                <w:b w:val="0"/>
+                <w:sz w:val="22"/>
+                <w:rtl/>
+                <w:szCs w:val="26"/>
               </w:rPr>
               <w:t>استعمال التفريغ الآلي ثم مراجعته بشرياً</w:t>
             </w:r>
@@ -7123,10 +8878,11 @@
             <w:r/>
             <w:r>
               <w:rPr>
-                <w:b w:val="0"/>
-                <w:sz w:val="22"/>
-                <w:rtl/>
-                <w:szCs w:val="22"/>
+                <w:rFonts w:ascii="Noto Naskh Arabic" w:hAnsi="Noto Naskh Arabic" w:cs="adwa-assalaf"/>
+                <w:b w:val="0"/>
+                <w:sz w:val="22"/>
+                <w:rtl/>
+                <w:szCs w:val="26"/>
               </w:rPr>
               <w:t>☐</w:t>
             </w:r>
@@ -7144,10 +8900,11 @@
             <w:r/>
             <w:r>
               <w:rPr>
-                <w:b w:val="0"/>
-                <w:sz w:val="22"/>
-                <w:rtl/>
-                <w:szCs w:val="22"/>
+                <w:rFonts w:ascii="Noto Naskh Arabic" w:hAnsi="Noto Naskh Arabic" w:cs="adwa-assalaf"/>
+                <w:b w:val="0"/>
+                <w:sz w:val="22"/>
+                <w:rtl/>
+                <w:szCs w:val="26"/>
               </w:rPr>
               <w:t>☐</w:t>
             </w:r>
@@ -7165,10 +8922,11 @@
             <w:r/>
             <w:r>
               <w:rPr>
-                <w:b w:val="0"/>
-                <w:sz w:val="22"/>
-                <w:rtl/>
-                <w:szCs w:val="22"/>
+                <w:rFonts w:ascii="Noto Naskh Arabic" w:hAnsi="Noto Naskh Arabic" w:cs="adwa-assalaf"/>
+                <w:b w:val="0"/>
+                <w:sz w:val="22"/>
+                <w:rtl/>
+                <w:szCs w:val="26"/>
               </w:rPr>
               <w:t>……</w:t>
             </w:r>
@@ -7188,9 +8946,9 @@
             <w:r/>
             <w:r>
               <w:rPr>
-                <w:b w:val="0"/>
-                <w:sz w:val="22"/>
-                <w:rtl/>
+                <w:rFonts w:ascii="Noto Naskh Arabic" w:hAnsi="Noto Naskh Arabic" w:cs="Noto Naskh Arabic"/>
+                <w:b w:val="0"/>
+                <w:sz w:val="22"/>
                 <w:szCs w:val="22"/>
               </w:rPr>
               <w:t>3</w:t>
@@ -7209,20 +8967,22 @@
             <w:r/>
             <w:r>
               <w:rPr>
+                <w:rFonts w:ascii="Noto Naskh Arabic" w:hAnsi="Noto Naskh Arabic" w:cs="adwa-assalaf"/>
                 <w:b/>
                 <w:sz w:val="22"/>
                 <w:rtl/>
-                <w:szCs w:val="22"/>
                 <w:bCs/>
+                <w:szCs w:val="26"/>
               </w:rPr>
               <w:t>النشر العلمي</w:t>
             </w:r>
             <w:r>
               <w:rPr>
-                <w:b w:val="0"/>
-                <w:sz w:val="22"/>
-                <w:rtl/>
-                <w:szCs w:val="22"/>
+                <w:rFonts w:ascii="Noto Naskh Arabic" w:hAnsi="Noto Naskh Arabic" w:cs="adwa-assalaf"/>
+                <w:b w:val="0"/>
+                <w:sz w:val="22"/>
+                <w:rtl/>
+                <w:szCs w:val="26"/>
               </w:rPr>
               <w:t xml:space="preserve"> لمقتطفات أو تحليلات من المقابلة</w:t>
             </w:r>
@@ -7240,10 +9000,11 @@
             <w:r/>
             <w:r>
               <w:rPr>
-                <w:b w:val="0"/>
-                <w:sz w:val="22"/>
-                <w:rtl/>
-                <w:szCs w:val="22"/>
+                <w:rFonts w:ascii="Noto Naskh Arabic" w:hAnsi="Noto Naskh Arabic" w:cs="adwa-assalaf"/>
+                <w:b w:val="0"/>
+                <w:sz w:val="22"/>
+                <w:rtl/>
+                <w:szCs w:val="26"/>
               </w:rPr>
               <w:t>☐</w:t>
             </w:r>
@@ -7261,10 +9022,11 @@
             <w:r/>
             <w:r>
               <w:rPr>
-                <w:b w:val="0"/>
-                <w:sz w:val="22"/>
-                <w:rtl/>
-                <w:szCs w:val="22"/>
+                <w:rFonts w:ascii="Noto Naskh Arabic" w:hAnsi="Noto Naskh Arabic" w:cs="adwa-assalaf"/>
+                <w:b w:val="0"/>
+                <w:sz w:val="22"/>
+                <w:rtl/>
+                <w:szCs w:val="26"/>
               </w:rPr>
               <w:t>☐</w:t>
             </w:r>
@@ -7282,10 +9044,11 @@
             <w:r/>
             <w:r>
               <w:rPr>
-                <w:b w:val="0"/>
-                <w:sz w:val="22"/>
-                <w:rtl/>
-                <w:szCs w:val="22"/>
+                <w:rFonts w:ascii="Noto Naskh Arabic" w:hAnsi="Noto Naskh Arabic" w:cs="adwa-assalaf"/>
+                <w:b w:val="0"/>
+                <w:sz w:val="22"/>
+                <w:rtl/>
+                <w:szCs w:val="26"/>
               </w:rPr>
               <w:t>……</w:t>
             </w:r>
@@ -7305,12 +9068,22 @@
             <w:r/>
             <w:r>
               <w:rPr>
-                <w:b w:val="0"/>
-                <w:sz w:val="22"/>
-                <w:rtl/>
+                <w:rFonts w:ascii="Noto Naskh Arabic" w:hAnsi="Noto Naskh Arabic" w:cs="Noto Naskh Arabic"/>
+                <w:b w:val="0"/>
+                <w:sz w:val="22"/>
                 <w:szCs w:val="22"/>
               </w:rPr>
-              <w:t>3-ب</w:t>
+              <w:t>3-</w:t>
+            </w:r>
+            <w:r>
+              <w:rPr>
+                <w:rFonts w:ascii="Noto Naskh Arabic" w:hAnsi="Noto Naskh Arabic" w:cs="adwa-assalaf"/>
+                <w:b w:val="0"/>
+                <w:sz w:val="22"/>
+                <w:rtl/>
+                <w:szCs w:val="26"/>
+              </w:rPr>
+              <w:t>ب</w:t>
             </w:r>
           </w:p>
         </w:tc>
@@ -7326,10 +9099,11 @@
             <w:r/>
             <w:r>
               <w:rPr>
-                <w:b w:val="0"/>
-                <w:sz w:val="22"/>
-                <w:rtl/>
-                <w:szCs w:val="22"/>
+                <w:rFonts w:ascii="Noto Naskh Arabic" w:hAnsi="Noto Naskh Arabic" w:cs="adwa-assalaf"/>
+                <w:b w:val="0"/>
+                <w:sz w:val="22"/>
+                <w:rtl/>
+                <w:szCs w:val="26"/>
               </w:rPr>
               <w:t>نشر التسجيل الصوتي/المرئي أو مقاطع منه</w:t>
             </w:r>
@@ -7347,10 +9121,11 @@
             <w:r/>
             <w:r>
               <w:rPr>
-                <w:b w:val="0"/>
-                <w:sz w:val="22"/>
-                <w:rtl/>
-                <w:szCs w:val="22"/>
+                <w:rFonts w:ascii="Noto Naskh Arabic" w:hAnsi="Noto Naskh Arabic" w:cs="adwa-assalaf"/>
+                <w:b w:val="0"/>
+                <w:sz w:val="22"/>
+                <w:rtl/>
+                <w:szCs w:val="26"/>
               </w:rPr>
               <w:t>☐</w:t>
             </w:r>
@@ -7368,10 +9143,11 @@
             <w:r/>
             <w:r>
               <w:rPr>
-                <w:b w:val="0"/>
-                <w:sz w:val="22"/>
-                <w:rtl/>
-                <w:szCs w:val="22"/>
+                <w:rFonts w:ascii="Noto Naskh Arabic" w:hAnsi="Noto Naskh Arabic" w:cs="adwa-assalaf"/>
+                <w:b w:val="0"/>
+                <w:sz w:val="22"/>
+                <w:rtl/>
+                <w:szCs w:val="26"/>
               </w:rPr>
               <w:t>☐</w:t>
             </w:r>
@@ -7389,10 +9165,11 @@
             <w:r/>
             <w:r>
               <w:rPr>
-                <w:b w:val="0"/>
-                <w:sz w:val="22"/>
-                <w:rtl/>
-                <w:szCs w:val="22"/>
+                <w:rFonts w:ascii="Noto Naskh Arabic" w:hAnsi="Noto Naskh Arabic" w:cs="adwa-assalaf"/>
+                <w:b w:val="0"/>
+                <w:sz w:val="22"/>
+                <w:rtl/>
+                <w:szCs w:val="26"/>
               </w:rPr>
               <w:t>……</w:t>
             </w:r>
@@ -7412,12 +9189,22 @@
             <w:r/>
             <w:r>
               <w:rPr>
-                <w:b w:val="0"/>
-                <w:sz w:val="22"/>
-                <w:rtl/>
+                <w:rFonts w:ascii="Noto Naskh Arabic" w:hAnsi="Noto Naskh Arabic" w:cs="Noto Naskh Arabic"/>
+                <w:b w:val="0"/>
+                <w:sz w:val="22"/>
                 <w:szCs w:val="22"/>
               </w:rPr>
-              <w:t>3-ج</w:t>
+              <w:t>3-</w:t>
+            </w:r>
+            <w:r>
+              <w:rPr>
+                <w:rFonts w:ascii="Noto Naskh Arabic" w:hAnsi="Noto Naskh Arabic" w:cs="adwa-assalaf"/>
+                <w:b w:val="0"/>
+                <w:sz w:val="22"/>
+                <w:rtl/>
+                <w:szCs w:val="26"/>
+              </w:rPr>
+              <w:t>ج</w:t>
             </w:r>
           </w:p>
         </w:tc>
@@ -7433,10 +9220,11 @@
             <w:r/>
             <w:r>
               <w:rPr>
-                <w:b w:val="0"/>
-                <w:sz w:val="22"/>
-                <w:rtl/>
-                <w:szCs w:val="22"/>
+                <w:rFonts w:ascii="Noto Naskh Arabic" w:hAnsi="Noto Naskh Arabic" w:cs="adwa-assalaf"/>
+                <w:b w:val="0"/>
+                <w:sz w:val="22"/>
+                <w:rtl/>
+                <w:szCs w:val="26"/>
               </w:rPr>
               <w:t>الإتاحة في أرشيف مفتوح للباحثين</w:t>
             </w:r>
@@ -7454,10 +9242,11 @@
             <w:r/>
             <w:r>
               <w:rPr>
-                <w:b w:val="0"/>
-                <w:sz w:val="22"/>
-                <w:rtl/>
-                <w:szCs w:val="22"/>
+                <w:rFonts w:ascii="Noto Naskh Arabic" w:hAnsi="Noto Naskh Arabic" w:cs="adwa-assalaf"/>
+                <w:b w:val="0"/>
+                <w:sz w:val="22"/>
+                <w:rtl/>
+                <w:szCs w:val="26"/>
               </w:rPr>
               <w:t>☐</w:t>
             </w:r>
@@ -7475,10 +9264,11 @@
             <w:r/>
             <w:r>
               <w:rPr>
-                <w:b w:val="0"/>
-                <w:sz w:val="22"/>
-                <w:rtl/>
-                <w:szCs w:val="22"/>
+                <w:rFonts w:ascii="Noto Naskh Arabic" w:hAnsi="Noto Naskh Arabic" w:cs="adwa-assalaf"/>
+                <w:b w:val="0"/>
+                <w:sz w:val="22"/>
+                <w:rtl/>
+                <w:szCs w:val="26"/>
               </w:rPr>
               <w:t>☐</w:t>
             </w:r>
@@ -7496,10 +9286,11 @@
             <w:r/>
             <w:r>
               <w:rPr>
-                <w:b w:val="0"/>
-                <w:sz w:val="22"/>
-                <w:rtl/>
-                <w:szCs w:val="22"/>
+                <w:rFonts w:ascii="Noto Naskh Arabic" w:hAnsi="Noto Naskh Arabic" w:cs="adwa-assalaf"/>
+                <w:b w:val="0"/>
+                <w:sz w:val="22"/>
+                <w:rtl/>
+                <w:szCs w:val="26"/>
               </w:rPr>
               <w:t>……</w:t>
             </w:r>
@@ -7519,12 +9310,22 @@
             <w:r/>
             <w:r>
               <w:rPr>
-                <w:b w:val="0"/>
-                <w:sz w:val="22"/>
-                <w:rtl/>
+                <w:rFonts w:ascii="Noto Naskh Arabic" w:hAnsi="Noto Naskh Arabic" w:cs="Noto Naskh Arabic"/>
+                <w:b w:val="0"/>
+                <w:sz w:val="22"/>
                 <w:szCs w:val="22"/>
               </w:rPr>
-              <w:t>3-د</w:t>
+              <w:t>3-</w:t>
+            </w:r>
+            <w:r>
+              <w:rPr>
+                <w:rFonts w:ascii="Noto Naskh Arabic" w:hAnsi="Noto Naskh Arabic" w:cs="adwa-assalaf"/>
+                <w:b w:val="0"/>
+                <w:sz w:val="22"/>
+                <w:rtl/>
+                <w:szCs w:val="26"/>
+              </w:rPr>
+              <w:t>د</w:t>
             </w:r>
           </w:p>
         </w:tc>
@@ -7540,10 +9341,11 @@
             <w:r/>
             <w:r>
               <w:rPr>
-                <w:b w:val="0"/>
-                <w:sz w:val="22"/>
-                <w:rtl/>
-                <w:szCs w:val="22"/>
+                <w:rFonts w:ascii="Noto Naskh Arabic" w:hAnsi="Noto Naskh Arabic" w:cs="adwa-assalaf"/>
+                <w:b w:val="0"/>
+                <w:sz w:val="22"/>
+                <w:rtl/>
+                <w:szCs w:val="26"/>
               </w:rPr>
               <w:t>الاستعمال في معارض أو مواد تعليمية</w:t>
             </w:r>
@@ -7561,10 +9363,11 @@
             <w:r/>
             <w:r>
               <w:rPr>
-                <w:b w:val="0"/>
-                <w:sz w:val="22"/>
-                <w:rtl/>
-                <w:szCs w:val="22"/>
+                <w:rFonts w:ascii="Noto Naskh Arabic" w:hAnsi="Noto Naskh Arabic" w:cs="adwa-assalaf"/>
+                <w:b w:val="0"/>
+                <w:sz w:val="22"/>
+                <w:rtl/>
+                <w:szCs w:val="26"/>
               </w:rPr>
               <w:t>☐</w:t>
             </w:r>
@@ -7582,10 +9385,11 @@
             <w:r/>
             <w:r>
               <w:rPr>
-                <w:b w:val="0"/>
-                <w:sz w:val="22"/>
-                <w:rtl/>
-                <w:szCs w:val="22"/>
+                <w:rFonts w:ascii="Noto Naskh Arabic" w:hAnsi="Noto Naskh Arabic" w:cs="adwa-assalaf"/>
+                <w:b w:val="0"/>
+                <w:sz w:val="22"/>
+                <w:rtl/>
+                <w:szCs w:val="26"/>
               </w:rPr>
               <w:t>☐</w:t>
             </w:r>
@@ -7603,10 +9407,11 @@
             <w:r/>
             <w:r>
               <w:rPr>
-                <w:b w:val="0"/>
-                <w:sz w:val="22"/>
-                <w:rtl/>
-                <w:szCs w:val="22"/>
+                <w:rFonts w:ascii="Noto Naskh Arabic" w:hAnsi="Noto Naskh Arabic" w:cs="adwa-assalaf"/>
+                <w:b w:val="0"/>
+                <w:sz w:val="22"/>
+                <w:rtl/>
+                <w:szCs w:val="26"/>
               </w:rPr>
               <w:t>……</w:t>
             </w:r>
@@ -7626,9 +9431,9 @@
             <w:r/>
             <w:r>
               <w:rPr>
-                <w:b w:val="0"/>
-                <w:sz w:val="22"/>
-                <w:rtl/>
+                <w:rFonts w:ascii="Noto Naskh Arabic" w:hAnsi="Noto Naskh Arabic" w:cs="Noto Naskh Arabic"/>
+                <w:b w:val="0"/>
+                <w:sz w:val="22"/>
                 <w:szCs w:val="22"/>
               </w:rPr>
               <w:t>4</w:t>
@@ -7647,30 +9452,33 @@
             <w:r/>
             <w:r>
               <w:rPr>
+                <w:rFonts w:ascii="Noto Naskh Arabic" w:hAnsi="Noto Naskh Arabic" w:cs="adwa-assalaf"/>
                 <w:b/>
                 <w:sz w:val="22"/>
                 <w:rtl/>
-                <w:szCs w:val="22"/>
                 <w:bCs/>
+                <w:szCs w:val="26"/>
               </w:rPr>
               <w:t>الاستعمال التجاري</w:t>
             </w:r>
             <w:r>
               <w:rPr>
-                <w:b w:val="0"/>
-                <w:sz w:val="22"/>
-                <w:rtl/>
-                <w:szCs w:val="22"/>
+                <w:rFonts w:ascii="Noto Naskh Arabic" w:hAnsi="Noto Naskh Arabic" w:cs="adwa-assalaf"/>
+                <w:b w:val="0"/>
+                <w:sz w:val="22"/>
+                <w:rtl/>
+                <w:szCs w:val="26"/>
               </w:rPr>
               <w:t xml:space="preserve"> </w:t>
             </w:r>
             <w:r>
               <w:rPr>
+                <w:rFonts w:ascii="Noto Naskh Arabic" w:hAnsi="Noto Naskh Arabic" w:cs="adwa-assalaf"/>
                 <w:b w:val="0"/>
                 <w:color w:val="FF0000"/>
                 <w:sz w:val="22"/>
                 <w:rtl/>
-                <w:szCs w:val="22"/>
+                <w:szCs w:val="26"/>
               </w:rPr>
               <w:t>(منتجات، إعلام مدفوع، ترخيص لطرف ثالث)</w:t>
             </w:r>
@@ -7688,10 +9496,11 @@
             <w:r/>
             <w:r>
               <w:rPr>
-                <w:b w:val="0"/>
-                <w:sz w:val="22"/>
-                <w:rtl/>
-                <w:szCs w:val="22"/>
+                <w:rFonts w:ascii="Noto Naskh Arabic" w:hAnsi="Noto Naskh Arabic" w:cs="adwa-assalaf"/>
+                <w:b w:val="0"/>
+                <w:sz w:val="22"/>
+                <w:rtl/>
+                <w:szCs w:val="26"/>
               </w:rPr>
               <w:t>☐</w:t>
             </w:r>
@@ -7709,10 +9518,11 @@
             <w:r/>
             <w:r>
               <w:rPr>
-                <w:b w:val="0"/>
-                <w:sz w:val="22"/>
-                <w:rtl/>
-                <w:szCs w:val="22"/>
+                <w:rFonts w:ascii="Noto Naskh Arabic" w:hAnsi="Noto Naskh Arabic" w:cs="adwa-assalaf"/>
+                <w:b w:val="0"/>
+                <w:sz w:val="22"/>
+                <w:rtl/>
+                <w:szCs w:val="26"/>
               </w:rPr>
               <w:t>☐</w:t>
             </w:r>
@@ -7730,10 +9540,11 @@
             <w:r/>
             <w:r>
               <w:rPr>
-                <w:b w:val="0"/>
-                <w:sz w:val="22"/>
-                <w:rtl/>
-                <w:szCs w:val="22"/>
+                <w:rFonts w:ascii="Noto Naskh Arabic" w:hAnsi="Noto Naskh Arabic" w:cs="adwa-assalaf"/>
+                <w:b w:val="0"/>
+                <w:sz w:val="22"/>
+                <w:rtl/>
+                <w:szCs w:val="26"/>
               </w:rPr>
               <w:t>……</w:t>
             </w:r>
@@ -7749,14 +9560,26 @@
       </w:pPr>
       <w:r>
         <w:rPr>
+          <w:rFonts w:ascii="Noto Naskh Arabic" w:hAnsi="Noto Naskh Arabic" w:cs="Noto Naskh Arabic"/>
+          <w:b/>
+          <w:color w:val="A0522D"/>
+          <w:sz w:val="28"/>
+          <w:bCs/>
+          <w:szCs w:val="28"/>
+        </w:rPr>
+        <w:t>4.</w:t>
+      </w:r>
+      <w:r>
+        <w:rPr>
+          <w:rFonts w:ascii="Noto Naskh Arabic" w:hAnsi="Noto Naskh Arabic" w:cs="adwa-assalaf"/>
           <w:b/>
           <w:color w:val="A0522D"/>
           <w:sz w:val="28"/>
           <w:rtl/>
-          <w:szCs w:val="28"/>
           <w:bCs/>
+          <w:szCs w:val="32"/>
         </w:rPr>
-        <w:t>4. الهوية عند النشر</w:t>
+        <w:t xml:space="preserve"> الهوية عند النشر</w:t>
       </w:r>
     </w:p>
     <w:p>
@@ -7766,10 +9589,11 @@
       </w:pPr>
       <w:r>
         <w:rPr>
+          <w:rFonts w:ascii="Noto Naskh Arabic" w:hAnsi="Noto Naskh Arabic" w:cs="adwa-assalaf"/>
           <w:b w:val="0"/>
           <w:sz w:val="24"/>
           <w:rtl/>
-          <w:szCs w:val="24"/>
+          <w:szCs w:val="28"/>
         </w:rPr>
         <w:t>▪ ☐ يُذكر اسمي الكامل.</w:t>
       </w:r>
@@ -7781,10 +9605,11 @@
       </w:pPr>
       <w:r>
         <w:rPr>
+          <w:rFonts w:ascii="Noto Naskh Arabic" w:hAnsi="Noto Naskh Arabic" w:cs="adwa-assalaf"/>
           <w:b w:val="0"/>
           <w:sz w:val="24"/>
           <w:rtl/>
-          <w:szCs w:val="24"/>
+          <w:szCs w:val="28"/>
         </w:rPr>
         <w:t>▪ ☐ يُذكر اسمي الأول فقط.</w:t>
       </w:r>
@@ -7796,10 +9621,11 @@
       </w:pPr>
       <w:r>
         <w:rPr>
+          <w:rFonts w:ascii="Noto Naskh Arabic" w:hAnsi="Noto Naskh Arabic" w:cs="adwa-assalaf"/>
           <w:b w:val="0"/>
           <w:sz w:val="24"/>
           <w:rtl/>
-          <w:szCs w:val="24"/>
+          <w:szCs w:val="28"/>
         </w:rPr>
         <w:t>▪ ☐ يُستعمل رمز مستعار ولا يُذكر ما يدل على هويتي.</w:t>
       </w:r>
@@ -7811,24 +9637,152 @@
       </w:pPr>
       <w:r>
         <w:rPr>
+          <w:rFonts w:ascii="Noto Naskh Arabic" w:hAnsi="Noto Naskh Arabic" w:cs="adwa-assalaf"/>
           <w:b/>
           <w:color w:val="5B6B7A"/>
           <w:sz w:val="22"/>
           <w:rtl/>
-          <w:szCs w:val="22"/>
           <w:bCs/>
+          <w:szCs w:val="26"/>
         </w:rPr>
         <w:t>التسجيل في التطبيق:</w:t>
       </w:r>
       <w:r>
         <w:rPr>
+          <w:rFonts w:ascii="Noto Naskh Arabic" w:hAnsi="Noto Naskh Arabic" w:cs="adwa-assalaf"/>
           <w:b w:val="0"/>
           <w:color w:val="5B6B7A"/>
           <w:sz w:val="22"/>
           <w:rtl/>
+          <w:szCs w:val="26"/>
+        </w:rPr>
+        <w:t xml:space="preserve"> الخياران الأول والثاني ← </w:t>
+      </w:r>
+      <w:r>
+        <w:rPr>
+          <w:rFonts w:ascii="Noto Naskh Arabic" w:hAnsi="Noto Naskh Arabic" w:cs="Noto Naskh Arabic"/>
+          <w:b w:val="0"/>
+          <w:color w:val="5B6B7A"/>
+          <w:sz w:val="22"/>
           <w:szCs w:val="22"/>
         </w:rPr>
-        <w:t xml:space="preserve"> الخياران الأول والثاني ← name_permitted = 1 ويُدوَّن في display_name الاسم بالصيغة المأذون بها حرفياً؛ والخيار الثالث ← name_permitted = 0 ويُترك display_name فارغاً.</w:t>
+        <w:t>name_permitted</w:t>
+      </w:r>
+      <w:r>
+        <w:rPr>
+          <w:rFonts w:ascii="Noto Naskh Arabic" w:hAnsi="Noto Naskh Arabic" w:cs="adwa-assalaf"/>
+          <w:b w:val="0"/>
+          <w:color w:val="5B6B7A"/>
+          <w:sz w:val="22"/>
+          <w:rtl/>
+          <w:szCs w:val="26"/>
+        </w:rPr>
+        <w:t xml:space="preserve"> = </w:t>
+      </w:r>
+      <w:r>
+        <w:rPr>
+          <w:rFonts w:ascii="Noto Naskh Arabic" w:hAnsi="Noto Naskh Arabic" w:cs="Noto Naskh Arabic"/>
+          <w:b w:val="0"/>
+          <w:color w:val="5B6B7A"/>
+          <w:sz w:val="22"/>
+          <w:szCs w:val="22"/>
+        </w:rPr>
+        <w:t>1</w:t>
+      </w:r>
+      <w:r>
+        <w:rPr>
+          <w:rFonts w:ascii="Noto Naskh Arabic" w:hAnsi="Noto Naskh Arabic" w:cs="adwa-assalaf"/>
+          <w:b w:val="0"/>
+          <w:color w:val="5B6B7A"/>
+          <w:sz w:val="22"/>
+          <w:rtl/>
+          <w:szCs w:val="26"/>
+        </w:rPr>
+        <w:t xml:space="preserve"> ويُدوَّن في </w:t>
+      </w:r>
+      <w:r>
+        <w:rPr>
+          <w:rFonts w:ascii="Noto Naskh Arabic" w:hAnsi="Noto Naskh Arabic" w:cs="Noto Naskh Arabic"/>
+          <w:b w:val="0"/>
+          <w:color w:val="5B6B7A"/>
+          <w:sz w:val="22"/>
+          <w:szCs w:val="22"/>
+        </w:rPr>
+        <w:t>display_name</w:t>
+      </w:r>
+      <w:r>
+        <w:rPr>
+          <w:rFonts w:ascii="Noto Naskh Arabic" w:hAnsi="Noto Naskh Arabic" w:cs="adwa-assalaf"/>
+          <w:b w:val="0"/>
+          <w:color w:val="5B6B7A"/>
+          <w:sz w:val="22"/>
+          <w:rtl/>
+          <w:szCs w:val="26"/>
+        </w:rPr>
+        <w:t xml:space="preserve"> الاسم بالصيغة المأذون بها حرفياً؛ والخيار الثالث ← </w:t>
+      </w:r>
+      <w:r>
+        <w:rPr>
+          <w:rFonts w:ascii="Noto Naskh Arabic" w:hAnsi="Noto Naskh Arabic" w:cs="Noto Naskh Arabic"/>
+          <w:b w:val="0"/>
+          <w:color w:val="5B6B7A"/>
+          <w:sz w:val="22"/>
+          <w:szCs w:val="22"/>
+        </w:rPr>
+        <w:t>name_permitted</w:t>
+      </w:r>
+      <w:r>
+        <w:rPr>
+          <w:rFonts w:ascii="Noto Naskh Arabic" w:hAnsi="Noto Naskh Arabic" w:cs="adwa-assalaf"/>
+          <w:b w:val="0"/>
+          <w:color w:val="5B6B7A"/>
+          <w:sz w:val="22"/>
+          <w:rtl/>
+          <w:szCs w:val="26"/>
+        </w:rPr>
+        <w:t xml:space="preserve"> = </w:t>
+      </w:r>
+      <w:r>
+        <w:rPr>
+          <w:rFonts w:ascii="Noto Naskh Arabic" w:hAnsi="Noto Naskh Arabic" w:cs="Noto Naskh Arabic"/>
+          <w:b w:val="0"/>
+          <w:color w:val="5B6B7A"/>
+          <w:sz w:val="22"/>
+          <w:szCs w:val="22"/>
+        </w:rPr>
+        <w:t>0</w:t>
+      </w:r>
+      <w:r>
+        <w:rPr>
+          <w:rFonts w:ascii="Noto Naskh Arabic" w:hAnsi="Noto Naskh Arabic" w:cs="adwa-assalaf"/>
+          <w:b w:val="0"/>
+          <w:color w:val="5B6B7A"/>
+          <w:sz w:val="22"/>
+          <w:rtl/>
+          <w:szCs w:val="26"/>
+        </w:rPr>
+        <w:t xml:space="preserve"> ويُترك </w:t>
+      </w:r>
+      <w:r>
+        <w:rPr>
+          <w:rFonts w:ascii="Noto Naskh Arabic" w:hAnsi="Noto Naskh Arabic" w:cs="Noto Naskh Arabic"/>
+          <w:b w:val="0"/>
+          <w:color w:val="5B6B7A"/>
+          <w:sz w:val="22"/>
+          <w:szCs w:val="22"/>
+        </w:rPr>
+        <w:t>display_name</w:t>
+      </w:r>
+      <w:r>
+        <w:rPr>
+          <w:rFonts w:ascii="Noto Naskh Arabic" w:hAnsi="Noto Naskh Arabic" w:cs="adwa-assalaf"/>
+          <w:b w:val="0"/>
+          <w:color w:val="5B6B7A"/>
+          <w:sz w:val="22"/>
+          <w:rtl/>
+          <w:szCs w:val="26"/>
+        </w:rPr>
+        <w:t xml:space="preserve"> فارغاً.</w:t>
       </w:r>
     </w:p>
     <w:p>
@@ -7838,14 +9792,26 @@
       </w:pPr>
       <w:r>
         <w:rPr>
+          <w:rFonts w:ascii="Noto Naskh Arabic" w:hAnsi="Noto Naskh Arabic" w:cs="Noto Naskh Arabic"/>
+          <w:b/>
+          <w:color w:val="A0522D"/>
+          <w:sz w:val="28"/>
+          <w:bCs/>
+          <w:szCs w:val="28"/>
+        </w:rPr>
+        <w:t>5.</w:t>
+      </w:r>
+      <w:r>
+        <w:rPr>
+          <w:rFonts w:ascii="Noto Naskh Arabic" w:hAnsi="Noto Naskh Arabic" w:cs="adwa-assalaf"/>
           <w:b/>
           <w:color w:val="A0522D"/>
           <w:sz w:val="28"/>
           <w:rtl/>
-          <w:szCs w:val="28"/>
           <w:bCs/>
+          <w:szCs w:val="32"/>
         </w:rPr>
-        <w:t>5. القيود الخاصة</w:t>
+        <w:t xml:space="preserve"> القيود الخاصة</w:t>
       </w:r>
     </w:p>
     <w:p>
@@ -7855,48 +9821,110 @@
       </w:pPr>
       <w:r>
         <w:rPr>
+          <w:rFonts w:ascii="Noto Naskh Arabic" w:hAnsi="Noto Naskh Arabic" w:cs="adwa-assalaf"/>
           <w:b w:val="0"/>
           <w:sz w:val="24"/>
           <w:rtl/>
-          <w:szCs w:val="24"/>
+          <w:szCs w:val="28"/>
         </w:rPr>
-        <w:t xml:space="preserve">تُدوَّن جميع القيود الآتية نصاً في الحقل restrictions من سجل الموافقة. والحظر الزمني ورغبات الورثة لا حقول مخصصة لهما في الإصدار الحالي، فيُكتبان في restrictions بصيغة واضحة </w:t>
+        <w:t xml:space="preserve">تُدوَّن جميع القيود الآتية نصاً في الحقل </w:t>
       </w:r>
       <w:r>
         <w:rPr>
+          <w:rFonts w:ascii="Noto Naskh Arabic" w:hAnsi="Noto Naskh Arabic" w:cs="Noto Naskh Arabic"/>
+          <w:b w:val="0"/>
+          <w:sz w:val="24"/>
+          <w:szCs w:val="24"/>
+        </w:rPr>
+        <w:t>restrictions</w:t>
+      </w:r>
+      <w:r>
+        <w:rPr>
+          <w:rFonts w:ascii="Noto Naskh Arabic" w:hAnsi="Noto Naskh Arabic" w:cs="adwa-assalaf"/>
+          <w:b w:val="0"/>
+          <w:sz w:val="24"/>
+          <w:rtl/>
+          <w:szCs w:val="28"/>
+        </w:rPr>
+        <w:t xml:space="preserve"> من سجل الموافقة. والحظر الزمني ورغبات الورثة لا حقول مخصصة لهما في الإصدار الحالي، فيُكتبان في </w:t>
+      </w:r>
+      <w:r>
+        <w:rPr>
+          <w:rFonts w:ascii="Noto Naskh Arabic" w:hAnsi="Noto Naskh Arabic" w:cs="Noto Naskh Arabic"/>
+          <w:b w:val="0"/>
+          <w:sz w:val="24"/>
+          <w:szCs w:val="24"/>
+        </w:rPr>
+        <w:t>restrictions</w:t>
+      </w:r>
+      <w:r>
+        <w:rPr>
+          <w:rFonts w:ascii="Noto Naskh Arabic" w:hAnsi="Noto Naskh Arabic" w:cs="adwa-assalaf"/>
+          <w:b w:val="0"/>
+          <w:sz w:val="24"/>
+          <w:rtl/>
+          <w:szCs w:val="28"/>
+        </w:rPr>
+        <w:t xml:space="preserve"> بصيغة واضحة </w:t>
+      </w:r>
+      <w:r>
+        <w:rPr>
+          <w:rFonts w:ascii="Noto Naskh Arabic" w:hAnsi="Noto Naskh Arabic" w:cs="adwa-assalaf"/>
           <w:b w:val="0"/>
           <w:color w:val="FF0000"/>
           <w:sz w:val="24"/>
           <w:rtl/>
-          <w:szCs w:val="24"/>
+          <w:szCs w:val="28"/>
         </w:rPr>
         <w:t>(مثل: «حظر نشر حتى ……»)</w:t>
       </w:r>
       <w:r>
         <w:rPr>
+          <w:rFonts w:ascii="Noto Naskh Arabic" w:hAnsi="Noto Naskh Arabic" w:cs="adwa-assalaf"/>
           <w:b w:val="0"/>
           <w:sz w:val="24"/>
           <w:rtl/>
-          <w:szCs w:val="24"/>
+          <w:szCs w:val="28"/>
         </w:rPr>
-        <w:t xml:space="preserve">، ويُتابعان بتاريخ المراجعة المستمرة review_on؛ وإفراد حقول مستقلة لهما </w:t>
+        <w:t xml:space="preserve">، ويُتابعان بتاريخ المراجعة المستمرة </w:t>
       </w:r>
       <w:r>
         <w:rPr>
+          <w:rFonts w:ascii="Noto Naskh Arabic" w:hAnsi="Noto Naskh Arabic" w:cs="Noto Naskh Arabic"/>
+          <w:b w:val="0"/>
+          <w:sz w:val="24"/>
+          <w:szCs w:val="24"/>
+        </w:rPr>
+        <w:t>review_on</w:t>
+      </w:r>
+      <w:r>
+        <w:rPr>
+          <w:rFonts w:ascii="Noto Naskh Arabic" w:hAnsi="Noto Naskh Arabic" w:cs="adwa-assalaf"/>
+          <w:b w:val="0"/>
+          <w:sz w:val="24"/>
+          <w:rtl/>
+          <w:szCs w:val="28"/>
+        </w:rPr>
+        <w:t xml:space="preserve">؛ وإفراد حقول مستقلة لهما </w:t>
+      </w:r>
+      <w:r>
+        <w:rPr>
+          <w:rFonts w:ascii="Noto Naskh Arabic" w:hAnsi="Noto Naskh Arabic" w:cs="adwa-assalaf"/>
           <w:b/>
           <w:sz w:val="24"/>
           <w:rtl/>
-          <w:szCs w:val="24"/>
           <w:bCs/>
+          <w:szCs w:val="28"/>
         </w:rPr>
         <w:t>مقترح للإصدار التالي</w:t>
       </w:r>
       <w:r>
         <w:rPr>
+          <w:rFonts w:ascii="Noto Naskh Arabic" w:hAnsi="Noto Naskh Arabic" w:cs="adwa-assalaf"/>
           <w:b w:val="0"/>
           <w:sz w:val="24"/>
           <w:rtl/>
-          <w:szCs w:val="24"/>
+          <w:szCs w:val="28"/>
         </w:rPr>
         <w:t>.</w:t>
       </w:r>
@@ -7926,12 +9954,13 @@
             <w:r/>
             <w:r>
               <w:rPr>
+                <w:rFonts w:ascii="Noto Naskh Arabic" w:hAnsi="Noto Naskh Arabic" w:cs="adwa-assalaf"/>
                 <w:b/>
                 <w:color w:val="1F4E79"/>
                 <w:sz w:val="22"/>
                 <w:rtl/>
-                <w:szCs w:val="22"/>
                 <w:bCs/>
+                <w:szCs w:val="26"/>
               </w:rPr>
               <w:t>نوع القيد</w:t>
             </w:r>
@@ -7950,12 +9979,13 @@
             <w:r/>
             <w:r>
               <w:rPr>
+                <w:rFonts w:ascii="Noto Naskh Arabic" w:hAnsi="Noto Naskh Arabic" w:cs="adwa-assalaf"/>
                 <w:b/>
                 <w:color w:val="1F4E79"/>
                 <w:sz w:val="22"/>
                 <w:rtl/>
-                <w:szCs w:val="22"/>
                 <w:bCs/>
+                <w:szCs w:val="26"/>
               </w:rPr>
               <w:t>التفصيل</w:t>
             </w:r>
@@ -7975,20 +10005,22 @@
             <w:r/>
             <w:r>
               <w:rPr>
-                <w:b w:val="0"/>
-                <w:sz w:val="22"/>
-                <w:rtl/>
-                <w:szCs w:val="22"/>
+                <w:rFonts w:ascii="Noto Naskh Arabic" w:hAnsi="Noto Naskh Arabic" w:cs="adwa-assalaf"/>
+                <w:b w:val="0"/>
+                <w:sz w:val="22"/>
+                <w:rtl/>
+                <w:szCs w:val="26"/>
               </w:rPr>
               <w:t xml:space="preserve">مقاطع لا تُنشر </w:t>
             </w:r>
             <w:r>
               <w:rPr>
+                <w:rFonts w:ascii="Noto Naskh Arabic" w:hAnsi="Noto Naskh Arabic" w:cs="adwa-assalaf"/>
                 <w:b w:val="0"/>
                 <w:color w:val="FF0000"/>
                 <w:sz w:val="22"/>
                 <w:rtl/>
-                <w:szCs w:val="22"/>
+                <w:szCs w:val="26"/>
               </w:rPr>
               <w:t>(بالوصف أو التوقيت)</w:t>
             </w:r>
@@ -8006,10 +10038,11 @@
             <w:r/>
             <w:r>
               <w:rPr>
-                <w:b w:val="0"/>
-                <w:sz w:val="22"/>
-                <w:rtl/>
-                <w:szCs w:val="22"/>
+                <w:rFonts w:ascii="Noto Naskh Arabic" w:hAnsi="Noto Naskh Arabic" w:cs="adwa-assalaf"/>
+                <w:b w:val="0"/>
+                <w:sz w:val="22"/>
+                <w:rtl/>
+                <w:szCs w:val="26"/>
               </w:rPr>
               <w:t>……</w:t>
             </w:r>
@@ -8029,10 +10062,11 @@
             <w:r/>
             <w:r>
               <w:rPr>
-                <w:b w:val="0"/>
-                <w:sz w:val="22"/>
-                <w:rtl/>
-                <w:szCs w:val="22"/>
+                <w:rFonts w:ascii="Noto Naskh Arabic" w:hAnsi="Noto Naskh Arabic" w:cs="adwa-assalaf"/>
+                <w:b w:val="0"/>
+                <w:sz w:val="22"/>
+                <w:rtl/>
+                <w:szCs w:val="26"/>
               </w:rPr>
               <w:t>حظر زمني على النشر حتى تاريخ</w:t>
             </w:r>
@@ -8050,10 +10084,11 @@
             <w:r/>
             <w:r>
               <w:rPr>
-                <w:b w:val="0"/>
-                <w:sz w:val="22"/>
-                <w:rtl/>
-                <w:szCs w:val="22"/>
+                <w:rFonts w:ascii="Noto Naskh Arabic" w:hAnsi="Noto Naskh Arabic" w:cs="adwa-assalaf"/>
+                <w:b w:val="0"/>
+                <w:sz w:val="22"/>
+                <w:rtl/>
+                <w:szCs w:val="26"/>
               </w:rPr>
               <w:t>…… / …… / ……</w:t>
             </w:r>
@@ -8073,20 +10108,22 @@
             <w:r/>
             <w:r>
               <w:rPr>
-                <w:b w:val="0"/>
-                <w:sz w:val="22"/>
-                <w:rtl/>
-                <w:szCs w:val="22"/>
+                <w:rFonts w:ascii="Noto Naskh Arabic" w:hAnsi="Noto Naskh Arabic" w:cs="adwa-assalaf"/>
+                <w:b w:val="0"/>
+                <w:sz w:val="22"/>
+                <w:rtl/>
+                <w:szCs w:val="26"/>
               </w:rPr>
               <w:t xml:space="preserve">معارف مقيّدة بحسب العرف </w:t>
             </w:r>
             <w:r>
               <w:rPr>
+                <w:rFonts w:ascii="Noto Naskh Arabic" w:hAnsi="Noto Naskh Arabic" w:cs="adwa-assalaf"/>
                 <w:b w:val="0"/>
                 <w:color w:val="FF0000"/>
                 <w:sz w:val="22"/>
                 <w:rtl/>
-                <w:szCs w:val="22"/>
+                <w:szCs w:val="26"/>
               </w:rPr>
               <w:t>(جنس، عمر، أسرة، مناسبة)</w:t>
             </w:r>
@@ -8104,10 +10141,11 @@
             <w:r/>
             <w:r>
               <w:rPr>
-                <w:b w:val="0"/>
-                <w:sz w:val="22"/>
-                <w:rtl/>
-                <w:szCs w:val="22"/>
+                <w:rFonts w:ascii="Noto Naskh Arabic" w:hAnsi="Noto Naskh Arabic" w:cs="adwa-assalaf"/>
+                <w:b w:val="0"/>
+                <w:sz w:val="22"/>
+                <w:rtl/>
+                <w:szCs w:val="26"/>
               </w:rPr>
               <w:t>……</w:t>
             </w:r>
@@ -8127,10 +10165,11 @@
             <w:r/>
             <w:r>
               <w:rPr>
-                <w:b w:val="0"/>
-                <w:sz w:val="22"/>
-                <w:rtl/>
-                <w:szCs w:val="22"/>
+                <w:rFonts w:ascii="Noto Naskh Arabic" w:hAnsi="Noto Naskh Arabic" w:cs="adwa-assalaf"/>
+                <w:b w:val="0"/>
+                <w:sz w:val="22"/>
+                <w:rtl/>
+                <w:szCs w:val="26"/>
               </w:rPr>
               <w:t>أشخاص لا يُذكرون بأسمائهم</w:t>
             </w:r>
@@ -8148,10 +10187,11 @@
             <w:r/>
             <w:r>
               <w:rPr>
-                <w:b w:val="0"/>
-                <w:sz w:val="22"/>
-                <w:rtl/>
-                <w:szCs w:val="22"/>
+                <w:rFonts w:ascii="Noto Naskh Arabic" w:hAnsi="Noto Naskh Arabic" w:cs="adwa-assalaf"/>
+                <w:b w:val="0"/>
+                <w:sz w:val="22"/>
+                <w:rtl/>
+                <w:szCs w:val="26"/>
               </w:rPr>
               <w:t>……</w:t>
             </w:r>
@@ -8171,10 +10211,11 @@
             <w:r/>
             <w:r>
               <w:rPr>
-                <w:b w:val="0"/>
-                <w:sz w:val="22"/>
-                <w:rtl/>
-                <w:szCs w:val="22"/>
+                <w:rFonts w:ascii="Noto Naskh Arabic" w:hAnsi="Noto Naskh Arabic" w:cs="adwa-assalaf"/>
+                <w:b w:val="0"/>
+                <w:sz w:val="22"/>
+                <w:rtl/>
+                <w:szCs w:val="26"/>
               </w:rPr>
               <w:t>مواقع لا يُكشف عنها</w:t>
             </w:r>
@@ -8192,10 +10233,11 @@
             <w:r/>
             <w:r>
               <w:rPr>
-                <w:b w:val="0"/>
-                <w:sz w:val="22"/>
-                <w:rtl/>
-                <w:szCs w:val="22"/>
+                <w:rFonts w:ascii="Noto Naskh Arabic" w:hAnsi="Noto Naskh Arabic" w:cs="adwa-assalaf"/>
+                <w:b w:val="0"/>
+                <w:sz w:val="22"/>
+                <w:rtl/>
+                <w:szCs w:val="26"/>
               </w:rPr>
               <w:t>……</w:t>
             </w:r>
@@ -8215,10 +10257,11 @@
             <w:r/>
             <w:r>
               <w:rPr>
-                <w:b w:val="0"/>
-                <w:sz w:val="22"/>
-                <w:rtl/>
-                <w:szCs w:val="22"/>
+                <w:rFonts w:ascii="Noto Naskh Arabic" w:hAnsi="Noto Naskh Arabic" w:cs="adwa-assalaf"/>
+                <w:b w:val="0"/>
+                <w:sz w:val="22"/>
+                <w:rtl/>
+                <w:szCs w:val="26"/>
               </w:rPr>
               <w:t>قيود أخرى</w:t>
             </w:r>
@@ -8236,10 +10279,11 @@
             <w:r/>
             <w:r>
               <w:rPr>
-                <w:b w:val="0"/>
-                <w:sz w:val="22"/>
-                <w:rtl/>
-                <w:szCs w:val="22"/>
+                <w:rFonts w:ascii="Noto Naskh Arabic" w:hAnsi="Noto Naskh Arabic" w:cs="adwa-assalaf"/>
+                <w:b w:val="0"/>
+                <w:sz w:val="22"/>
+                <w:rtl/>
+                <w:szCs w:val="26"/>
               </w:rPr>
               <w:t>……</w:t>
             </w:r>
@@ -8255,14 +10299,26 @@
       </w:pPr>
       <w:r>
         <w:rPr>
+          <w:rFonts w:ascii="Noto Naskh Arabic" w:hAnsi="Noto Naskh Arabic" w:cs="Noto Naskh Arabic"/>
+          <w:b/>
+          <w:color w:val="A0522D"/>
+          <w:sz w:val="28"/>
+          <w:bCs/>
+          <w:szCs w:val="28"/>
+        </w:rPr>
+        <w:t>6.</w:t>
+      </w:r>
+      <w:r>
+        <w:rPr>
+          <w:rFonts w:ascii="Noto Naskh Arabic" w:hAnsi="Noto Naskh Arabic" w:cs="adwa-assalaf"/>
           <w:b/>
           <w:color w:val="A0522D"/>
           <w:sz w:val="28"/>
           <w:rtl/>
-          <w:szCs w:val="28"/>
           <w:bCs/>
+          <w:szCs w:val="32"/>
         </w:rPr>
-        <w:t>6. حق السحب والمراجعة</w:t>
+        <w:t xml:space="preserve"> حق السحب والمراجعة</w:t>
       </w:r>
     </w:p>
     <w:p>
@@ -8272,10 +10328,11 @@
       </w:pPr>
       <w:r>
         <w:rPr>
+          <w:rFonts w:ascii="Noto Naskh Arabic" w:hAnsi="Noto Naskh Arabic" w:cs="adwa-assalaf"/>
           <w:b w:val="0"/>
           <w:sz w:val="24"/>
           <w:rtl/>
-          <w:szCs w:val="24"/>
+          <w:szCs w:val="28"/>
         </w:rPr>
         <w:t>▪ ☐ أعلم أن لي حق سحب موافقتي كلياً أو جزئياً في أي وقت بإبلاغ الجهة بالوسيلة المذكورة أعلاه.</w:t>
       </w:r>
@@ -8287,10 +10344,11 @@
       </w:pPr>
       <w:r>
         <w:rPr>
+          <w:rFonts w:ascii="Noto Naskh Arabic" w:hAnsi="Noto Naskh Arabic" w:cs="adwa-assalaf"/>
           <w:b w:val="0"/>
           <w:sz w:val="24"/>
           <w:rtl/>
-          <w:szCs w:val="24"/>
+          <w:szCs w:val="28"/>
         </w:rPr>
         <w:t>▪ ☐ أعلم أن السحب يوقف أي استعمال جديد، وأن المواد المحفوظة تُحجب أو تُتلف وفق ما أختار:</w:t>
       </w:r>
@@ -8302,10 +10360,11 @@
       </w:pPr>
       <w:r>
         <w:rPr>
+          <w:rFonts w:ascii="Noto Naskh Arabic" w:hAnsi="Noto Naskh Arabic" w:cs="adwa-assalaf"/>
           <w:b w:val="0"/>
           <w:sz w:val="24"/>
           <w:rtl/>
-          <w:szCs w:val="24"/>
+          <w:szCs w:val="28"/>
         </w:rPr>
         <w:t>☐ حجب مع الإبقاء في الأرشيف المقيد ☐ إتلاف النسخ غير الأصلية ☐ أمر آخر: ……</w:t>
       </w:r>
@@ -8317,10 +10376,11 @@
       </w:pPr>
       <w:r>
         <w:rPr>
+          <w:rFonts w:ascii="Noto Naskh Arabic" w:hAnsi="Noto Naskh Arabic" w:cs="adwa-assalaf"/>
           <w:b w:val="0"/>
           <w:sz w:val="24"/>
           <w:rtl/>
-          <w:szCs w:val="24"/>
+          <w:szCs w:val="28"/>
         </w:rPr>
         <w:t>▪ ☐ أرغب في مراجعة التفريغ قبل أي نشر.</w:t>
       </w:r>
@@ -8332,10 +10392,11 @@
       </w:pPr>
       <w:r>
         <w:rPr>
+          <w:rFonts w:ascii="Noto Naskh Arabic" w:hAnsi="Noto Naskh Arabic" w:cs="adwa-assalaf"/>
           <w:b w:val="0"/>
           <w:sz w:val="24"/>
           <w:rtl/>
-          <w:szCs w:val="24"/>
+          <w:szCs w:val="28"/>
         </w:rPr>
         <w:t>▪ ☐ أرغب في إبلاغي عند نشر أي مادة تتضمن مقابلتي.</w:t>
       </w:r>
@@ -8347,14 +10408,26 @@
       </w:pPr>
       <w:r>
         <w:rPr>
+          <w:rFonts w:ascii="Noto Naskh Arabic" w:hAnsi="Noto Naskh Arabic" w:cs="Noto Naskh Arabic"/>
+          <w:b/>
+          <w:color w:val="A0522D"/>
+          <w:sz w:val="28"/>
+          <w:bCs/>
+          <w:szCs w:val="28"/>
+        </w:rPr>
+        <w:t>7.</w:t>
+      </w:r>
+      <w:r>
+        <w:rPr>
+          <w:rFonts w:ascii="Noto Naskh Arabic" w:hAnsi="Noto Naskh Arabic" w:cs="adwa-assalaf"/>
           <w:b/>
           <w:color w:val="A0522D"/>
           <w:sz w:val="28"/>
           <w:rtl/>
-          <w:szCs w:val="28"/>
           <w:bCs/>
+          <w:szCs w:val="32"/>
         </w:rPr>
-        <w:t>7. الورثة</w:t>
+        <w:t xml:space="preserve"> الورثة</w:t>
       </w:r>
     </w:p>
     <w:p>
@@ -8364,13 +10437,35 @@
       </w:pPr>
       <w:r>
         <w:rPr>
+          <w:rFonts w:ascii="Noto Naskh Arabic" w:hAnsi="Noto Naskh Arabic" w:cs="adwa-assalaf"/>
           <w:b w:val="0"/>
           <w:color w:val="FF0000"/>
           <w:sz w:val="24"/>
           <w:rtl/>
+          <w:szCs w:val="28"/>
+        </w:rPr>
+        <w:t xml:space="preserve">(يُدوَّن في </w:t>
+      </w:r>
+      <w:r>
+        <w:rPr>
+          <w:rFonts w:ascii="Noto Naskh Arabic" w:hAnsi="Noto Naskh Arabic" w:cs="Noto Naskh Arabic"/>
+          <w:b w:val="0"/>
+          <w:color w:val="FF0000"/>
+          <w:sz w:val="24"/>
           <w:szCs w:val="24"/>
         </w:rPr>
-        <w:t>(يُدوَّن في restrictions، كما سبق.)</w:t>
+        <w:t>restrictions</w:t>
+      </w:r>
+      <w:r>
+        <w:rPr>
+          <w:rFonts w:ascii="Noto Naskh Arabic" w:hAnsi="Noto Naskh Arabic" w:cs="adwa-assalaf"/>
+          <w:b w:val="0"/>
+          <w:color w:val="FF0000"/>
+          <w:sz w:val="24"/>
+          <w:rtl/>
+          <w:szCs w:val="28"/>
+        </w:rPr>
+        <w:t>، كما سبق.)</w:t>
       </w:r>
     </w:p>
     <w:tbl>
@@ -8398,12 +10493,13 @@
             <w:r/>
             <w:r>
               <w:rPr>
+                <w:rFonts w:ascii="Noto Naskh Arabic" w:hAnsi="Noto Naskh Arabic" w:cs="adwa-assalaf"/>
                 <w:b/>
                 <w:color w:val="1F4E79"/>
                 <w:sz w:val="22"/>
                 <w:rtl/>
-                <w:szCs w:val="22"/>
                 <w:bCs/>
+                <w:szCs w:val="26"/>
               </w:rPr>
               <w:t>البند</w:t>
             </w:r>
@@ -8422,12 +10518,13 @@
             <w:r/>
             <w:r>
               <w:rPr>
+                <w:rFonts w:ascii="Noto Naskh Arabic" w:hAnsi="Noto Naskh Arabic" w:cs="adwa-assalaf"/>
                 <w:b/>
                 <w:color w:val="1F4E79"/>
                 <w:sz w:val="22"/>
                 <w:rtl/>
-                <w:szCs w:val="22"/>
                 <w:bCs/>
+                <w:szCs w:val="26"/>
               </w:rPr>
               <w:t>القيمة</w:t>
             </w:r>
@@ -8447,10 +10544,11 @@
             <w:r/>
             <w:r>
               <w:rPr>
-                <w:b w:val="0"/>
-                <w:sz w:val="22"/>
-                <w:rtl/>
-                <w:szCs w:val="22"/>
+                <w:rFonts w:ascii="Noto Naskh Arabic" w:hAnsi="Noto Naskh Arabic" w:cs="adwa-assalaf"/>
+                <w:b w:val="0"/>
+                <w:sz w:val="22"/>
+                <w:rtl/>
+                <w:szCs w:val="26"/>
               </w:rPr>
               <w:t>هل تنتقل صلاحية تعديل الموافقة أو سحبها إلى الورثة بعد الوفاة؟</w:t>
             </w:r>
@@ -8468,10 +10566,11 @@
             <w:r/>
             <w:r>
               <w:rPr>
-                <w:b w:val="0"/>
-                <w:sz w:val="22"/>
-                <w:rtl/>
-                <w:szCs w:val="22"/>
+                <w:rFonts w:ascii="Noto Naskh Arabic" w:hAnsi="Noto Naskh Arabic" w:cs="adwa-assalaf"/>
+                <w:b w:val="0"/>
+                <w:sz w:val="22"/>
+                <w:rtl/>
+                <w:szCs w:val="26"/>
               </w:rPr>
               <w:t>☐ نعم ☐ لا ☐ يُستشار ممثل الأسرة</w:t>
             </w:r>
@@ -8491,20 +10590,22 @@
             <w:r/>
             <w:r>
               <w:rPr>
-                <w:b w:val="0"/>
-                <w:sz w:val="22"/>
-                <w:rtl/>
-                <w:szCs w:val="22"/>
+                <w:rFonts w:ascii="Noto Naskh Arabic" w:hAnsi="Noto Naskh Arabic" w:cs="adwa-assalaf"/>
+                <w:b w:val="0"/>
+                <w:sz w:val="22"/>
+                <w:rtl/>
+                <w:szCs w:val="26"/>
               </w:rPr>
               <w:t xml:space="preserve">جهة الاتصال المفوَّضة من الأسرة </w:t>
             </w:r>
             <w:r>
               <w:rPr>
+                <w:rFonts w:ascii="Noto Naskh Arabic" w:hAnsi="Noto Naskh Arabic" w:cs="adwa-assalaf"/>
                 <w:b w:val="0"/>
                 <w:color w:val="FF0000"/>
                 <w:sz w:val="22"/>
                 <w:rtl/>
-                <w:szCs w:val="22"/>
+                <w:szCs w:val="26"/>
               </w:rPr>
               <w:t>(اختياري)</w:t>
             </w:r>
@@ -8522,10 +10623,11 @@
             <w:r/>
             <w:r>
               <w:rPr>
-                <w:b w:val="0"/>
-                <w:sz w:val="22"/>
-                <w:rtl/>
-                <w:szCs w:val="22"/>
+                <w:rFonts w:ascii="Noto Naskh Arabic" w:hAnsi="Noto Naskh Arabic" w:cs="adwa-assalaf"/>
+                <w:b w:val="0"/>
+                <w:sz w:val="22"/>
+                <w:rtl/>
+                <w:szCs w:val="26"/>
               </w:rPr>
               <w:t>……</w:t>
             </w:r>
@@ -8545,10 +10647,11 @@
             <w:r/>
             <w:r>
               <w:rPr>
-                <w:b w:val="0"/>
-                <w:sz w:val="22"/>
-                <w:rtl/>
-                <w:szCs w:val="22"/>
+                <w:rFonts w:ascii="Noto Naskh Arabic" w:hAnsi="Noto Naskh Arabic" w:cs="adwa-assalaf"/>
+                <w:b w:val="0"/>
+                <w:sz w:val="22"/>
+                <w:rtl/>
+                <w:szCs w:val="26"/>
               </w:rPr>
               <w:t>صلة القرابة</w:t>
             </w:r>
@@ -8566,10 +10669,11 @@
             <w:r/>
             <w:r>
               <w:rPr>
-                <w:b w:val="0"/>
-                <w:sz w:val="22"/>
-                <w:rtl/>
-                <w:szCs w:val="22"/>
+                <w:rFonts w:ascii="Noto Naskh Arabic" w:hAnsi="Noto Naskh Arabic" w:cs="adwa-assalaf"/>
+                <w:b w:val="0"/>
+                <w:sz w:val="22"/>
+                <w:rtl/>
+                <w:szCs w:val="26"/>
               </w:rPr>
               <w:t>……</w:t>
             </w:r>
@@ -8589,10 +10693,11 @@
             <w:r/>
             <w:r>
               <w:rPr>
-                <w:b w:val="0"/>
-                <w:sz w:val="22"/>
-                <w:rtl/>
-                <w:szCs w:val="22"/>
+                <w:rFonts w:ascii="Noto Naskh Arabic" w:hAnsi="Noto Naskh Arabic" w:cs="adwa-assalaf"/>
+                <w:b w:val="0"/>
+                <w:sz w:val="22"/>
+                <w:rtl/>
+                <w:szCs w:val="26"/>
               </w:rPr>
               <w:t>رغبات خاصة بعد الوفاة</w:t>
             </w:r>
@@ -8610,10 +10715,11 @@
             <w:r/>
             <w:r>
               <w:rPr>
-                <w:b w:val="0"/>
-                <w:sz w:val="22"/>
-                <w:rtl/>
-                <w:szCs w:val="22"/>
+                <w:rFonts w:ascii="Noto Naskh Arabic" w:hAnsi="Noto Naskh Arabic" w:cs="adwa-assalaf"/>
+                <w:b w:val="0"/>
+                <w:sz w:val="22"/>
+                <w:rtl/>
+                <w:szCs w:val="26"/>
               </w:rPr>
               <w:t>……</w:t>
             </w:r>
@@ -8629,14 +10735,26 @@
       </w:pPr>
       <w:r>
         <w:rPr>
+          <w:rFonts w:ascii="Noto Naskh Arabic" w:hAnsi="Noto Naskh Arabic" w:cs="Noto Naskh Arabic"/>
+          <w:b/>
+          <w:color w:val="A0522D"/>
+          <w:sz w:val="28"/>
+          <w:bCs/>
+          <w:szCs w:val="28"/>
+        </w:rPr>
+        <w:t>8.</w:t>
+      </w:r>
+      <w:r>
+        <w:rPr>
+          <w:rFonts w:ascii="Noto Naskh Arabic" w:hAnsi="Noto Naskh Arabic" w:cs="adwa-assalaf"/>
           <w:b/>
           <w:color w:val="A0522D"/>
           <w:sz w:val="28"/>
           <w:rtl/>
-          <w:szCs w:val="28"/>
           <w:bCs/>
+          <w:szCs w:val="32"/>
         </w:rPr>
-        <w:t>8. الإقرار والتوقيع</w:t>
+        <w:t xml:space="preserve"> الإقرار والتوقيع</w:t>
       </w:r>
     </w:p>
     <w:p>
@@ -8646,10 +10764,11 @@
       </w:pPr>
       <w:r>
         <w:rPr>
+          <w:rFonts w:ascii="Noto Naskh Arabic" w:hAnsi="Noto Naskh Arabic" w:cs="adwa-assalaf"/>
           <w:b w:val="0"/>
           <w:sz w:val="24"/>
           <w:rtl/>
-          <w:szCs w:val="24"/>
+          <w:szCs w:val="28"/>
         </w:rPr>
         <w:t>أقرّ بأن ما سبق قد شُرح لي بلغة أفهمها، وأن أسئلتي قد أُجيب عنها، وأنني أوافق طوعاً على البنود المؤشَّر عليها فقط.</w:t>
       </w:r>
@@ -8694,12 +10813,13 @@
             <w:r/>
             <w:r>
               <w:rPr>
+                <w:rFonts w:ascii="Noto Naskh Arabic" w:hAnsi="Noto Naskh Arabic" w:cs="adwa-assalaf"/>
                 <w:b/>
                 <w:color w:val="1F4E79"/>
                 <w:sz w:val="22"/>
                 <w:rtl/>
-                <w:szCs w:val="22"/>
                 <w:bCs/>
+                <w:szCs w:val="26"/>
               </w:rPr>
               <w:t>الراوي</w:t>
             </w:r>
@@ -8718,12 +10838,13 @@
             <w:r/>
             <w:r>
               <w:rPr>
+                <w:rFonts w:ascii="Noto Naskh Arabic" w:hAnsi="Noto Naskh Arabic" w:cs="adwa-assalaf"/>
                 <w:b/>
                 <w:color w:val="1F4E79"/>
                 <w:sz w:val="22"/>
                 <w:rtl/>
-                <w:szCs w:val="22"/>
                 <w:bCs/>
+                <w:szCs w:val="26"/>
               </w:rPr>
               <w:t>الباحث</w:t>
             </w:r>
@@ -8742,23 +10863,25 @@
             <w:r/>
             <w:r>
               <w:rPr>
+                <w:rFonts w:ascii="Noto Naskh Arabic" w:hAnsi="Noto Naskh Arabic" w:cs="adwa-assalaf"/>
                 <w:b/>
                 <w:color w:val="1F4E79"/>
                 <w:sz w:val="22"/>
                 <w:rtl/>
-                <w:szCs w:val="22"/>
                 <w:bCs/>
+                <w:szCs w:val="26"/>
               </w:rPr>
               <w:t xml:space="preserve">شاهد </w:t>
             </w:r>
             <w:r>
               <w:rPr>
+                <w:rFonts w:ascii="Noto Naskh Arabic" w:hAnsi="Noto Naskh Arabic" w:cs="adwa-assalaf"/>
                 <w:b/>
                 <w:color w:val="FF0000"/>
                 <w:sz w:val="22"/>
                 <w:rtl/>
-                <w:szCs w:val="22"/>
                 <w:bCs/>
+                <w:szCs w:val="26"/>
               </w:rPr>
               <w:t>(عند الحاجة)</w:t>
             </w:r>
@@ -8778,10 +10901,11 @@
             <w:r/>
             <w:r>
               <w:rPr>
-                <w:b w:val="0"/>
-                <w:sz w:val="22"/>
-                <w:rtl/>
-                <w:szCs w:val="22"/>
+                <w:rFonts w:ascii="Noto Naskh Arabic" w:hAnsi="Noto Naskh Arabic" w:cs="adwa-assalaf"/>
+                <w:b w:val="0"/>
+                <w:sz w:val="22"/>
+                <w:rtl/>
+                <w:szCs w:val="26"/>
               </w:rPr>
               <w:t>الاسم</w:t>
             </w:r>
@@ -8799,10 +10923,11 @@
             <w:r/>
             <w:r>
               <w:rPr>
-                <w:b w:val="0"/>
-                <w:sz w:val="22"/>
-                <w:rtl/>
-                <w:szCs w:val="22"/>
+                <w:rFonts w:ascii="Noto Naskh Arabic" w:hAnsi="Noto Naskh Arabic" w:cs="adwa-assalaf"/>
+                <w:b w:val="0"/>
+                <w:sz w:val="22"/>
+                <w:rtl/>
+                <w:szCs w:val="26"/>
               </w:rPr>
               <w:t>……</w:t>
             </w:r>
@@ -8820,10 +10945,11 @@
             <w:r/>
             <w:r>
               <w:rPr>
-                <w:b w:val="0"/>
-                <w:sz w:val="22"/>
-                <w:rtl/>
-                <w:szCs w:val="22"/>
+                <w:rFonts w:ascii="Noto Naskh Arabic" w:hAnsi="Noto Naskh Arabic" w:cs="adwa-assalaf"/>
+                <w:b w:val="0"/>
+                <w:sz w:val="22"/>
+                <w:rtl/>
+                <w:szCs w:val="26"/>
               </w:rPr>
               <w:t>……</w:t>
             </w:r>
@@ -8841,10 +10967,11 @@
             <w:r/>
             <w:r>
               <w:rPr>
-                <w:b w:val="0"/>
-                <w:sz w:val="22"/>
-                <w:rtl/>
-                <w:szCs w:val="22"/>
+                <w:rFonts w:ascii="Noto Naskh Arabic" w:hAnsi="Noto Naskh Arabic" w:cs="adwa-assalaf"/>
+                <w:b w:val="0"/>
+                <w:sz w:val="22"/>
+                <w:rtl/>
+                <w:szCs w:val="26"/>
               </w:rPr>
               <w:t>……</w:t>
             </w:r>
@@ -8864,10 +10991,11 @@
             <w:r/>
             <w:r>
               <w:rPr>
-                <w:b w:val="0"/>
-                <w:sz w:val="22"/>
-                <w:rtl/>
-                <w:szCs w:val="22"/>
+                <w:rFonts w:ascii="Noto Naskh Arabic" w:hAnsi="Noto Naskh Arabic" w:cs="adwa-assalaf"/>
+                <w:b w:val="0"/>
+                <w:sz w:val="22"/>
+                <w:rtl/>
+                <w:szCs w:val="26"/>
               </w:rPr>
               <w:t>التوقيع / البصمة</w:t>
             </w:r>
@@ -8885,10 +11013,11 @@
             <w:r/>
             <w:r>
               <w:rPr>
-                <w:b w:val="0"/>
-                <w:sz w:val="22"/>
-                <w:rtl/>
-                <w:szCs w:val="22"/>
+                <w:rFonts w:ascii="Noto Naskh Arabic" w:hAnsi="Noto Naskh Arabic" w:cs="adwa-assalaf"/>
+                <w:b w:val="0"/>
+                <w:sz w:val="22"/>
+                <w:rtl/>
+                <w:szCs w:val="26"/>
               </w:rPr>
               <w:t>……</w:t>
             </w:r>
@@ -8906,10 +11035,11 @@
             <w:r/>
             <w:r>
               <w:rPr>
-                <w:b w:val="0"/>
-                <w:sz w:val="22"/>
-                <w:rtl/>
-                <w:szCs w:val="22"/>
+                <w:rFonts w:ascii="Noto Naskh Arabic" w:hAnsi="Noto Naskh Arabic" w:cs="adwa-assalaf"/>
+                <w:b w:val="0"/>
+                <w:sz w:val="22"/>
+                <w:rtl/>
+                <w:szCs w:val="26"/>
               </w:rPr>
               <w:t>……</w:t>
             </w:r>
@@ -8927,10 +11057,11 @@
             <w:r/>
             <w:r>
               <w:rPr>
-                <w:b w:val="0"/>
-                <w:sz w:val="22"/>
-                <w:rtl/>
-                <w:szCs w:val="22"/>
+                <w:rFonts w:ascii="Noto Naskh Arabic" w:hAnsi="Noto Naskh Arabic" w:cs="adwa-assalaf"/>
+                <w:b w:val="0"/>
+                <w:sz w:val="22"/>
+                <w:rtl/>
+                <w:szCs w:val="26"/>
               </w:rPr>
               <w:t>……</w:t>
             </w:r>
@@ -8950,10 +11081,11 @@
             <w:r/>
             <w:r>
               <w:rPr>
-                <w:b w:val="0"/>
-                <w:sz w:val="22"/>
-                <w:rtl/>
-                <w:szCs w:val="22"/>
+                <w:rFonts w:ascii="Noto Naskh Arabic" w:hAnsi="Noto Naskh Arabic" w:cs="adwa-assalaf"/>
+                <w:b w:val="0"/>
+                <w:sz w:val="22"/>
+                <w:rtl/>
+                <w:szCs w:val="26"/>
               </w:rPr>
               <w:t>التاريخ</w:t>
             </w:r>
@@ -8971,10 +11103,11 @@
             <w:r/>
             <w:r>
               <w:rPr>
-                <w:b w:val="0"/>
-                <w:sz w:val="22"/>
-                <w:rtl/>
-                <w:szCs w:val="22"/>
+                <w:rFonts w:ascii="Noto Naskh Arabic" w:hAnsi="Noto Naskh Arabic" w:cs="adwa-assalaf"/>
+                <w:b w:val="0"/>
+                <w:sz w:val="22"/>
+                <w:rtl/>
+                <w:szCs w:val="26"/>
               </w:rPr>
               <w:t>……</w:t>
             </w:r>
@@ -8992,10 +11125,11 @@
             <w:r/>
             <w:r>
               <w:rPr>
-                <w:b w:val="0"/>
-                <w:sz w:val="22"/>
-                <w:rtl/>
-                <w:szCs w:val="22"/>
+                <w:rFonts w:ascii="Noto Naskh Arabic" w:hAnsi="Noto Naskh Arabic" w:cs="adwa-assalaf"/>
+                <w:b w:val="0"/>
+                <w:sz w:val="22"/>
+                <w:rtl/>
+                <w:szCs w:val="26"/>
               </w:rPr>
               <w:t>……</w:t>
             </w:r>
@@ -9013,10 +11147,11 @@
             <w:r/>
             <w:r>
               <w:rPr>
-                <w:b w:val="0"/>
-                <w:sz w:val="22"/>
-                <w:rtl/>
-                <w:szCs w:val="22"/>
+                <w:rFonts w:ascii="Noto Naskh Arabic" w:hAnsi="Noto Naskh Arabic" w:cs="adwa-assalaf"/>
+                <w:b w:val="0"/>
+                <w:sz w:val="22"/>
+                <w:rtl/>
+                <w:szCs w:val="26"/>
               </w:rPr>
               <w:t>……</w:t>
             </w:r>
@@ -9032,39 +11167,43 @@
       </w:pPr>
       <w:r>
         <w:rPr>
+          <w:rFonts w:ascii="Noto Naskh Arabic" w:hAnsi="Noto Naskh Arabic" w:cs="adwa-assalaf"/>
           <w:b w:val="0"/>
           <w:sz w:val="24"/>
           <w:rtl/>
-          <w:szCs w:val="24"/>
+          <w:szCs w:val="28"/>
         </w:rPr>
         <w:t xml:space="preserve">▪ ☐ الموافقة الشفهية مسجّلة صوتياً في بداية التسجيل </w:t>
       </w:r>
       <w:r>
         <w:rPr>
+          <w:rFonts w:ascii="Noto Naskh Arabic" w:hAnsi="Noto Naskh Arabic" w:cs="adwa-assalaf"/>
           <w:b w:val="0"/>
           <w:color w:val="FF0000"/>
           <w:sz w:val="24"/>
           <w:rtl/>
-          <w:szCs w:val="24"/>
+          <w:szCs w:val="28"/>
         </w:rPr>
         <w:t>(عند تعذّر الكتابة)</w:t>
       </w:r>
       <w:r>
         <w:rPr>
+          <w:rFonts w:ascii="Noto Naskh Arabic" w:hAnsi="Noto Naskh Arabic" w:cs="adwa-assalaf"/>
           <w:b w:val="0"/>
           <w:sz w:val="24"/>
           <w:rtl/>
-          <w:szCs w:val="24"/>
+          <w:szCs w:val="28"/>
         </w:rPr>
         <w:t xml:space="preserve">، الطابع الزمني: </w:t>
       </w:r>
       <w:r>
         <w:rPr>
+          <w:rFonts w:ascii="Noto Naskh Arabic" w:hAnsi="Noto Naskh Arabic" w:cs="adwa-assalaf"/>
           <w:b w:val="0"/>
           <w:color w:val="FF0000"/>
           <w:sz w:val="24"/>
           <w:rtl/>
-          <w:szCs w:val="24"/>
+          <w:szCs w:val="28"/>
         </w:rPr>
         <w:t>[……:……:……]</w:t>
       </w:r>
@@ -9076,10 +11215,11 @@
       </w:pPr>
       <w:r>
         <w:rPr>
+          <w:rFonts w:ascii="Noto Naskh Arabic" w:hAnsi="Noto Naskh Arabic" w:cs="adwa-assalaf"/>
           <w:b w:val="0"/>
           <w:sz w:val="24"/>
           <w:rtl/>
-          <w:szCs w:val="24"/>
+          <w:szCs w:val="28"/>
         </w:rPr>
         <w:t>▪ ☐ سُلِّمت نسخة للراوي.</w:t>
       </w:r>
@@ -9091,25 +11231,61 @@
       </w:pPr>
       <w:r>
         <w:rPr>
+          <w:rFonts w:ascii="Noto Naskh Arabic" w:hAnsi="Noto Naskh Arabic" w:cs="Noto Naskh Arabic"/>
+          <w:b/>
+          <w:color w:val="A0522D"/>
+          <w:sz w:val="28"/>
+          <w:bCs/>
+          <w:szCs w:val="28"/>
+        </w:rPr>
+        <w:t>9.</w:t>
+      </w:r>
+      <w:r>
+        <w:rPr>
+          <w:rFonts w:ascii="Noto Naskh Arabic" w:hAnsi="Noto Naskh Arabic" w:cs="adwa-assalaf"/>
           <w:b/>
           <w:color w:val="A0522D"/>
           <w:sz w:val="28"/>
           <w:rtl/>
-          <w:szCs w:val="28"/>
           <w:bCs/>
+          <w:szCs w:val="32"/>
         </w:rPr>
-        <w:t xml:space="preserve">9. خاص بمسؤول الأخلاقيات </w:t>
+        <w:t xml:space="preserve"> خاص بمسؤول الأخلاقيات </w:t>
       </w:r>
       <w:r>
         <w:rPr>
+          <w:rFonts w:ascii="Noto Naskh Arabic" w:hAnsi="Noto Naskh Arabic" w:cs="adwa-assalaf"/>
           <w:b/>
           <w:color w:val="FF0000"/>
           <w:sz w:val="28"/>
           <w:rtl/>
+          <w:bCs/>
+          <w:szCs w:val="32"/>
+        </w:rPr>
+        <w:t>(</w:t>
+      </w:r>
+      <w:r>
+        <w:rPr>
+          <w:rFonts w:ascii="Noto Naskh Arabic" w:hAnsi="Noto Naskh Arabic" w:cs="Noto Naskh Arabic"/>
+          <w:b/>
+          <w:color w:val="FF0000"/>
+          <w:sz w:val="28"/>
+          <w:bCs/>
           <w:szCs w:val="28"/>
+        </w:rPr>
+        <w:t>AG-ETH</w:t>
+      </w:r>
+      <w:r>
+        <w:rPr>
+          <w:rFonts w:ascii="Noto Naskh Arabic" w:hAnsi="Noto Naskh Arabic" w:cs="adwa-assalaf"/>
+          <w:b/>
+          <w:color w:val="FF0000"/>
+          <w:sz w:val="28"/>
+          <w:rtl/>
           <w:bCs/>
+          <w:szCs w:val="32"/>
         </w:rPr>
-        <w:t>(AG-ETH)</w:t>
+        <w:t>)</w:t>
       </w:r>
     </w:p>
     <w:tbl>
@@ -9138,12 +11314,13 @@
             <w:r/>
             <w:r>
               <w:rPr>
+                <w:rFonts w:ascii="Noto Naskh Arabic" w:hAnsi="Noto Naskh Arabic" w:cs="adwa-assalaf"/>
                 <w:b/>
                 <w:color w:val="1F4E79"/>
                 <w:sz w:val="22"/>
                 <w:rtl/>
-                <w:szCs w:val="22"/>
                 <w:bCs/>
+                <w:szCs w:val="26"/>
               </w:rPr>
               <w:t>البند</w:t>
             </w:r>
@@ -9162,14 +11339,26 @@
             <w:r/>
             <w:r>
               <w:rPr>
+                <w:rFonts w:ascii="Noto Naskh Arabic" w:hAnsi="Noto Naskh Arabic" w:cs="adwa-assalaf"/>
                 <w:b/>
                 <w:color w:val="1F4E79"/>
                 <w:sz w:val="22"/>
                 <w:rtl/>
+                <w:bCs/>
+                <w:szCs w:val="26"/>
+              </w:rPr>
+              <w:t xml:space="preserve">الحقل في </w:t>
+            </w:r>
+            <w:r>
+              <w:rPr>
+                <w:rFonts w:ascii="Noto Naskh Arabic" w:hAnsi="Noto Naskh Arabic" w:cs="Noto Naskh Arabic"/>
+                <w:b/>
+                <w:color w:val="1F4E79"/>
+                <w:sz w:val="22"/>
+                <w:bCs/>
                 <w:szCs w:val="22"/>
-                <w:bCs/>
-              </w:rPr>
-              <w:t>الحقل في permissions</w:t>
+              </w:rPr>
+              <w:t>permissions</w:t>
             </w:r>
           </w:p>
         </w:tc>
@@ -9186,12 +11375,13 @@
             <w:r/>
             <w:r>
               <w:rPr>
+                <w:rFonts w:ascii="Noto Naskh Arabic" w:hAnsi="Noto Naskh Arabic" w:cs="adwa-assalaf"/>
                 <w:b/>
                 <w:color w:val="1F4E79"/>
                 <w:sz w:val="22"/>
                 <w:rtl/>
-                <w:szCs w:val="22"/>
                 <w:bCs/>
+                <w:szCs w:val="26"/>
               </w:rPr>
               <w:t>القيمة</w:t>
             </w:r>
@@ -9211,10 +11401,11 @@
             <w:r/>
             <w:r>
               <w:rPr>
-                <w:b w:val="0"/>
-                <w:sz w:val="22"/>
-                <w:rtl/>
-                <w:szCs w:val="22"/>
+                <w:rFonts w:ascii="Noto Naskh Arabic" w:hAnsi="Noto Naskh Arabic" w:cs="adwa-assalaf"/>
+                <w:b w:val="0"/>
+                <w:sz w:val="22"/>
+                <w:rtl/>
+                <w:szCs w:val="26"/>
               </w:rPr>
               <w:t>معرّف سجل الموافقة</w:t>
             </w:r>
@@ -9232,9 +11423,9 @@
             <w:r/>
             <w:r>
               <w:rPr>
-                <w:b w:val="0"/>
-                <w:sz w:val="22"/>
-                <w:rtl/>
+                <w:rFonts w:ascii="Noto Naskh Arabic" w:hAnsi="Noto Naskh Arabic" w:cs="Noto Naskh Arabic"/>
+                <w:b w:val="0"/>
+                <w:sz w:val="22"/>
                 <w:szCs w:val="22"/>
               </w:rPr>
               <w:t>id</w:t>
@@ -9253,12 +11444,22 @@
             <w:r/>
             <w:r>
               <w:rPr>
-                <w:b w:val="0"/>
-                <w:sz w:val="22"/>
-                <w:rtl/>
+                <w:rFonts w:ascii="Noto Naskh Arabic" w:hAnsi="Noto Naskh Arabic" w:cs="Noto Naskh Arabic"/>
+                <w:b w:val="0"/>
+                <w:sz w:val="22"/>
                 <w:szCs w:val="22"/>
               </w:rPr>
-              <w:t>PRM-…… - ……</w:t>
+              <w:t>PRM-</w:t>
+            </w:r>
+            <w:r>
+              <w:rPr>
+                <w:rFonts w:ascii="Noto Naskh Arabic" w:hAnsi="Noto Naskh Arabic" w:cs="adwa-assalaf"/>
+                <w:b w:val="0"/>
+                <w:sz w:val="22"/>
+                <w:rtl/>
+                <w:szCs w:val="26"/>
+              </w:rPr>
+              <w:t>…… - ……</w:t>
             </w:r>
           </w:p>
         </w:tc>
@@ -9276,10 +11477,11 @@
             <w:r/>
             <w:r>
               <w:rPr>
-                <w:b w:val="0"/>
-                <w:sz w:val="22"/>
-                <w:rtl/>
-                <w:szCs w:val="22"/>
+                <w:rFonts w:ascii="Noto Naskh Arabic" w:hAnsi="Noto Naskh Arabic" w:cs="adwa-assalaf"/>
+                <w:b w:val="0"/>
+                <w:sz w:val="22"/>
+                <w:rtl/>
+                <w:szCs w:val="26"/>
               </w:rPr>
               <w:t>نوع المادة المأذون فيها</w:t>
             </w:r>
@@ -9297,9 +11499,9 @@
             <w:r/>
             <w:r>
               <w:rPr>
-                <w:b w:val="0"/>
-                <w:sz w:val="22"/>
-                <w:rtl/>
+                <w:rFonts w:ascii="Noto Naskh Arabic" w:hAnsi="Noto Naskh Arabic" w:cs="Noto Naskh Arabic"/>
+                <w:b w:val="0"/>
+                <w:sz w:val="22"/>
                 <w:szCs w:val="22"/>
               </w:rPr>
               <w:t>subject_table</w:t>
@@ -9318,22 +11520,54 @@
             <w:r/>
             <w:r>
               <w:rPr>
-                <w:b w:val="0"/>
-                <w:sz w:val="22"/>
-                <w:rtl/>
+                <w:rFonts w:ascii="Noto Naskh Arabic" w:hAnsi="Noto Naskh Arabic" w:cs="Noto Naskh Arabic"/>
+                <w:b w:val="0"/>
+                <w:sz w:val="22"/>
                 <w:szCs w:val="22"/>
               </w:rPr>
-              <w:t xml:space="preserve">interviews </w:t>
-            </w:r>
-            <w:r>
-              <w:rPr>
+              <w:t>interviews</w:t>
+            </w:r>
+            <w:r>
+              <w:rPr>
+                <w:rFonts w:ascii="Noto Naskh Arabic" w:hAnsi="Noto Naskh Arabic" w:cs="adwa-assalaf"/>
+                <w:b w:val="0"/>
+                <w:sz w:val="22"/>
+                <w:rtl/>
+                <w:szCs w:val="26"/>
+              </w:rPr>
+              <w:t xml:space="preserve"> </w:t>
+            </w:r>
+            <w:r>
+              <w:rPr>
+                <w:rFonts w:ascii="Noto Naskh Arabic" w:hAnsi="Noto Naskh Arabic" w:cs="adwa-assalaf"/>
                 <w:b w:val="0"/>
                 <w:color w:val="FF0000"/>
                 <w:sz w:val="22"/>
                 <w:rtl/>
+                <w:szCs w:val="26"/>
+              </w:rPr>
+              <w:t xml:space="preserve">(أو </w:t>
+            </w:r>
+            <w:r>
+              <w:rPr>
+                <w:rFonts w:ascii="Noto Naskh Arabic" w:hAnsi="Noto Naskh Arabic" w:cs="Noto Naskh Arabic"/>
+                <w:b w:val="0"/>
+                <w:color w:val="FF0000"/>
+                <w:sz w:val="22"/>
                 <w:szCs w:val="22"/>
               </w:rPr>
-              <w:t>(أو images …)</w:t>
+              <w:t>images</w:t>
+            </w:r>
+            <w:r>
+              <w:rPr>
+                <w:rFonts w:ascii="Noto Naskh Arabic" w:hAnsi="Noto Naskh Arabic" w:cs="adwa-assalaf"/>
+                <w:b w:val="0"/>
+                <w:color w:val="FF0000"/>
+                <w:sz w:val="22"/>
+                <w:rtl/>
+                <w:szCs w:val="26"/>
+              </w:rPr>
+              <w:t xml:space="preserve"> …)</w:t>
             </w:r>
           </w:p>
         </w:tc>
@@ -9351,10 +11585,11 @@
             <w:r/>
             <w:r>
               <w:rPr>
-                <w:b w:val="0"/>
-                <w:sz w:val="22"/>
-                <w:rtl/>
-                <w:szCs w:val="22"/>
+                <w:rFonts w:ascii="Noto Naskh Arabic" w:hAnsi="Noto Naskh Arabic" w:cs="adwa-assalaf"/>
+                <w:b w:val="0"/>
+                <w:sz w:val="22"/>
+                <w:rtl/>
+                <w:szCs w:val="26"/>
               </w:rPr>
               <w:t>معرّف المادة</w:t>
             </w:r>
@@ -9372,9 +11607,9 @@
             <w:r/>
             <w:r>
               <w:rPr>
-                <w:b w:val="0"/>
-                <w:sz w:val="22"/>
-                <w:rtl/>
+                <w:rFonts w:ascii="Noto Naskh Arabic" w:hAnsi="Noto Naskh Arabic" w:cs="Noto Naskh Arabic"/>
+                <w:b w:val="0"/>
+                <w:sz w:val="22"/>
                 <w:szCs w:val="22"/>
               </w:rPr>
               <w:t>subject_id</w:t>
@@ -9393,12 +11628,22 @@
             <w:r/>
             <w:r>
               <w:rPr>
-                <w:b w:val="0"/>
-                <w:sz w:val="22"/>
-                <w:rtl/>
+                <w:rFonts w:ascii="Noto Naskh Arabic" w:hAnsi="Noto Naskh Arabic" w:cs="Noto Naskh Arabic"/>
+                <w:b w:val="0"/>
+                <w:sz w:val="22"/>
                 <w:szCs w:val="22"/>
               </w:rPr>
-              <w:t>INT-…… - ……</w:t>
+              <w:t>INT-</w:t>
+            </w:r>
+            <w:r>
+              <w:rPr>
+                <w:rFonts w:ascii="Noto Naskh Arabic" w:hAnsi="Noto Naskh Arabic" w:cs="adwa-assalaf"/>
+                <w:b w:val="0"/>
+                <w:sz w:val="22"/>
+                <w:rtl/>
+                <w:szCs w:val="26"/>
+              </w:rPr>
+              <w:t>…… - ……</w:t>
             </w:r>
           </w:p>
         </w:tc>
@@ -9416,10 +11661,11 @@
             <w:r/>
             <w:r>
               <w:rPr>
-                <w:b w:val="0"/>
-                <w:sz w:val="22"/>
-                <w:rtl/>
-                <w:szCs w:val="22"/>
+                <w:rFonts w:ascii="Noto Naskh Arabic" w:hAnsi="Noto Naskh Arabic" w:cs="adwa-assalaf"/>
+                <w:b w:val="0"/>
+                <w:sz w:val="22"/>
+                <w:rtl/>
+                <w:szCs w:val="26"/>
               </w:rPr>
               <w:t>المانح بالرمز</w:t>
             </w:r>
@@ -9437,9 +11683,9 @@
             <w:r/>
             <w:r>
               <w:rPr>
-                <w:b w:val="0"/>
-                <w:sz w:val="22"/>
-                <w:rtl/>
+                <w:rFonts w:ascii="Noto Naskh Arabic" w:hAnsi="Noto Naskh Arabic" w:cs="Noto Naskh Arabic"/>
+                <w:b w:val="0"/>
+                <w:sz w:val="22"/>
                 <w:szCs w:val="22"/>
               </w:rPr>
               <w:t>grantor</w:t>
@@ -9458,10 +11704,11 @@
             <w:r/>
             <w:r>
               <w:rPr>
-                <w:b w:val="0"/>
-                <w:sz w:val="22"/>
-                <w:rtl/>
-                <w:szCs w:val="22"/>
+                <w:rFonts w:ascii="Noto Naskh Arabic" w:hAnsi="Noto Naskh Arabic" w:cs="adwa-assalaf"/>
+                <w:b w:val="0"/>
+                <w:sz w:val="22"/>
+                <w:rtl/>
+                <w:szCs w:val="26"/>
               </w:rPr>
               <w:t>……</w:t>
             </w:r>
@@ -9481,10 +11728,11 @@
             <w:r/>
             <w:r>
               <w:rPr>
-                <w:b w:val="0"/>
-                <w:sz w:val="22"/>
-                <w:rtl/>
-                <w:szCs w:val="22"/>
+                <w:rFonts w:ascii="Noto Naskh Arabic" w:hAnsi="Noto Naskh Arabic" w:cs="adwa-assalaf"/>
+                <w:b w:val="0"/>
+                <w:sz w:val="22"/>
+                <w:rtl/>
+                <w:szCs w:val="26"/>
               </w:rPr>
               <w:t>موافقة التسجيل / التفريغ / النشر / الاستخدام التجاري</w:t>
             </w:r>
@@ -9502,12 +11750,69 @@
             <w:r/>
             <w:r>
               <w:rPr>
-                <w:b w:val="0"/>
-                <w:sz w:val="22"/>
-                <w:rtl/>
+                <w:rFonts w:ascii="Noto Naskh Arabic" w:hAnsi="Noto Naskh Arabic" w:cs="Noto Naskh Arabic"/>
+                <w:b w:val="0"/>
+                <w:sz w:val="22"/>
                 <w:szCs w:val="22"/>
               </w:rPr>
-              <w:t>consent_recording · consent_transcription · consent_publication · consent_commercial</w:t>
+              <w:t>consent_recording</w:t>
+            </w:r>
+            <w:r>
+              <w:rPr>
+                <w:rFonts w:ascii="Noto Naskh Arabic" w:hAnsi="Noto Naskh Arabic" w:cs="adwa-assalaf"/>
+                <w:b w:val="0"/>
+                <w:sz w:val="22"/>
+                <w:rtl/>
+                <w:szCs w:val="26"/>
+              </w:rPr>
+              <w:t xml:space="preserve"> · </w:t>
+            </w:r>
+            <w:r>
+              <w:rPr>
+                <w:rFonts w:ascii="Noto Naskh Arabic" w:hAnsi="Noto Naskh Arabic" w:cs="Noto Naskh Arabic"/>
+                <w:b w:val="0"/>
+                <w:sz w:val="22"/>
+                <w:szCs w:val="22"/>
+              </w:rPr>
+              <w:t>consent_transcription</w:t>
+            </w:r>
+            <w:r>
+              <w:rPr>
+                <w:rFonts w:ascii="Noto Naskh Arabic" w:hAnsi="Noto Naskh Arabic" w:cs="adwa-assalaf"/>
+                <w:b w:val="0"/>
+                <w:sz w:val="22"/>
+                <w:rtl/>
+                <w:szCs w:val="26"/>
+              </w:rPr>
+              <w:t xml:space="preserve"> · </w:t>
+            </w:r>
+            <w:r>
+              <w:rPr>
+                <w:rFonts w:ascii="Noto Naskh Arabic" w:hAnsi="Noto Naskh Arabic" w:cs="Noto Naskh Arabic"/>
+                <w:b w:val="0"/>
+                <w:sz w:val="22"/>
+                <w:szCs w:val="22"/>
+              </w:rPr>
+              <w:t>consent_publication</w:t>
+            </w:r>
+            <w:r>
+              <w:rPr>
+                <w:rFonts w:ascii="Noto Naskh Arabic" w:hAnsi="Noto Naskh Arabic" w:cs="adwa-assalaf"/>
+                <w:b w:val="0"/>
+                <w:sz w:val="22"/>
+                <w:rtl/>
+                <w:szCs w:val="26"/>
+              </w:rPr>
+              <w:t xml:space="preserve"> · </w:t>
+            </w:r>
+            <w:r>
+              <w:rPr>
+                <w:rFonts w:ascii="Noto Naskh Arabic" w:hAnsi="Noto Naskh Arabic" w:cs="Noto Naskh Arabic"/>
+                <w:b w:val="0"/>
+                <w:sz w:val="22"/>
+                <w:szCs w:val="22"/>
+              </w:rPr>
+              <w:t>consent_commercial</w:t>
             </w:r>
           </w:p>
         </w:tc>
@@ -9523,10 +11828,11 @@
             <w:r/>
             <w:r>
               <w:rPr>
-                <w:b w:val="0"/>
-                <w:sz w:val="22"/>
-                <w:rtl/>
-                <w:szCs w:val="22"/>
+                <w:rFonts w:ascii="Noto Naskh Arabic" w:hAnsi="Noto Naskh Arabic" w:cs="adwa-assalaf"/>
+                <w:b w:val="0"/>
+                <w:sz w:val="22"/>
+                <w:rtl/>
+                <w:szCs w:val="26"/>
               </w:rPr>
               <w:t>☐ ☐ ☐ ☐</w:t>
             </w:r>
@@ -9546,22 +11852,66 @@
             <w:r/>
             <w:r>
               <w:rPr>
-                <w:b w:val="0"/>
-                <w:sz w:val="22"/>
-                <w:rtl/>
+                <w:rFonts w:ascii="Noto Naskh Arabic" w:hAnsi="Noto Naskh Arabic" w:cs="adwa-assalaf"/>
+                <w:b w:val="0"/>
+                <w:sz w:val="22"/>
+                <w:rtl/>
+                <w:szCs w:val="26"/>
+              </w:rPr>
+              <w:t xml:space="preserve">القيود والحظر والورثة والبنود الفرعية </w:t>
+            </w:r>
+            <w:r>
+              <w:rPr>
+                <w:rFonts w:ascii="Noto Naskh Arabic" w:hAnsi="Noto Naskh Arabic" w:cs="adwa-assalaf"/>
+                <w:b w:val="0"/>
+                <w:color w:val="FF0000"/>
+                <w:sz w:val="22"/>
+                <w:rtl/>
+                <w:szCs w:val="26"/>
+              </w:rPr>
+              <w:t>(</w:t>
+            </w:r>
+            <w:r>
+              <w:rPr>
+                <w:rFonts w:ascii="Noto Naskh Arabic" w:hAnsi="Noto Naskh Arabic" w:cs="Noto Naskh Arabic"/>
+                <w:b w:val="0"/>
+                <w:color w:val="FF0000"/>
+                <w:sz w:val="22"/>
                 <w:szCs w:val="22"/>
               </w:rPr>
-              <w:t xml:space="preserve">القيود والحظر والورثة والبنود الفرعية </w:t>
-            </w:r>
-            <w:r>
-              <w:rPr>
+              <w:t>1-</w:t>
+            </w:r>
+            <w:r>
+              <w:rPr>
+                <w:rFonts w:ascii="Noto Naskh Arabic" w:hAnsi="Noto Naskh Arabic" w:cs="adwa-assalaf"/>
                 <w:b w:val="0"/>
                 <w:color w:val="FF0000"/>
                 <w:sz w:val="22"/>
                 <w:rtl/>
+                <w:szCs w:val="26"/>
+              </w:rPr>
+              <w:t xml:space="preserve">ب … </w:t>
+            </w:r>
+            <w:r>
+              <w:rPr>
+                <w:rFonts w:ascii="Noto Naskh Arabic" w:hAnsi="Noto Naskh Arabic" w:cs="Noto Naskh Arabic"/>
+                <w:b w:val="0"/>
+                <w:color w:val="FF0000"/>
+                <w:sz w:val="22"/>
                 <w:szCs w:val="22"/>
               </w:rPr>
-              <w:t>(1-ب … 3-د)</w:t>
+              <w:t>3-</w:t>
+            </w:r>
+            <w:r>
+              <w:rPr>
+                <w:rFonts w:ascii="Noto Naskh Arabic" w:hAnsi="Noto Naskh Arabic" w:cs="adwa-assalaf"/>
+                <w:b w:val="0"/>
+                <w:color w:val="FF0000"/>
+                <w:sz w:val="22"/>
+                <w:rtl/>
+                <w:szCs w:val="26"/>
+              </w:rPr>
+              <w:t>د)</w:t>
             </w:r>
           </w:p>
         </w:tc>
@@ -9577,9 +11927,9 @@
             <w:r/>
             <w:r>
               <w:rPr>
-                <w:b w:val="0"/>
-                <w:sz w:val="22"/>
-                <w:rtl/>
+                <w:rFonts w:ascii="Noto Naskh Arabic" w:hAnsi="Noto Naskh Arabic" w:cs="Noto Naskh Arabic"/>
+                <w:b w:val="0"/>
+                <w:sz w:val="22"/>
                 <w:szCs w:val="22"/>
               </w:rPr>
               <w:t>restrictions</w:t>
@@ -9598,10 +11948,11 @@
             <w:r/>
             <w:r>
               <w:rPr>
-                <w:b w:val="0"/>
-                <w:sz w:val="22"/>
-                <w:rtl/>
-                <w:szCs w:val="22"/>
+                <w:rFonts w:ascii="Noto Naskh Arabic" w:hAnsi="Noto Naskh Arabic" w:cs="adwa-assalaf"/>
+                <w:b w:val="0"/>
+                <w:sz w:val="22"/>
+                <w:rtl/>
+                <w:szCs w:val="26"/>
               </w:rPr>
               <w:t>……</w:t>
             </w:r>
@@ -9621,10 +11972,11 @@
             <w:r/>
             <w:r>
               <w:rPr>
-                <w:b w:val="0"/>
-                <w:sz w:val="22"/>
-                <w:rtl/>
-                <w:szCs w:val="22"/>
+                <w:rFonts w:ascii="Noto Naskh Arabic" w:hAnsi="Noto Naskh Arabic" w:cs="adwa-assalaf"/>
+                <w:b w:val="0"/>
+                <w:sz w:val="22"/>
+                <w:rtl/>
+                <w:szCs w:val="26"/>
               </w:rPr>
               <w:t>تاريخ المنح</w:t>
             </w:r>
@@ -9642,9 +11994,9 @@
             <w:r/>
             <w:r>
               <w:rPr>
-                <w:b w:val="0"/>
-                <w:sz w:val="22"/>
-                <w:rtl/>
+                <w:rFonts w:ascii="Noto Naskh Arabic" w:hAnsi="Noto Naskh Arabic" w:cs="Noto Naskh Arabic"/>
+                <w:b w:val="0"/>
+                <w:sz w:val="22"/>
                 <w:szCs w:val="22"/>
               </w:rPr>
               <w:t>granted_on</w:t>
@@ -9663,10 +12015,11 @@
             <w:r/>
             <w:r>
               <w:rPr>
-                <w:b w:val="0"/>
-                <w:sz w:val="22"/>
-                <w:rtl/>
-                <w:szCs w:val="22"/>
+                <w:rFonts w:ascii="Noto Naskh Arabic" w:hAnsi="Noto Naskh Arabic" w:cs="adwa-assalaf"/>
+                <w:b w:val="0"/>
+                <w:sz w:val="22"/>
+                <w:rtl/>
+                <w:szCs w:val="26"/>
               </w:rPr>
               <w:t>……</w:t>
             </w:r>
@@ -9686,10 +12039,11 @@
             <w:r/>
             <w:r>
               <w:rPr>
-                <w:b w:val="0"/>
-                <w:sz w:val="22"/>
-                <w:rtl/>
-                <w:szCs w:val="22"/>
+                <w:rFonts w:ascii="Noto Naskh Arabic" w:hAnsi="Noto Naskh Arabic" w:cs="adwa-assalaf"/>
+                <w:b w:val="0"/>
+                <w:sz w:val="22"/>
+                <w:rtl/>
+                <w:szCs w:val="26"/>
               </w:rPr>
               <w:t>تاريخ المراجعة المستمرة القادمة</w:t>
             </w:r>
@@ -9707,9 +12061,9 @@
             <w:r/>
             <w:r>
               <w:rPr>
-                <w:b w:val="0"/>
-                <w:sz w:val="22"/>
-                <w:rtl/>
+                <w:rFonts w:ascii="Noto Naskh Arabic" w:hAnsi="Noto Naskh Arabic" w:cs="Noto Naskh Arabic"/>
+                <w:b w:val="0"/>
+                <w:sz w:val="22"/>
                 <w:szCs w:val="22"/>
               </w:rPr>
               <w:t>review_on</w:t>
@@ -9728,10 +12082,11 @@
             <w:r/>
             <w:r>
               <w:rPr>
-                <w:b w:val="0"/>
-                <w:sz w:val="22"/>
-                <w:rtl/>
-                <w:szCs w:val="22"/>
+                <w:rFonts w:ascii="Noto Naskh Arabic" w:hAnsi="Noto Naskh Arabic" w:cs="adwa-assalaf"/>
+                <w:b w:val="0"/>
+                <w:sz w:val="22"/>
+                <w:rtl/>
+                <w:szCs w:val="26"/>
               </w:rPr>
               <w:t>……</w:t>
             </w:r>
@@ -9751,10 +12106,11 @@
             <w:r/>
             <w:r>
               <w:rPr>
-                <w:b w:val="0"/>
-                <w:sz w:val="22"/>
-                <w:rtl/>
-                <w:szCs w:val="22"/>
+                <w:rFonts w:ascii="Noto Naskh Arabic" w:hAnsi="Noto Naskh Arabic" w:cs="adwa-assalaf"/>
+                <w:b w:val="0"/>
+                <w:sz w:val="22"/>
+                <w:rtl/>
+                <w:szCs w:val="26"/>
               </w:rPr>
               <w:t>سُحبت الموافقة</w:t>
             </w:r>
@@ -9772,9 +12128,9 @@
             <w:r/>
             <w:r>
               <w:rPr>
-                <w:b w:val="0"/>
-                <w:sz w:val="22"/>
-                <w:rtl/>
+                <w:rFonts w:ascii="Noto Naskh Arabic" w:hAnsi="Noto Naskh Arabic" w:cs="Noto Naskh Arabic"/>
+                <w:b w:val="0"/>
+                <w:sz w:val="22"/>
                 <w:szCs w:val="22"/>
               </w:rPr>
               <w:t>withdrawn</w:t>
@@ -9793,22 +12149,45 @@
             <w:r/>
             <w:r>
               <w:rPr>
-                <w:b w:val="0"/>
-                <w:sz w:val="22"/>
-                <w:rtl/>
+                <w:rFonts w:ascii="Noto Naskh Arabic" w:hAnsi="Noto Naskh Arabic" w:cs="adwa-assalaf"/>
+                <w:b w:val="0"/>
+                <w:sz w:val="22"/>
+                <w:rtl/>
+                <w:szCs w:val="26"/>
+              </w:rPr>
+              <w:t xml:space="preserve">☐ </w:t>
+            </w:r>
+            <w:r>
+              <w:rPr>
+                <w:rFonts w:ascii="Noto Naskh Arabic" w:hAnsi="Noto Naskh Arabic" w:cs="adwa-assalaf"/>
+                <w:b w:val="0"/>
+                <w:color w:val="FF0000"/>
+                <w:sz w:val="22"/>
+                <w:rtl/>
+                <w:szCs w:val="26"/>
+              </w:rPr>
+              <w:t xml:space="preserve">(عند التأشير تُعامل المادة كأنها بلا موافقة في فحوص البوابات، وتحجب </w:t>
+            </w:r>
+            <w:r>
+              <w:rPr>
+                <w:rFonts w:ascii="Noto Naskh Arabic" w:hAnsi="Noto Naskh Arabic" w:cs="Noto Naskh Arabic"/>
+                <w:b w:val="0"/>
+                <w:color w:val="FF0000"/>
+                <w:sz w:val="22"/>
                 <w:szCs w:val="22"/>
               </w:rPr>
-              <w:t xml:space="preserve">☐ </w:t>
-            </w:r>
-            <w:r>
-              <w:rPr>
+              <w:t>S13</w:t>
+            </w:r>
+            <w:r>
+              <w:rPr>
+                <w:rFonts w:ascii="Noto Naskh Arabic" w:hAnsi="Noto Naskh Arabic" w:cs="adwa-assalaf"/>
                 <w:b w:val="0"/>
                 <w:color w:val="FF0000"/>
                 <w:sz w:val="22"/>
                 <w:rtl/>
-                <w:szCs w:val="22"/>
-              </w:rPr>
-              <w:t>(عند التأشير تُعامل المادة كأنها بلا موافقة في فحوص البوابات، وتحجب S13 الانتقال ما دام سحب معلّقاً)</w:t>
+                <w:szCs w:val="26"/>
+              </w:rPr>
+              <w:t xml:space="preserve"> الانتقال ما دام سحب معلّقاً)</w:t>
             </w:r>
           </w:p>
         </w:tc>
@@ -9826,10 +12205,11 @@
             <w:r/>
             <w:r>
               <w:rPr>
-                <w:b w:val="0"/>
-                <w:sz w:val="22"/>
-                <w:rtl/>
-                <w:szCs w:val="22"/>
+                <w:rFonts w:ascii="Noto Naskh Arabic" w:hAnsi="Noto Naskh Arabic" w:cs="adwa-assalaf"/>
+                <w:b w:val="0"/>
+                <w:sz w:val="22"/>
+                <w:rtl/>
+                <w:szCs w:val="26"/>
               </w:rPr>
               <w:t>وثيقة الموافقة الممسوحة المودعة في الخزنة</w:t>
             </w:r>
@@ -9847,9 +12227,9 @@
             <w:r/>
             <w:r>
               <w:rPr>
-                <w:b w:val="0"/>
-                <w:sz w:val="22"/>
-                <w:rtl/>
+                <w:rFonts w:ascii="Noto Naskh Arabic" w:hAnsi="Noto Naskh Arabic" w:cs="Noto Naskh Arabic"/>
+                <w:b w:val="0"/>
+                <w:sz w:val="22"/>
                 <w:szCs w:val="22"/>
               </w:rPr>
               <w:t>document_asset</w:t>
@@ -9868,12 +12248,22 @@
             <w:r/>
             <w:r>
               <w:rPr>
-                <w:b w:val="0"/>
-                <w:sz w:val="22"/>
-                <w:rtl/>
+                <w:rFonts w:ascii="Noto Naskh Arabic" w:hAnsi="Noto Naskh Arabic" w:cs="Noto Naskh Arabic"/>
+                <w:b w:val="0"/>
+                <w:sz w:val="22"/>
                 <w:szCs w:val="22"/>
               </w:rPr>
-              <w:t>AST-…… - ……</w:t>
+              <w:t>AST-</w:t>
+            </w:r>
+            <w:r>
+              <w:rPr>
+                <w:rFonts w:ascii="Noto Naskh Arabic" w:hAnsi="Noto Naskh Arabic" w:cs="adwa-assalaf"/>
+                <w:b w:val="0"/>
+                <w:sz w:val="22"/>
+                <w:rtl/>
+                <w:szCs w:val="26"/>
+              </w:rPr>
+              <w:t>…… - ……</w:t>
             </w:r>
           </w:p>
         </w:tc>
@@ -9891,10 +12281,11 @@
             <w:r/>
             <w:r>
               <w:rPr>
-                <w:b w:val="0"/>
-                <w:sz w:val="22"/>
-                <w:rtl/>
-                <w:szCs w:val="22"/>
+                <w:rFonts w:ascii="Noto Naskh Arabic" w:hAnsi="Noto Naskh Arabic" w:cs="adwa-assalaf"/>
+                <w:b w:val="0"/>
+                <w:sz w:val="22"/>
+                <w:rtl/>
+                <w:szCs w:val="26"/>
               </w:rPr>
               <w:t>التحقق من الاتساق بين التسجيل والنموذج</w:t>
             </w:r>
@@ -9912,10 +12303,11 @@
             <w:r/>
             <w:r>
               <w:rPr>
-                <w:b w:val="0"/>
-                <w:sz w:val="22"/>
-                <w:rtl/>
-                <w:szCs w:val="22"/>
+                <w:rFonts w:ascii="Noto Naskh Arabic" w:hAnsi="Noto Naskh Arabic" w:cs="adwa-assalaf"/>
+                <w:b w:val="0"/>
+                <w:sz w:val="22"/>
+                <w:rtl/>
+                <w:szCs w:val="26"/>
               </w:rPr>
               <w:t>—</w:t>
             </w:r>
@@ -9933,10 +12325,11 @@
             <w:r/>
             <w:r>
               <w:rPr>
-                <w:b w:val="0"/>
-                <w:sz w:val="22"/>
-                <w:rtl/>
-                <w:szCs w:val="22"/>
+                <w:rFonts w:ascii="Noto Naskh Arabic" w:hAnsi="Noto Naskh Arabic" w:cs="adwa-assalaf"/>
+                <w:b w:val="0"/>
+                <w:sz w:val="22"/>
+                <w:rtl/>
+                <w:szCs w:val="26"/>
               </w:rPr>
               <w:t>☐ متسق ☐ يحتاج مراجعة</w:t>
             </w:r>
@@ -9956,12 +12349,22 @@
             <w:r/>
             <w:r>
               <w:rPr>
-                <w:b w:val="0"/>
-                <w:sz w:val="22"/>
-                <w:rtl/>
+                <w:rFonts w:ascii="Noto Naskh Arabic" w:hAnsi="Noto Naskh Arabic" w:cs="adwa-assalaf"/>
+                <w:b w:val="0"/>
+                <w:sz w:val="22"/>
+                <w:rtl/>
+                <w:szCs w:val="26"/>
+              </w:rPr>
+              <w:t xml:space="preserve">الحاجة إلى رأي </w:t>
+            </w:r>
+            <w:r>
+              <w:rPr>
+                <w:rFonts w:ascii="Noto Naskh Arabic" w:hAnsi="Noto Naskh Arabic" w:cs="Noto Naskh Arabic"/>
+                <w:b w:val="0"/>
+                <w:sz w:val="22"/>
                 <w:szCs w:val="22"/>
               </w:rPr>
-              <w:t>الحاجة إلى رأي HUM-LEGAL</w:t>
+              <w:t>HUM-LEGAL</w:t>
             </w:r>
           </w:p>
         </w:tc>
@@ -9977,10 +12380,11 @@
             <w:r/>
             <w:r>
               <w:rPr>
-                <w:b w:val="0"/>
-                <w:sz w:val="22"/>
-                <w:rtl/>
-                <w:szCs w:val="22"/>
+                <w:rFonts w:ascii="Noto Naskh Arabic" w:hAnsi="Noto Naskh Arabic" w:cs="adwa-assalaf"/>
+                <w:b w:val="0"/>
+                <w:sz w:val="22"/>
+                <w:rtl/>
+                <w:szCs w:val="26"/>
               </w:rPr>
               <w:t>—</w:t>
             </w:r>
@@ -9998,10 +12402,11 @@
             <w:r/>
             <w:r>
               <w:rPr>
-                <w:b w:val="0"/>
-                <w:sz w:val="22"/>
-                <w:rtl/>
-                <w:szCs w:val="22"/>
+                <w:rFonts w:ascii="Noto Naskh Arabic" w:hAnsi="Noto Naskh Arabic" w:cs="adwa-assalaf"/>
+                <w:b w:val="0"/>
+                <w:sz w:val="22"/>
+                <w:rtl/>
+                <w:szCs w:val="26"/>
               </w:rPr>
               <w:t>☐ نعم ☐ لا</w:t>
             </w:r>
@@ -10384,7 +12789,7 @@
     <w:name w:val="Normal"/>
     <w:qFormat/>
     <w:rPr>
-      <w:rFonts w:ascii="Noto Naskh Arabic" w:hAnsi="Noto Naskh Arabic" w:cs="Noto Naskh Arabic"/>
+      <w:rFonts w:ascii="Noto Naskh Arabic" w:hAnsi="Noto Naskh Arabic" w:cs="adwa-assalaf"/>
       <w:sz w:val="24"/>
     </w:rPr>
   </w:style>
